--- a/course-production/hormones-peptides-skin/review/course-draft.docx
+++ b/course-production/hormones-peptides-skin/review/course-draft.docx
@@ -852,13 +852,13 @@
           <w:b/>
           <w:bCs/>
         </w:rPr>
-        <w:t xml:space="preserve">m03</w:t>
-      </w:r>
-      <w:r>
-        <w:t xml:space="preserve"> </w:t>
-      </w:r>
-      <w:r>
-        <w:t xml:space="preserve">· m3-p08, m3-p15 (2026-09-24) — From the automated source check: the approvals moment now also cites the Wegovy and Zepbound labels; 'by about half' removed from the high-fat-meal endotoxin sentence (the abstract gives no size).</w:t>
+        <w:t xml:space="preserve">m01</w:t>
+      </w:r>
+      <w:r>
+        <w:t xml:space="preserve"> </w:t>
+      </w:r>
+      <w:r>
+        <w:t xml:space="preserve">· m1-p05, cq-m01-2, tutor-m01-atlas (2026-09-24) — Source-check alignment: vitamin D3 'to the liver' (the cited source names the liver step); atlas tutor answer no longer adds 'including skin' beyond the abstract.</w:t>
       </w:r>
     </w:p>
     <w:p>
@@ -874,13 +874,13 @@
           <w:b/>
           <w:bCs/>
         </w:rPr>
-        <w:t xml:space="preserve">m04</w:t>
-      </w:r>
-      <w:r>
-        <w:t xml:space="preserve"> </w:t>
-      </w:r>
-      <w:r>
-        <w:t xml:space="preserve">· m4-p14 (2026-09-24) — Named the single randomized BPC-157 trial FDA's July 2026 briefing identified (Ruenzi 2005, ulcerative colitis, meeting abstract only, no significant difference from placebo); title, body and stat wording updated; figure unchanged. Source: FDA PCAC briefing document (fda.gov/media/193343), read in full.</w:t>
+        <w:t xml:space="preserve">m02</w:t>
+      </w:r>
+      <w:r>
+        <w:t xml:space="preserve"> </w:t>
+      </w:r>
+      <w:r>
+        <w:t xml:space="preserve">· m2-p03, m2-p19, tutor-m02-hrt-skin (2026-09-24) — Source-check alignment: cortisol callout states what the source says (local regulation independent of systemic levels); HRT chip names approved uses and cites the FDA labeling record; KEEPS four-year trial cited in the tutor answer.</w:t>
       </w:r>
     </w:p>
     <w:p>
@@ -896,13 +896,13 @@
           <w:b/>
           <w:bCs/>
         </w:rPr>
-        <w:t xml:space="preserve">m04</w:t>
-      </w:r>
-      <w:r>
-        <w:t xml:space="preserve"> </w:t>
-      </w:r>
-      <w:r>
-        <w:t xml:space="preserve">· m4-p04, m4-p14 (2026-09-24) — Removed two ClinicalTrials.gov records (NCT07437586 GHK-Cu wound gel; NCT07437547 BPC-157 hamstring) that the draft had cited as recruiting phase 2 trials. Their sponsor, 'Hudson Biotech', also holds a record titled '(Mock Study)', a record whose summary calls itself an 'example interventional study record', and a record re-using the SURMOUNT-1 title; their authenticity cannot be confirmed. The 'phase 2 recruiting' sentence on GHK-Cu is deleted; the BPC-157 list now names only the 2015 PharmaCotherapia phase 1, the 2025 Parlay Wellness product study and the 2026 University of Arkansas phase 1 (start 2027).</w:t>
+        <w:t xml:space="preserve">m03</w:t>
+      </w:r>
+      <w:r>
+        <w:t xml:space="preserve"> </w:t>
+      </w:r>
+      <w:r>
+        <w:t xml:space="preserve">· m3-p08, m3-p15 (2026-09-24) — From the automated source check: the approvals moment now also cites the Wegovy and Zepbound labels; 'by about half' removed from the high-fat-meal endotoxin sentence (the abstract gives no size).</w:t>
       </w:r>
     </w:p>
     <w:p>
@@ -924,7 +924,7 @@
         <w:t xml:space="preserve"> </w:t>
       </w:r>
       <w:r>
-        <w:t xml:space="preserve">· m4-p09 (classify) (2026-09-24) — Leuphasyl: 'no independent or indexed human trial' corrected to 'no randomized trial'. An independent uncontrolled volunteer study exists (Dragomirescu 2014). The classify label 'Manufacturer data only' became 'No randomized trial'; grades unchanged. Found by the automated source check.</w:t>
+        <w:t xml:space="preserve">· m4-p14 (2026-09-24) — Named the single randomized BPC-157 trial FDA's July 2026 briefing identified (Ruenzi 2005, ulcerative colitis, meeting abstract only, no significant difference from placebo); title, body and stat wording updated; figure unchanged. Source: FDA PCAC briefing document (fda.gov/media/193343), read in full.</w:t>
       </w:r>
     </w:p>
     <w:p>
@@ -940,13 +940,13 @@
           <w:b/>
           <w:bCs/>
         </w:rPr>
-        <w:t xml:space="preserve">m05</w:t>
-      </w:r>
-      <w:r>
-        <w:t xml:space="preserve"> </w:t>
-      </w:r>
-      <w:r>
-        <w:t xml:space="preserve">· m5-check (2026-09-24) — Module check now cites both 1990s Melanotan II studies (Dorr 1996, Wessells 1998).</w:t>
+        <w:t xml:space="preserve">m04</w:t>
+      </w:r>
+      <w:r>
+        <w:t xml:space="preserve"> </w:t>
+      </w:r>
+      <w:r>
+        <w:t xml:space="preserve">· m4-p04, m4-p14 (2026-09-24) — Removed two ClinicalTrials.gov records (NCT07437586 GHK-Cu wound gel; NCT07437547 BPC-157 hamstring) that the draft had cited as recruiting phase 2 trials. Their sponsor, 'Hudson Biotech', also holds a record titled '(Mock Study)', a record whose summary calls itself an 'example interventional study record', and a record re-using the SURMOUNT-1 title; their authenticity cannot be confirmed. The 'phase 2 recruiting' sentence on GHK-Cu is deleted; the BPC-157 list now names only the 2015 PharmaCotherapia phase 1, the 2025 Parlay Wellness product study and the 2026 University of Arkansas phase 1 (start 2027).</w:t>
       </w:r>
     </w:p>
     <w:p>
@@ -962,6 +962,116 @@
           <w:b/>
           <w:bCs/>
         </w:rPr>
+        <w:t xml:space="preserve">m04</w:t>
+      </w:r>
+      <w:r>
+        <w:t xml:space="preserve"> </w:t>
+      </w:r>
+      <w:r>
+        <w:t xml:space="preserve">· m4-p09 (classify) (2026-09-24) — Leuphasyl: 'no independent or indexed human trial' corrected to 'no randomized trial'. An independent uncontrolled volunteer study exists (Dragomirescu 2014). The classify label 'Manufacturer data only' became 'No randomized trial'; grades unchanged. Found by the automated source check.</w:t>
+      </w:r>
+    </w:p>
+    <w:p>
+      <w:pPr>
+        <w:pStyle w:val="Compact"/>
+        <w:numPr>
+          <w:ilvl w:val="0"/>
+          <w:numId w:val="1002"/>
+        </w:numPr>
+      </w:pPr>
+      <w:r>
+        <w:rPr>
+          <w:b/>
+          <w:bCs/>
+        </w:rPr>
+        <w:t xml:space="preserve">m04</w:t>
+      </w:r>
+      <w:r>
+        <w:t xml:space="preserve"> </w:t>
+      </w:r>
+      <w:r>
+        <w:t xml:space="preserve">· m4-p08 (2026-09-24) — Leuphasyl is no longer grouped with the SNAP-25 mimics: it is an enkephalin analogue (as the module's own exercise already says). Wording only. Found by the automated source check.</w:t>
+      </w:r>
+    </w:p>
+    <w:p>
+      <w:pPr>
+        <w:pStyle w:val="Compact"/>
+        <w:numPr>
+          <w:ilvl w:val="0"/>
+          <w:numId w:val="1002"/>
+        </w:numPr>
+      </w:pPr>
+      <w:r>
+        <w:rPr>
+          <w:b/>
+          <w:bCs/>
+        </w:rPr>
+        <w:t xml:space="preserve">m05</w:t>
+      </w:r>
+      <w:r>
+        <w:t xml:space="preserve"> </w:t>
+      </w:r>
+      <w:r>
+        <w:t xml:space="preserve">· m5-check (2026-09-24) — Module check now cites both 1990s Melanotan II studies (Dorr 1996, Wessells 1998).</w:t>
+      </w:r>
+    </w:p>
+    <w:p>
+      <w:pPr>
+        <w:pStyle w:val="Compact"/>
+        <w:numPr>
+          <w:ilvl w:val="0"/>
+          <w:numId w:val="1002"/>
+        </w:numPr>
+      </w:pPr>
+      <w:r>
+        <w:rPr>
+          <w:b/>
+          <w:bCs/>
+        </w:rPr>
+        <w:t xml:space="preserve">m05</w:t>
+      </w:r>
+      <w:r>
+        <w:t xml:space="preserve"> </w:t>
+      </w:r>
+      <w:r>
+        <w:t xml:space="preserve">· m5-p14, m5-q2 (2026-09-24) — Source-check alignment: PTD-DBM described without the HIV Tat detail and thymulin without the residue count (neither in the cited abstracts); the quiz cites the priapism case report.</w:t>
+      </w:r>
+    </w:p>
+    <w:p>
+      <w:pPr>
+        <w:pStyle w:val="Compact"/>
+        <w:numPr>
+          <w:ilvl w:val="0"/>
+          <w:numId w:val="1002"/>
+        </w:numPr>
+      </w:pPr>
+      <w:r>
+        <w:rPr>
+          <w:b/>
+          <w:bCs/>
+        </w:rPr>
+        <w:t xml:space="preserve">m06</w:t>
+      </w:r>
+      <w:r>
+        <w:t xml:space="preserve"> </w:t>
+      </w:r>
+      <w:r>
+        <w:t xml:space="preserve">· m6-p05, cq-m06-2, tutor-m06-gh-excess (2026-09-24) — Source-check alignment: GH adverse-effect statements cite Liu 2007 (whose results list them); the GH-excess tutor answer cites the Endocrine Society acromegaly guideline.</w:t>
+      </w:r>
+    </w:p>
+    <w:p>
+      <w:pPr>
+        <w:pStyle w:val="Compact"/>
+        <w:numPr>
+          <w:ilvl w:val="0"/>
+          <w:numId w:val="1002"/>
+        </w:numPr>
+      </w:pPr>
+      <w:r>
+        <w:rPr>
+          <w:b/>
+          <w:bCs/>
+        </w:rPr>
         <w:t xml:space="preserve">m07</w:t>
       </w:r>
       <w:r>
@@ -969,6 +1079,28 @@
       </w:r>
       <w:r>
         <w:t xml:space="preserve">· m7-p04 (2026-09-24) — 'rodent models' → 'animal models, mostly rodents' (the cited review also reports pig studies).</w:t>
+      </w:r>
+    </w:p>
+    <w:p>
+      <w:pPr>
+        <w:pStyle w:val="Compact"/>
+        <w:numPr>
+          <w:ilvl w:val="0"/>
+          <w:numId w:val="1002"/>
+        </w:numPr>
+      </w:pPr>
+      <w:r>
+        <w:rPr>
+          <w:b/>
+          <w:bCs/>
+        </w:rPr>
+        <w:t xml:space="preserve">m07</w:t>
+      </w:r>
+      <w:r>
+        <w:t xml:space="preserve"> </w:t>
+      </w:r>
+      <w:r>
+        <w:t xml:space="preserve">· m7-p09 (2026-09-24) — Tesamorelin's description cites the EGRIFTA WR label.</w:t>
       </w:r>
     </w:p>
     <w:bookmarkEnd w:id="9"/>
@@ -3483,7 +3615,7 @@
         <w:t xml:space="preserve"> </w:t>
       </w:r>
       <w:r>
-        <w:t xml:space="preserve">- UVB turns 7-dehydrocholesterol into vitamin D3, which the blood carries to liver and kidney →</w:t>
+        <w:t xml:space="preserve">- UVB turns 7-dehydrocholesterol into vitamin D3, which the blood carries to the liver →</w:t>
       </w:r>
       <w:r>
         <w:t xml:space="preserve"> </w:t>
@@ -6251,7 +6383,7 @@
         <w:t xml:space="preserve"> </w:t>
       </w:r>
       <w:r>
-        <w:t xml:space="preserve">Local cortisol is set inside the skin, so a blood, saliva or hair cortisol cannot read it.</w:t>
+        <w:t xml:space="preserve">Local cortisol is set inside the skin, independently of blood levels, so a systemic cortisol test does not measure it.</w:t>
       </w:r>
     </w:p>
     <w:p>
@@ -9052,7 +9184,7 @@
         <w:t xml:space="preserve"> </w:t>
       </w:r>
       <w:r>
-        <w:t xml:space="preserve">take a steroid history, including creams, skin-lighteners and injections · check for bruising, plethora, proximal weakness and wide purple striae · keep hormone therapy tied to symptoms and bone, never skin alone · route rapid hirsutism, virilization or new darkening urgently · refer lip and eyelid lentigines, angiofibromas or interscapular amyloidosis · document what I saw and where I referred</w:t>
+        <w:t xml:space="preserve">take a steroid history, including creams, skin-lighteners and injections · check for bruising, plethora, proximal weakness and wide purple striae · keep hormone therapy to its approved uses (symptoms and bone); skin is not one of them · route rapid hirsutism, virilization or new darkening urgently · refer lip and eyelid lentigines, angiofibromas or interscapular amyloidosis · document what I saw and where I referred</w:t>
       </w:r>
     </w:p>
     <w:p>
@@ -9138,7 +9270,7 @@
         <w:pStyle w:val="BodyText"/>
       </w:pPr>
       <w:r>
-        <w:t xml:space="preserve">Sources: Nieman LK 2008 · North American Menopause Society (2022 Hormone Therapy Advisory Panel) 2022 · Martin KA 2018 · Aesthetic &amp; Regenerative Endocrinology — A Clinician's Pocket Guide 2026</w:t>
+        <w:t xml:space="preserve">Sources: US Food and Drug Administration 2026 · Aesthetic &amp; Regenerative Endocrinology — A Clinician's Pocket Guide 2026 · Martin KA 2018 · North American Menopause Society (2022 Hormone Therapy Advisory Panel) 2022 · Nieman LK 2008</w:t>
       </w:r>
     </w:p>
     <w:bookmarkEnd w:id="58"/>
@@ -13570,7 +13702,7 @@
         <w:pStyle w:val="BodyText"/>
       </w:pPr>
       <w:r>
-        <w:t xml:space="preserve">Signal peptides such as palmitoyl pentapeptide-4 (pal-KTTKS, Matrixyl) are meant to tell fibroblasts to make matrix. SNAP-25 mimics — Argireline, its longer cousin SNAP-8, and Leuphasyl — are meant to quieten expression lines. Oral collagen peptides are swallowed, not applied. All three families have a trial record, and in all three the question that matters most is who funded it.</w:t>
+        <w:t xml:space="preserve">Signal peptides such as palmitoyl pentapeptide-4 (pal-KTTKS, Matrixyl) are meant to tell fibroblasts to make matrix. SNAP-25 mimics (Argireline and its longer cousin SNAP-8) and Leuphasyl, an enkephalin analogue, are meant to quieten expression lines. Oral collagen peptides are swallowed, not applied. All three families have a trial record, and in all three the question that matters most is who funded it.</w:t>
       </w:r>
     </w:p>
     <w:p>
@@ -17837,6 +17969,14 @@
         <w:t xml:space="preserve">No seller can make it approved, and tested online products held less than the labelled amount, with unknown impurities.</w:t>
       </w:r>
     </w:p>
+    <w:p>
+      <w:pPr>
+        <w:pStyle w:val="BodyText"/>
+      </w:pPr>
+      <w:r>
+        <w:t xml:space="preserve">Sources: Mallory CW 2021</w:t>
+      </w:r>
+    </w:p>
     <w:bookmarkEnd w:id="124"/>
     <w:bookmarkEnd w:id="125"/>
     <w:bookmarkStart w:id="132" w:name="X681b74ac43dedd1ff18457bafeb74bc6beb9996"/>
@@ -17874,7 +18014,7 @@
         <w:pStyle w:val="BodyText"/>
       </w:pPr>
       <w:r>
-        <w:t xml:space="preserve">PTD-DBM joins a cell-penetrating fragment of the HIV Tat protein to a short decoy sequence that stops the protein CXXC5 from binding Dishevelled. Freed from that brake, Wnt/β-catenin signalling rises, and in mice hair regrew faster. Its developers also found CXXC5 raised in human balding scalp. Zinc thymulin is a thymic peptide that is active only when bound to zinc. How it might act on hair has never been defined, and whether any effect would come from the peptide or the zinc is unknown.</w:t>
+        <w:t xml:space="preserve">PTD-DBM joins a cell-penetrating peptide to a short decoy sequence that stops the protein CXXC5 from binding Dishevelled. Freed from that brake, Wnt/β-catenin signalling rises, and in mice hair regrew faster. Its developers also found CXXC5 raised in human balding scalp. Zinc thymulin is a thymic peptide that is active only when bound to zinc. How it might act on hair has never been defined, and whether any effect would come from the peptide or the zinc is unknown.</w:t>
       </w:r>
     </w:p>
     <w:p>
@@ -19907,7 +20047,7 @@
         <w:pStyle w:val="BodyText"/>
       </w:pPr>
       <w:r>
-        <w:t xml:space="preserve">Sources: Liu H 2007 · Blackman MR 2002 · Office of the Law Revision Counsel 2026 · Pfizer (FDA-approved labeling) 2026 · Aesthetic &amp; Regenerative Endocrinology — A Clinician's Pocket Guide 2026</w:t>
+        <w:t xml:space="preserve">Sources: Blackman MR 2002 · Pfizer (FDA-approved labeling) 2026 · Aesthetic &amp; Regenerative Endocrinology — A Clinician's Pocket Guide 2026 · Liu H 2007 · Office of the Law Revision Counsel 2026</w:t>
       </w:r>
     </w:p>
     <w:bookmarkEnd w:id="139"/>
@@ -23923,7 +24063,7 @@
         <w:pStyle w:val="BodyText"/>
       </w:pPr>
       <w:r>
-        <w:t xml:space="preserve">Sources: US Food and Drug Administration 2020 · US Food and Drug Administration 2020 · US Food and Drug Administration 2020 · US District Court 2025 · US Court of Appeals for the Seventh Circuit 2026 · The Peptide Pocket Guide — 2026 Edition · Clinical Reference (seventy-two entries) 2026</w:t>
+        <w:t xml:space="preserve">Sources: egrifta-wr-label-2026 · US Food and Drug Administration 2020 · US Food and Drug Administration 2020 · US Food and Drug Administration 2020 · The Peptide Pocket Guide — 2026 Edition · Clinical Reference (seventy-two entries) 2026 · US District Court 2025 · US Court of Appeals for the Seventh Circuit 2026</w:t>
       </w:r>
     </w:p>
     <w:bookmarkEnd w:id="168"/>

--- a/course-production/hormones-peptides-skin/review/course-draft.docx
+++ b/course-production/hormones-peptides-skin/review/course-draft.docx
@@ -54,7 +54,7 @@
           <w:i/>
           <w:iCs/>
         </w:rPr>
-        <w:t xml:space="preserve">Generated 2026-09-24 · 7 modules</w:t>
+        <w:t xml:space="preserve">Generated 2026-09-25 · 7 modules</w:t>
       </w:r>
     </w:p>
     <w:tbl>
@@ -918,13 +918,13 @@
           <w:b/>
           <w:bCs/>
         </w:rPr>
-        <w:t xml:space="preserve">m04</w:t>
-      </w:r>
-      <w:r>
-        <w:t xml:space="preserve"> </w:t>
-      </w:r>
-      <w:r>
-        <w:t xml:space="preserve">· m4-p14 (2026-09-24) — Named the single randomized BPC-157 trial FDA's July 2026 briefing identified (Ruenzi 2005, ulcerative colitis, meeting abstract only, no significant difference from placebo); title, body and stat wording updated; figure unchanged. Source: FDA PCAC briefing document (fda.gov/media/193343), read in full.</w:t>
+        <w:t xml:space="preserve">m03</w:t>
+      </w:r>
+      <w:r>
+        <w:t xml:space="preserve"> </w:t>
+      </w:r>
+      <w:r>
+        <w:t xml:space="preserve">· m3-p17 (2026-09-24) — Quickfire category 'No human outcome data' → 'Little or no human outcome data' (the Hormonaly guide calls the repair stack's human outcome data limited).</w:t>
       </w:r>
     </w:p>
     <w:p>
@@ -946,7 +946,7 @@
         <w:t xml:space="preserve"> </w:t>
       </w:r>
       <w:r>
-        <w:t xml:space="preserve">· m4-p04, m4-p14 (2026-09-24) — Removed two ClinicalTrials.gov records (NCT07437586 GHK-Cu wound gel; NCT07437547 BPC-157 hamstring) that the draft had cited as recruiting phase 2 trials. Their sponsor, 'Hudson Biotech', also holds a record titled '(Mock Study)', a record whose summary calls itself an 'example interventional study record', and a record re-using the SURMOUNT-1 title; their authenticity cannot be confirmed. The 'phase 2 recruiting' sentence on GHK-Cu is deleted; the BPC-157 list now names only the 2015 PharmaCotherapia phase 1, the 2025 Parlay Wellness product study and the 2026 University of Arkansas phase 1 (start 2027).</w:t>
+        <w:t xml:space="preserve">· m4-p14 (2026-09-24) — Named the single randomized BPC-157 trial FDA's July 2026 briefing identified (Ruenzi 2005, ulcerative colitis, meeting abstract only, no significant difference from placebo); title, body and stat wording updated; figure unchanged. Source: FDA PCAC briefing document (fda.gov/media/193343), read in full.</w:t>
       </w:r>
     </w:p>
     <w:p>
@@ -968,7 +968,7 @@
         <w:t xml:space="preserve"> </w:t>
       </w:r>
       <w:r>
-        <w:t xml:space="preserve">· m4-p09 (classify) (2026-09-24) — Leuphasyl: 'no independent or indexed human trial' corrected to 'no randomized trial'. An independent uncontrolled volunteer study exists (Dragomirescu 2014). The classify label 'Manufacturer data only' became 'No randomized trial'; grades unchanged. Found by the automated source check.</w:t>
+        <w:t xml:space="preserve">· m4-p04, m4-p14 (2026-09-24) — Removed two ClinicalTrials.gov records (NCT07437586 GHK-Cu wound gel; NCT07437547 BPC-157 hamstring) that the draft had cited as recruiting phase 2 trials. Their sponsor, 'Hudson Biotech', also holds a record titled '(Mock Study)', a record whose summary calls itself an 'example interventional study record', and a record re-using the SURMOUNT-1 title; their authenticity cannot be confirmed. The 'phase 2 recruiting' sentence on GHK-Cu is deleted; the BPC-157 list now names only the 2015 PharmaCotherapia phase 1, the 2025 Parlay Wellness product study and the 2026 University of Arkansas phase 1 (start 2027).</w:t>
       </w:r>
     </w:p>
     <w:p>
@@ -990,7 +990,73 @@
         <w:t xml:space="preserve"> </w:t>
       </w:r>
       <w:r>
+        <w:t xml:space="preserve">· m4-p09 (classify) (2026-09-24) — Leuphasyl: 'no independent or indexed human trial' corrected to 'no randomized trial'. An independent uncontrolled volunteer study exists (Dragomirescu 2014). The classify label 'Manufacturer data only' became 'No randomized trial'; grades unchanged. Found by the automated source check.</w:t>
+      </w:r>
+    </w:p>
+    <w:p>
+      <w:pPr>
+        <w:pStyle w:val="Compact"/>
+        <w:numPr>
+          <w:ilvl w:val="0"/>
+          <w:numId w:val="1002"/>
+        </w:numPr>
+      </w:pPr>
+      <w:r>
+        <w:rPr>
+          <w:b/>
+          <w:bCs/>
+        </w:rPr>
+        <w:t xml:space="preserve">m04</w:t>
+      </w:r>
+      <w:r>
+        <w:t xml:space="preserve"> </w:t>
+      </w:r>
+      <w:r>
         <w:t xml:space="preserve">· m4-p08 (2026-09-24) — Leuphasyl is no longer grouped with the SNAP-25 mimics: it is an enkephalin analogue (as the module's own exercise already says). Wording only. Found by the automated source check.</w:t>
+      </w:r>
+    </w:p>
+    <w:p>
+      <w:pPr>
+        <w:pStyle w:val="Compact"/>
+        <w:numPr>
+          <w:ilvl w:val="0"/>
+          <w:numId w:val="1002"/>
+        </w:numPr>
+      </w:pPr>
+      <w:r>
+        <w:rPr>
+          <w:b/>
+          <w:bCs/>
+        </w:rPr>
+        <w:t xml:space="preserve">m04</w:t>
+      </w:r>
+      <w:r>
+        <w:t xml:space="preserve"> </w:t>
+      </w:r>
+      <w:r>
+        <w:t xml:space="preserve">· m4-p17 (2026-09-24) — Heavy metals: 'reported for this market but not documented' reworded to 'claimed for this market, but no published analysis behind that claim was found' (the finding already recorded for the A&amp;RE guide's figure). Wording only; found by the automated source check reading the guide.</w:t>
+      </w:r>
+    </w:p>
+    <w:p>
+      <w:pPr>
+        <w:pStyle w:val="Compact"/>
+        <w:numPr>
+          <w:ilvl w:val="0"/>
+          <w:numId w:val="1002"/>
+        </w:numPr>
+      </w:pPr>
+      <w:r>
+        <w:rPr>
+          <w:b/>
+          <w:bCs/>
+        </w:rPr>
+        <w:t xml:space="preserve">m04</w:t>
+      </w:r>
+      <w:r>
+        <w:t xml:space="preserve"> </w:t>
+      </w:r>
+      <w:r>
+        <w:t xml:space="preserve">· m4-p09, m4-p17 (2026-09-24) — Classify label 'No randomized trial' refined to 'No independent randomized trial' (the Peptide Pocket Guide describes independent trials of Matrixyl 3000 as limited, not absent). Heavy metals: the course now reports the Hormonaly guide's statement and then that its published analysis could not be found, instead of contradicting it silently. Wording only.</w:t>
       </w:r>
     </w:p>
     <w:p>
@@ -12251,7 +12317,7 @@
           <w:b/>
           <w:bCs/>
         </w:rPr>
-        <w:t xml:space="preserve">No human outcome data</w:t>
+        <w:t xml:space="preserve">Little or no human outcome data</w:t>
       </w:r>
       <w:r>
         <w:t xml:space="preserve"> </w:t>
@@ -14064,7 +14130,7 @@
           <w:b/>
           <w:bCs/>
         </w:rPr>
-        <w:t xml:space="preserve">No randomized trial</w:t>
+        <w:t xml:space="preserve">No independent randomized trial</w:t>
       </w:r>
       <w:r>
         <w:t xml:space="preserve"> </w:t>
@@ -14080,7 +14146,7 @@
           <w:i/>
           <w:iCs/>
         </w:rPr>
-        <w:t xml:space="preserve">GRADE D. Only the maker's technical dossier, which is not indexed.</w:t>
+        <w:t xml:space="preserve">GRADE D. The evidence is the maker's technical dossier; no independent randomized trial was found.</w:t>
       </w:r>
       <w:r>
         <w:t xml:space="preserve"> </w:t>
@@ -14128,7 +14194,7 @@
           <w:b/>
           <w:bCs/>
         </w:rPr>
-        <w:t xml:space="preserve">No randomized trial</w:t>
+        <w:t xml:space="preserve">No independent randomized trial</w:t>
       </w:r>
       <w:r>
         <w:t xml:space="preserve"> </w:t>
@@ -14160,7 +14226,7 @@
           <w:b/>
           <w:bCs/>
         </w:rPr>
-        <w:t xml:space="preserve">No randomized trial</w:t>
+        <w:t xml:space="preserve">No independent randomized trial</w:t>
       </w:r>
       <w:r>
         <w:t xml:space="preserve"> </w:t>
@@ -14176,7 +14242,7 @@
           <w:i/>
           <w:iCs/>
         </w:rPr>
-        <w:t xml:space="preserve">GRADE D. The maker's studies, an in-vitro synergy figure and one small uncontrolled university volunteer study (2014); no randomized trial.</w:t>
+        <w:t xml:space="preserve">GRADE D. The maker's studies, an in-vitro synergy figure and one small uncontrolled university volunteer study (2014); no independent randomized trial.</w:t>
       </w:r>
     </w:p>
     <w:p>
@@ -15453,7 +15519,7 @@
           <w:i/>
           <w:iCs/>
         </w:rPr>
-        <w:t xml:space="preserve">Right. Stop the exposure, capture the evidence, and get the skin change assessed. Contamination with heavy metals is reported for this market but not documented; the change needs assessment either way.</w:t>
+        <w:t xml:space="preserve">Right. Stop the exposure, capture the evidence, and get the skin change assessed. The Hormonaly guide states that heavy-metal contamination is documented in these products; the published analysis behind that statement could not be found. The change needs assessment either way.</w:t>
       </w:r>
     </w:p>
     <w:p>
@@ -15577,7 +15643,7 @@
         <w:pStyle w:val="BodyText"/>
       </w:pPr>
       <w:r>
-        <w:t xml:space="preserve">A fictional case, built from this lesson's evidence. A forty-six-year-old patient has been injecting a research-use-only blend sold as GLOW for three months: GHK-Cu, BPC-157 and TB-500 in one vial. She likes her skin and asks about carrying on. You notice new, patchy darkening on her face and forearms. The blend has no controlled human trials, it is made outside good manufacturing practice, and the Hormonaly guide treats new pigmentation on these products as a red flag. Impurity and mislabelling are documented for similar online products; heavy-metal contamination is reported for this market and has not been documented. Decide what you do first.</w:t>
+        <w:t xml:space="preserve">A fictional case, built from this lesson's evidence. A forty-six-year-old patient has been injecting a research-use-only blend sold as GLOW for three months: GHK-Cu, BPC-157 and TB-500 in one vial. She likes her skin and asks about carrying on. You notice new, patchy darkening on her face and forearms. The blend has no controlled human trials, it is made outside good manufacturing practice, and the Hormonaly guide treats new pigmentation on these products as a red flag. Impurity and mislabelling are documented for similar online products; the Hormonaly guide states that heavy-metal contamination is documented in these products, but the published analysis behind that statement could not be found. Decide what you do first.</w:t>
       </w:r>
     </w:p>
     <w:p>

--- a/course-production/hormones-peptides-skin/review/course-draft.docx
+++ b/course-production/hormones-peptides-skin/review/course-draft.docx
@@ -235,7 +235,7 @@
               <w:pStyle w:val="Compact"/>
             </w:pPr>
             <w:r>
-              <w:t xml:space="preserve">ai_draft</w:t>
+              <w:t xml:space="preserve">approved</w:t>
             </w:r>
           </w:p>
         </w:tc>
@@ -317,7 +317,7 @@
               <w:pStyle w:val="Compact"/>
             </w:pPr>
             <w:r>
-              <w:t xml:space="preserve">ai_draft</w:t>
+              <w:t xml:space="preserve">approved</w:t>
             </w:r>
           </w:p>
         </w:tc>
@@ -399,7 +399,7 @@
               <w:pStyle w:val="Compact"/>
             </w:pPr>
             <w:r>
-              <w:t xml:space="preserve">ai_draft</w:t>
+              <w:t xml:space="preserve">approved</w:t>
             </w:r>
           </w:p>
         </w:tc>
@@ -563,7 +563,7 @@
               <w:pStyle w:val="Compact"/>
             </w:pPr>
             <w:r>
-              <w:t xml:space="preserve">ai_draft</w:t>
+              <w:t xml:space="preserve">approved</w:t>
             </w:r>
           </w:p>
         </w:tc>
@@ -645,7 +645,7 @@
               <w:pStyle w:val="Compact"/>
             </w:pPr>
             <w:r>
-              <w:t xml:space="preserve">ai_draft</w:t>
+              <w:t xml:space="preserve">approved</w:t>
             </w:r>
           </w:p>
         </w:tc>
@@ -727,7 +727,7 @@
               <w:pStyle w:val="Compact"/>
             </w:pPr>
             <w:r>
-              <w:t xml:space="preserve">ai_draft</w:t>
+              <w:t xml:space="preserve">approved</w:t>
             </w:r>
           </w:p>
         </w:tc>
@@ -755,35 +755,13 @@
           <w:b/>
           <w:bCs/>
         </w:rPr>
-        <w:t xml:space="preserve">Medical review of modules m01, m02, m03, m05, m06, m07</w:t>
-      </w:r>
-      <w:r>
-        <w:t xml:space="preserve"> </w:t>
-      </w:r>
-      <w:r>
-        <w:t xml:space="preserve">(status: AI draft, every claim verified against its source). Approve, or mark the moments to change.</w:t>
-      </w:r>
-    </w:p>
-    <w:p>
-      <w:pPr>
-        <w:pStyle w:val="Compact"/>
-        <w:numPr>
-          <w:ilvl w:val="0"/>
-          <w:numId w:val="1001"/>
-        </w:numPr>
-      </w:pPr>
-      <w:r>
-        <w:rPr>
-          <w:b/>
-          <w:bCs/>
-        </w:rPr>
         <w:t xml:space="preserve">Confirm the changes made since approval or flagged by the source check</w:t>
       </w:r>
       <w:r>
         <w:t xml:space="preserve"> </w:t>
       </w:r>
       <w:r>
-        <w:t xml:space="preserve">(listed below; m04 was approved before them).</w:t>
+        <w:t xml:space="preserve">(listed below; m01, m02, m03, m04, m05, m06, m07 were approved before them).</w:t>
       </w:r>
     </w:p>
     <w:p>
@@ -1184,7 +1162,7 @@
         <w:pStyle w:val="FirstParagraph"/>
       </w:pPr>
       <w:r>
-        <w:t xml:space="preserve">Grade = certainty the source gives for the specific clinical statement the lesson makes, on the guides' A–D scale. A: consistent large RCTs or approval-grade evidence. B: at least one well-designed, adequately powered RCT or an independent, quality-stratified meta-analysis (either direction). C: small or sponsor-funded RCTs without independent replication, or pooled trials dominated by them. D: animal, in-vitro, mechanistic, case series, manufacturer dossiers. 'context' = history, reviews used for framing, trial registrations without results, analytical or regulatory records (regulatory records are primary for status statements, not graded for efficacy). Where the two guides disagree, the lesson states both and the claim takes the grade the primary evidence supports. Observational studies (added 2026-09-24, GRADE starting point, for the final reviewer to confirm): adequately sized cohort, case-control or cross-sectional studies grade C for the association they measured; small or single-centre ones grade D; any causal claim drawn from observational data grades D. Meta-analyses of observational studies grade at most B, and only for association. Guidelines and consensus statements are 'context', cited for what they recommend, not graded as evidence.</w:t>
+        <w:t xml:space="preserve">Grade = certainty the source gives for the specific clinical statement the lesson makes, on the guides' A–D scale. A: consistent large RCTs or approval-grade evidence. B: at least one well-designed, adequately powered RCT or an independent, quality-stratified meta-analysis (either direction). C: small or sponsor-funded RCTs without independent replication, or pooled trials dominated by them. D: animal, in-vitro, mechanistic, case series, manufacturer dossiers. 'context' = history, reviews used for framing, trial registrations without results, analytical or regulatory records (regulatory records are primary for status statements, not graded for efficacy). Where the two guides disagree, the lesson states both and the claim takes the grade the primary evidence supports. Observational studies (added 2026-09-24, GRADE starting point; confirmed by Fady Hannah-Shmouni, MD FRCPC, 2026-09-24): adequately sized cohort, case-control or cross-sectional studies grade C for the association they measured; small or single-centre ones grade D; any causal claim drawn from observational data grades D. Meta-analyses of observational studies grade at most B, and only for association. Guidelines and consensus statements are 'context', cited for what they recommend, not graded as evidence.</w:t>
       </w:r>
     </w:p>
     <w:bookmarkEnd w:id="10"/>
@@ -2875,7 +2853,7 @@
           <w:i/>
           <w:iCs/>
         </w:rPr>
-        <w:t xml:space="preserve">ai_draft · authored 2026-09-24 · 19 moments, ~25 min + module check · 34 sources · 20 claims</w:t>
+        <w:t xml:space="preserve">approved · authored 2026-09-24 · 19 moments, ~25 min + module check · 34 sources · 20 claims</w:t>
       </w:r>
     </w:p>
     <w:p>
@@ -6051,7 +6029,7 @@
           <w:i/>
           <w:iCs/>
         </w:rPr>
-        <w:t xml:space="preserve">ai_draft · authored 2026-09-24 · 19 moments, ~26 min + module check · 33 sources · 20 claims</w:t>
+        <w:t xml:space="preserve">approved · authored 2026-09-24 · 19 moments, ~26 min + module check · 33 sources · 20 claims</w:t>
       </w:r>
     </w:p>
     <w:p>
@@ -9443,7 +9421,7 @@
           <w:i/>
           <w:iCs/>
         </w:rPr>
-        <w:t xml:space="preserve">ai_draft · authored 2026-09-24 · 20 moments, ~27 min + module check · 51 sources · 20 claims</w:t>
+        <w:t xml:space="preserve">approved · authored 2026-09-24 · 20 moments, ~27 min + module check · 51 sources · 20 claims</w:t>
       </w:r>
     </w:p>
     <w:p>
@@ -16004,7 +15982,7 @@
           <w:i/>
           <w:iCs/>
         </w:rPr>
-        <w:t xml:space="preserve">ai_draft · authored 2026-09-24 · 19 moments, ~26 min + module check · 34 sources · 20 claims</w:t>
+        <w:t xml:space="preserve">approved · authored 2026-09-24 · 19 moments, ~26 min + module check · 34 sources · 20 claims</w:t>
       </w:r>
     </w:p>
     <w:p>
@@ -19171,7 +19149,7 @@
           <w:i/>
           <w:iCs/>
         </w:rPr>
-        <w:t xml:space="preserve">ai_draft · authored 2026-09-24 · 19 moments, ~26 min + module check · 38 sources · 19 claims</w:t>
+        <w:t xml:space="preserve">approved · authored 2026-09-24 · 19 moments, ~26 min + module check · 38 sources · 19 claims</w:t>
       </w:r>
     </w:p>
     <w:p>
@@ -22775,7 +22753,7 @@
     </w:p>
     <w:bookmarkEnd w:id="157"/>
     <w:bookmarkEnd w:id="158"/>
-    <w:bookmarkStart w:id="183" w:name="Xe8c7545b6b7f980972282acde12209c0dba2287"/>
+    <w:bookmarkStart w:id="185" w:name="Xe8c7545b6b7f980972282acde12209c0dba2287"/>
     <w:p>
       <w:pPr>
         <w:pStyle w:val="Heading1"/>
@@ -22793,7 +22771,7 @@
           <w:i/>
           <w:iCs/>
         </w:rPr>
-        <w:t xml:space="preserve">ai_draft · authored 2026-09-24 · 20 moments, ~27 min + module check · 37 sources · 20 claims</w:t>
+        <w:t xml:space="preserve">approved · authored 2026-09-24 · 20 moments, ~27 min + module check · 37 sources · 20 claims</w:t>
       </w:r>
     </w:p>
     <w:p>
@@ -26285,7 +26263,2289 @@
       </w:r>
     </w:p>
     <w:bookmarkEnd w:id="182"/>
+    <w:bookmarkStart w:id="183" w:name="final-quiz-14-questions-pass-mark-80"/>
+    <w:p>
+      <w:pPr>
+        <w:pStyle w:val="Heading2"/>
+      </w:pPr>
+      <w:r>
+        <w:t xml:space="preserve">Final quiz (14 questions, pass mark 80%)</w:t>
+      </w:r>
+    </w:p>
+    <w:p>
+      <w:pPr>
+        <w:pStyle w:val="FirstParagraph"/>
+      </w:pPr>
+      <w:r>
+        <w:rPr>
+          <w:b/>
+          <w:bCs/>
+        </w:rPr>
+        <w:t xml:space="preserve">Q1</w:t>
+      </w:r>
+      <w:r>
+        <w:t xml:space="preserve"> </w:t>
+      </w:r>
+      <w:r>
+        <w:t xml:space="preserve">(m01,</w:t>
+      </w:r>
+      <w:r>
+        <w:t xml:space="preserve"> </w:t>
+      </w:r>
+      <w:r>
+        <w:rPr>
+          <w:rStyle w:val="VerbatimChar"/>
+        </w:rPr>
+        <w:t xml:space="preserve">cq-m01-1</w:t>
+      </w:r>
+      <w:r>
+        <w:t xml:space="preserve">) A single-cell RNA atlas predicts that a skin cell type can make a hormone. What would move that finding toward proof of secretion?</w:t>
+      </w:r>
+    </w:p>
+    <w:p>
+      <w:pPr>
+        <w:pStyle w:val="Compact"/>
+        <w:numPr>
+          <w:ilvl w:val="0"/>
+          <w:numId w:val="1065"/>
+        </w:numPr>
+      </w:pPr>
+      <w:r>
+        <w:rPr>
+          <w:b/>
+          <w:bCs/>
+        </w:rPr>
+        <w:t xml:space="preserve">✓</w:t>
+      </w:r>
+      <w:r>
+        <w:t xml:space="preserve"> </w:t>
+      </w:r>
+      <w:r>
+        <w:t xml:space="preserve">Showing the hormone protein and its release by those cells, then its effect in tissue or in people. —</w:t>
+      </w:r>
+      <w:r>
+        <w:t xml:space="preserve"> </w:t>
+      </w:r>
+      <w:r>
+        <w:rPr>
+          <w:i/>
+          <w:iCs/>
+        </w:rPr>
+        <w:t xml:space="preserve">Correct. RNA is the first rung; protein, release and function are the next.</w:t>
+      </w:r>
+    </w:p>
+    <w:p>
+      <w:pPr>
+        <w:pStyle w:val="Compact"/>
+        <w:numPr>
+          <w:ilvl w:val="0"/>
+          <w:numId w:val="1065"/>
+        </w:numPr>
+      </w:pPr>
+      <w:r>
+        <w:t xml:space="preserve">· Finding the same RNA in a second atlas. —</w:t>
+      </w:r>
+      <w:r>
+        <w:t xml:space="preserve"> </w:t>
+      </w:r>
+      <w:r>
+        <w:rPr>
+          <w:i/>
+          <w:iCs/>
+        </w:rPr>
+        <w:t xml:space="preserve">Replicating the RNA confirms the transcript, which is still a prediction about secretion.</w:t>
+      </w:r>
+    </w:p>
+    <w:p>
+      <w:pPr>
+        <w:pStyle w:val="Compact"/>
+        <w:numPr>
+          <w:ilvl w:val="0"/>
+          <w:numId w:val="1065"/>
+        </w:numPr>
+      </w:pPr>
+      <w:r>
+        <w:t xml:space="preserve">· Finding the hormone's receptor RNA in neighbouring cells. —</w:t>
+      </w:r>
+      <w:r>
+        <w:t xml:space="preserve"> </w:t>
+      </w:r>
+      <w:r>
+        <w:rPr>
+          <w:i/>
+          <w:iCs/>
+        </w:rPr>
+        <w:t xml:space="preserve">That predicts a possible receiver; it does not show the hormone is made or released.</w:t>
+      </w:r>
+    </w:p>
+    <w:p>
+      <w:pPr>
+        <w:pStyle w:val="FirstParagraph"/>
+      </w:pPr>
+      <w:r>
+        <w:t xml:space="preserve">Sources: fei-2026-hormone-cell-atlas, hormone-cell-atlas-portal, liu-2016-mrna-protein</w:t>
+      </w:r>
+    </w:p>
+    <w:p>
+      <w:pPr>
+        <w:pStyle w:val="BodyText"/>
+      </w:pPr>
+      <w:r>
+        <w:rPr>
+          <w:b/>
+          <w:bCs/>
+        </w:rPr>
+        <w:t xml:space="preserve">Q2</w:t>
+      </w:r>
+      <w:r>
+        <w:t xml:space="preserve"> </w:t>
+      </w:r>
+      <w:r>
+        <w:t xml:space="preserve">(m01,</w:t>
+      </w:r>
+      <w:r>
+        <w:t xml:space="preserve"> </w:t>
+      </w:r>
+      <w:r>
+        <w:rPr>
+          <w:rStyle w:val="VerbatimChar"/>
+        </w:rPr>
+        <w:t xml:space="preserve">cq-m01-2</w:t>
+      </w:r>
+      <w:r>
+        <w:t xml:space="preserve">) Which finding is a local cutaneous feedback loop rather than systemic endocrine signalling?</w:t>
+      </w:r>
+    </w:p>
+    <w:p>
+      <w:pPr>
+        <w:pStyle w:val="Compact"/>
+        <w:numPr>
+          <w:ilvl w:val="0"/>
+          <w:numId w:val="1066"/>
+        </w:numPr>
+      </w:pPr>
+      <w:r>
+        <w:t xml:space="preserve">· Skin-made vitamin D3 carried by the blood to the liver. —</w:t>
+      </w:r>
+      <w:r>
+        <w:t xml:space="preserve"> </w:t>
+      </w:r>
+      <w:r>
+        <w:rPr>
+          <w:i/>
+          <w:iCs/>
+        </w:rPr>
+        <w:t xml:space="preserve">That is the skin supplying a whole-body hormone system: skin to body.</w:t>
+      </w:r>
+    </w:p>
+    <w:p>
+      <w:pPr>
+        <w:pStyle w:val="Compact"/>
+        <w:numPr>
+          <w:ilvl w:val="0"/>
+          <w:numId w:val="1066"/>
+        </w:numPr>
+      </w:pPr>
+      <w:r>
+        <w:rPr>
+          <w:b/>
+          <w:bCs/>
+        </w:rPr>
+        <w:t xml:space="preserve">✓</w:t>
+      </w:r>
+      <w:r>
+        <w:t xml:space="preserve"> </w:t>
+      </w:r>
+      <w:r>
+        <w:t xml:space="preserve">Human scalp follicles in culture secrete cortisol and then reduce their own CRH. —</w:t>
+      </w:r>
+      <w:r>
+        <w:t xml:space="preserve"> </w:t>
+      </w:r>
+      <w:r>
+        <w:rPr>
+          <w:i/>
+          <w:iCs/>
+        </w:rPr>
+        <w:t xml:space="preserve">Correct. Made, sensed and fed back within the follicle, with no systemic connection.</w:t>
+      </w:r>
+    </w:p>
+    <w:p>
+      <w:pPr>
+        <w:pStyle w:val="Compact"/>
+        <w:numPr>
+          <w:ilvl w:val="0"/>
+          <w:numId w:val="1066"/>
+        </w:numPr>
+      </w:pPr>
+      <w:r>
+        <w:t xml:space="preserve">· Thin skin and striae in Cushing syndrome. —</w:t>
+      </w:r>
+      <w:r>
+        <w:t xml:space="preserve"> </w:t>
+      </w:r>
+      <w:r>
+        <w:rPr>
+          <w:i/>
+          <w:iCs/>
+        </w:rPr>
+        <w:t xml:space="preserve">Circulating cortisol excess acting on the skin: body to skin.</w:t>
+      </w:r>
+    </w:p>
+    <w:p>
+      <w:pPr>
+        <w:pStyle w:val="FirstParagraph"/>
+      </w:pPr>
+      <w:r>
+        <w:t xml:space="preserve">Sources: ito-2005-hair-follicle-hpa, holick-1980-previtamin-d3, hannah-shmouni-2026-are</w:t>
+      </w:r>
+    </w:p>
+    <w:p>
+      <w:pPr>
+        <w:pStyle w:val="BodyText"/>
+      </w:pPr>
+      <w:r>
+        <w:rPr>
+          <w:b/>
+          <w:bCs/>
+        </w:rPr>
+        <w:t xml:space="preserve">Q3</w:t>
+      </w:r>
+      <w:r>
+        <w:t xml:space="preserve"> </w:t>
+      </w:r>
+      <w:r>
+        <w:t xml:space="preserve">(m02,</w:t>
+      </w:r>
+      <w:r>
+        <w:t xml:space="preserve"> </w:t>
+      </w:r>
+      <w:r>
+        <w:rPr>
+          <w:rStyle w:val="VerbatimChar"/>
+        </w:rPr>
+        <w:t xml:space="preserve">cq-m02-1</w:t>
+      </w:r>
+      <w:r>
+        <w:t xml:space="preserve">) Why can a blood or saliva cortisol level not tell you how much cortisol a patient's skin is generating?</w:t>
+      </w:r>
+    </w:p>
+    <w:p>
+      <w:pPr>
+        <w:pStyle w:val="Compact"/>
+        <w:numPr>
+          <w:ilvl w:val="0"/>
+          <w:numId w:val="1067"/>
+        </w:numPr>
+      </w:pPr>
+      <w:r>
+        <w:rPr>
+          <w:b/>
+          <w:bCs/>
+        </w:rPr>
+        <w:t xml:space="preserve">✓</w:t>
+      </w:r>
+      <w:r>
+        <w:t xml:space="preserve"> </w:t>
+      </w:r>
+      <w:r>
+        <w:t xml:space="preserve">Because 11β-HSD1 regenerates cortisol inside skin cells, and local availability is regulated independently of circulating levels. —</w:t>
+      </w:r>
+      <w:r>
+        <w:t xml:space="preserve"> </w:t>
+      </w:r>
+      <w:r>
+        <w:rPr>
+          <w:i/>
+          <w:iCs/>
+        </w:rPr>
+        <w:t xml:space="preserve">Correct: a mechanism shown in human skin samples and mice.</w:t>
+      </w:r>
+    </w:p>
+    <w:p>
+      <w:pPr>
+        <w:pStyle w:val="Compact"/>
+        <w:numPr>
+          <w:ilvl w:val="0"/>
+          <w:numId w:val="1067"/>
+        </w:numPr>
+      </w:pPr>
+      <w:r>
+        <w:t xml:space="preserve">· Because skin cells cannot make or activate cortisol. —</w:t>
+      </w:r>
+      <w:r>
+        <w:t xml:space="preserve"> </w:t>
+      </w:r>
+      <w:r>
+        <w:rPr>
+          <w:i/>
+          <w:iCs/>
+        </w:rPr>
+        <w:t xml:space="preserve">They can: skin expresses an HPA-like axis, and 11β-HSD1 regenerates cortisol locally.</w:t>
+      </w:r>
+    </w:p>
+    <w:p>
+      <w:pPr>
+        <w:pStyle w:val="Compact"/>
+        <w:numPr>
+          <w:ilvl w:val="0"/>
+          <w:numId w:val="1067"/>
+        </w:numPr>
+      </w:pPr>
+      <w:r>
+        <w:t xml:space="preserve">· Because saliva and blood cortisol tests are unreliable for everything. —</w:t>
+      </w:r>
+      <w:r>
+        <w:t xml:space="preserve"> </w:t>
+      </w:r>
+      <w:r>
+        <w:rPr>
+          <w:i/>
+          <w:iCs/>
+        </w:rPr>
+        <w:t xml:space="preserve">Late-night salivary cortisol is a first-line test for Cushing's syndrome; it measures systemic cortisol, which is a different question.</w:t>
+      </w:r>
+    </w:p>
+    <w:p>
+      <w:pPr>
+        <w:pStyle w:val="FirstParagraph"/>
+      </w:pPr>
+      <w:r>
+        <w:t xml:space="preserve">Sources: tiganescu-2011-11bhsd1-skin, nieman-2008-cushings-diagnosis-guideline</w:t>
+      </w:r>
+    </w:p>
+    <w:p>
+      <w:pPr>
+        <w:pStyle w:val="BodyText"/>
+      </w:pPr>
+      <w:r>
+        <w:rPr>
+          <w:b/>
+          <w:bCs/>
+        </w:rPr>
+        <w:t xml:space="preserve">Q4</w:t>
+      </w:r>
+      <w:r>
+        <w:t xml:space="preserve"> </w:t>
+      </w:r>
+      <w:r>
+        <w:t xml:space="preserve">(m02,</w:t>
+      </w:r>
+      <w:r>
+        <w:t xml:space="preserve"> </w:t>
+      </w:r>
+      <w:r>
+        <w:rPr>
+          <w:rStyle w:val="VerbatimChar"/>
+        </w:rPr>
+        <w:t xml:space="preserve">cq-m02-2</w:t>
+      </w:r>
+      <w:r>
+        <w:t xml:space="preserve">) A patient asks whether starting hormone therapy at menopause will stop her wrinkles. Which answer fits the evidence?</w:t>
+      </w:r>
+    </w:p>
+    <w:p>
+      <w:pPr>
+        <w:pStyle w:val="Compact"/>
+        <w:numPr>
+          <w:ilvl w:val="0"/>
+          <w:numId w:val="1068"/>
+        </w:numPr>
+      </w:pPr>
+      <w:r>
+        <w:t xml:space="preserve">· Yes: estrogen rebuilds collagen, so her wrinkles will improve. —</w:t>
+      </w:r>
+      <w:r>
+        <w:t xml:space="preserve"> </w:t>
+      </w:r>
+      <w:r>
+        <w:rPr>
+          <w:i/>
+          <w:iCs/>
+        </w:rPr>
+        <w:t xml:space="preserve">Small trials show thicker skin, but the largest trials found no difference in wrinkles.</w:t>
+      </w:r>
+    </w:p>
+    <w:p>
+      <w:pPr>
+        <w:pStyle w:val="Compact"/>
+        <w:numPr>
+          <w:ilvl w:val="0"/>
+          <w:numId w:val="1068"/>
+        </w:numPr>
+      </w:pPr>
+      <w:r>
+        <w:rPr>
+          <w:b/>
+          <w:bCs/>
+        </w:rPr>
+        <w:t xml:space="preserve">✓</w:t>
+      </w:r>
+      <w:r>
+        <w:t xml:space="preserve"> </w:t>
+      </w:r>
+      <w:r>
+        <w:t xml:space="preserve">It may thicken the skin a little, the largest trials found no difference in wrinkles, and skin is not a reason to start; hot flashes or vaginal symptoms are worth discussing with a prescriber. —</w:t>
+      </w:r>
+      <w:r>
+        <w:t xml:space="preserve"> </w:t>
+      </w:r>
+      <w:r>
+        <w:rPr>
+          <w:i/>
+          <w:iCs/>
+        </w:rPr>
+        <w:t xml:space="preserve">Correct: a secondary effect, and an indication-led decision.</w:t>
+      </w:r>
+    </w:p>
+    <w:p>
+      <w:pPr>
+        <w:pStyle w:val="Compact"/>
+        <w:numPr>
+          <w:ilvl w:val="0"/>
+          <w:numId w:val="1068"/>
+        </w:numPr>
+      </w:pPr>
+      <w:r>
+        <w:t xml:space="preserve">· It has no effect on skin at all. —</w:t>
+      </w:r>
+      <w:r>
+        <w:t xml:space="preserve"> </w:t>
+      </w:r>
+      <w:r>
+        <w:rPr>
+          <w:i/>
+          <w:iCs/>
+        </w:rPr>
+        <w:t xml:space="preserve">Small RCTs do show gains in thickness and collagen; what is unproven is a visible wrinkle benefit.</w:t>
+      </w:r>
+    </w:p>
+    <w:p>
+      <w:pPr>
+        <w:pStyle w:val="FirstParagraph"/>
+      </w:pPr>
+      <w:r>
+        <w:t xml:space="preserve">Sources: phillips-2008-ht-facial-skin-rct, maheux-1994-cee-skin-thickness-rct, fda-mht-labeling-approval-2026-02-12, nams-2022-hormone-therapy-position-statement</w:t>
+      </w:r>
+    </w:p>
+    <w:p>
+      <w:pPr>
+        <w:pStyle w:val="BodyText"/>
+      </w:pPr>
+      <w:r>
+        <w:rPr>
+          <w:b/>
+          <w:bCs/>
+        </w:rPr>
+        <w:t xml:space="preserve">Q5</w:t>
+      </w:r>
+      <w:r>
+        <w:t xml:space="preserve"> </w:t>
+      </w:r>
+      <w:r>
+        <w:t xml:space="preserve">(m03,</w:t>
+      </w:r>
+      <w:r>
+        <w:t xml:space="preserve"> </w:t>
+      </w:r>
+      <w:r>
+        <w:rPr>
+          <w:rStyle w:val="VerbatimChar"/>
+        </w:rPr>
+        <w:t xml:space="preserve">m03-cq1</w:t>
+      </w:r>
+      <w:r>
+        <w:t xml:space="preserve">) A colleague says tirzepatide is 'GRADE A', so its effect on the face must be well established. What is wrong with that reasoning?</w:t>
+      </w:r>
+    </w:p>
+    <w:p>
+      <w:pPr>
+        <w:pStyle w:val="Compact"/>
+        <w:numPr>
+          <w:ilvl w:val="0"/>
+          <w:numId w:val="1069"/>
+        </w:numPr>
+      </w:pPr>
+      <w:r>
+        <w:t xml:space="preserve">· Nothing: a drug's grade applies to all of its effects. —</w:t>
+      </w:r>
+      <w:r>
+        <w:t xml:space="preserve"> </w:t>
+      </w:r>
+      <w:r>
+        <w:rPr>
+          <w:i/>
+          <w:iCs/>
+        </w:rPr>
+        <w:t xml:space="preserve">Grades attach to a specific outcome in a specific population. The pivotal trials measured weight and never the face.</w:t>
+      </w:r>
+    </w:p>
+    <w:p>
+      <w:pPr>
+        <w:pStyle w:val="Compact"/>
+        <w:numPr>
+          <w:ilvl w:val="0"/>
+          <w:numId w:val="1069"/>
+        </w:numPr>
+      </w:pPr>
+      <w:r>
+        <w:rPr>
+          <w:b/>
+          <w:bCs/>
+        </w:rPr>
+        <w:t xml:space="preserve">✓</w:t>
+      </w:r>
+      <w:r>
+        <w:t xml:space="preserve"> </w:t>
+      </w:r>
+      <w:r>
+        <w:t xml:space="preserve">Grades attach to outcomes: weight loss is A from large randomized trials, while facial change rests on small observational studies. —</w:t>
+      </w:r>
+      <w:r>
+        <w:t xml:space="preserve"> </w:t>
+      </w:r>
+      <w:r>
+        <w:rPr>
+          <w:i/>
+          <w:iCs/>
+        </w:rPr>
+        <w:t xml:space="preserve">Correct. One grade per outcome.</w:t>
+      </w:r>
+    </w:p>
+    <w:p>
+      <w:pPr>
+        <w:pStyle w:val="Compact"/>
+        <w:numPr>
+          <w:ilvl w:val="0"/>
+          <w:numId w:val="1069"/>
+        </w:numPr>
+      </w:pPr>
+      <w:r>
+        <w:t xml:space="preserve">· Tirzepatide has no GRADE A evidence for anything. —</w:t>
+      </w:r>
+      <w:r>
+        <w:t xml:space="preserve"> </w:t>
+      </w:r>
+      <w:r>
+        <w:rPr>
+          <w:i/>
+          <w:iCs/>
+        </w:rPr>
+        <w:t xml:space="preserve">It does, for weight management and type 2 diabetes, from large randomized trials such as SURMOUNT-1.</w:t>
+      </w:r>
+    </w:p>
+    <w:p>
+      <w:pPr>
+        <w:pStyle w:val="FirstParagraph"/>
+      </w:pPr>
+      <w:r>
+        <w:t xml:space="preserve">Sources: jastreboff-2022-surmount1, sharma-2025-midface-volume-glp1, rao-2026-glp1-skin-pro-survey, hannah-shmouni-2026-are</w:t>
+      </w:r>
+    </w:p>
+    <w:p>
+      <w:pPr>
+        <w:pStyle w:val="BodyText"/>
+      </w:pPr>
+      <w:r>
+        <w:rPr>
+          <w:b/>
+          <w:bCs/>
+        </w:rPr>
+        <w:t xml:space="preserve">Q6</w:t>
+      </w:r>
+      <w:r>
+        <w:t xml:space="preserve"> </w:t>
+      </w:r>
+      <w:r>
+        <w:t xml:space="preserve">(m03,</w:t>
+      </w:r>
+      <w:r>
+        <w:t xml:space="preserve"> </w:t>
+      </w:r>
+      <w:r>
+        <w:rPr>
+          <w:rStyle w:val="VerbatimChar"/>
+        </w:rPr>
+        <w:t xml:space="preserve">m03-cq2</w:t>
+      </w:r>
+      <w:r>
+        <w:t xml:space="preserve">) Which statement about the gut–skin link is best supported by the evidence?</w:t>
+      </w:r>
+    </w:p>
+    <w:p>
+      <w:pPr>
+        <w:pStyle w:val="Compact"/>
+        <w:numPr>
+          <w:ilvl w:val="0"/>
+          <w:numId w:val="1070"/>
+        </w:numPr>
+      </w:pPr>
+      <w:r>
+        <w:t xml:space="preserve">· Probiotic capsules reliably clear eczema by repairing the gut barrier. —</w:t>
+      </w:r>
+      <w:r>
+        <w:t xml:space="preserve"> </w:t>
+      </w:r>
+      <w:r>
+        <w:rPr>
+          <w:i/>
+          <w:iCs/>
+        </w:rPr>
+        <w:t xml:space="preserve">Pooled trials show little or no difference in patient-rated eczema symptoms.</w:t>
+      </w:r>
+    </w:p>
+    <w:p>
+      <w:pPr>
+        <w:pStyle w:val="Compact"/>
+        <w:numPr>
+          <w:ilvl w:val="0"/>
+          <w:numId w:val="1070"/>
+        </w:numPr>
+      </w:pPr>
+      <w:r>
+        <w:rPr>
+          <w:b/>
+          <w:bCs/>
+        </w:rPr>
+        <w:t xml:space="preserve">✓</w:t>
+      </w:r>
+      <w:r>
+        <w:t xml:space="preserve"> </w:t>
+      </w:r>
+      <w:r>
+        <w:t xml:space="preserve">Metabolic endotoxaemia is shown in mice and small human studies, but restoring the gut barrier has not been shown to improve disease outside the gut. —</w:t>
+      </w:r>
+      <w:r>
+        <w:t xml:space="preserve"> </w:t>
+      </w:r>
+      <w:r>
+        <w:rPr>
+          <w:i/>
+          <w:iCs/>
+        </w:rPr>
+        <w:t xml:space="preserve">Correct. Mechanism in mice and short-term human physiology; no proof that barrier repair helps the skin.</w:t>
+      </w:r>
+    </w:p>
+    <w:p>
+      <w:pPr>
+        <w:pStyle w:val="Compact"/>
+        <w:numPr>
+          <w:ilvl w:val="0"/>
+          <w:numId w:val="1070"/>
+        </w:numPr>
+      </w:pPr>
+      <w:r>
+        <w:t xml:space="preserve">· A zonulin blood test identifies patients whose skin disease comes from a leaky gut. —</w:t>
+      </w:r>
+      <w:r>
+        <w:t xml:space="preserve"> </w:t>
+      </w:r>
+      <w:r>
+        <w:rPr>
+          <w:i/>
+          <w:iCs/>
+        </w:rPr>
+        <w:t xml:space="preserve">A widely used zonulin assay detects proteins other than zonulin.</w:t>
+      </w:r>
+    </w:p>
+    <w:p>
+      <w:pPr>
+        <w:pStyle w:val="FirstParagraph"/>
+      </w:pPr>
+      <w:r>
+        <w:t xml:space="preserve">Sources: cani-2007-metabolic-endotoxemia, erridge-2007-high-fat-meal-endotoxemia, camilleri-2019-leaky-gut, makrgeorgou-2018-cochrane-probiotics-eczema, scheffler-2018-zonulin-elisa</w:t>
+      </w:r>
+    </w:p>
+    <w:p>
+      <w:pPr>
+        <w:pStyle w:val="BodyText"/>
+      </w:pPr>
+      <w:r>
+        <w:rPr>
+          <w:b/>
+          <w:bCs/>
+        </w:rPr>
+        <w:t xml:space="preserve">Q7</w:t>
+      </w:r>
+      <w:r>
+        <w:t xml:space="preserve"> </w:t>
+      </w:r>
+      <w:r>
+        <w:t xml:space="preserve">(m04,</w:t>
+      </w:r>
+      <w:r>
+        <w:t xml:space="preserve"> </w:t>
+      </w:r>
+      <w:r>
+        <w:rPr>
+          <w:rStyle w:val="VerbatimChar"/>
+        </w:rPr>
+        <w:t xml:space="preserve">cq-m04-1</w:t>
+      </w:r>
+      <w:r>
+        <w:t xml:space="preserve">) Which statement about topical GHK-Cu keeps its evidence and its regulatory status apart correctly?</w:t>
+      </w:r>
+    </w:p>
+    <w:p>
+      <w:pPr>
+        <w:pStyle w:val="Compact"/>
+        <w:numPr>
+          <w:ilvl w:val="0"/>
+          <w:numId w:val="1071"/>
+        </w:numPr>
+      </w:pPr>
+      <w:r>
+        <w:rPr>
+          <w:b/>
+          <w:bCs/>
+        </w:rPr>
+        <w:t xml:space="preserve">✓</w:t>
+      </w:r>
+      <w:r>
+        <w:t xml:space="preserve"> </w:t>
+      </w:r>
+      <w:r>
+        <w:t xml:space="preserve">It is GRADE C on small trials, and in the US its non-injectable form sits in 503A Category 1, which means under evaluation. —</w:t>
+      </w:r>
+      <w:r>
+        <w:t xml:space="preserve"> </w:t>
+      </w:r>
+      <w:r>
+        <w:rPr>
+          <w:i/>
+          <w:iCs/>
+        </w:rPr>
+        <w:t xml:space="preserve">Correct. Two separate answers: small-trial human evidence, and an enforcement posture that is not an approval.</w:t>
+      </w:r>
+    </w:p>
+    <w:p>
+      <w:pPr>
+        <w:pStyle w:val="Compact"/>
+        <w:numPr>
+          <w:ilvl w:val="0"/>
+          <w:numId w:val="1071"/>
+        </w:numPr>
+      </w:pPr>
+      <w:r>
+        <w:t xml:space="preserve">· Its Category 1 listing shows FDA has found it effective for skin. —</w:t>
+      </w:r>
+      <w:r>
+        <w:t xml:space="preserve"> </w:t>
+      </w:r>
+      <w:r>
+        <w:rPr>
+          <w:i/>
+          <w:iCs/>
+        </w:rPr>
+        <w:t xml:space="preserve">Category 1 means FDA is still evaluating; it says nothing about efficacy.</w:t>
+      </w:r>
+    </w:p>
+    <w:p>
+      <w:pPr>
+        <w:pStyle w:val="Compact"/>
+        <w:numPr>
+          <w:ilvl w:val="0"/>
+          <w:numId w:val="1071"/>
+        </w:numPr>
+      </w:pPr>
+      <w:r>
+        <w:t xml:space="preserve">· Its copper-enzyme mechanism makes its evidence grade A. —</w:t>
+      </w:r>
+      <w:r>
+        <w:t xml:space="preserve"> </w:t>
+      </w:r>
+      <w:r>
+        <w:rPr>
+          <w:i/>
+          <w:iCs/>
+        </w:rPr>
+        <w:t xml:space="preserve">A plausible mechanism is not human evidence; the trials are small (C).</w:t>
+      </w:r>
+    </w:p>
+    <w:p>
+      <w:pPr>
+        <w:pStyle w:val="FirstParagraph"/>
+      </w:pPr>
+      <w:r>
+        <w:t xml:space="preserve">Sources: miller-2006-ghk-cu-laser-rct, fda-503a-categories-2026-05-14, hannah-shmouni-2026-ppg-aug</w:t>
+      </w:r>
+    </w:p>
+    <w:p>
+      <w:pPr>
+        <w:pStyle w:val="BodyText"/>
+      </w:pPr>
+      <w:r>
+        <w:rPr>
+          <w:b/>
+          <w:bCs/>
+        </w:rPr>
+        <w:t xml:space="preserve">Q8</w:t>
+      </w:r>
+      <w:r>
+        <w:t xml:space="preserve"> </w:t>
+      </w:r>
+      <w:r>
+        <w:t xml:space="preserve">(m04,</w:t>
+      </w:r>
+      <w:r>
+        <w:t xml:space="preserve"> </w:t>
+      </w:r>
+      <w:r>
+        <w:rPr>
+          <w:rStyle w:val="VerbatimChar"/>
+        </w:rPr>
+        <w:t xml:space="preserve">cq-m04-2</w:t>
+      </w:r>
+      <w:r>
+        <w:t xml:space="preserve">) Oral collagen trials pooled together look positive. What did splitting them by funding and quality show?</w:t>
+      </w:r>
+    </w:p>
+    <w:p>
+      <w:pPr>
+        <w:pStyle w:val="Compact"/>
+        <w:numPr>
+          <w:ilvl w:val="0"/>
+          <w:numId w:val="1072"/>
+        </w:numPr>
+      </w:pPr>
+      <w:r>
+        <w:t xml:space="preserve">· The benefit held in every subgroup. —</w:t>
+      </w:r>
+      <w:r>
+        <w:t xml:space="preserve"> </w:t>
+      </w:r>
+      <w:r>
+        <w:rPr>
+          <w:i/>
+          <w:iCs/>
+        </w:rPr>
+        <w:t xml:space="preserve">It did not: independent and high-quality trials showed no effect.</w:t>
+      </w:r>
+    </w:p>
+    <w:p>
+      <w:pPr>
+        <w:pStyle w:val="Compact"/>
+        <w:numPr>
+          <w:ilvl w:val="0"/>
+          <w:numId w:val="1072"/>
+        </w:numPr>
+      </w:pPr>
+      <w:r>
+        <w:rPr>
+          <w:b/>
+          <w:bCs/>
+        </w:rPr>
+        <w:t xml:space="preserve">✓</w:t>
+      </w:r>
+      <w:r>
+        <w:t xml:space="preserve"> </w:t>
+      </w:r>
+      <w:r>
+        <w:t xml:space="preserve">The benefit appeared only in pharmaceutical-funded and lower-quality trials. —</w:t>
+      </w:r>
+      <w:r>
+        <w:t xml:space="preserve"> </w:t>
+      </w:r>
+      <w:r>
+        <w:rPr>
+          <w:i/>
+          <w:iCs/>
+        </w:rPr>
+        <w:t xml:space="preserve">Correct — Myung and Park, 2025, 23 RCTs.</w:t>
+      </w:r>
+    </w:p>
+    <w:p>
+      <w:pPr>
+        <w:pStyle w:val="Compact"/>
+        <w:numPr>
+          <w:ilvl w:val="0"/>
+          <w:numId w:val="1072"/>
+        </w:numPr>
+      </w:pPr>
+      <w:r>
+        <w:t xml:space="preserve">· Independent trials showed harm. —</w:t>
+      </w:r>
+      <w:r>
+        <w:t xml:space="preserve"> </w:t>
+      </w:r>
+      <w:r>
+        <w:rPr>
+          <w:i/>
+          <w:iCs/>
+        </w:rPr>
+        <w:t xml:space="preserve">No harm signal was reported; the finding is about absence of benefit.</w:t>
+      </w:r>
+    </w:p>
+    <w:p>
+      <w:pPr>
+        <w:pStyle w:val="FirstParagraph"/>
+      </w:pPr>
+      <w:r>
+        <w:t xml:space="preserve">Sources: myung-2025-collagen-funding-meta, pu-2023-oral-collagen-meta</w:t>
+      </w:r>
+    </w:p>
+    <w:p>
+      <w:pPr>
+        <w:pStyle w:val="BodyText"/>
+      </w:pPr>
+      <w:r>
+        <w:rPr>
+          <w:b/>
+          <w:bCs/>
+        </w:rPr>
+        <w:t xml:space="preserve">Q9</w:t>
+      </w:r>
+      <w:r>
+        <w:t xml:space="preserve"> </w:t>
+      </w:r>
+      <w:r>
+        <w:t xml:space="preserve">(m05,</w:t>
+      </w:r>
+      <w:r>
+        <w:t xml:space="preserve"> </w:t>
+      </w:r>
+      <w:r>
+        <w:rPr>
+          <w:rStyle w:val="VerbatimChar"/>
+        </w:rPr>
+        <w:t xml:space="preserve">cq-m05-1</w:t>
+      </w:r>
+      <w:r>
+        <w:t xml:space="preserve">) Which statement about afamelanotide and Melanotan II is accurate?</w:t>
+      </w:r>
+    </w:p>
+    <w:p>
+      <w:pPr>
+        <w:pStyle w:val="Compact"/>
+        <w:numPr>
+          <w:ilvl w:val="0"/>
+          <w:numId w:val="1073"/>
+        </w:numPr>
+      </w:pPr>
+      <w:r>
+        <w:rPr>
+          <w:b/>
+          <w:bCs/>
+        </w:rPr>
+        <w:t xml:space="preserve">✓</w:t>
+      </w:r>
+      <w:r>
+        <w:t xml:space="preserve"> </w:t>
+      </w:r>
+      <w:r>
+        <w:t xml:space="preserve">Afamelanotide is approved (EU 2014, US 2019) only for erythropoietic protoporphyria; Melanotan II is approved for no indication, and regulators in the US, UK and Australia have warned about it. —</w:t>
+      </w:r>
+      <w:r>
+        <w:t xml:space="preserve"> </w:t>
+      </w:r>
+      <w:r>
+        <w:rPr>
+          <w:i/>
+          <w:iCs/>
+        </w:rPr>
+        <w:t xml:space="preserve">Correct. Same receptor family, different molecules, and only one has an approval, for one rare disease.</w:t>
+      </w:r>
+    </w:p>
+    <w:p>
+      <w:pPr>
+        <w:pStyle w:val="Compact"/>
+        <w:numPr>
+          <w:ilvl w:val="0"/>
+          <w:numId w:val="1073"/>
+        </w:numPr>
+      </w:pPr>
+      <w:r>
+        <w:t xml:space="preserve">· Afamelanotide's US approval covers cosmetic tanning. —</w:t>
+      </w:r>
+      <w:r>
+        <w:t xml:space="preserve"> </w:t>
+      </w:r>
+      <w:r>
+        <w:rPr>
+          <w:i/>
+          <w:iCs/>
+        </w:rPr>
+        <w:t xml:space="preserve">The US indication is to increase pain-free light exposure in adults with EPP; tanning is not an approved use.</w:t>
+      </w:r>
+    </w:p>
+    <w:p>
+      <w:pPr>
+        <w:pStyle w:val="Compact"/>
+        <w:numPr>
+          <w:ilvl w:val="0"/>
+          <w:numId w:val="1073"/>
+        </w:numPr>
+      </w:pPr>
+      <w:r>
+        <w:t xml:space="preserve">· Melanotan II became approvable once FDA reviewed it for compounding. —</w:t>
+      </w:r>
+      <w:r>
+        <w:t xml:space="preserve"> </w:t>
+      </w:r>
+      <w:r>
+        <w:rPr>
+          <w:i/>
+          <w:iCs/>
+        </w:rPr>
+        <w:t xml:space="preserve">Its compounding nomination was withdrawn, and FDA's page lists serious safety risks. A review is never an approval.</w:t>
+      </w:r>
+    </w:p>
+    <w:p>
+      <w:pPr>
+        <w:pStyle w:val="FirstParagraph"/>
+      </w:pPr>
+      <w:r>
+        <w:t xml:space="preserve">Sources: ema-scenesse-epar, fda-scenesse-label-2024, fda-503a-category2-safety-risks-page, mhra-foi-24-274-melanotan-ii, tga-2026-melanotan-ii-safety-advisory</w:t>
+      </w:r>
+    </w:p>
+    <w:p>
+      <w:pPr>
+        <w:pStyle w:val="BodyText"/>
+      </w:pPr>
+      <w:r>
+        <w:rPr>
+          <w:b/>
+          <w:bCs/>
+        </w:rPr>
+        <w:t xml:space="preserve">Q10</w:t>
+      </w:r>
+      <w:r>
+        <w:t xml:space="preserve"> </w:t>
+      </w:r>
+      <w:r>
+        <w:t xml:space="preserve">(m05,</w:t>
+      </w:r>
+      <w:r>
+        <w:t xml:space="preserve"> </w:t>
+      </w:r>
+      <w:r>
+        <w:rPr>
+          <w:rStyle w:val="VerbatimChar"/>
+        </w:rPr>
+        <w:t xml:space="preserve">cq-m05-2</w:t>
+      </w:r>
+      <w:r>
+        <w:t xml:space="preserve">) A patient asks about a PTD-DBM hair spray. Which grade fits its evidence, and why?</w:t>
+      </w:r>
+    </w:p>
+    <w:p>
+      <w:pPr>
+        <w:pStyle w:val="Compact"/>
+        <w:numPr>
+          <w:ilvl w:val="0"/>
+          <w:numId w:val="1074"/>
+        </w:numPr>
+      </w:pPr>
+      <w:r>
+        <w:t xml:space="preserve">· A, because it acts on the central Wnt pathway of hair growth. —</w:t>
+      </w:r>
+      <w:r>
+        <w:t xml:space="preserve"> </w:t>
+      </w:r>
+      <w:r>
+        <w:rPr>
+          <w:i/>
+          <w:iCs/>
+        </w:rPr>
+        <w:t xml:space="preserve">A plausible pathway is mechanism, and grades rest on human evidence.</w:t>
+      </w:r>
+    </w:p>
+    <w:p>
+      <w:pPr>
+        <w:pStyle w:val="Compact"/>
+        <w:numPr>
+          <w:ilvl w:val="0"/>
+          <w:numId w:val="1074"/>
+        </w:numPr>
+      </w:pPr>
+      <w:r>
+        <w:rPr>
+          <w:b/>
+          <w:bCs/>
+        </w:rPr>
+        <w:t xml:space="preserve">✓</w:t>
+      </w:r>
+      <w:r>
+        <w:t xml:space="preserve"> </w:t>
+      </w:r>
+      <w:r>
+        <w:t xml:space="preserve">D: one 2017 study in mice and scalp tissue from the developer's group, and no human trial published or registered as of September 2026. —</w:t>
+      </w:r>
+      <w:r>
+        <w:t xml:space="preserve"> </w:t>
+      </w:r>
+      <w:r>
+        <w:rPr>
+          <w:i/>
+          <w:iCs/>
+        </w:rPr>
+        <w:t xml:space="preserve">Correct. Animal and tissue data only, from one group with a commercial link.</w:t>
+      </w:r>
+    </w:p>
+    <w:p>
+      <w:pPr>
+        <w:pStyle w:val="Compact"/>
+        <w:numPr>
+          <w:ilvl w:val="0"/>
+          <w:numId w:val="1074"/>
+        </w:numPr>
+      </w:pPr>
+      <w:r>
+        <w:t xml:space="preserve">· C, because small human trials show regrowth. —</w:t>
+      </w:r>
+      <w:r>
+        <w:t xml:space="preserve"> </w:t>
+      </w:r>
+      <w:r>
+        <w:rPr>
+          <w:i/>
+          <w:iCs/>
+        </w:rPr>
+        <w:t xml:space="preserve">No human trial of PTD-DBM exists, small or large.</w:t>
+      </w:r>
+    </w:p>
+    <w:p>
+      <w:pPr>
+        <w:pStyle w:val="FirstParagraph"/>
+      </w:pPr>
+      <w:r>
+        <w:t xml:space="preserve">Sources: lee-2017-ptd-dbm-cxxc5-hair, mehta-2025-wnt-hair-regrowth-review, hannah-shmouni-2026-ppg-aug</w:t>
+      </w:r>
+    </w:p>
+    <w:p>
+      <w:pPr>
+        <w:pStyle w:val="BodyText"/>
+      </w:pPr>
+      <w:r>
+        <w:rPr>
+          <w:b/>
+          <w:bCs/>
+        </w:rPr>
+        <w:t xml:space="preserve">Q11</w:t>
+      </w:r>
+      <w:r>
+        <w:t xml:space="preserve"> </w:t>
+      </w:r>
+      <w:r>
+        <w:t xml:space="preserve">(m06,</w:t>
+      </w:r>
+      <w:r>
+        <w:t xml:space="preserve"> </w:t>
+      </w:r>
+      <w:r>
+        <w:rPr>
+          <w:rStyle w:val="VerbatimChar"/>
+        </w:rPr>
+        <w:t xml:space="preserve">cq-m06-1</w:t>
+      </w:r>
+      <w:r>
+        <w:t xml:space="preserve">) In the US, as of September 2026, which statement about growth-hormone secretagogues and 503A compounding is accurate?</w:t>
+      </w:r>
+    </w:p>
+    <w:p>
+      <w:pPr>
+        <w:pStyle w:val="Compact"/>
+        <w:numPr>
+          <w:ilvl w:val="0"/>
+          <w:numId w:val="1075"/>
+        </w:numPr>
+      </w:pPr>
+      <w:r>
+        <w:t xml:space="preserve">· Ipamorelin and CJC-1295 are on the 503A bulks list, because clinics compound them widely. —</w:t>
+      </w:r>
+      <w:r>
+        <w:t xml:space="preserve"> </w:t>
+      </w:r>
+      <w:r>
+        <w:rPr>
+          <w:i/>
+          <w:iCs/>
+        </w:rPr>
+        <w:t xml:space="preserve">Neither is on the list. FDA's advisory committee voted against ipamorelin in 2024, and both 503A nominations were withdrawn.</w:t>
+      </w:r>
+    </w:p>
+    <w:p>
+      <w:pPr>
+        <w:pStyle w:val="Compact"/>
+        <w:numPr>
+          <w:ilvl w:val="0"/>
+          <w:numId w:val="1075"/>
+        </w:numPr>
+      </w:pPr>
+      <w:r>
+        <w:rPr>
+          <w:b/>
+          <w:bCs/>
+        </w:rPr>
+        <w:t xml:space="preserve">✓</w:t>
+      </w:r>
+      <w:r>
+        <w:t xml:space="preserve"> </w:t>
+      </w:r>
+      <w:r>
+        <w:t xml:space="preserve">None of them is on the 503A bulks list; ibutamoren is in FDA's Category 2 for a heart-failure signal, and the ipamorelin and CJC-1295 nominations were withdrawn. —</w:t>
+      </w:r>
+      <w:r>
+        <w:t xml:space="preserve"> </w:t>
+      </w:r>
+      <w:r>
+        <w:rPr>
+          <w:i/>
+          <w:iCs/>
+        </w:rPr>
+        <w:t xml:space="preserve">Correct, dated to FDA's category documents of April and May 2026.</w:t>
+      </w:r>
+    </w:p>
+    <w:p>
+      <w:pPr>
+        <w:pStyle w:val="Compact"/>
+        <w:numPr>
+          <w:ilvl w:val="0"/>
+          <w:numId w:val="1075"/>
+        </w:numPr>
+      </w:pPr>
+      <w:r>
+        <w:t xml:space="preserve">· Sermorelin is an FDA-approved product marketed for adult anti-ageing. —</w:t>
+      </w:r>
+      <w:r>
+        <w:t xml:space="preserve"> </w:t>
+      </w:r>
+      <w:r>
+        <w:rPr>
+          <w:i/>
+          <w:iCs/>
+        </w:rPr>
+        <w:t xml:space="preserve">No sermorelin product is marketed in the US. Its former approvals were for children with GH deficiency and for diagnostic testing.</w:t>
+      </w:r>
+    </w:p>
+    <w:p>
+      <w:pPr>
+        <w:pStyle w:val="FirstParagraph"/>
+      </w:pPr>
+      <w:r>
+        <w:t xml:space="preserve">Sources: fda-503a-categories-2026-05-14, fda-503a-category2-safety-risks-page, fda-pcac-2024-10-minutes, fr-2013-geref-determination</w:t>
+      </w:r>
+    </w:p>
+    <w:p>
+      <w:pPr>
+        <w:pStyle w:val="BodyText"/>
+      </w:pPr>
+      <w:r>
+        <w:rPr>
+          <w:b/>
+          <w:bCs/>
+        </w:rPr>
+        <w:t xml:space="preserve">Q12</w:t>
+      </w:r>
+      <w:r>
+        <w:t xml:space="preserve"> </w:t>
+      </w:r>
+      <w:r>
+        <w:t xml:space="preserve">(m06,</w:t>
+      </w:r>
+      <w:r>
+        <w:t xml:space="preserve"> </w:t>
+      </w:r>
+      <w:r>
+        <w:rPr>
+          <w:rStyle w:val="VerbatimChar"/>
+        </w:rPr>
+        <w:t xml:space="preserve">cq-m06-2</w:t>
+      </w:r>
+      <w:r>
+        <w:t xml:space="preserve">) Why does a 'low' IGF-1 in a healthy 60-year-old not, on its own, justify growth-hormone therapy?</w:t>
+      </w:r>
+    </w:p>
+    <w:p>
+      <w:pPr>
+        <w:pStyle w:val="Compact"/>
+        <w:numPr>
+          <w:ilvl w:val="0"/>
+          <w:numId w:val="1076"/>
+        </w:numPr>
+      </w:pPr>
+      <w:r>
+        <w:rPr>
+          <w:b/>
+          <w:bCs/>
+        </w:rPr>
+        <w:t xml:space="preserve">✓</w:t>
+      </w:r>
+      <w:r>
+        <w:t xml:space="preserve"> </w:t>
+      </w:r>
+      <w:r>
+        <w:t xml:space="preserve">IGF-1 falls normally with age, and trials in healthy older adults show small body-composition gains with more oedema, joint pain and glucose problems. —</w:t>
+      </w:r>
+      <w:r>
+        <w:t xml:space="preserve"> </w:t>
+      </w:r>
+      <w:r>
+        <w:rPr>
+          <w:i/>
+          <w:iCs/>
+        </w:rPr>
+        <w:t xml:space="preserve">Correct. The somatopause is physiology, and the trials point against treatment.</w:t>
+      </w:r>
+    </w:p>
+    <w:p>
+      <w:pPr>
+        <w:pStyle w:val="Compact"/>
+        <w:numPr>
+          <w:ilvl w:val="0"/>
+          <w:numId w:val="1076"/>
+        </w:numPr>
+      </w:pPr>
+      <w:r>
+        <w:t xml:space="preserve">· Because growth hormone has no effect on skin at all. —</w:t>
+      </w:r>
+      <w:r>
+        <w:t xml:space="preserve"> </w:t>
+      </w:r>
+      <w:r>
+        <w:rPr>
+          <w:i/>
+          <w:iCs/>
+        </w:rPr>
+        <w:t xml:space="preserve">GH acts on dermal fibroblasts, and GH excess visibly changes skin. The problem is the balance of benefit and harm in healthy adults.</w:t>
+      </w:r>
+    </w:p>
+    <w:p>
+      <w:pPr>
+        <w:pStyle w:val="Compact"/>
+        <w:numPr>
+          <w:ilvl w:val="0"/>
+          <w:numId w:val="1076"/>
+        </w:numPr>
+      </w:pPr>
+      <w:r>
+        <w:t xml:space="preserve">· Because IGF-1 cannot be measured reliably. —</w:t>
+      </w:r>
+      <w:r>
+        <w:t xml:space="preserve"> </w:t>
+      </w:r>
+      <w:r>
+        <w:rPr>
+          <w:i/>
+          <w:iCs/>
+        </w:rPr>
+        <w:t xml:space="preserve">IGF-1 is a standard test. The point is to read it against an age-matched range and to treat a diagnosis.</w:t>
+      </w:r>
+    </w:p>
+    <w:p>
+      <w:pPr>
+        <w:pStyle w:val="FirstParagraph"/>
+      </w:pPr>
+      <w:r>
+        <w:t xml:space="preserve">Sources: blackman-2002-gh-sex-steroids-rct, liu-2007-gh-healthy-elderly, veldhuis-2008-somatotropic-ageing</w:t>
+      </w:r>
+    </w:p>
+    <w:p>
+      <w:pPr>
+        <w:pStyle w:val="BodyText"/>
+      </w:pPr>
+      <w:r>
+        <w:rPr>
+          <w:b/>
+          <w:bCs/>
+        </w:rPr>
+        <w:t xml:space="preserve">Q13</w:t>
+      </w:r>
+      <w:r>
+        <w:t xml:space="preserve"> </w:t>
+      </w:r>
+      <w:r>
+        <w:t xml:space="preserve">(m07,</w:t>
+      </w:r>
+      <w:r>
+        <w:t xml:space="preserve"> </w:t>
+      </w:r>
+      <w:r>
+        <w:rPr>
+          <w:rStyle w:val="VerbatimChar"/>
+        </w:rPr>
+        <w:t xml:space="preserve">cq-m07-1</w:t>
+      </w:r>
+      <w:r>
+        <w:t xml:space="preserve">) In GRADE, what does a certainty rating attach to?</w:t>
+      </w:r>
+    </w:p>
+    <w:p>
+      <w:pPr>
+        <w:pStyle w:val="Compact"/>
+        <w:numPr>
+          <w:ilvl w:val="0"/>
+          <w:numId w:val="1077"/>
+        </w:numPr>
+      </w:pPr>
+      <w:r>
+        <w:t xml:space="preserve">· A single well-run trial. —</w:t>
+      </w:r>
+      <w:r>
+        <w:t xml:space="preserve"> </w:t>
+      </w:r>
+      <w:r>
+        <w:rPr>
+          <w:i/>
+          <w:iCs/>
+        </w:rPr>
+        <w:t xml:space="preserve">GRADE rates a body of evidence, never one study on its own.</w:t>
+      </w:r>
+    </w:p>
+    <w:p>
+      <w:pPr>
+        <w:pStyle w:val="Compact"/>
+        <w:numPr>
+          <w:ilvl w:val="0"/>
+          <w:numId w:val="1077"/>
+        </w:numPr>
+      </w:pPr>
+      <w:r>
+        <w:t xml:space="preserve">· The molecule, across all its uses. —</w:t>
+      </w:r>
+      <w:r>
+        <w:t xml:space="preserve"> </w:t>
+      </w:r>
+      <w:r>
+        <w:rPr>
+          <w:i/>
+          <w:iCs/>
+        </w:rPr>
+        <w:t xml:space="preserve">The same molecule can be high certainty for one outcome and very low for another.</w:t>
+      </w:r>
+    </w:p>
+    <w:p>
+      <w:pPr>
+        <w:pStyle w:val="Compact"/>
+        <w:numPr>
+          <w:ilvl w:val="0"/>
+          <w:numId w:val="1077"/>
+        </w:numPr>
+      </w:pPr>
+      <w:r>
+        <w:rPr>
+          <w:b/>
+          <w:bCs/>
+        </w:rPr>
+        <w:t xml:space="preserve">✓</w:t>
+      </w:r>
+      <w:r>
+        <w:t xml:space="preserve"> </w:t>
+      </w:r>
+      <w:r>
+        <w:t xml:space="preserve">A body of evidence for a specific outcome. —</w:t>
+      </w:r>
+      <w:r>
+        <w:t xml:space="preserve"> </w:t>
+      </w:r>
+      <w:r>
+        <w:rPr>
+          <w:i/>
+          <w:iCs/>
+        </w:rPr>
+        <w:t xml:space="preserve">Correct. Certainty belongs to an outcome, across the studies that address it.</w:t>
+      </w:r>
+    </w:p>
+    <w:p>
+      <w:pPr>
+        <w:pStyle w:val="FirstParagraph"/>
+      </w:pPr>
+      <w:r>
+        <w:t xml:space="preserve">Sources: balshem-2011-grade-rating-quality, guyatt-2025-core-grade-5-indirectness, hannah-shmouni-2026-ppg-aug</w:t>
+      </w:r>
+    </w:p>
+    <w:p>
+      <w:pPr>
+        <w:pStyle w:val="BodyText"/>
+      </w:pPr>
+      <w:r>
+        <w:rPr>
+          <w:b/>
+          <w:bCs/>
+        </w:rPr>
+        <w:t xml:space="preserve">Q14</w:t>
+      </w:r>
+      <w:r>
+        <w:t xml:space="preserve"> </w:t>
+      </w:r>
+      <w:r>
+        <w:t xml:space="preserve">(m07,</w:t>
+      </w:r>
+      <w:r>
+        <w:t xml:space="preserve"> </w:t>
+      </w:r>
+      <w:r>
+        <w:rPr>
+          <w:rStyle w:val="VerbatimChar"/>
+        </w:rPr>
+        <w:t xml:space="preserve">cq-m07-2</w:t>
+      </w:r>
+      <w:r>
+        <w:t xml:space="preserve">) Under section 503A, in what order does the statute let a bulk substance qualify for compounding?</w:t>
+      </w:r>
+    </w:p>
+    <w:p>
+      <w:pPr>
+        <w:pStyle w:val="Compact"/>
+        <w:numPr>
+          <w:ilvl w:val="0"/>
+          <w:numId w:val="1078"/>
+        </w:numPr>
+      </w:pPr>
+      <w:r>
+        <w:t xml:space="preserve">· The bulks list first, then a monograph, then a component of an approved drug. —</w:t>
+      </w:r>
+      <w:r>
+        <w:t xml:space="preserve"> </w:t>
+      </w:r>
+      <w:r>
+        <w:rPr>
+          <w:i/>
+          <w:iCs/>
+        </w:rPr>
+        <w:t xml:space="preserve">Reversed. The bulks list is the last route, open only when the first two are not.</w:t>
+      </w:r>
+    </w:p>
+    <w:p>
+      <w:pPr>
+        <w:pStyle w:val="Compact"/>
+        <w:numPr>
+          <w:ilvl w:val="0"/>
+          <w:numId w:val="1078"/>
+        </w:numPr>
+      </w:pPr>
+      <w:r>
+        <w:rPr>
+          <w:b/>
+          <w:bCs/>
+        </w:rPr>
+        <w:t xml:space="preserve">✓</w:t>
+      </w:r>
+      <w:r>
+        <w:t xml:space="preserve"> </w:t>
+      </w:r>
+      <w:r>
+        <w:t xml:space="preserve">A USP or NF monograph first, then a component of an approved drug, then the 503A bulks list, with a valid certificate of analysis in every case. —</w:t>
+      </w:r>
+      <w:r>
+        <w:t xml:space="preserve"> </w:t>
+      </w:r>
+      <w:r>
+        <w:rPr>
+          <w:i/>
+          <w:iCs/>
+        </w:rPr>
+        <w:t xml:space="preserve">Correct. The routes are hierarchical, and the certificate and a registered manufacturer are conditions throughout.</w:t>
+      </w:r>
+    </w:p>
+    <w:p>
+      <w:pPr>
+        <w:pStyle w:val="Compact"/>
+        <w:numPr>
+          <w:ilvl w:val="0"/>
+          <w:numId w:val="1078"/>
+        </w:numPr>
+      </w:pPr>
+      <w:r>
+        <w:t xml:space="preserve">· Any substance whose certificate of analysis shows high purity. —</w:t>
+      </w:r>
+      <w:r>
+        <w:t xml:space="preserve"> </w:t>
+      </w:r>
+      <w:r>
+        <w:rPr>
+          <w:i/>
+          <w:iCs/>
+        </w:rPr>
+        <w:t xml:space="preserve">A certificate is a condition, never a route on its own.</w:t>
+      </w:r>
+    </w:p>
+    <w:p>
+      <w:pPr>
+        <w:pStyle w:val="FirstParagraph"/>
+      </w:pPr>
+      <w:r>
+        <w:t xml:space="preserve">Sources: usc-21-353a, fda-503a-bulks-page, ecfr-21-cfr-216-23-bulks-list</w:t>
+      </w:r>
+    </w:p>
+    <w:p>
+      <w:r>
+        <w:pict>
+          <v:rect style="width:0;height:1.5pt" o:hralign="center" o:hrstd="t" o:hr="t"/>
+        </w:pict>
+      </w:r>
+    </w:p>
     <w:bookmarkEnd w:id="183"/>
+    <w:bookmarkStart w:id="184" w:name="tutor-prepared-answers-14"/>
+    <w:p>
+      <w:pPr>
+        <w:pStyle w:val="Heading2"/>
+      </w:pPr>
+      <w:r>
+        <w:t xml:space="preserve">Tutor: prepared answers (14)</w:t>
+      </w:r>
+    </w:p>
+    <w:p>
+      <w:pPr>
+        <w:pStyle w:val="FirstParagraph"/>
+      </w:pPr>
+      <w:r>
+        <w:t xml:space="preserve">The course tutor answers from the course itself; these prepared answers cover the questions learners are most likely to ask.</w:t>
+      </w:r>
+    </w:p>
+    <w:p>
+      <w:pPr>
+        <w:pStyle w:val="BodyText"/>
+      </w:pPr>
+      <w:r>
+        <w:rPr>
+          <w:b/>
+          <w:bCs/>
+        </w:rPr>
+        <w:t xml:space="preserve">hormone cell atlas · cell atlas · single cell atlas · receptor map</w:t>
+      </w:r>
+      <w:r>
+        <w:t xml:space="preserve"> </w:t>
+      </w:r>
+      <w:r>
+        <w:t xml:space="preserve">(m01,</w:t>
+      </w:r>
+      <w:r>
+        <w:t xml:space="preserve"> </w:t>
+      </w:r>
+      <w:r>
+        <w:rPr>
+          <w:rStyle w:val="VerbatimChar"/>
+        </w:rPr>
+        <w:t xml:space="preserve">tutor-m01-atlas</w:t>
+      </w:r>
+      <w:r>
+        <w:t xml:space="preserve">)</w:t>
+      </w:r>
+    </w:p>
+    <w:p>
+      <w:pPr>
+        <w:pStyle w:val="BodyText"/>
+      </w:pPr>
+      <w:r>
+        <w:t xml:space="preserve">The Hormone Cell Atlas (Fei, Huang-Doran et al., Science 2026) read RNA for 379 hormone and receptor genes in about 14 million cells and nuclei from 47 human tissues and predicted which cell types could make or respond to hormones. Its own authors call these predictions putative and hypothesis-generating: RNA shows capacity, not secretion or effect. Treat any 'skin has receptors for it' product claim as a hypothesis until protein, function and a human trial back it. A few skin outputs are established in people, such as vitamin D3 formed under UVB and released into the blood.</w:t>
+      </w:r>
+    </w:p>
+    <w:p>
+      <w:pPr>
+        <w:pStyle w:val="BodyText"/>
+      </w:pPr>
+      <w:r>
+        <w:t xml:space="preserve">Sources: fei-2026-hormone-cell-atlas, hormone-cell-atlas-portal, liu-2016-mrna-protein, holick-1980-previtamin-d3</w:t>
+      </w:r>
+    </w:p>
+    <w:p>
+      <w:pPr>
+        <w:pStyle w:val="BodyText"/>
+      </w:pPr>
+      <w:r>
+        <w:rPr>
+          <w:b/>
+          <w:bCs/>
+        </w:rPr>
+        <w:t xml:space="preserve">senolytic · senolytics · senescence · senescent cells</w:t>
+      </w:r>
+      <w:r>
+        <w:t xml:space="preserve"> </w:t>
+      </w:r>
+      <w:r>
+        <w:t xml:space="preserve">(m01,</w:t>
+      </w:r>
+      <w:r>
+        <w:t xml:space="preserve"> </w:t>
+      </w:r>
+      <w:r>
+        <w:rPr>
+          <w:rStyle w:val="VerbatimChar"/>
+        </w:rPr>
+        <w:t xml:space="preserve">tutor-m01-senescence</w:t>
+      </w:r>
+      <w:r>
+        <w:t xml:space="preserve">)</w:t>
+      </w:r>
+    </w:p>
+    <w:p>
+      <w:pPr>
+        <w:pStyle w:val="BodyText"/>
+      </w:pPr>
+      <w:r>
+        <w:t xml:space="preserve">Senescent cells accumulate in human epidermis and dermis with age, and in one cohort their number tracked with wrinkles and perceived age: an association. Their secretions (the SASP: IL-6, IL-8, matrix-degrading enzymes) were defined in cultured cells. Evidence that clearing senescent cells improves ageing comes from mice; human data are small open-label or exploratory pilots measuring tissue markers. The one randomized study in skin (topical rapamycin, a senomorphic, 2019) was small and exploratory: it lowered p16, and clinical change was only described. No adequately sized trial with clinical skin-ageing outcomes was found (September 2026). In mice, clearing senescent cells during healing slowed wound closure. The Aesthetic &amp; Regenerative Endocrinology guide advises confining senolytics to clinical trials. This course gives no doses or product advice; daily sunscreen and topical retinoids are the levers with human trials, and a prescriber decides on any treatment.</w:t>
+      </w:r>
+    </w:p>
+    <w:p>
+      <w:pPr>
+        <w:pStyle w:val="BodyText"/>
+      </w:pPr>
+      <w:r>
+        <w:t xml:space="preserve">Sources: waaijer-2016-p16-wrinkles, coppe-2008-sasp, baker-2016-p16-clearance-mice, hickson-2019-senolytic-dkd-pilot, chung-2019-topical-rapamycin, hannah-shmouni-2026-are</w:t>
+      </w:r>
+    </w:p>
+    <w:p>
+      <w:pPr>
+        <w:pStyle w:val="BodyText"/>
+      </w:pPr>
+      <w:r>
+        <w:rPr>
+          <w:b/>
+          <w:bCs/>
+        </w:rPr>
+        <w:t xml:space="preserve">cortisol face · moon face · puffy face cortisol · is it cushing's</w:t>
+      </w:r>
+      <w:r>
+        <w:t xml:space="preserve"> </w:t>
+      </w:r>
+      <w:r>
+        <w:t xml:space="preserve">(m02,</w:t>
+      </w:r>
+      <w:r>
+        <w:t xml:space="preserve"> </w:t>
+      </w:r>
+      <w:r>
+        <w:rPr>
+          <w:rStyle w:val="VerbatimChar"/>
+        </w:rPr>
+        <w:t xml:space="preserve">tutor-m02-cortisol-face</w:t>
+      </w:r>
+      <w:r>
+        <w:t xml:space="preserve">)</w:t>
+      </w:r>
+    </w:p>
+    <w:p>
+      <w:pPr>
+        <w:pStyle w:val="BodyText"/>
+      </w:pPr>
+      <w:r>
+        <w:t xml:space="preserve">Most 'cortisol face' is puffiness from sleep, alcohol, salt and weight, as the Aesthetic &amp; Regenerative Endocrinology guide describes it. Endogenous Cushing's syndrome is rare (two to three new cases per million people a year), and its commonest form comes from a glucocorticoid the patient is using, so ask about tablets, inhalers, injections and creams, including skin-lighteners. The features that best discriminate Cushing's are easy bruising, facial plethora, proximal muscle weakness and reddish-purple striae wider than 1 cm; a round face alone is a weak signal. If several are present and progressing, the next step is formal testing arranged by a prescriber and an endocrinologist, not a supplement or a consumer cortisol panel. Local skin cortisol (11β-HSD1) is a research mechanism with no approved treatment.</w:t>
+      </w:r>
+    </w:p>
+    <w:p>
+      <w:pPr>
+        <w:pStyle w:val="BodyText"/>
+      </w:pPr>
+      <w:r>
+        <w:t xml:space="preserve">Sources: nieman-2008-cushings-diagnosis-guideline, tiganescu-2013-11bhsd1-aged-skin, hannah-shmouni-2026-are</w:t>
+      </w:r>
+    </w:p>
+    <w:p>
+      <w:pPr>
+        <w:pStyle w:val="BodyText"/>
+      </w:pPr>
+      <w:r>
+        <w:rPr>
+          <w:b/>
+          <w:bCs/>
+        </w:rPr>
+        <w:t xml:space="preserve">hrt for skin · hormone therapy skin · estrogen for wrinkles · estrogen cream face</w:t>
+      </w:r>
+      <w:r>
+        <w:t xml:space="preserve"> </w:t>
+      </w:r>
+      <w:r>
+        <w:t xml:space="preserve">(m02,</w:t>
+      </w:r>
+      <w:r>
+        <w:t xml:space="preserve"> </w:t>
+      </w:r>
+      <w:r>
+        <w:rPr>
+          <w:rStyle w:val="VerbatimChar"/>
+        </w:rPr>
+        <w:t xml:space="preserve">tutor-m02-hrt-skin</w:t>
+      </w:r>
+      <w:r>
+        <w:t xml:space="preserve">)</w:t>
+      </w:r>
+    </w:p>
+    <w:p>
+      <w:pPr>
+        <w:pStyle w:val="BodyText"/>
+      </w:pPr>
+      <w:r>
+        <w:t xml:space="preserve">Estrogen acts on receptors in skin. In small trials, hormone therapy thickened skin and raised collagen (graded C here). The largest trial on facial skin (485 women, 48 weeks) and a four-year trial in recently menopausal women found no difference in wrinkles. In the US, as of February 2026, approved uses of menopausal hormone therapy are hot flashes, vaginal and vulvar symptoms and, for some products, preventing bone loss; skin is not an indication and is never the reason to start. Compounded 'bioidentical' hormones lack efficacy and safety data, and an over-the-counter 'hormone cream' is an unapproved drug under US rules. For skin, daily sunscreen and a prescription retinoid have better evidence. This course gives no doses; hormone therapy decisions belong with a prescriber.</w:t>
+      </w:r>
+    </w:p>
+    <w:p>
+      <w:pPr>
+        <w:pStyle w:val="BodyText"/>
+      </w:pPr>
+      <w:r>
+        <w:t xml:space="preserve">Sources: ecfr-21-cfr-310-530-hormone-creams, fda-mht-labeling-approval-2026-02-12, hughes-2013-sunscreen-skin-aging-rct, nams-2022-hormone-therapy-position-statement, owen-2016-keeps-skin-wrinkles, phillips-2008-ht-facial-skin-rct</w:t>
+      </w:r>
+    </w:p>
+    <w:p>
+      <w:pPr>
+        <w:pStyle w:val="BodyText"/>
+      </w:pPr>
+      <w:r>
+        <w:rPr>
+          <w:b/>
+          <w:bCs/>
+        </w:rPr>
+        <w:t xml:space="preserve">ozempic face · facial fat loss on semaglutide · tirzepatide face changes · glp-1 facial volume loss</w:t>
+      </w:r>
+      <w:r>
+        <w:t xml:space="preserve"> </w:t>
+      </w:r>
+      <w:r>
+        <w:t xml:space="preserve">(m03,</w:t>
+      </w:r>
+      <w:r>
+        <w:t xml:space="preserve"> </w:t>
+      </w:r>
+      <w:r>
+        <w:rPr>
+          <w:rStyle w:val="VerbatimChar"/>
+        </w:rPr>
+        <w:t xml:space="preserve">m03-tutor-ozempic-face</w:t>
+      </w:r>
+      <w:r>
+        <w:t xml:space="preserve">)</w:t>
+      </w:r>
+    </w:p>
+    <w:p>
+      <w:pPr>
+        <w:pStyle w:val="BodyText"/>
+      </w:pPr>
+      <w:r>
+        <w:t xml:space="preserve">'Ozempic face' describes facial hollowing and laxity during weight loss on incretin drugs. Mechanism: losing fat deflates the superficial facial fat compartments and unmasks laxity already present. Human evidence is observational and small: one retrospective imaging study of 20 patients found a median 9% loss of midface volume, mostly superficial, about 7% per 10 kg lost (D), and a survey of 1,226 patients found sagging, facial volume loss and hair shedding reported more often the more weight was lost (C). No randomized trial has measured the face. Regulatory status (US, September 2026): semaglutide (Ozempic, Wegovy) and tirzepatide (Mounjaro, Zepbound) are FDA-approved for type 2 diabetes, chronic weight management and further heart, liver and sleep-apnoea indications. Their labels list hair loss (about 3–6% on drug against about 1% on placebo, mostly in women, linked to weight reduction) but not facial volume loss. Open question: whether the drugs act directly on facial fat, beyond weight loss, rests on cell studies. In practice: raise facial and hair changes before treatment, record concerns with consented photographs, refer restoration requests to a qualified aesthetic clinician, and take any question about stopping or changing the medicine to the prescriber. The course gives no dosing advice.</w:t>
+      </w:r>
+    </w:p>
+    <w:p>
+      <w:pPr>
+        <w:pStyle w:val="BodyText"/>
+      </w:pPr>
+      <w:r>
+        <w:t xml:space="preserve">Sources: sharma-2025-midface-volume-glp1, rao-2026-glp1-skin-pro-survey, fda-label-wegovy-2026, fda-label-zepbound-2026, fda-drugsfda-wegovy-nda215256, paschou-2025-glp1ra-skin-aging, hannah-shmouni-2026-are</w:t>
+      </w:r>
+    </w:p>
+    <w:p>
+      <w:pPr>
+        <w:pStyle w:val="BodyText"/>
+      </w:pPr>
+      <w:r>
+        <w:rPr>
+          <w:b/>
+          <w:bCs/>
+        </w:rPr>
+        <w:t xml:space="preserve">leaky gut · gut skin axis · zonulin test · probiotics for eczema</w:t>
+      </w:r>
+      <w:r>
+        <w:t xml:space="preserve"> </w:t>
+      </w:r>
+      <w:r>
+        <w:t xml:space="preserve">(m03,</w:t>
+      </w:r>
+      <w:r>
+        <w:t xml:space="preserve"> </w:t>
+      </w:r>
+      <w:r>
+        <w:rPr>
+          <w:rStyle w:val="VerbatimChar"/>
+        </w:rPr>
+        <w:t xml:space="preserve">m03-tutor-gut-skin</w:t>
+      </w:r>
+      <w:r>
+        <w:t xml:space="preserve">)</w:t>
+      </w:r>
+    </w:p>
+    <w:p>
+      <w:pPr>
+        <w:pStyle w:val="BodyText"/>
+      </w:pPr>
+      <w:r>
+        <w:t xml:space="preserve">Mechanism: bacterial lipopolysaccharide crossing a leaky gut barrier ('metabolic endotoxaemia') drives inflammation and insulin resistance in mice, and a single high-fat meal briefly raised plasma endotoxin in a study of 12 healthy men (D). Human evidence for skin: an independent Cochrane review of 39 trials found probiotics probably make little or no difference to patient-rated eczema symptoms (B); a 2024 meta-analysis in children without food allergy reported small score improvements (C); one small randomized trial found rosacea improved after small-intestinal bacterial overgrowth was treated (C). A leading review concludes it is unproven that restoring barrier function improves disease outside the gut, and a widely used commercial zonulin assay detects proteins other than zonulin. A fibre-rich diet has strong evidence for cardiometabolic outcomes and has not been tested on skin outcomes. The Hormonaly guide grades the 'leaky gut' repair stack (L-glutamine, zinc carnosine, BPC-157) D; in the US, BPC-157 is not on the 503A bulks list as of September 2026. Start with diet, metabolic health and the skin diagnosis; investigational peptides come last, if at all, and any injected or research peptide needs a prescriber.</w:t>
+      </w:r>
+    </w:p>
+    <w:p>
+      <w:pPr>
+        <w:pStyle w:val="BodyText"/>
+      </w:pPr>
+      <w:r>
+        <w:t xml:space="preserve">Sources: cani-2007-metabolic-endotoxemia, erridge-2007-high-fat-meal-endotoxemia, makrgeorgou-2018-cochrane-probiotics-eczema, vassilopoulou-2024-eaaci-ad-diet-meta, parodi-2008-rosacea-sibo, camilleri-2019-leaky-gut, scheffler-2018-zonulin-elisa, reynolds-2019-carbohydrate-quality, fda-pcac-2026-07-meeting, hannah-shmouni-2026-are</w:t>
+      </w:r>
+    </w:p>
+    <w:p>
+      <w:pPr>
+        <w:pStyle w:val="BodyText"/>
+      </w:pPr>
+      <w:r>
+        <w:rPr>
+          <w:b/>
+          <w:bCs/>
+        </w:rPr>
+        <w:t xml:space="preserve">ghk-cu · ghk · copper peptide · copper peptides</w:t>
+      </w:r>
+      <w:r>
+        <w:t xml:space="preserve"> </w:t>
+      </w:r>
+      <w:r>
+        <w:t xml:space="preserve">(m04,</w:t>
+      </w:r>
+      <w:r>
+        <w:t xml:space="preserve"> </w:t>
+      </w:r>
+      <w:r>
+        <w:rPr>
+          <w:rStyle w:val="VerbatimChar"/>
+        </w:rPr>
+        <w:t xml:space="preserve">tutor-m04-ghkcu</w:t>
+      </w:r>
+      <w:r>
+        <w:t xml:space="preserve">)</w:t>
+      </w:r>
+    </w:p>
+    <w:p>
+      <w:pPr>
+        <w:pStyle w:val="BodyText"/>
+      </w:pPr>
+      <w:r>
+        <w:t xml:space="preserve">Topical GHK-Cu has a plausible copper-enzyme mechanism and small-trial human support (GRADE C); injected GHK-Cu has no randomized trials and commonly irritates. In the US, as of FDA's 14 May 2026 list, non-injectable GHK-Cu is in 503A Category 1 (under evaluation, not approved); the injectable route is excluded. This course gives no doses or sourcing advice — for an individual patient, that is the prescriber's decision.</w:t>
+      </w:r>
+    </w:p>
+    <w:p>
+      <w:pPr>
+        <w:pStyle w:val="BodyText"/>
+      </w:pPr>
+      <w:r>
+        <w:t xml:space="preserve">Sources: miller-2006-ghk-cu-laser-rct, fda-503a-categories-2026-05-14, hannah-shmouni-2026-ppg-aug</w:t>
+      </w:r>
+    </w:p>
+    <w:p>
+      <w:pPr>
+        <w:pStyle w:val="BodyText"/>
+      </w:pPr>
+      <w:r>
+        <w:rPr>
+          <w:b/>
+          <w:bCs/>
+        </w:rPr>
+        <w:t xml:space="preserve">bpc-157 · bpc 157 · bpc · tb-500</w:t>
+      </w:r>
+      <w:r>
+        <w:t xml:space="preserve"> </w:t>
+      </w:r>
+      <w:r>
+        <w:t xml:space="preserve">(m04,</w:t>
+      </w:r>
+      <w:r>
+        <w:t xml:space="preserve"> </w:t>
+      </w:r>
+      <w:r>
+        <w:rPr>
+          <w:rStyle w:val="VerbatimChar"/>
+        </w:rPr>
+        <w:t xml:space="preserve">tutor-m04-bpc157</w:t>
+      </w:r>
+      <w:r>
+        <w:t xml:space="preserve">)</w:t>
+      </w:r>
+    </w:p>
+    <w:p>
+      <w:pPr>
+        <w:pStyle w:val="BodyText"/>
+      </w:pPr>
+      <w:r>
+        <w:t xml:space="preserve">BPC-157's evidence is rodent studies from one group plus uncontrolled case series; no randomized efficacy trial in people has been published in full (September 2026); the one randomized trial FDA found, in ulcerative colitis, exists only as a 2005 meeting abstract and showed no significant difference from placebo. TB-500 is a seven-residue fragment of thymosin beta-4 that has never been trialled; KPV has only mouse data. GLOW and KLOW are marketing names for untested blends. FDA's advisory committee reviewed BPC-157, KPV and TB-500 in July 2026 — advice only; they are not on the 503A bulks list. New pigmentation while using research-use-only peptides is a red flag: stop, record the product and source, and get it assessed.</w:t>
+      </w:r>
+    </w:p>
+    <w:p>
+      <w:pPr>
+        <w:pStyle w:val="BodyText"/>
+      </w:pPr>
+      <w:r>
+        <w:t xml:space="preserve">Sources: esposito-2012-tb500-fragment, fda-pcac-2026-07-meeting, fda-pcac-2026-bpc157-briefing, hannah-shmouni-2026-are, seiwerth-2021-bpc157-wound-healing</w:t>
+      </w:r>
+    </w:p>
+    <w:p>
+      <w:pPr>
+        <w:pStyle w:val="BodyText"/>
+      </w:pPr>
+      <w:r>
+        <w:rPr>
+          <w:b/>
+          <w:bCs/>
+        </w:rPr>
+        <w:t xml:space="preserve">melanotan · melanotan ii · melanotan 2 · mt2</w:t>
+      </w:r>
+      <w:r>
+        <w:t xml:space="preserve"> </w:t>
+      </w:r>
+      <w:r>
+        <w:t xml:space="preserve">(m05,</w:t>
+      </w:r>
+      <w:r>
+        <w:t xml:space="preserve"> </w:t>
+      </w:r>
+      <w:r>
+        <w:rPr>
+          <w:rStyle w:val="VerbatimChar"/>
+        </w:rPr>
+        <w:t xml:space="preserve">tutor-m05-melanotan</w:t>
+      </w:r>
+      <w:r>
+        <w:t xml:space="preserve">)</w:t>
+      </w:r>
+    </w:p>
+    <w:p>
+      <w:pPr>
+        <w:pStyle w:val="BodyText"/>
+      </w:pPr>
+      <w:r>
+        <w:t xml:space="preserve">Afamelanotide (Scenesse) is an MC1R agonist approved only for erythropoietic protoporphyria (EU 2014, US 2019), on the strength of two sponsor-funded phase 3 trials; even there, the US label recommends a full-body skin examination twice a year. Melanotan II is a different, non-selective molecule approved for no indication. Its only controlled human data are two tiny 1990s studies, and case reports describe darkening and new moles, nail pigmentation, melanomas in people with other risk factors (causation unproven), priapism and rhabdomyolysis. FDA (April 2026), MHRA (April 2024) and TGA (August 2026) have all put warnings on record. If someone has used it: stop, record the product and seller, examine the skin and nails, and refer changing moles; a personal or family history of melanoma makes it an absolute no in the endocrinology guide. This course gives no doses or sourcing advice.</w:t>
+      </w:r>
+    </w:p>
+    <w:p>
+      <w:pPr>
+        <w:pStyle w:val="BodyText"/>
+      </w:pPr>
+      <w:r>
+        <w:t xml:space="preserve">Sources: langendonk-2015-afamelanotide-epp, fda-scenesse-label-2024, bohm-2025-mc1r-activation-review, habbema-2017-msh-analogue-risks, fda-503a-category2-safety-risks-page, hannah-shmouni-2026-are</w:t>
+      </w:r>
+    </w:p>
+    <w:p>
+      <w:pPr>
+        <w:pStyle w:val="BodyText"/>
+      </w:pPr>
+      <w:r>
+        <w:rPr>
+          <w:b/>
+          <w:bCs/>
+        </w:rPr>
+        <w:t xml:space="preserve">ptd-dbm · ptd dbm · zinc thymulin · thymulin</w:t>
+      </w:r>
+      <w:r>
+        <w:t xml:space="preserve"> </w:t>
+      </w:r>
+      <w:r>
+        <w:t xml:space="preserve">(m05,</w:t>
+      </w:r>
+      <w:r>
+        <w:t xml:space="preserve"> </w:t>
+      </w:r>
+      <w:r>
+        <w:rPr>
+          <w:rStyle w:val="VerbatimChar"/>
+        </w:rPr>
+        <w:t xml:space="preserve">tutor-m05-hair-peptides</w:t>
+      </w:r>
+      <w:r>
+        <w:t xml:space="preserve">)</w:t>
+      </w:r>
+    </w:p>
+    <w:p>
+      <w:pPr>
+        <w:pStyle w:val="BodyText"/>
+      </w:pPr>
+      <w:r>
+        <w:t xml:space="preserve">PTD-DBM releases a brake (CXXC5) on Wnt signalling; its whole evidence is one 2017 mouse and tissue study from the developer's group, with no human trial published or registered as of September 2026 (grade D). Zinc thymulin is a zinc-dependent thymic peptide with no indexed human hair study (grade D). In the US, on FDA's 14 May 2026 lists, thymulin acetate is in 503A Category 3 and PTD-DBM is on no list; neither is on the bulks list. Hair loss starts with a workup (pattern, trigger, patches, androgens; ferritin and TSH in everyone), and the approved options, minoxidil, finasteride in men and baricitinib for severe alopecia areata, carry grade A evidence. This course gives no doses or sourcing advice; treatment choices belong with the prescriber.</w:t>
+      </w:r>
+    </w:p>
+    <w:p>
+      <w:pPr>
+        <w:pStyle w:val="BodyText"/>
+      </w:pPr>
+      <w:r>
+        <w:t xml:space="preserve">Sources: lee-2017-ptd-dbm-cxxc5-hair, dardenne-1982-thymulin-zinc, fda-503a-categories-2026-05-14, adil-2017-aga-treatments-meta, hannah-shmouni-2026-ppg-aug, hannah-shmouni-2026-are</w:t>
+      </w:r>
+    </w:p>
+    <w:p>
+      <w:pPr>
+        <w:pStyle w:val="BodyText"/>
+      </w:pPr>
+      <w:r>
+        <w:rPr>
+          <w:b/>
+          <w:bCs/>
+        </w:rPr>
+        <w:t xml:space="preserve">cjc-1295 · cjc 1295 · ipamorelin · sermorelin</w:t>
+      </w:r>
+      <w:r>
+        <w:t xml:space="preserve"> </w:t>
+      </w:r>
+      <w:r>
+        <w:t xml:space="preserve">(m06,</w:t>
+      </w:r>
+      <w:r>
+        <w:t xml:space="preserve"> </w:t>
+      </w:r>
+      <w:r>
+        <w:rPr>
+          <w:rStyle w:val="VerbatimChar"/>
+        </w:rPr>
+        <w:t xml:space="preserve">tutor-m06-secretagogues</w:t>
+      </w:r>
+      <w:r>
+        <w:t xml:space="preserve">)</w:t>
+      </w:r>
+    </w:p>
+    <w:p>
+      <w:pPr>
+        <w:pStyle w:val="BodyText"/>
+      </w:pPr>
+      <w:r>
+        <w:t xml:space="preserve">Tesamorelin is the one peptide on this axis with approval-grade evidence: two phase 3 trials and US approval (2010) for excess abdominal fat in adults with HIV-associated lipodystrophy, GRADE A for that use only. Sermorelin, CJC-1295 with DAC and ipamorelin have human hormone-level data but no trial showing a clinical or skin benefit; CJC-1295 without DAC and IGF-1 LR3 have no published human studies (this course grades all of these D). In the US, as of FDA's lists of April and May 2026, no growth-hormone secretagogue is on the 503A bulks list; ibutamoren (MK-677) is in Category 2, and the CJC-1295 and ipamorelin 503A nominations were withdrawn. Growth hormone itself is approved for diagnosed deficiency and a few growth disorders, and knowingly distributing it for anti-ageing is a federal offence. This course gives no doses or sourcing advice; for an individual patient, that is a prescriber's decision.</w:t>
+      </w:r>
+    </w:p>
+    <w:p>
+      <w:pPr>
+        <w:pStyle w:val="BodyText"/>
+      </w:pPr>
+      <w:r>
+        <w:t xml:space="preserve">Sources: falutz-2010-tesamorelin-pooled, dominikowski-2026-gh-axis-peptides-review, fda-503a-categories-2026-05-14, fda-503a-category2-safety-risks-page, usc-21-333e-hgh</w:t>
+      </w:r>
+    </w:p>
+    <w:p>
+      <w:pPr>
+        <w:pStyle w:val="BodyText"/>
+      </w:pPr>
+      <w:r>
+        <w:rPr>
+          <w:b/>
+          <w:bCs/>
+        </w:rPr>
+        <w:t xml:space="preserve">too much growth hormone · gh excess signs · acromegaly skin · swollen hands</w:t>
+      </w:r>
+      <w:r>
+        <w:t xml:space="preserve"> </w:t>
+      </w:r>
+      <w:r>
+        <w:t xml:space="preserve">(m06,</w:t>
+      </w:r>
+      <w:r>
+        <w:t xml:space="preserve"> </w:t>
+      </w:r>
+      <w:r>
+        <w:rPr>
+          <w:rStyle w:val="VerbatimChar"/>
+        </w:rPr>
+        <w:t xml:space="preserve">tutor-m06-gh-excess</w:t>
+      </w:r>
+      <w:r>
+        <w:t xml:space="preserve">)</w:t>
+      </w:r>
+    </w:p>
+    <w:p>
+      <w:pPr>
+        <w:pStyle w:val="BodyText"/>
+      </w:pPr>
+      <w:r>
+        <w:t xml:space="preserve">Signs of growth-hormone excess include puffy, thickened skin of the face, hands and feet, oily skin, more sweating, skin tags, acanthosis nigricans, tight rings or shoes, night-time tingling and carpal tunnel symptoms. On GH-axis drugs, fluid retention with swelling and joint pain is common and usually settles when treatment stops. The Endocrine Society recommends IGF-1 testing when typical acral and facial features are present, so route these patients to a prescriber or to endocrinology. On cancer, keep four answers apart: the IGF-1 receptor drives cell growth (mechanism); higher natural IGF-1 goes with modestly higher risk of some cancers (observation); GH replacement in true deficiency has not shown a clear risk in large cohorts; and for secretagogues or IGF-1 LR3 used for skin, long-term cancer data do not exist (open question).</w:t>
+      </w:r>
+    </w:p>
+    <w:p>
+      <w:pPr>
+        <w:pStyle w:val="BodyText"/>
+      </w:pPr>
+      <w:r>
+        <w:t xml:space="preserve">Sources: ben-shlomo-2006-acromegaly-skin, egrifta-wr-label-2026, katznelson-2014-acromegaly-guideline, renehan-2004-igf1-cancer-meta, swerdlow-2017-saghe</w:t>
+      </w:r>
+    </w:p>
+    <w:p>
+      <w:pPr>
+        <w:pStyle w:val="BodyText"/>
+      </w:pPr>
+      <w:r>
+        <w:rPr>
+          <w:b/>
+          <w:bCs/>
+        </w:rPr>
+        <w:t xml:space="preserve">grade · grade a · grade c · evidence grade</w:t>
+      </w:r>
+      <w:r>
+        <w:t xml:space="preserve"> </w:t>
+      </w:r>
+      <w:r>
+        <w:t xml:space="preserve">(m07,</w:t>
+      </w:r>
+      <w:r>
+        <w:t xml:space="preserve"> </w:t>
+      </w:r>
+      <w:r>
+        <w:rPr>
+          <w:rStyle w:val="VerbatimChar"/>
+        </w:rPr>
+        <w:t xml:space="preserve">tutor-m07-grade</w:t>
+      </w:r>
+      <w:r>
+        <w:t xml:space="preserve">)</w:t>
+      </w:r>
+    </w:p>
+    <w:p>
+      <w:pPr>
+        <w:pStyle w:val="BodyText"/>
+      </w:pPr>
+      <w:r>
+        <w:t xml:space="preserve">GRADE rates certainty for a specific outcome across a body of evidence: high, moderate, low or very low (the Hormonaly guides print A to D). Randomized trials start high; certainty drops for risk of bias, inconsistency, indirectness, imprecision or suspected publication bias. Industry-sponsored studies more often report favourable results (Cochrane, 2017), so ask who ran and paid for the trials. A grade is separate from legal status: check both, and never let a mechanism raise a grade. This course gives no doses or sourcing advice.</w:t>
+      </w:r>
+    </w:p>
+    <w:p>
+      <w:pPr>
+        <w:pStyle w:val="BodyText"/>
+      </w:pPr>
+      <w:r>
+        <w:t xml:space="preserve">Sources: balshem-2011-grade-rating-quality, guyatt-2025-core-grade-4-bias, lundh-2017-industry-sponsorship, hannah-shmouni-2026-ppg-aug</w:t>
+      </w:r>
+    </w:p>
+    <w:p>
+      <w:pPr>
+        <w:pStyle w:val="BodyText"/>
+      </w:pPr>
+      <w:r>
+        <w:rPr>
+          <w:b/>
+          <w:bCs/>
+        </w:rPr>
+        <w:t xml:space="preserve">certificate of analysis · coa · hplc · purity</w:t>
+      </w:r>
+      <w:r>
+        <w:t xml:space="preserve"> </w:t>
+      </w:r>
+      <w:r>
+        <w:t xml:space="preserve">(m07,</w:t>
+      </w:r>
+      <w:r>
+        <w:t xml:space="preserve"> </w:t>
+      </w:r>
+      <w:r>
+        <w:rPr>
+          <w:rStyle w:val="VerbatimChar"/>
+        </w:rPr>
+        <w:t xml:space="preserve">tutor-m07-compounding-coa</w:t>
+      </w:r>
+      <w:r>
+        <w:t xml:space="preserve">)</w:t>
+      </w:r>
+    </w:p>
+    <w:p>
+      <w:pPr>
+        <w:pStyle w:val="BodyText"/>
+      </w:pPr>
+      <w:r>
+        <w:t xml:space="preserve">In the US, a 503A pharmacy may compound only from a substance that meets a USP or NF monograph, or else is a component of an approved drug, or else is on the 503A bulks list (six substances, none a peptide, as of September 2026), and it needs a valid certificate of analysis. A certificate is the supplier's report on one lot: mass spectrometry for identity, HPLC for purity, plus endotoxin and microbial results. It cannot prove your vial is that lot, how it was stored, or that it is sterile or lawful. 'Research use only' products are labelled not for use in humans, and 'off-label' applies only to approved drugs. This course gives no doses or sourcing advice; for an individual patient, that is the prescriber's decision.</w:t>
+      </w:r>
+    </w:p>
+    <w:p>
+      <w:pPr>
+        <w:pStyle w:val="BodyText"/>
+      </w:pPr>
+      <w:r>
+        <w:t xml:space="preserve">Sources: usc-21-353a, ecfr-21-cfr-216-23-bulks-list, hannah-shmouni-2026-ppg-aug, ecfr-21-cfr-312-160, fda-off-label-page</w:t>
+      </w:r>
+    </w:p>
+    <w:p>
+      <w:r>
+        <w:pict>
+          <v:rect style="width:0;height:1.5pt" o:hralign="center" o:hrstd="t" o:hr="t"/>
+        </w:pict>
+      </w:r>
+    </w:p>
+    <w:bookmarkEnd w:id="184"/>
+    <w:bookmarkEnd w:id="185"/>
     <w:sectPr>
       <w:footnotePr>
         <w:numRestart w:val="eachSect"/>
@@ -26831,6 +29091,48 @@
     <w:abstractNumId w:val="991"/>
   </w:num>
   <w:num w:numId="1064">
+    <w:abstractNumId w:val="991"/>
+  </w:num>
+  <w:num w:numId="1065">
+    <w:abstractNumId w:val="991"/>
+  </w:num>
+  <w:num w:numId="1066">
+    <w:abstractNumId w:val="991"/>
+  </w:num>
+  <w:num w:numId="1067">
+    <w:abstractNumId w:val="991"/>
+  </w:num>
+  <w:num w:numId="1068">
+    <w:abstractNumId w:val="991"/>
+  </w:num>
+  <w:num w:numId="1069">
+    <w:abstractNumId w:val="991"/>
+  </w:num>
+  <w:num w:numId="1070">
+    <w:abstractNumId w:val="991"/>
+  </w:num>
+  <w:num w:numId="1071">
+    <w:abstractNumId w:val="991"/>
+  </w:num>
+  <w:num w:numId="1072">
+    <w:abstractNumId w:val="991"/>
+  </w:num>
+  <w:num w:numId="1073">
+    <w:abstractNumId w:val="991"/>
+  </w:num>
+  <w:num w:numId="1074">
+    <w:abstractNumId w:val="991"/>
+  </w:num>
+  <w:num w:numId="1075">
+    <w:abstractNumId w:val="991"/>
+  </w:num>
+  <w:num w:numId="1076">
+    <w:abstractNumId w:val="991"/>
+  </w:num>
+  <w:num w:numId="1077">
+    <w:abstractNumId w:val="991"/>
+  </w:num>
+  <w:num w:numId="1078">
     <w:abstractNumId w:val="991"/>
   </w:num>
 </w:numbering>

--- a/course-production/hormones-peptides-skin/review/course-draft.docx
+++ b/course-production/hormones-peptides-skin/review/course-draft.docx
@@ -874,6 +874,28 @@
           <w:b/>
           <w:bCs/>
         </w:rPr>
+        <w:t xml:space="preserve">m02</w:t>
+      </w:r>
+      <w:r>
+        <w:t xml:space="preserve"> </w:t>
+      </w:r>
+      <w:r>
+        <w:t xml:space="preserve">· tutor-m02-hrt-skin (2026-09-24) — Citation only: tutor answer now cites fda-renova-tretinoin-label, sitohang-2022-tretinoin-sr for statements it already made. No wording change.</w:t>
+      </w:r>
+    </w:p>
+    <w:p>
+      <w:pPr>
+        <w:pStyle w:val="Compact"/>
+        <w:numPr>
+          <w:ilvl w:val="0"/>
+          <w:numId w:val="1002"/>
+        </w:numPr>
+      </w:pPr>
+      <w:r>
+        <w:rPr>
+          <w:b/>
+          <w:bCs/>
+        </w:rPr>
         <w:t xml:space="preserve">m03</w:t>
       </w:r>
       <w:r>
@@ -918,6 +940,28 @@
           <w:b/>
           <w:bCs/>
         </w:rPr>
+        <w:t xml:space="preserve">m03</w:t>
+      </w:r>
+      <w:r>
+        <w:t xml:space="preserve"> </w:t>
+      </w:r>
+      <w:r>
+        <w:t xml:space="preserve">· m03-tutor-gut-skin (2026-09-24) — Citation only: tutor answer now cites fda-503a-categories-2026-05-14, fda-503a-bulks-page for statements it already made. No wording change.</w:t>
+      </w:r>
+    </w:p>
+    <w:p>
+      <w:pPr>
+        <w:pStyle w:val="Compact"/>
+        <w:numPr>
+          <w:ilvl w:val="0"/>
+          <w:numId w:val="1002"/>
+        </w:numPr>
+      </w:pPr>
+      <w:r>
+        <w:rPr>
+          <w:b/>
+          <w:bCs/>
+        </w:rPr>
         <w:t xml:space="preserve">m04</w:t>
       </w:r>
       <w:r>
@@ -1035,6 +1079,28 @@
       </w:r>
       <w:r>
         <w:t xml:space="preserve">· m4-p09, m4-p17 (2026-09-24) — Classify label 'No randomized trial' refined to 'No independent randomized trial' (the Peptide Pocket Guide describes independent trials of Matrixyl 3000 as limited, not absent). Heavy metals: the course now reports the Hormonaly guide's statement and then that its published analysis could not be found, instead of contradicting it silently. Wording only.</w:t>
+      </w:r>
+    </w:p>
+    <w:p>
+      <w:pPr>
+        <w:pStyle w:val="Compact"/>
+        <w:numPr>
+          <w:ilvl w:val="0"/>
+          <w:numId w:val="1002"/>
+        </w:numPr>
+      </w:pPr>
+      <w:r>
+        <w:rPr>
+          <w:b/>
+          <w:bCs/>
+        </w:rPr>
+        <w:t xml:space="preserve">m04</w:t>
+      </w:r>
+      <w:r>
+        <w:t xml:space="preserve"> </w:t>
+      </w:r>
+      <w:r>
+        <w:t xml:space="preserve">· m4-q3 (2026-09-24) — Citation only: the lesson quiz on GHK-Cu's injectable-only Category 1 exception now cites FDA's 503A categories list (14 May 2026). No wording change.</w:t>
       </w:r>
     </w:p>
     <w:p>
@@ -1921,7 +1987,7 @@
         <w:t xml:space="preserve"> </w:t>
       </w:r>
       <w:r>
-        <w:t xml:space="preserve">— Jurisdiction — both guides are US-centred for incretin regulation; module 03 asserts US status only (FDA labels, Drugs@FDA, FDA statement current 1 September 2026). MHRA/EMA status of Wegovy, Mounjaro and compounded GLP-1 products is not asserted and needs mapping for the SEASON London edition.</w:t>
+        <w:t xml:space="preserve">— Jurisdiction — both guides are US-centred for incretin regulation; module 03 asserts US status only (FDA labels, Drugs@FDA, FDA statement current 1 September 2026). MHRA/EMA status of Wegovy, Mounjaro and compounded GLP-1 products is not asserted and needs mapping for UK learners (in progress).</w:t>
       </w:r>
     </w:p>
     <w:p>
@@ -28074,7 +28140,7 @@
         <w:pStyle w:val="BodyText"/>
       </w:pPr>
       <w:r>
-        <w:t xml:space="preserve">Sources: ecfr-21-cfr-310-530-hormone-creams, fda-mht-labeling-approval-2026-02-12, hughes-2013-sunscreen-skin-aging-rct, nams-2022-hormone-therapy-position-statement, owen-2016-keeps-skin-wrinkles, phillips-2008-ht-facial-skin-rct</w:t>
+        <w:t xml:space="preserve">Sources: ecfr-21-cfr-310-530-hormone-creams, fda-mht-labeling-approval-2026-02-12, fda-renova-tretinoin-label, hughes-2013-sunscreen-skin-aging-rct, nams-2022-hormone-therapy-position-statement, owen-2016-keeps-skin-wrinkles, phillips-2008-ht-facial-skin-rct, sitohang-2022-tretinoin-sr</w:t>
       </w:r>
     </w:p>
     <w:p>
@@ -28166,7 +28232,7 @@
         <w:pStyle w:val="BodyText"/>
       </w:pPr>
       <w:r>
-        <w:t xml:space="preserve">Sources: cani-2007-metabolic-endotoxemia, erridge-2007-high-fat-meal-endotoxemia, makrgeorgou-2018-cochrane-probiotics-eczema, vassilopoulou-2024-eaaci-ad-diet-meta, parodi-2008-rosacea-sibo, camilleri-2019-leaky-gut, scheffler-2018-zonulin-elisa, reynolds-2019-carbohydrate-quality, fda-pcac-2026-07-meeting, hannah-shmouni-2026-are</w:t>
+        <w:t xml:space="preserve">Sources: camilleri-2019-leaky-gut, cani-2007-metabolic-endotoxemia, erridge-2007-high-fat-meal-endotoxemia, fda-503a-bulks-page, fda-503a-categories-2026-05-14, fda-pcac-2026-07-meeting, hannah-shmouni-2026-are, makrgeorgou-2018-cochrane-probiotics-eczema, parodi-2008-rosacea-sibo, reynolds-2019-carbohydrate-quality, scheffler-2018-zonulin-elisa, vassilopoulou-2024-eaaci-ad-diet-meta</w:t>
       </w:r>
     </w:p>
     <w:p>

--- a/course-production/hormones-peptides-skin/review/course-draft.docx
+++ b/course-production/hormones-peptides-skin/review/course-draft.docx
@@ -294,7 +294,7 @@
               <w:jc w:val="right"/>
             </w:pPr>
             <w:r>
-              <w:t xml:space="preserve">33</w:t>
+              <w:t xml:space="preserve">39</w:t>
             </w:r>
           </w:p>
         </w:tc>
@@ -306,7 +306,7 @@
               <w:jc w:val="right"/>
             </w:pPr>
             <w:r>
-              <w:t xml:space="preserve">20</w:t>
+              <w:t xml:space="preserve">23</w:t>
             </w:r>
           </w:p>
         </w:tc>
@@ -376,7 +376,7 @@
               <w:jc w:val="right"/>
             </w:pPr>
             <w:r>
-              <w:t xml:space="preserve">51</w:t>
+              <w:t xml:space="preserve">59</w:t>
             </w:r>
           </w:p>
         </w:tc>
@@ -388,7 +388,7 @@
               <w:jc w:val="right"/>
             </w:pPr>
             <w:r>
-              <w:t xml:space="preserve">20</w:t>
+              <w:t xml:space="preserve">24</w:t>
             </w:r>
           </w:p>
         </w:tc>
@@ -458,7 +458,7 @@
               <w:jc w:val="right"/>
             </w:pPr>
             <w:r>
-              <w:t xml:space="preserve">49</w:t>
+              <w:t xml:space="preserve">61</w:t>
             </w:r>
           </w:p>
         </w:tc>
@@ -470,7 +470,7 @@
               <w:jc w:val="right"/>
             </w:pPr>
             <w:r>
-              <w:t xml:space="preserve">20</w:t>
+              <w:t xml:space="preserve">24</w:t>
             </w:r>
           </w:p>
         </w:tc>
@@ -540,7 +540,7 @@
               <w:jc w:val="right"/>
             </w:pPr>
             <w:r>
-              <w:t xml:space="preserve">34</w:t>
+              <w:t xml:space="preserve">41</w:t>
             </w:r>
           </w:p>
         </w:tc>
@@ -552,7 +552,7 @@
               <w:jc w:val="right"/>
             </w:pPr>
             <w:r>
-              <w:t xml:space="preserve">20</w:t>
+              <w:t xml:space="preserve">25</w:t>
             </w:r>
           </w:p>
         </w:tc>
@@ -622,7 +622,7 @@
               <w:jc w:val="right"/>
             </w:pPr>
             <w:r>
-              <w:t xml:space="preserve">38</w:t>
+              <w:t xml:space="preserve">42</w:t>
             </w:r>
           </w:p>
         </w:tc>
@@ -634,7 +634,7 @@
               <w:jc w:val="right"/>
             </w:pPr>
             <w:r>
-              <w:t xml:space="preserve">19</w:t>
+              <w:t xml:space="preserve">21</w:t>
             </w:r>
           </w:p>
         </w:tc>
@@ -681,18 +681,18 @@
               <w:jc w:val="right"/>
             </w:pPr>
             <w:r>
-              <w:t xml:space="preserve">20</w:t>
-            </w:r>
-          </w:p>
-        </w:tc>
-        <w:tc>
-          <w:tcPr/>
-          <w:p>
-            <w:pPr>
-              <w:pStyle w:val="Compact"/>
-            </w:pPr>
-            <w:r>
-              <w:t xml:space="preserve">~27 min</w:t>
+              <w:t xml:space="preserve">22</w:t>
+            </w:r>
+          </w:p>
+        </w:tc>
+        <w:tc>
+          <w:tcPr/>
+          <w:p>
+            <w:pPr>
+              <w:pStyle w:val="Compact"/>
+            </w:pPr>
+            <w:r>
+              <w:t xml:space="preserve">~29 min</w:t>
             </w:r>
           </w:p>
         </w:tc>
@@ -704,7 +704,7 @@
               <w:jc w:val="right"/>
             </w:pPr>
             <w:r>
-              <w:t xml:space="preserve">37</w:t>
+              <w:t xml:space="preserve">54</w:t>
             </w:r>
           </w:p>
         </w:tc>
@@ -716,7 +716,7 @@
               <w:jc w:val="right"/>
             </w:pPr>
             <w:r>
-              <w:t xml:space="preserve">20</w:t>
+              <w:t xml:space="preserve">29</w:t>
             </w:r>
           </w:p>
         </w:tc>
@@ -858,6 +858,72 @@
         <w:t xml:space="preserve"> </w:t>
       </w:r>
       <w:r>
+        <w:t xml:space="preserve">· m2-p11 (body, beats 1 and 3, narration, prescriber and advisor versions) (2026-09-25) — UK position added beside the US one: HRT products are prescription-only medicines licensed in the UK for oestrogen-deficiency symptoms and, for some, osteoporosis prevention (Evorel, Sandrena SmPCs); a compounded 'bioidentical' hormone is an unlicensed medicine, placed behind any licensed product that meets the need (MHRA Guidance Note 14); on the UK medicines compendium topical tretinoin appears only in acne treatments. Prescriber line now reads 'licensed products (FDA-approved in the US, MHRA-licensed in the UK)'; advisor line adds that UK HRT products are prescription-only. Claims c-m02-21, c-m02-22, c-m02-23.</w:t>
+      </w:r>
+    </w:p>
+    <w:p>
+      <w:pPr>
+        <w:pStyle w:val="Compact"/>
+        <w:numPr>
+          <w:ilvl w:val="0"/>
+          <w:numId w:val="1002"/>
+        </w:numPr>
+      </w:pPr>
+      <w:r>
+        <w:rPr>
+          <w:b/>
+          <w:bCs/>
+        </w:rPr>
+        <w:t xml:space="preserve">m02</w:t>
+      </w:r>
+      <w:r>
+        <w:t xml:space="preserve"> </w:t>
+      </w:r>
+      <w:r>
+        <w:t xml:space="preserve">· tutor-m02-hrt-skin (2026-09-25) — Tutor answer adds the UK position: HRT products are prescription-only medicines licensed for oestrogen-deficiency symptoms and, for some, osteoporosis prevention; skin is not among their uses; a compounded 'bioidentical' hormone is an unlicensed medicine behind any licensed product that meets the need.</w:t>
+      </w:r>
+    </w:p>
+    <w:p>
+      <w:pPr>
+        <w:pStyle w:val="Compact"/>
+        <w:numPr>
+          <w:ilvl w:val="0"/>
+          <w:numId w:val="1002"/>
+        </w:numPr>
+      </w:pPr>
+      <w:r>
+        <w:rPr>
+          <w:b/>
+          <w:bCs/>
+        </w:rPr>
+        <w:t xml:space="preserve">m02</w:t>
+      </w:r>
+      <w:r>
+        <w:t xml:space="preserve"> </w:t>
+      </w:r>
+      <w:r>
+        <w:t xml:space="preserve">· unit tutorContext (2026-09-25) — Tutor context adds the UK HRT and tretinoin position (same facts as m2-p11).</w:t>
+      </w:r>
+    </w:p>
+    <w:p>
+      <w:pPr>
+        <w:pStyle w:val="Compact"/>
+        <w:numPr>
+          <w:ilvl w:val="0"/>
+          <w:numId w:val="1002"/>
+        </w:numPr>
+      </w:pPr>
+      <w:r>
+        <w:rPr>
+          <w:b/>
+          <w:bCs/>
+        </w:rPr>
+        <w:t xml:space="preserve">m02</w:t>
+      </w:r>
+      <w:r>
+        <w:t xml:space="preserve"> </w:t>
+      </w:r>
+      <w:r>
         <w:t xml:space="preserve">· m2-p03, m2-p19, tutor-m02-hrt-skin (2026-09-24) — Source-check alignment: cortisol callout states what the source says (local regulation independent of systemic levels); HRT chip names approved uses and cites the FDA labeling record; KEEPS four-year trial cited in the tutor answer.</w:t>
       </w:r>
     </w:p>
@@ -902,6 +968,182 @@
         <w:t xml:space="preserve"> </w:t>
       </w:r>
       <w:r>
+        <w:t xml:space="preserve">· m3-p08 (body, beat 3, narration) (2026-09-25) — UK added: both molecules are MHRA-licensed, and tirzepatide's diabetes and weight-management uses share one UK brand, Mounjaro (UK SmPCs; MHRA 8 Nov 2023). Beat 3 now labels the four-brand statement as US. Claim c-m03-21.</w:t>
+      </w:r>
+    </w:p>
+    <w:p>
+      <w:pPr>
+        <w:pStyle w:val="Compact"/>
+        <w:numPr>
+          <w:ilvl w:val="0"/>
+          <w:numId w:val="1002"/>
+        </w:numPr>
+      </w:pPr>
+      <w:r>
+        <w:rPr>
+          <w:b/>
+          <w:bCs/>
+        </w:rPr>
+        <w:t xml:space="preserve">m03</w:t>
+      </w:r>
+      <w:r>
+        <w:t xml:space="preserve"> </w:t>
+      </w:r>
+      <w:r>
+        <w:t xml:space="preserve">· m3-p09 (2026-09-25) — 'UK and EU status is being mapped' replaced by a UK row: Ozempic diabetes, Wegovy weight and heart, Mounjaro diabetes and weight (Nov 2023); MHRA says retatrutide is not authorised and illegal to sell (24 Jul 2026) and made its largest seizure of unlicensed weight-loss medicines in May 2026. EU marked as not covered. Claims c-m03-21, c-m03-23.</w:t>
+      </w:r>
+    </w:p>
+    <w:p>
+      <w:pPr>
+        <w:pStyle w:val="Compact"/>
+        <w:numPr>
+          <w:ilvl w:val="0"/>
+          <w:numId w:val="1002"/>
+        </w:numPr>
+      </w:pPr>
+      <w:r>
+        <w:rPr>
+          <w:b/>
+          <w:bCs/>
+        </w:rPr>
+        <w:t xml:space="preserve">m03</w:t>
+      </w:r>
+      <w:r>
+        <w:t xml:space="preserve"> </w:t>
+      </w:r>
+      <w:r>
+        <w:t xml:space="preserve">· m3-p11 (2026-09-25) — Regulatory row relabelled 'US and UK'; adds that UK product information also lists hair loss (Wegovy 2.5%, Mounjaro 4.9%, placebo 1.0%). Claim c-m03-22.</w:t>
+      </w:r>
+    </w:p>
+    <w:p>
+      <w:pPr>
+        <w:pStyle w:val="Compact"/>
+        <w:numPr>
+          <w:ilvl w:val="0"/>
+          <w:numId w:val="1002"/>
+        </w:numPr>
+      </w:pPr>
+      <w:r>
+        <w:rPr>
+          <w:b/>
+          <w:bCs/>
+        </w:rPr>
+        <w:t xml:space="preserve">m03</w:t>
+      </w:r>
+      <w:r>
+        <w:t xml:space="preserve"> </w:t>
+      </w:r>
+      <w:r>
+        <w:t xml:space="preserve">· m3-p17 (quickfire why, tirzepatide) (2026-09-25) — 'In the US, tirzepatide is not approved for psoriasis' → 'Its US approval and its UK licence both leave out psoriasis' (Mounjaro UK SmPC).</w:t>
+      </w:r>
+    </w:p>
+    <w:p>
+      <w:pPr>
+        <w:pStyle w:val="Compact"/>
+        <w:numPr>
+          <w:ilvl w:val="0"/>
+          <w:numId w:val="1002"/>
+        </w:numPr>
+      </w:pPr>
+      <w:r>
+        <w:rPr>
+          <w:b/>
+          <w:bCs/>
+        </w:rPr>
+        <w:t xml:space="preserve">m03</w:t>
+      </w:r>
+      <w:r>
+        <w:t xml:space="preserve"> </w:t>
+      </w:r>
+      <w:r>
+        <w:t xml:space="preserve">· m3-p18 (narration, prescriber version) (2026-09-25) — UK sentence added: an unlicensed peptide reaches a patient only through narrow routes such as a special for one patient's clinical need (module 07); prescriber version adds that a UK special needs a clinical need no licensed product meets, on the prescriber's responsibility. Claim c-m03-24.</w:t>
+      </w:r>
+    </w:p>
+    <w:p>
+      <w:pPr>
+        <w:pStyle w:val="Compact"/>
+        <w:numPr>
+          <w:ilvl w:val="0"/>
+          <w:numId w:val="1002"/>
+        </w:numPr>
+      </w:pPr>
+      <w:r>
+        <w:rPr>
+          <w:b/>
+          <w:bCs/>
+        </w:rPr>
+        <w:t xml:space="preserve">m03</w:t>
+      </w:r>
+      <w:r>
+        <w:t xml:space="preserve"> </w:t>
+      </w:r>
+      <w:r>
+        <w:t xml:space="preserve">· m03-tutor-ozempic-face (2026-09-25) — Tutor answer adds the UK licences (Ozempic, Wegovy, Mounjaro), UK hair-loss labelling and MHRA's statement that retatrutide is not authorised in the UK.</w:t>
+      </w:r>
+    </w:p>
+    <w:p>
+      <w:pPr>
+        <w:pStyle w:val="Compact"/>
+        <w:numPr>
+          <w:ilvl w:val="0"/>
+          <w:numId w:val="1002"/>
+        </w:numPr>
+      </w:pPr>
+      <w:r>
+        <w:rPr>
+          <w:b/>
+          <w:bCs/>
+        </w:rPr>
+        <w:t xml:space="preserve">m03</w:t>
+      </w:r>
+      <w:r>
+        <w:t xml:space="preserve"> </w:t>
+      </w:r>
+      <w:r>
+        <w:t xml:space="preserve">· m03-tutor-gut-skin (2026-09-25) — Tutor answer adds the UK specials route (one patient's special clinical need, prescriber's responsibility).</w:t>
+      </w:r>
+    </w:p>
+    <w:p>
+      <w:pPr>
+        <w:pStyle w:val="Compact"/>
+        <w:numPr>
+          <w:ilvl w:val="0"/>
+          <w:numId w:val="1002"/>
+        </w:numPr>
+      </w:pPr>
+      <w:r>
+        <w:rPr>
+          <w:b/>
+          <w:bCs/>
+        </w:rPr>
+        <w:t xml:space="preserve">m03</w:t>
+      </w:r>
+      <w:r>
+        <w:t xml:space="preserve"> </w:t>
+      </w:r>
+      <w:r>
+        <w:t xml:space="preserve">· unit tutorContext (2026-09-25) — 'UK/EU status not yet mapped' replaced by the UK facts above; EU marked as not covered.</w:t>
+      </w:r>
+    </w:p>
+    <w:p>
+      <w:pPr>
+        <w:pStyle w:val="Compact"/>
+        <w:numPr>
+          <w:ilvl w:val="0"/>
+          <w:numId w:val="1002"/>
+        </w:numPr>
+      </w:pPr>
+      <w:r>
+        <w:rPr>
+          <w:b/>
+          <w:bCs/>
+        </w:rPr>
+        <w:t xml:space="preserve">m03</w:t>
+      </w:r>
+      <w:r>
+        <w:t xml:space="preserve"> </w:t>
+      </w:r>
+      <w:r>
         <w:t xml:space="preserve">· m3-p08, m3-p15 (2026-09-24) — From the automated source check: the approvals moment now also cites the Wegovy and Zepbound labels; 'by about half' removed from the high-fat-meal endotoxin sentence (the abstract gives no size).</w:t>
       </w:r>
     </w:p>
@@ -1116,12 +1358,364 @@
           <w:b/>
           <w:bCs/>
         </w:rPr>
+        <w:t xml:space="preserve">m04</w:t>
+      </w:r>
+      <w:r>
+        <w:t xml:space="preserve"> </w:t>
+      </w:r>
+      <w:r>
+        <w:t xml:space="preserve">· m4-p05 (tool row 3) (2026-09-25) — Row relabelled 'US, 14 May 2026; UK, September 2026'; adds that in the UK a GHK-Cu serum sold for appearance is a cosmetic and cosmetics law excludes anything injected. Claim c-m04-21.</w:t>
+      </w:r>
+    </w:p>
+    <w:p>
+      <w:pPr>
+        <w:pStyle w:val="Compact"/>
+        <w:numPr>
+          <w:ilvl w:val="0"/>
+          <w:numId w:val="1002"/>
+        </w:numPr>
+      </w:pPr>
+      <w:r>
+        <w:rPr>
+          <w:b/>
+          <w:bCs/>
+        </w:rPr>
+        <w:t xml:space="preserve">m04</w:t>
+      </w:r>
+      <w:r>
+        <w:t xml:space="preserve"> </w:t>
+      </w:r>
+      <w:r>
+        <w:t xml:space="preserve">· m4-p06 (body, narration, prescriber version) (2026-09-25) — UK added: anything injected falls outside cosmetics law and MHRA decides whether it is a medicine; the prescriber line now says '503A' checks apply in the US, and that in the UK a GHK-Cu serum presented for appearance is a cosmetic with nothing to prescribe. Claims c-m04-21, c-m04-24.</w:t>
+      </w:r>
+    </w:p>
+    <w:p>
+      <w:pPr>
+        <w:pStyle w:val="Compact"/>
+        <w:numPr>
+          <w:ilvl w:val="0"/>
+          <w:numId w:val="1002"/>
+        </w:numPr>
+      </w:pPr>
+      <w:r>
+        <w:rPr>
+          <w:b/>
+          <w:bCs/>
+        </w:rPr>
+        <w:t xml:space="preserve">m04</w:t>
+      </w:r>
+      <w:r>
+        <w:t xml:space="preserve"> </w:t>
+      </w:r>
+      <w:r>
+        <w:t xml:space="preserve">· m4-p11 (body, narration) (2026-09-25) — 'UK and EU rules are being mapped' replaced by the UK position: serums are cosmetics (responsible person, safety assessment, notification, substantiated claims); oral collagen is a food supplement (no disease claims, only authorised health claims); ASA ruling of 13 May 2026 against a peptide serum's 'clinically proven' lift claim. Claims c-m04-21, c-m04-22, c-m04-23.</w:t>
+      </w:r>
+    </w:p>
+    <w:p>
+      <w:pPr>
+        <w:pStyle w:val="Compact"/>
+        <w:numPr>
+          <w:ilvl w:val="0"/>
+          <w:numId w:val="1002"/>
+        </w:numPr>
+      </w:pPr>
+      <w:r>
+        <w:rPr>
+          <w:b/>
+          <w:bCs/>
+        </w:rPr>
+        <w:t xml:space="preserve">m04</w:t>
+      </w:r>
+      <w:r>
+        <w:t xml:space="preserve"> </w:t>
+      </w:r>
+      <w:r>
+        <w:t xml:space="preserve">· m4-p16 (body) (2026-09-25) — Pointer added for UK learners: the route for unlicensed medicines works differently in the UK and lesson 7.2 sets it out.</w:t>
+      </w:r>
+    </w:p>
+    <w:p>
+      <w:pPr>
+        <w:pStyle w:val="Compact"/>
+        <w:numPr>
+          <w:ilvl w:val="0"/>
+          <w:numId w:val="1002"/>
+        </w:numPr>
+      </w:pPr>
+      <w:r>
+        <w:rPr>
+          <w:b/>
+          <w:bCs/>
+        </w:rPr>
+        <w:t xml:space="preserve">m04</w:t>
+      </w:r>
+      <w:r>
+        <w:t xml:space="preserve"> </w:t>
+      </w:r>
+      <w:r>
+        <w:t xml:space="preserve">· m4-p19 (suggestion 3, chip) (2026-09-25) — 'check ... on the live FDA list' → 'check ... with my regulator (FDA lists in the US, MHRA in the UK)'.</w:t>
+      </w:r>
+    </w:p>
+    <w:p>
+      <w:pPr>
+        <w:pStyle w:val="Compact"/>
+        <w:numPr>
+          <w:ilvl w:val="0"/>
+          <w:numId w:val="1002"/>
+        </w:numPr>
+      </w:pPr>
+      <w:r>
+        <w:rPr>
+          <w:b/>
+          <w:bCs/>
+        </w:rPr>
+        <w:t xml:space="preserve">m04</w:t>
+      </w:r>
+      <w:r>
+        <w:t xml:space="preserve"> </w:t>
+      </w:r>
+      <w:r>
+        <w:t xml:space="preserve">· tutor-m04-ghkcu (2026-09-25) — Tutor answer adds the UK position (serum = cosmetic; injected products fall outside cosmetics law; an unauthorised medicine may not be sold, supplied or advertised).</w:t>
+      </w:r>
+    </w:p>
+    <w:p>
+      <w:pPr>
+        <w:pStyle w:val="Compact"/>
+        <w:numPr>
+          <w:ilvl w:val="0"/>
+          <w:numId w:val="1002"/>
+        </w:numPr>
+      </w:pPr>
+      <w:r>
+        <w:rPr>
+          <w:b/>
+          <w:bCs/>
+        </w:rPr>
+        <w:t xml:space="preserve">m04</w:t>
+      </w:r>
+      <w:r>
+        <w:t xml:space="preserve"> </w:t>
+      </w:r>
+      <w:r>
+        <w:t xml:space="preserve">· tutor-m04-bpc157 (2026-09-25) — Tutor answer adds the UK position (no sale, supply or advertising without a UK marketing authorisation; MHRA's May 2026 seizure included peptide products).</w:t>
+      </w:r>
+    </w:p>
+    <w:p>
+      <w:pPr>
+        <w:pStyle w:val="Compact"/>
+        <w:numPr>
+          <w:ilvl w:val="0"/>
+          <w:numId w:val="1002"/>
+        </w:numPr>
+      </w:pPr>
+      <w:r>
+        <w:rPr>
+          <w:b/>
+          <w:bCs/>
+        </w:rPr>
+        <w:t xml:space="preserve">m04</w:t>
+      </w:r>
+      <w:r>
+        <w:t xml:space="preserve"> </w:t>
+      </w:r>
+      <w:r>
+        <w:t xml:space="preserve">· unit tutorContext (2026-09-25) — Tutor context adds the UK cosmetic, food-supplement and unlicensed-medicine position (same facts as the blocks).</w:t>
+      </w:r>
+    </w:p>
+    <w:p>
+      <w:pPr>
+        <w:pStyle w:val="Compact"/>
+        <w:numPr>
+          <w:ilvl w:val="0"/>
+          <w:numId w:val="1002"/>
+        </w:numPr>
+      </w:pPr>
+      <w:r>
+        <w:rPr>
+          <w:b/>
+          <w:bCs/>
+        </w:rPr>
         <w:t xml:space="preserve">m05</w:t>
       </w:r>
       <w:r>
         <w:t xml:space="preserve"> </w:t>
       </w:r>
       <w:r>
+        <w:t xml:space="preserve">· m5-p03 (body) (2026-09-25) — UK added: baricitinib is licensed for severe alopecia areata in adults; NICE did not recommend it for NHS use (TA926, Oct 2023). Claim c-m05-21.</w:t>
+      </w:r>
+    </w:p>
+    <w:p>
+      <w:pPr>
+        <w:pStyle w:val="Compact"/>
+        <w:numPr>
+          <w:ilvl w:val="0"/>
+          <w:numId w:val="1002"/>
+        </w:numPr>
+      </w:pPr>
+      <w:r>
+        <w:rPr>
+          <w:b/>
+          <w:bCs/>
+        </w:rPr>
+        <w:t xml:space="preserve">m05</w:t>
+      </w:r>
+      <w:r>
+        <w:t xml:space="preserve"> </w:t>
+      </w:r>
+      <w:r>
+        <w:t xml:space="preserve">· m5-p05 (body, beat 2, narration, prescriber version) (2026-09-25) — UK added: minoxidil licensed and a men's foam on general sale; finasteride for hair loss only on private prescription; baricitinib licensed; MHRA's strengthened finasteride warnings (11 May 2026). Prescriber version adds the UK finasteride steps (ask about depression, patient card, review). Claims c-m05-21, c-m05-22, c-m05-23.</w:t>
+      </w:r>
+    </w:p>
+    <w:p>
+      <w:pPr>
+        <w:pStyle w:val="Compact"/>
+        <w:numPr>
+          <w:ilvl w:val="0"/>
+          <w:numId w:val="1002"/>
+        </w:numPr>
+      </w:pPr>
+      <w:r>
+        <w:rPr>
+          <w:b/>
+          <w:bCs/>
+        </w:rPr>
+        <w:t xml:space="preserve">m05</w:t>
+      </w:r>
+      <w:r>
+        <w:t xml:space="preserve"> </w:t>
+      </w:r>
+      <w:r>
+        <w:t xml:space="preserve">· m5-p08 (tool row 3) (2026-09-25) — Regulatory row adds 'UK licensed' for afamelanotide, with its exceptional-circumstances licence, specialist porphyria centres and NICE's July 2023 decision not to recommend it. Claim c-m05-24.</w:t>
+      </w:r>
+    </w:p>
+    <w:p>
+      <w:pPr>
+        <w:pStyle w:val="Compact"/>
+        <w:numPr>
+          <w:ilvl w:val="0"/>
+          <w:numId w:val="1002"/>
+        </w:numPr>
+      </w:pPr>
+      <w:r>
+        <w:rPr>
+          <w:b/>
+          <w:bCs/>
+        </w:rPr>
+        <w:t xml:space="preserve">m05</w:t>
+      </w:r>
+      <w:r>
+        <w:t xml:space="preserve"> </w:t>
+      </w:r>
+      <w:r>
+        <w:t xml:space="preserve">· m5-p12 (body) (2026-09-25) — 'UK and EU mapping for the rest of this course is still in progress' → 'EU status is not covered in this course.'</w:t>
+      </w:r>
+    </w:p>
+    <w:p>
+      <w:pPr>
+        <w:pStyle w:val="Compact"/>
+        <w:numPr>
+          <w:ilvl w:val="0"/>
+          <w:numId w:val="1002"/>
+        </w:numPr>
+      </w:pPr>
+      <w:r>
+        <w:rPr>
+          <w:b/>
+          <w:bCs/>
+        </w:rPr>
+        <w:t xml:space="preserve">m05</w:t>
+      </w:r>
+      <w:r>
+        <w:t xml:space="preserve"> </w:t>
+      </w:r>
+      <w:r>
+        <w:t xml:space="preserve">· m5-p17 (body, narration, prescriber version) (2026-09-25) — 'Mapping of UK and EU status ... still under way' replaced: in the UK a spray made for one patient would be an unlicensed special, and MHRA guidance puts a UK-licensed product that could meet the need (e.g. minoxidil) ahead of it; prescriber version adds that cost and convenience do not justify a special. Claim c-m05-25.</w:t>
+      </w:r>
+    </w:p>
+    <w:p>
+      <w:pPr>
+        <w:pStyle w:val="Compact"/>
+        <w:numPr>
+          <w:ilvl w:val="0"/>
+          <w:numId w:val="1002"/>
+        </w:numPr>
+      </w:pPr>
+      <w:r>
+        <w:rPr>
+          <w:b/>
+          <w:bCs/>
+        </w:rPr>
+        <w:t xml:space="preserve">m05</w:t>
+      </w:r>
+      <w:r>
+        <w:t xml:space="preserve"> </w:t>
+      </w:r>
+      <w:r>
+        <w:t xml:space="preserve">· tutor-m05-melanotan (2026-09-25) — Tutor answer adds afamelanotide's UK licence and NICE HST27. Citation only: it now also cites the MHRA FOI and TGA advisory records its existing sentence on FDA, MHRA and TGA warnings already relied on (the source check flagged the TGA mention as uncited once the MHRA record was added).</w:t>
+      </w:r>
+    </w:p>
+    <w:p>
+      <w:pPr>
+        <w:pStyle w:val="Compact"/>
+        <w:numPr>
+          <w:ilvl w:val="0"/>
+          <w:numId w:val="1002"/>
+        </w:numPr>
+      </w:pPr>
+      <w:r>
+        <w:rPr>
+          <w:b/>
+          <w:bCs/>
+        </w:rPr>
+        <w:t xml:space="preserve">m05</w:t>
+      </w:r>
+      <w:r>
+        <w:t xml:space="preserve"> </w:t>
+      </w:r>
+      <w:r>
+        <w:t xml:space="preserve">· tutor-m05-hair-peptides (2026-09-25) — Tutor answer adds the UK status of minoxidil, finasteride (with MHRA's May 2026 warnings) and baricitinib, and the specials position for a peptide spray.</w:t>
+      </w:r>
+    </w:p>
+    <w:p>
+      <w:pPr>
+        <w:pStyle w:val="Compact"/>
+        <w:numPr>
+          <w:ilvl w:val="0"/>
+          <w:numId w:val="1002"/>
+        </w:numPr>
+      </w:pPr>
+      <w:r>
+        <w:rPr>
+          <w:b/>
+          <w:bCs/>
+        </w:rPr>
+        <w:t xml:space="preserve">m05</w:t>
+      </w:r>
+      <w:r>
+        <w:t xml:space="preserve"> </w:t>
+      </w:r>
+      <w:r>
+        <w:t xml:space="preserve">· unit tutorContext (2026-09-25) — Tutor context adds the UK facts above; EU marked as not covered.</w:t>
+      </w:r>
+    </w:p>
+    <w:p>
+      <w:pPr>
+        <w:pStyle w:val="Compact"/>
+        <w:numPr>
+          <w:ilvl w:val="0"/>
+          <w:numId w:val="1002"/>
+        </w:numPr>
+      </w:pPr>
+      <w:r>
+        <w:rPr>
+          <w:b/>
+          <w:bCs/>
+        </w:rPr>
+        <w:t xml:space="preserve">m05</w:t>
+      </w:r>
+      <w:r>
+        <w:t xml:space="preserve"> </w:t>
+      </w:r>
+      <w:r>
         <w:t xml:space="preserve">· m5-check (2026-09-24) — Module check now cites both 1990s Melanotan II studies (Dorr 1996, Wessells 1998).</w:t>
       </w:r>
     </w:p>
@@ -1166,7 +1760,337 @@
         <w:t xml:space="preserve"> </w:t>
       </w:r>
       <w:r>
+        <w:t xml:space="preserve">· m6-p05 (body, point 3, beat 3, narration) (2026-09-25) — UK added: somatropin is a prescription-only medicine licensed for GH deficiency and specific growth disorders, and a Class C controlled drug (Genotropin UK SmPC; Misuse of Drugs Act 1971 Sch. 2). Claim c-m06-20.</w:t>
+      </w:r>
+    </w:p>
+    <w:p>
+      <w:pPr>
+        <w:pStyle w:val="Compact"/>
+        <w:numPr>
+          <w:ilvl w:val="0"/>
+          <w:numId w:val="1002"/>
+        </w:numPr>
+      </w:pPr>
+      <w:r>
+        <w:rPr>
+          <w:b/>
+          <w:bCs/>
+        </w:rPr>
+        <w:t xml:space="preserve">m06</w:t>
+      </w:r>
+      <w:r>
+        <w:t xml:space="preserve"> </w:t>
+      </w:r>
+      <w:r>
+        <w:t xml:space="preserve">· m6-p08 (new tool row) (2026-09-25) — UK row added after the US row: MHRA's products database holds no UK product information for tesamorelin (searched 25 Sep 2026). Claim c-m06-21.</w:t>
+      </w:r>
+    </w:p>
+    <w:p>
+      <w:pPr>
+        <w:pStyle w:val="Compact"/>
+        <w:numPr>
+          <w:ilvl w:val="0"/>
+          <w:numId w:val="1002"/>
+        </w:numPr>
+      </w:pPr>
+      <w:r>
+        <w:rPr>
+          <w:b/>
+          <w:bCs/>
+        </w:rPr>
+        <w:t xml:space="preserve">m06</w:t>
+      </w:r>
+      <w:r>
+        <w:t xml:space="preserve"> </w:t>
+      </w:r>
+      <w:r>
+        <w:t xml:space="preserve">· m6-p12 (body, point 3, beat 3, narration, prescriber version) (2026-09-25) — 'UK and EU status is still being mapped ... treat these as US facts' replaced: MHRA's products database holds no product information for tesamorelin, sermorelin or ipamorelin, so any of them would be an unlicensed medicine in the UK; point 3 now reads 'with your regulator'; prescriber version adds the UK specials test. Claim c-m06-21.</w:t>
+      </w:r>
+    </w:p>
+    <w:p>
+      <w:pPr>
+        <w:pStyle w:val="Compact"/>
+        <w:numPr>
+          <w:ilvl w:val="0"/>
+          <w:numId w:val="1002"/>
+        </w:numPr>
+      </w:pPr>
+      <w:r>
+        <w:rPr>
+          <w:b/>
+          <w:bCs/>
+        </w:rPr>
+        <w:t xml:space="preserve">m06</w:t>
+      </w:r>
+      <w:r>
+        <w:t xml:space="preserve"> </w:t>
+      </w:r>
+      <w:r>
+        <w:t xml:space="preserve">· m6-p19 (chip) (2026-09-25) — 'check its current US status on the live FDA lists' → 'check its current status with my regulator (FDA lists in the US, MHRA in the UK)'.</w:t>
+      </w:r>
+    </w:p>
+    <w:p>
+      <w:pPr>
+        <w:pStyle w:val="Compact"/>
+        <w:numPr>
+          <w:ilvl w:val="0"/>
+          <w:numId w:val="1002"/>
+        </w:numPr>
+      </w:pPr>
+      <w:r>
+        <w:rPr>
+          <w:b/>
+          <w:bCs/>
+        </w:rPr>
+        <w:t xml:space="preserve">m06</w:t>
+      </w:r>
+      <w:r>
+        <w:t xml:space="preserve"> </w:t>
+      </w:r>
+      <w:r>
+        <w:t xml:space="preserve">· tutor-m06-secretagogues (2026-09-25) — Tutor answer labels the federal-offence sentence as US and adds the UK position (somatropin prescription-only and Class C; no UK product information for tesamorelin, sermorelin or ipamorelin).</w:t>
+      </w:r>
+    </w:p>
+    <w:p>
+      <w:pPr>
+        <w:pStyle w:val="Compact"/>
+        <w:numPr>
+          <w:ilvl w:val="0"/>
+          <w:numId w:val="1002"/>
+        </w:numPr>
+      </w:pPr>
+      <w:r>
+        <w:rPr>
+          <w:b/>
+          <w:bCs/>
+        </w:rPr>
+        <w:t xml:space="preserve">m06</w:t>
+      </w:r>
+      <w:r>
+        <w:t xml:space="preserve"> </w:t>
+      </w:r>
+      <w:r>
+        <w:t xml:space="preserve">· unit tutorContext (2026-09-25) — Tutor context adds the UK somatropin and secretagogue position.</w:t>
+      </w:r>
+    </w:p>
+    <w:p>
+      <w:pPr>
+        <w:pStyle w:val="Compact"/>
+        <w:numPr>
+          <w:ilvl w:val="0"/>
+          <w:numId w:val="1002"/>
+        </w:numPr>
+      </w:pPr>
+      <w:r>
+        <w:rPr>
+          <w:b/>
+          <w:bCs/>
+        </w:rPr>
+        <w:t xml:space="preserve">m06</w:t>
+      </w:r>
+      <w:r>
+        <w:t xml:space="preserve"> </w:t>
+      </w:r>
+      <w:r>
         <w:t xml:space="preserve">· m6-p05, cq-m06-2, tutor-m06-gh-excess (2026-09-24) — Source-check alignment: GH adverse-effect statements cite Liu 2007 (whose results list them); the GH-excess tutor answer cites the Endocrine Society acromegaly guideline.</w:t>
+      </w:r>
+    </w:p>
+    <w:p>
+      <w:pPr>
+        <w:pStyle w:val="Compact"/>
+        <w:numPr>
+          <w:ilvl w:val="0"/>
+          <w:numId w:val="1002"/>
+        </w:numPr>
+      </w:pPr>
+      <w:r>
+        <w:rPr>
+          <w:b/>
+          <w:bCs/>
+        </w:rPr>
+        <w:t xml:space="preserve">m07</w:t>
+      </w:r>
+      <w:r>
+        <w:t xml:space="preserve"> </w:t>
+      </w:r>
+      <w:r>
+        <w:t xml:space="preserve">· m7-p21 (NEW moment, lesson 7.2, after m7-p09) (2026-09-25) — New tool moment 'In the UK, specials instead of 503A.': regulation 167 specials (one patient, one prescriber, unsolicited order, no advertising), specials-licensed manufacture (GMP-inspected, product otherwise unassessed) and pharmacy preparation (Medicines Act s. 10), special need (clinical, never cost or convenience), MHRA's order of preference (licensed → off-label → imported → special → non-medicines), prescriber responsibility (GMC, MHRA, GPhC, NMC). No interaction. Claims c-m07-21, c-m07-22, c-m07-23, c-m07-24.</w:t>
+      </w:r>
+    </w:p>
+    <w:p>
+      <w:pPr>
+        <w:pStyle w:val="Compact"/>
+        <w:numPr>
+          <w:ilvl w:val="0"/>
+          <w:numId w:val="1002"/>
+        </w:numPr>
+      </w:pPr>
+      <w:r>
+        <w:rPr>
+          <w:b/>
+          <w:bCs/>
+        </w:rPr>
+        <w:t xml:space="preserve">m07</w:t>
+      </w:r>
+      <w:r>
+        <w:t xml:space="preserve"> </w:t>
+      </w:r>
+      <w:r>
+        <w:t xml:space="preserve">· m7-p22 (NEW moment, lesson 7.2, after m7-p13) (2026-09-25) — New audio moment 'Selling and advertising peptides in the UK.': MHRA classifies by claims, form and use (GN8); no sale, supply or advertising without a UK licence (regs 46, 279); injectable melanotan classed as a medicine and peptide products seized in May 2026; no advertising of prescription-only medicines to the public (reg. 284, CAP 12.12, Blue Guide); ASA ruling of 11 Feb 2026 on influencer '#mounjaro' posts; GMC physical examination before prescribing injectable cosmetic medicines. No interaction, no role versions. Claims c-m07-25, c-m07-26, c-m07-27, c-m07-28, c-m07-29.</w:t>
+      </w:r>
+    </w:p>
+    <w:p>
+      <w:pPr>
+        <w:pStyle w:val="Compact"/>
+        <w:numPr>
+          <w:ilvl w:val="0"/>
+          <w:numId w:val="1002"/>
+        </w:numPr>
+      </w:pPr>
+      <w:r>
+        <w:rPr>
+          <w:b/>
+          <w:bCs/>
+        </w:rPr>
+        <w:t xml:space="preserve">m07</w:t>
+      </w:r>
+      <w:r>
+        <w:t xml:space="preserve"> </w:t>
+      </w:r>
+      <w:r>
+        <w:t xml:space="preserve">· module 07 counters and timing (2026-09-25) — Moment counters renumbered '01 / 22' to '22 / 22' for the two new moments; lesson 7.2 now lists them; estimated time 27 → 29 minutes. No other wording changed by this.</w:t>
+      </w:r>
+    </w:p>
+    <w:p>
+      <w:pPr>
+        <w:pStyle w:val="Compact"/>
+        <w:numPr>
+          <w:ilvl w:val="0"/>
+          <w:numId w:val="1002"/>
+        </w:numPr>
+      </w:pPr>
+      <w:r>
+        <w:rPr>
+          <w:b/>
+          <w:bCs/>
+        </w:rPr>
+        <w:t xml:space="preserve">m07</w:t>
+      </w:r>
+      <w:r>
+        <w:t xml:space="preserve"> </w:t>
+      </w:r>
+      <w:r>
+        <w:t xml:space="preserve">· m7-p01 (body) (2026-09-25) — 'The regulatory detail is US; UK and EU mapping ... still in progress' → US and UK detail, lesson 7.2 adds the UK route and UK selling and advertising rules; EU not covered.</w:t>
+      </w:r>
+    </w:p>
+    <w:p>
+      <w:pPr>
+        <w:pStyle w:val="Compact"/>
+        <w:numPr>
+          <w:ilvl w:val="0"/>
+          <w:numId w:val="1002"/>
+        </w:numPr>
+      </w:pPr>
+      <w:r>
+        <w:rPr>
+          <w:b/>
+          <w:bCs/>
+        </w:rPr>
+        <w:t xml:space="preserve">m07</w:t>
+      </w:r>
+      <w:r>
+        <w:t xml:space="preserve"> </w:t>
+      </w:r>
+      <w:r>
+        <w:t xml:space="preserve">· m7-p16 (body) (2026-09-25) — Pointer added: the UK sorts products the same way (claim, form, use) into cosmetics, food and medicines, and lesson 7.2 set out its unlicensed-medicines route. Claim c-m07-25.</w:t>
+      </w:r>
+    </w:p>
+    <w:p>
+      <w:pPr>
+        <w:pStyle w:val="Compact"/>
+        <w:numPr>
+          <w:ilvl w:val="0"/>
+          <w:numId w:val="1002"/>
+        </w:numPr>
+      </w:pPr>
+      <w:r>
+        <w:rPr>
+          <w:b/>
+          <w:bCs/>
+        </w:rPr>
+        <w:t xml:space="preserve">m07</w:t>
+      </w:r>
+      <w:r>
+        <w:t xml:space="preserve"> </w:t>
+      </w:r>
+      <w:r>
+        <w:t xml:space="preserve">· m7-p18 (tool rows 1, 2 and 6) (2026-09-25) — UK chart wording added: 'unlicensed medicine' as the UK article-and-status wording; for a UK special, the specials manufacturer and the patient's special need; the dated status check may be MHRA's product information. Claim c-m07-24.</w:t>
+      </w:r>
+    </w:p>
+    <w:p>
+      <w:pPr>
+        <w:pStyle w:val="Compact"/>
+        <w:numPr>
+          <w:ilvl w:val="0"/>
+          <w:numId w:val="1002"/>
+        </w:numPr>
+      </w:pPr>
+      <w:r>
+        <w:rPr>
+          <w:b/>
+          <w:bCs/>
+        </w:rPr>
+        <w:t xml:space="preserve">m07</w:t>
+      </w:r>
+      <w:r>
+        <w:t xml:space="preserve"> </w:t>
+      </w:r>
+      <w:r>
+        <w:t xml:space="preserve">· m7-p20 (suggestion 2, chip) (2026-09-25) — 'check the live FDA status/lists' → FDA lists in the US or MHRA in the UK.</w:t>
+      </w:r>
+    </w:p>
+    <w:p>
+      <w:pPr>
+        <w:pStyle w:val="Compact"/>
+        <w:numPr>
+          <w:ilvl w:val="0"/>
+          <w:numId w:val="1002"/>
+        </w:numPr>
+      </w:pPr>
+      <w:r>
+        <w:rPr>
+          <w:b/>
+          <w:bCs/>
+        </w:rPr>
+        <w:t xml:space="preserve">m07</w:t>
+      </w:r>
+      <w:r>
+        <w:t xml:space="preserve"> </w:t>
+      </w:r>
+      <w:r>
+        <w:t xml:space="preserve">· tutor-m07-compounding-coa (2026-09-25) — Tutor answer adds the UK specials route, pharmacy preparation, MHRA's order of preference and the ban on advertising specials.</w:t>
+      </w:r>
+    </w:p>
+    <w:p>
+      <w:pPr>
+        <w:pStyle w:val="Compact"/>
+        <w:numPr>
+          <w:ilvl w:val="0"/>
+          <w:numId w:val="1002"/>
+        </w:numPr>
+      </w:pPr>
+      <w:r>
+        <w:rPr>
+          <w:b/>
+          <w:bCs/>
+        </w:rPr>
+        <w:t xml:space="preserve">m07</w:t>
+      </w:r>
+      <w:r>
+        <w:t xml:space="preserve"> </w:t>
+      </w:r>
+      <w:r>
+        <w:t xml:space="preserve">· unit tutorContext (2026-09-25) — 'US only; UK and EU mapping pending' replaced by the UK framework summary; EU marked as not covered.</w:t>
       </w:r>
     </w:p>
     <w:p>
@@ -1739,6 +2663,28 @@
           <w:b/>
           <w:bCs/>
         </w:rPr>
+        <w:t xml:space="preserve">m02</w:t>
+      </w:r>
+      <w:r>
+        <w:t xml:space="preserve"> </w:t>
+      </w:r>
+      <w:r>
+        <w:t xml:space="preserve">— UK status (2026-09-25) — neither guide gives a UK position for menopausal hormone therapy or tretinoin. UK HRT licences (e.g. Evorel patches, Sandrena gel) cover oestrogen-deficiency symptoms and, for some products, osteoporosis prevention; a compounded 'bioidentical' preparation is an unlicensed medicine in the UK (MHRA Guidance Note 14 places any licensed product that meets the need first). The UK medicines compendium lists topical tretinoin only in acne combinations (Treclin, Aknemycin Plus), so the guides' 'prescription retinoid for photoageing' advice reads as US practice for a UK reader. MHRA's products database could not confirm an absence for tretinoin (its full-text search returns 289 documents), so the course states only what the compendium lists.</w:t>
+      </w:r>
+    </w:p>
+    <w:p>
+      <w:pPr>
+        <w:pStyle w:val="Compact"/>
+        <w:numPr>
+          <w:ilvl w:val="0"/>
+          <w:numId w:val="1003"/>
+        </w:numPr>
+      </w:pPr>
+      <w:r>
+        <w:rPr>
+          <w:b/>
+          <w:bCs/>
+        </w:rPr>
         <w:t xml:space="preserve">m03</w:t>
       </w:r>
       <w:r>
@@ -2003,6 +2949,28 @@
           <w:b/>
           <w:bCs/>
         </w:rPr>
+        <w:t xml:space="preserve">m03</w:t>
+      </w:r>
+      <w:r>
+        <w:t xml:space="preserve"> </w:t>
+      </w:r>
+      <w:r>
+        <w:t xml:space="preserve">— UK status (2026-09-25) — both guides describe the incretin drugs by their US brands and indications. In the UK, Mounjaro carries both the type 2 diabetes and the weight-management licence (MHRA, 8 Nov 2023; no separate weight-loss brand appears in UK product information), Ozempic's UK licence is type 2 diabetes, and UK SmPCs list hair loss (Wegovy 2.5%, Mounjaro 4.9%, placebo 1.0%). MHRA's statement that retatrutide is not authorised and illegal to sell in the UK (24 Jul 2026) and its May 2026 seizure of unlicensed weight-loss medicines and peptide products are citable in the guides' gray-market sections.</w:t>
+      </w:r>
+    </w:p>
+    <w:p>
+      <w:pPr>
+        <w:pStyle w:val="Compact"/>
+        <w:numPr>
+          <w:ilvl w:val="0"/>
+          <w:numId w:val="1003"/>
+        </w:numPr>
+      </w:pPr>
+      <w:r>
+        <w:rPr>
+          <w:b/>
+          <w:bCs/>
+        </w:rPr>
         <w:t xml:space="preserve">m04</w:t>
       </w:r>
       <w:r>
@@ -2267,6 +3235,50 @@
           <w:b/>
           <w:bCs/>
         </w:rPr>
+        <w:t xml:space="preserve">m04</w:t>
+      </w:r>
+      <w:r>
+        <w:t xml:space="preserve"> </w:t>
+      </w:r>
+      <w:r>
+        <w:t xml:space="preserve">— UK status (2026-09-25) — neither guide covers UK cosmetics or food law. For a UK reader: peptide serums are cosmetics under the assimilated Cosmetic Products Regulation 1223/2009 (Responsible Person, safety assessment, OPSS notification, claims that must be substantiated; anything injected is not a cosmetic, art 2(2)); oral collagen is a food supplement (Food Supplements (England) Regulations 2003; no disease claims, FIC art 7(3); only authorised health claims, Regulation 1924/2006 art 10). The ASA's 13 May 2026 ruling against a peptide serum's 'clinically proven' 20% lift claim (30 participants, no control) illustrates the guides' own sponsorship point.</w:t>
+      </w:r>
+    </w:p>
+    <w:p>
+      <w:pPr>
+        <w:pStyle w:val="Compact"/>
+        <w:numPr>
+          <w:ilvl w:val="0"/>
+          <w:numId w:val="1003"/>
+        </w:numPr>
+      </w:pPr>
+      <w:r>
+        <w:rPr>
+          <w:b/>
+          <w:bCs/>
+        </w:rPr>
+        <w:t xml:space="preserve">m04</w:t>
+      </w:r>
+      <w:r>
+        <w:t xml:space="preserve"> </w:t>
+      </w:r>
+      <w:r>
+        <w:t xml:space="preserve">— Oral collagen, UK health claims (2026-09-25) — the Great Britain nutrition and health claims register (DHSC, 19 May 2026) lists collagen skin claims as non-authorised (e.g. 'helps the skin to preserve its firmness and elasticity', and the proprietary VeriSol P claim on skin elasticity and wrinkles), while 'vitamin C contributes to normal collagen formation for the normal function of skin' is authorised — which is why many collagen products add vitamin C. Worth adding to the guides' oral-collagen entry. The course does not state it yet: the register is published only as a spreadsheet, which the automated source check cannot read.</w:t>
+      </w:r>
+    </w:p>
+    <w:p>
+      <w:pPr>
+        <w:pStyle w:val="Compact"/>
+        <w:numPr>
+          <w:ilvl w:val="0"/>
+          <w:numId w:val="1003"/>
+        </w:numPr>
+      </w:pPr>
+      <w:r>
+        <w:rPr>
+          <w:b/>
+          <w:bCs/>
+        </w:rPr>
         <w:t xml:space="preserve">m05</w:t>
       </w:r>
       <w:r>
@@ -2465,6 +3477,28 @@
           <w:b/>
           <w:bCs/>
         </w:rPr>
+        <w:t xml:space="preserve">m05</w:t>
+      </w:r>
+      <w:r>
+        <w:t xml:space="preserve"> </w:t>
+      </w:r>
+      <w:r>
+        <w:t xml:space="preserve">— UK status (2026-09-25) — worth adding to both guides' hair and melanocortin entries: baricitinib is licensed in the UK for severe alopecia areata but NICE did not recommend it for NHS use (TA926, Oct 2023; ritlecitinib, TA958, is recommended from age 12 and is not taught here); afamelanotide holds a UK licence under exceptional circumstances for specialist porphyria centres, and NICE did not recommend it (HST27, Jul 2023); finasteride 1 mg is a private prescription in the UK, and MHRA strengthened its psychiatric and sexual-dysfunction warnings on 11 May 2026 (patient card since 2024). A men's minoxidil foam is on the General Sales List.</w:t>
+      </w:r>
+    </w:p>
+    <w:p>
+      <w:pPr>
+        <w:pStyle w:val="Compact"/>
+        <w:numPr>
+          <w:ilvl w:val="0"/>
+          <w:numId w:val="1003"/>
+        </w:numPr>
+      </w:pPr>
+      <w:r>
+        <w:rPr>
+          <w:b/>
+          <w:bCs/>
+        </w:rPr>
         <w:t xml:space="preserve">m06</w:t>
       </w:r>
       <w:r>
@@ -2685,6 +3719,28 @@
           <w:b/>
           <w:bCs/>
         </w:rPr>
+        <w:t xml:space="preserve">m06</w:t>
+      </w:r>
+      <w:r>
+        <w:t xml:space="preserve"> </w:t>
+      </w:r>
+      <w:r>
+        <w:t xml:space="preserve">— UK status (2026-09-25) — neither guide gives the UK position on this axis. Somatropin is a prescription-only medicine in the UK and a Class C controlled drug (Misuse of Drugs Act 1971 Sch. 2 Part III; Misuse of Drugs Regulations 2001 Sch. 4 Part II). MHRA's products database returned no documents for tesamorelin, sermorelin or ipamorelin (25 Sep 2026). CJC-1295, ibutamoren, GHRP-2/-6 and IGF-1 LR3 were not stated: the database's full-text search cannot confirm an absence for names that contain numbers or appear inside other products' leaflets.</w:t>
+      </w:r>
+    </w:p>
+    <w:p>
+      <w:pPr>
+        <w:pStyle w:val="Compact"/>
+        <w:numPr>
+          <w:ilvl w:val="0"/>
+          <w:numId w:val="1003"/>
+        </w:numPr>
+      </w:pPr>
+      <w:r>
+        <w:rPr>
+          <w:b/>
+          <w:bCs/>
+        </w:rPr>
         <w:t xml:space="preserve">m07</w:t>
       </w:r>
       <w:r>
@@ -2890,6 +3946,94 @@
       </w:r>
       <w:r>
         <w:t xml:space="preserve">— Not in either guide, worth adding — the Core GRADE series (BMJ 2025) as the current GRADE reference; the Cochrane review of industry sponsorship and research outcome (Lundh 2017); FDA's endotoxin Q&amp;A guidance (Edition 2, March 2026) for the dose-and-route basis of endotoxin limits; FDA's 'Is It a Cosmetic, a Drug, or Both?' page, whose drug-claim examples include 'regenerate cells'; and Popławska 2019 (an undocumented GHRP-2 analogue found in a seized vial by high-resolution MS).</w:t>
+      </w:r>
+    </w:p>
+    <w:p>
+      <w:pPr>
+        <w:pStyle w:val="Compact"/>
+        <w:numPr>
+          <w:ilvl w:val="0"/>
+          <w:numId w:val="1003"/>
+        </w:numPr>
+      </w:pPr>
+      <w:r>
+        <w:rPr>
+          <w:b/>
+          <w:bCs/>
+        </w:rPr>
+        <w:t xml:space="preserve">m07</w:t>
+      </w:r>
+      <w:r>
+        <w:t xml:space="preserve"> </w:t>
+      </w:r>
+      <w:r>
+        <w:t xml:space="preserve">— UK framework (2026-09-25) — both guides' regulatory chapters are US-only. A UK reader needs: the specials route (Human Medicines Regulations 2012 reg. 167; pharmacy preparation under Medicines Act 1968 s. 10); MHRA Guidance Note 14's order of preference (UK-licensed, even off-label → licensed abroad → UK special → non-medicines) and its exclusion of cost and convenience; the bans on advertising unlicensed (reg. 279) and prescription-only medicines to the public (reg. 284; CAP Code 12.12; ASA ruling on '#mounjaro' posts, 11 Feb 2026); prescriber responsibility (GMC paras 102–108, MHRA Drug Safety Update 2009, GPhC 2025, NMC Code standard 18); and GMC's requirement to examine a patient physically before prescribing injectable cosmetic medicines. The course now teaches these in m7-p21 and m7-p22.</w:t>
+      </w:r>
+    </w:p>
+    <w:p>
+      <w:pPr>
+        <w:pStyle w:val="Compact"/>
+        <w:numPr>
+          <w:ilvl w:val="0"/>
+          <w:numId w:val="1003"/>
+        </w:numPr>
+      </w:pPr>
+      <w:r>
+        <w:rPr>
+          <w:b/>
+          <w:bCs/>
+        </w:rPr>
+        <w:t xml:space="preserve">m07</w:t>
+      </w:r>
+      <w:r>
+        <w:t xml:space="preserve"> </w:t>
+      </w:r>
+      <w:r>
+        <w:t xml:space="preserve">— Pocket Guide 'Jurisdictional snapshot' — 'UK (MHRA): not licensed for human use' (for BPC-157) carries no citation. The course could not confirm BPC-157's UK status from a primary record: MHRA's products database is a full-text search ('BPC-157' returns 15,196 unrelated documents), and no MHRA statement naming BPC-157 was found on gov.uk (searched 25 Sep 2026). The course states the legal consequence of having no UK marketing authorisation (regs 46 and 279) instead; suggest the guide cite MHRA and say 'no UK marketing authorisation'.</w:t>
+      </w:r>
+    </w:p>
+    <w:p>
+      <w:pPr>
+        <w:pStyle w:val="Compact"/>
+        <w:numPr>
+          <w:ilvl w:val="0"/>
+          <w:numId w:val="1003"/>
+        </w:numPr>
+      </w:pPr>
+      <w:r>
+        <w:rPr>
+          <w:b/>
+          <w:bCs/>
+        </w:rPr>
+        <w:t xml:space="preserve">m07</w:t>
+      </w:r>
+      <w:r>
+        <w:t xml:space="preserve"> </w:t>
+      </w:r>
+      <w:r>
+        <w:t xml:space="preserve">— 'Research use only' in the UK — no MHRA statement specific to research-use-only peptides was found on gov.uk (searched 25 Sep 2026). The course applies MHRA's general classification tests (Guidance Note 8: claims including websites and social media, product form such as injection, and use) and cites the melanotan FOI (2024) and the May 2026 seizure of peptide products. Terminology note for the guides: the GMC uses 'unlicensed medicine' for both off-label use and medicines with no UK licence (para 102), while MHRA and the GPhC keep the two apart; the course follows MHRA.</w:t>
+      </w:r>
+    </w:p>
+    <w:p>
+      <w:pPr>
+        <w:pStyle w:val="Compact"/>
+        <w:numPr>
+          <w:ilvl w:val="0"/>
+          <w:numId w:val="1003"/>
+        </w:numPr>
+      </w:pPr>
+      <w:r>
+        <w:rPr>
+          <w:b/>
+          <w:bCs/>
+        </w:rPr>
+        <w:t xml:space="preserve">m07</w:t>
+      </w:r>
+      <w:r>
+        <w:t xml:space="preserve"> </w:t>
+      </w:r>
+      <w:r>
+        <w:t xml:space="preserve">— Source-check tooling (2026-09-25) — three UK primary sources cannot be read by the automated claim-support check: the GB nutrition and health claims register (published only as .xlsx/.ods), MHRA's products database (JavaScript application) and gmc-uk.org (HTTP 403 to scripts). The GMC pages and the database were read in a browser on 25 Sep 2026; statements resting on them will show as 'unavailable' (minor) in the claim-support report.</w:t>
       </w:r>
     </w:p>
     <w:p>
@@ -6095,7 +7239,7 @@
           <w:i/>
           <w:iCs/>
         </w:rPr>
-        <w:t xml:space="preserve">approved · authored 2026-09-24 · 19 moments, ~26 min + module check · 33 sources · 20 claims</w:t>
+        <w:t xml:space="preserve">approved · authored 2026-09-24 · 19 moments, ~26 min + module check · 39 sources · 23 claims</w:t>
       </w:r>
     </w:p>
     <w:p>
@@ -7938,7 +9082,7 @@
         <w:pStyle w:val="BodyText"/>
       </w:pPr>
       <w:r>
-        <w:t xml:space="preserve">In the US, as of February 2026, FDA-approved menopausal hormone therapy is for moderate-to-severe hot flashes, vaginal and vulvar symptoms and, for some products, preventing bone loss. FDA's 2025–26 labeling changes removed cardiovascular, breast-cancer and dementia statements from the boxed warning; skin did not become an indication. The North American Menopause Society's 2022 statement finds benefit outweighs risk for bothersome symptoms and bone protection when therapy starts before 60 or within 10 years of menopause, and finds insufficient evidence for compounded 'bioidentical' hormones. Under US rules an over-the-counter 'hormone cream' is an unapproved drug. For the skin itself, daily sunscreen has a large randomized trial behind it, and one tretinoin cream is FDA-approved as an adjunct for fine facial wrinkles.</w:t>
+        <w:t xml:space="preserve">In the US, as of February 2026, FDA-approved menopausal hormone therapy is for moderate-to-severe hot flashes, vaginal and vulvar symptoms and, for some products, preventing bone loss. FDA's 2025–26 labeling changes removed cardiovascular, breast-cancer and dementia statements from the boxed warning; skin did not become an indication. The North American Menopause Society's 2022 statement finds benefit outweighs risk for bothersome symptoms and bone protection when therapy starts before 60 or within 10 years of menopause, and finds insufficient evidence for compounded 'bioidentical' hormones. Under US rules an over-the-counter 'hormone cream' is an unapproved drug. For the skin itself, daily sunscreen has a large randomized trial behind it, and one tretinoin cream is FDA-approved as an adjunct for fine facial wrinkles. In the UK, as of September 2026, HRT products such as estradiol patches and gel are prescription-only medicines licensed for oestrogen-deficiency symptoms and, for some, for preventing osteoporosis in women at high risk of fracture; skin is not among their uses. A compounded 'bioidentical' hormone is an unlicensed medicine in the UK, and MHRA guidance puts a licensed product first when one can meet the need. On the UK medicines compendium, topical tretinoin appears only in acne treatments.</w:t>
       </w:r>
     </w:p>
     <w:p>
@@ -8008,7 +9152,7 @@
         <w:t xml:space="preserve"> </w:t>
       </w:r>
       <w:r>
-        <w:t xml:space="preserve">Prescribe hormone therapy for its labeled indications and the position statement's timing, and record that skin was discussed only as a secondary effect. Do not prescribe systemic or topical estrogen for wrinkles alone, and prefer FDA-approved products to compounded 'bioidentical' preparations.</w:t>
+        <w:t xml:space="preserve">Prescribe hormone therapy for its labeled indications and the position statement's timing, and record that skin was discussed only as a secondary effect. Do not prescribe systemic or topical estrogen for wrinkles alone, and prefer licensed products (FDA-approved in the US, MHRA-licensed in the UK) to compounded 'bioidentical' preparations.</w:t>
       </w:r>
       <w:r>
         <w:t xml:space="preserve"> </w:t>
@@ -8052,7 +9196,7 @@
         <w:t xml:space="preserve"> </w:t>
       </w:r>
       <w:r>
-        <w:t xml:space="preserve">In the US, a cream sold as containing estrogen for the face is regulated as a drug, and compounded 'bioidentical' products lack efficacy and safety data. Menopausal symptoms are a conversation for a prescriber; sun protection is advice you can give.</w:t>
+        <w:t xml:space="preserve">In the US, a cream sold as containing estrogen for the face is regulated as a drug; in the UK, HRT products are prescription-only medicines. Compounded 'bioidentical' products lack efficacy and safety data. Menopausal symptoms are a conversation for a prescriber; sun protection is advice you can give.</w:t>
       </w:r>
     </w:p>
     <w:p>
@@ -8068,15 +9212,15 @@
         <w:pStyle w:val="BodyText"/>
       </w:pPr>
       <w:r>
-        <w:t xml:space="preserve">Where does that leave hormone therapy for skin? In the United States, as of February 2026, the approved uses of menopausal hormone therapy are hot flashes, vaginal and vulvar symptoms, and for some products the prevention of bone loss. In late 2025 the FDA asked manufacturers to remove heart, breast cancer and dementia statements from the boxed warning, and it approved the first revised labels in February 2026. Skin still appears nowhere among the uses. The menopause society's 2022 position statement finds the balance favourable for symptoms and bone when therapy starts before sixty or within ten years of menopause, and it finds too little evidence for compounded bioidentical hormones. Low-dose vaginal estrogen for genitourinary symptoms is the one use aimed at the tissue itself. For the face, daily sunscreen and a prescription retinoid carry better evidence than any hormone. Treat symptoms on their merits, and count any skin change as a bonus.</w:t>
-      </w:r>
-    </w:p>
-    <w:p>
-      <w:pPr>
-        <w:pStyle w:val="BodyText"/>
-      </w:pPr>
-      <w:r>
-        <w:t xml:space="preserve">Sources: US Food and Drug Administration 2025 · US Food and Drug Administration 2026 · North American Menopause Society (2022 Hormone Therapy Advisory Panel) 2022 · North American Menopause Society (2020 GSM Editorial Panel) 2020 · Manson JE 2013 · US Food and Drug Administration 1993 · Hughes MC 2013 · Bausch Health US LLC (FDA-approved labeling) 2026 · Aesthetic &amp; Regenerative Endocrinology — A Clinician's Pocket Guide 2026</w:t>
+        <w:t xml:space="preserve">Where does that leave hormone therapy for skin? In the United States, as of February 2026, the approved uses of menopausal hormone therapy are hot flashes, vaginal and vulvar symptoms, and for some products the prevention of bone loss. In late 2025 the FDA asked manufacturers to remove heart, breast cancer and dementia statements from the boxed warning, and it approved the first revised labels in February 2026. Skin still appears nowhere among the uses. The menopause society's 2022 position statement finds the balance favourable for symptoms and bone when therapy starts before sixty or within ten years of menopause, and it finds too little evidence for compounded bioidentical hormones. In the United Kingdom, HRT products are prescription-only medicines licensed for oestrogen-deficiency symptoms and, for some, for preventing osteoporosis, and skin appears nowhere among those uses either. A compounded bioidentical hormone is an unlicensed medicine there, so MHRA guidance puts any licensed product that meets the need first. Low-dose vaginal estrogen for genitourinary symptoms is the one use aimed at the tissue itself. For the face, daily sunscreen and a prescription retinoid carry better evidence than any hormone. Treat symptoms on their merits, and count any skin change as a bonus.</w:t>
+      </w:r>
+    </w:p>
+    <w:p>
+      <w:pPr>
+        <w:pStyle w:val="BodyText"/>
+      </w:pPr>
+      <w:r>
+        <w:t xml:space="preserve">Sources: US Food and Drug Administration 2025 · US Food and Drug Administration 2026 · North American Menopause Society (2022 Hormone Therapy Advisory Panel) 2022 · North American Menopause Society (2020 GSM Editorial Panel) 2020 · Manson JE 2013 · US Food and Drug Administration 1993 · Hughes MC 2013 · Bausch Health US LLC (FDA-approved labeling) 2026 · Aesthetic &amp; Regenerative Endocrinology — A Clinician's Pocket Guide 2026 · Theramex HQ UK Limited (marketing authorisation holder) 2025 · Orion Corporation (marketing authorisation holder) 2025 · Medicines and Healthcare products Regulatory Agency (UK) 2023 · Viatris Products Limited (marketing authorisation holder) 2026 · Almirall Hermal GmbH (marketing authorisation holder) 2026 · Datapharm (emc) 2026</w:t>
       </w:r>
     </w:p>
     <w:bookmarkEnd w:id="49"/>
@@ -9487,7 +10631,7 @@
           <w:i/>
           <w:iCs/>
         </w:rPr>
-        <w:t xml:space="preserve">approved · authored 2026-09-24 · 20 moments, ~27 min + module check · 51 sources · 20 claims</w:t>
+        <w:t xml:space="preserve">approved · authored 2026-09-24 · 20 moments, ~27 min + module check · 59 sources · 24 claims</w:t>
       </w:r>
     </w:p>
     <w:p>
@@ -10575,7 +11719,7 @@
         <w:pStyle w:val="BodyText"/>
       </w:pPr>
       <w:r>
-        <w:t xml:space="preserve">GLP-1 and GIP are incretins, hormones the gut releases after a meal that amplify glucose-dependent insulin release; GLP-1 also slows gastric emptying and reduces appetite. Native GLP-1 is broken down within minutes. Semaglutide is a long-acting GLP-1 receptor agonist, and tirzepatide activates both GIP and GLP-1 receptors. In the US, as of September 2026, both are FDA-approved drugs for defined indications, set out in the next moment.</w:t>
+        <w:t xml:space="preserve">GLP-1 and GIP are incretins, hormones the gut releases after a meal that amplify glucose-dependent insulin release; GLP-1 also slows gastric emptying and reduces appetite. Native GLP-1 is broken down within minutes. Semaglutide is a long-acting GLP-1 receptor agonist, and tirzepatide activates both GIP and GLP-1 receptors. In the US, as of September 2026, both are FDA-approved drugs for defined indications, set out in the next moment. In the UK both are licensed by the MHRA, and tirzepatide's diabetes and weight-management uses share one brand, Mounjaro.</w:t>
       </w:r>
     </w:p>
     <w:p>
@@ -10627,15 +11771,15 @@
         <w:pStyle w:val="BodyText"/>
       </w:pPr>
       <w:r>
-        <w:t xml:space="preserve">After a meal, the gut releases two hormones called incretins, GLP-1 and GIP. Both amplify insulin release when glucose is high, and GLP-1 also slows the stomach and reduces appetite. Native GLP-1 lasts only minutes in the blood before an enzyme breaks it down, so the drug molecules are engineered to last far longer. Semaglutide activates the GLP-1 receptor. Tirzepatide activates both the GIP and the GLP-1 receptors. Those are the mechanisms. The regulatory facts sit in a separate register. In the United States, as of September 2026, both molecules are FDA-approved drugs, sold under one brand name for type 2 diabetes and another for chronic weight management, with further indications for the heart, the liver and sleep apnoea. The face appears nowhere on those labels, and that is where this lesson begins.</w:t>
-      </w:r>
-    </w:p>
-    <w:p>
-      <w:pPr>
-        <w:pStyle w:val="BodyText"/>
-      </w:pPr>
-      <w:r>
-        <w:t xml:space="preserve">Sources: Drucker DJ 2018 · Eli Lilly (Mounjaro prescribing information) 2026 · Novo Nordisk (Ozempic prescribing information) 2026 · Novo Nordisk (Wegovy prescribing information) 2026 · Eli Lilly (Zepbound prescribing information) 2026 · Aesthetic &amp; Regenerative Endocrinology — A Clinician's Pocket Guide 2026 · The Peptide Pocket Guide — 2026 Edition · Clinical Reference (seventy-two entries) 2026</w:t>
+        <w:t xml:space="preserve">After a meal, the gut releases two hormones called incretins, GLP-1 and GIP. Both amplify insulin release when glucose is high, and GLP-1 also slows the stomach and reduces appetite. Native GLP-1 lasts only minutes in the blood before an enzyme breaks it down, so the drug molecules are engineered to last far longer. Semaglutide activates the GLP-1 receptor. Tirzepatide activates both the GIP and the GLP-1 receptors. Those are the mechanisms. The regulatory facts sit in a separate register. In the United States, as of September 2026, both molecules are FDA-approved drugs, sold under one brand name for type 2 diabetes and another for chronic weight management, with further indications for the heart, the liver and sleep apnoea. In the United Kingdom both are licensed by the MHRA, and tirzepatide's weight-management licence sits on the same brand as its diabetes licence, Mounjaro. The face appears nowhere on those labels, and that is where this lesson begins.</w:t>
+      </w:r>
+    </w:p>
+    <w:p>
+      <w:pPr>
+        <w:pStyle w:val="BodyText"/>
+      </w:pPr>
+      <w:r>
+        <w:t xml:space="preserve">Sources: Drucker DJ 2018 · Eli Lilly (Mounjaro prescribing information) 2026 · Novo Nordisk (Ozempic prescribing information) 2026 · Novo Nordisk (Wegovy prescribing information) 2026 · Eli Lilly (Zepbound prescribing information) 2026 · Aesthetic &amp; Regenerative Endocrinology — A Clinician's Pocket Guide 2026 · The Peptide Pocket Guide — 2026 Edition · Clinical Reference (seventy-two entries) 2026 · Novo Nordisk A/S (marketing authorisation holder) 2026 · Novo Nordisk A/S (marketing authorisation holder) 2026 · Eli Lilly Nederland B.V. (marketing authorisation holder) 2026 · Medicines and Healthcare products Regulatory Agency (UK) 2023</w:t>
       </w:r>
     </w:p>
     <w:bookmarkEnd w:id="70"/>
@@ -10665,7 +11809,7 @@
         <w:pStyle w:val="BodyText"/>
       </w:pPr>
       <w:r>
-        <w:t xml:space="preserve">The facial changes in this lesson happen to people taking approved drugs for approved reasons. Know the indications, and their dates, before you discuss the side effects. Status below is for the US, from FDA records checked in September 2026; UK and EU status is being mapped for this course.</w:t>
+        <w:t xml:space="preserve">The facial changes in this lesson happen to people taking approved drugs for approved reasons. Know the indications, and their dates, before you discuss the side effects. US status is from FDA records checked in September 2026; the last row gives the UK position from UK product information and MHRA statements checked the same month. EU status is not covered.</w:t>
       </w:r>
     </w:p>
     <w:tbl>
@@ -10855,6 +11999,41 @@
           </w:p>
         </w:tc>
       </w:tr>
+      <w:tr>
+        <w:tc>
+          <w:tcPr/>
+          <w:p>
+            <w:pPr>
+              <w:pStyle w:val="Compact"/>
+            </w:pPr>
+            <w:r>
+              <w:t xml:space="preserve">United Kingdom · MHRA (September 2026)</w:t>
+            </w:r>
+          </w:p>
+        </w:tc>
+        <w:tc>
+          <w:tcPr/>
+          <w:p>
+            <w:pPr>
+              <w:pStyle w:val="Compact"/>
+            </w:pPr>
+            <w:r>
+              <w:t xml:space="preserve">Ozempic: diabetes · Wegovy: weight, heart · Mounjaro: diabetes and weight</w:t>
+            </w:r>
+          </w:p>
+        </w:tc>
+        <w:tc>
+          <w:tcPr/>
+          <w:p>
+            <w:pPr>
+              <w:pStyle w:val="Compact"/>
+            </w:pPr>
+            <w:r>
+              <w:t xml:space="preserve">Wegovy is licensed for weight management and cardiovascular risk reduction; MHRA added weight management to Mounjaro in November 2023. MHRA says retatrutide is not authorised in the UK and anyone selling it does so illegally (24 July 2026), and in May 2026 it made its largest seizure of unlicensed weight-loss medicines.</w:t>
+            </w:r>
+          </w:p>
+        </w:tc>
+      </w:tr>
     </w:tbl>
     <w:p>
       <w:pPr>
@@ -10879,7 +12058,7 @@
         <w:pStyle w:val="BodyText"/>
       </w:pPr>
       <w:r>
-        <w:t xml:space="preserve">Sources: Novo Nordisk (Ozempic prescribing information) 2026 · Novo Nordisk (Wegovy prescribing information) 2026 · US Food and Drug Administration (Drugs@FDA 2026 · Lincoff AM 2023 · Eli Lilly (Mounjaro prescribing information) 2026 · Eli Lilly (Zepbound prescribing information) 2026 · US Food and Drug Administration (Drugs@FDA 2026 · US Food and Drug Administration 2026 · Ashraf AR 2024 · The Peptide Pocket Guide — 2026 Edition · Clinical Reference (seventy-two entries) 2026</w:t>
+        <w:t xml:space="preserve">Sources: Novo Nordisk (Ozempic prescribing information) 2026 · Novo Nordisk (Wegovy prescribing information) 2026 · US Food and Drug Administration (Drugs@FDA 2026 · Lincoff AM 2023 · Eli Lilly (Mounjaro prescribing information) 2026 · Eli Lilly (Zepbound prescribing information) 2026 · US Food and Drug Administration (Drugs@FDA 2026 · US Food and Drug Administration 2026 · Ashraf AR 2024 · The Peptide Pocket Guide — 2026 Edition · Clinical Reference (seventy-two entries) 2026 · Novo Nordisk A/S (marketing authorisation holder) 2026 · Novo Nordisk A/S (marketing authorisation holder) 2026 · Eli Lilly Nederland B.V. (marketing authorisation holder) 2026 · Medicines and Healthcare products Regulatory Agency (UK) 2023 · Medicines and Healthcare products Regulatory Agency (UK) 2026 · Medicines and Healthcare products Regulatory Agency (UK) 2026</w:t>
       </w:r>
     </w:p>
     <w:bookmarkEnd w:id="71"/>
@@ -11090,7 +12269,7 @@
               <w:pStyle w:val="Compact"/>
             </w:pPr>
             <w:r>
-              <w:t xml:space="preserve">Regulatory status (US, September 2026)</w:t>
+              <w:t xml:space="preserve">Regulatory status (US and UK, September 2026)</w:t>
             </w:r>
           </w:p>
         </w:tc>
@@ -11112,7 +12291,7 @@
               <w:pStyle w:val="Compact"/>
             </w:pPr>
             <w:r>
-              <w:t xml:space="preserve">Both labels list hair loss (about 3–6% on drug against about 1% on placebo, mostly in women, linked to weight reduction). The semaglutide label also lists altered skin sensation. Facial volume loss is not a labelled adverse reaction.</w:t>
+              <w:t xml:space="preserve">Both labels list hair loss (about 3–6% on drug against about 1% on placebo, mostly in women, linked to weight reduction). The semaglutide label also lists altered skin sensation. Facial volume loss is not a labelled adverse reaction. UK product information also lists hair loss: 2.5% on Wegovy and 4.9% on Mounjaro in the weight-management trials, against 1.0% on placebo.</w:t>
             </w:r>
           </w:p>
         </w:tc>
@@ -11176,7 +12355,7 @@
         <w:pStyle w:val="BodyText"/>
       </w:pPr>
       <w:r>
-        <w:t xml:space="preserve">Sources: Rohrich RJ 2007 · Sharma RK 2025 · Rao S 2026 · Daneshgaran G 2025 · Humphrey CD 2023 · Novo Nordisk (Wegovy prescribing information) 2026 · Eli Lilly (Zepbound prescribing information) 2026 · Paschou IA 2025 · Persson C 2025 · Burke OM 2025 · Aesthetic &amp; Regenerative Endocrinology — A Clinician's Pocket Guide 2026</w:t>
+        <w:t xml:space="preserve">Sources: Rohrich RJ 2007 · Sharma RK 2025 · Rao S 2026 · Daneshgaran G 2025 · Humphrey CD 2023 · Novo Nordisk (Wegovy prescribing information) 2026 · Eli Lilly (Zepbound prescribing information) 2026 · Paschou IA 2025 · Persson C 2025 · Burke OM 2025 · Aesthetic &amp; Regenerative Endocrinology — A Clinician's Pocket Guide 2026 · Novo Nordisk A/S (marketing authorisation holder) 2026 · Eli Lilly Nederland B.V. (marketing authorisation holder) 2026</w:t>
       </w:r>
     </w:p>
     <w:bookmarkEnd w:id="73"/>
@@ -12281,7 +13460,7 @@
           <w:i/>
           <w:iCs/>
         </w:rPr>
-        <w:t xml:space="preserve">One open-label, manufacturer-funded phase 3b trial of 274 people: more complete clearance with the add-on at 36 weeks (C). An earlier 20-person placebo-controlled trial of liraglutide found no effect. In the US, tirzepatide is not approved for psoriasis.</w:t>
+        <w:t xml:space="preserve">One open-label, manufacturer-funded phase 3b trial of 274 people: more complete clearance with the add-on at 36 weeks (C). An earlier 20-person placebo-controlled trial of liraglutide found no effect. Its US approval and its UK licence both leave out psoriasis.</w:t>
       </w:r>
       <w:r>
         <w:t xml:space="preserve"> </w:t>
@@ -12385,7 +13564,7 @@
         <w:pStyle w:val="BodyText"/>
       </w:pPr>
       <w:r>
-        <w:t xml:space="preserve">Sources: Makrgeorgou A 2018 · Parodi A 2008 · Lebwohl M 2026 · Faurschou A 2015 · Eli Lilly (Mounjaro prescribing information) 2026 · Eli Lilly (Zepbound prescribing information) 2026 · Reynolds A 2019 · Depommier C 2019 · US Food and Drug Administration 2026 · Aesthetic &amp; Regenerative Endocrinology — A Clinician's Pocket Guide 2026</w:t>
+        <w:t xml:space="preserve">Sources: Makrgeorgou A 2018 · Parodi A 2008 · Lebwohl M 2026 · Faurschou A 2015 · Eli Lilly (Mounjaro prescribing information) 2026 · Eli Lilly (Zepbound prescribing information) 2026 · Reynolds A 2019 · Depommier C 2019 · US Food and Drug Administration 2026 · Aesthetic &amp; Regenerative Endocrinology — A Clinician's Pocket Guide 2026 · Eli Lilly Nederland B.V. (marketing authorisation holder) 2026</w:t>
       </w:r>
     </w:p>
     <w:bookmarkEnd w:id="80"/>
@@ -12485,7 +13664,7 @@
         <w:t xml:space="preserve"> </w:t>
       </w:r>
       <w:r>
-        <w:t xml:space="preserve">Treat the skin disease on its own evidence and metabolic disease directly. A zonulin result should not guide care. In the US, BPC-157 has no 503A bulks-list standing as of September 2026, so compounding it for gut repair is not an option.</w:t>
+        <w:t xml:space="preserve">Treat the skin disease on its own evidence and metabolic disease directly. A zonulin result should not guide care. In the US, BPC-157 has no 503A bulks-list standing as of September 2026, so compounding it for gut repair is not an option. In the UK, an unlicensed special is for one patient's special clinical need that no licensed product can meet, and the responsibility for it is yours.</w:t>
       </w:r>
       <w:r>
         <w:t xml:space="preserve"> </w:t>
@@ -12545,15 +13724,15 @@
         <w:pStyle w:val="BodyText"/>
       </w:pPr>
       <w:r>
-        <w:t xml:space="preserve">Patients often link their skin to their gut. Start where the evidence is. Diet quality, treatment of metabolic disease and the established treatment for the skin condition itself all come first. Be careful with tests. A widely used commercial zonulin assay was shown to detect proteins other than zonulin, so a result cannot tell you whether a gut is leaky. Be careful with products too. Probiotics are strain-specific, and their effects on eczema are small at best. The Hormonaly guide gives the popular gut-repair stack of glutamine, zinc carnosine and BPC-157 a grade of D. As of September 2026, in the United States, BPC-157 remains off the 503A bulks list after the July advisory-committee review. Investigational peptides come last, if at all. Whatever your role, name the evidence type before you name the product.</w:t>
-      </w:r>
-    </w:p>
-    <w:p>
-      <w:pPr>
-        <w:pStyle w:val="BodyText"/>
-      </w:pPr>
-      <w:r>
-        <w:t xml:space="preserve">Sources: Scheffler L 2018 · Camilleri M 2019 · Reynolds A 2019 · Suez J 2019 · US Food and Drug Administration 2026 · Aesthetic &amp; Regenerative Endocrinology — A Clinician's Pocket Guide 2026</w:t>
+        <w:t xml:space="preserve">Patients often link their skin to their gut. Start where the evidence is. Diet quality, treatment of metabolic disease and the established treatment for the skin condition itself all come first. Be careful with tests. A widely used commercial zonulin assay was shown to detect proteins other than zonulin, so a result cannot tell you whether a gut is leaky. Be careful with products too. Probiotics are strain-specific, and their effects on eczema are small at best. The Hormonaly guide gives the popular gut-repair stack of glutamine, zinc carnosine and BPC-157 a grade of D. As of September 2026, in the United States, BPC-157 remains off the 503A bulks list after the July advisory-committee review. In the United Kingdom, an unlicensed peptide reaches a patient only through narrow routes, such as a special ordered for one patient's clinical need, which module seven sets out. Investigational peptides come last, if at all. Whatever your role, name the evidence type before you name the product.</w:t>
+      </w:r>
+    </w:p>
+    <w:p>
+      <w:pPr>
+        <w:pStyle w:val="BodyText"/>
+      </w:pPr>
+      <w:r>
+        <w:t xml:space="preserve">Sources: Scheffler L 2018 · Camilleri M 2019 · Reynolds A 2019 · Suez J 2019 · US Food and Drug Administration 2026 · Aesthetic &amp; Regenerative Endocrinology — A Clinician's Pocket Guide 2026 · Medicines and Healthcare products Regulatory Agency (UK) 2023 · Medicines and Healthcare products Regulatory Agency (UK) 2009</w:t>
       </w:r>
     </w:p>
     <w:bookmarkEnd w:id="81"/>
@@ -12906,7 +14085,7 @@
           <w:i/>
           <w:iCs/>
         </w:rPr>
-        <w:t xml:space="preserve">approved · authored 2026-09-24 · 19 moments, ~26 min + module check · 49 sources · 20 claims</w:t>
+        <w:t xml:space="preserve">approved · authored 2026-09-24 · 19 moments, ~26 min + module check · 61 sources · 24 claims</w:t>
       </w:r>
     </w:p>
     <w:p>
@@ -13422,7 +14601,7 @@
               <w:pStyle w:val="Compact"/>
             </w:pPr>
             <w:r>
-              <w:t xml:space="preserve">Regulatory status (US, 14 May 2026)</w:t>
+              <w:t xml:space="preserve">Regulatory status (US, 14 May 2026; UK, September 2026)</w:t>
             </w:r>
           </w:p>
         </w:tc>
@@ -13444,7 +14623,7 @@
               <w:pStyle w:val="Compact"/>
             </w:pPr>
             <w:r>
-              <w:t xml:space="preserve">Category 1 means FDA is still evaluating and does not intend to act against compounders who meet its conditions; an advisory-committee consultation is planned before the end of February 2027. The injectable route has no such standing.</w:t>
+              <w:t xml:space="preserve">Category 1 means FDA is still evaluating and does not intend to act against compounders who meet its conditions; an advisory-committee consultation is planned before the end of February 2027. The injectable route has no such standing. In the UK, a GHK-Cu serum sold for appearance is a cosmetic, and cosmetics law excludes anything injected.</w:t>
             </w:r>
           </w:p>
         </w:tc>
@@ -13508,7 +14687,7 @@
         <w:pStyle w:val="BodyText"/>
       </w:pPr>
       <w:r>
-        <w:t xml:space="preserve">Sources: Pickart L 2015 · Miller TR 2006 · Hostynek JJ 2010 · Ogórek K 2025 · US Food and Drug Administration 2026 · US Food and Drug Administration 2026 · The Peptide Pocket Guide — 2026 Edition · Clinical Reference (seventy-two entries) 2026 · Aesthetic &amp; Regenerative Endocrinology — A Clinician's Pocket Guide 2026 · Mazurowska L 2008</w:t>
+        <w:t xml:space="preserve">Sources: Pickart L 2015 · Miller TR 2006 · Hostynek JJ 2010 · Ogórek K 2025 · US Food and Drug Administration 2026 · US Food and Drug Administration 2026 · The Peptide Pocket Guide — 2026 Edition · Clinical Reference (seventy-two entries) 2026 · Aesthetic &amp; Regenerative Endocrinology — A Clinician's Pocket Guide 2026 · Mazurowska L 2008 · Cosmetic Products Regulation 1223/2009 (Great Britain 2009 · Medicines and Healthcare products Regulatory Agency (UK) 2025</w:t>
       </w:r>
     </w:p>
     <w:bookmarkEnd w:id="91"/>
@@ -13538,7 +14717,7 @@
         <w:pStyle w:val="BodyText"/>
       </w:pPr>
       <w:r>
-        <w:t xml:space="preserve">Topical GHK-Cu is a reasonable cosmetic conversation at GRADE C. Injected GHK-Cu is a different product: no randomized trials, injection-site pain and rash are common because copper irritates tissue, and in the US the injectable route sits outside the Category 1 listing.</w:t>
+        <w:t xml:space="preserve">Topical GHK-Cu is a reasonable cosmetic conversation at GRADE C. Injected GHK-Cu is a different product: no randomized trials, injection-site pain and rash are common because copper irritates tissue, and in the US the injectable route sits outside the Category 1 listing. In the UK, anything injected falls outside cosmetics law, and MHRA decides whether it is a medicine from its claims, form and use.</w:t>
       </w:r>
     </w:p>
     <w:p>
@@ -13608,7 +14787,7 @@
         <w:t xml:space="preserve"> </w:t>
       </w:r>
       <w:r>
-        <w:t xml:space="preserve">Before prescribing a compounded topical, confirm the substance's current 503A status and that the pharmacy is working within it. Do not prescribe GHK-Cu for injection. Record that you discussed a product with small-trial evidence and the patient's reasons for choosing it.</w:t>
+        <w:t xml:space="preserve">In the US, before prescribing a compounded topical, confirm the substance's current 503A status and that the pharmacy is working within it; in the UK, a GHK-Cu serum presented for appearance is a cosmetic, so there is nothing to prescribe. Do not prescribe GHK-Cu for injection. Record that you discussed a product with small-trial evidence and the patient's reasons for choosing it.</w:t>
       </w:r>
       <w:r>
         <w:t xml:space="preserve"> </w:t>
@@ -13668,15 +14847,15 @@
         <w:pStyle w:val="BodyText"/>
       </w:pPr>
       <w:r>
-        <w:t xml:space="preserve">Here is what that means in the room. Topical GHK-Cu is a reasonable cosmetic conversation, as long as you describe the evidence honestly: small trials, modest effects, grade C. Injected GHK-Cu is not the same product in a stronger form. There are no randomized trials of injection, injection-site pain and rash are common because copper irritates tissue, and in the United States the injectable route sits outside the Category 1 listing that covers non-injectable use. Whatever your role, name the route every time you talk about this peptide.</w:t>
-      </w:r>
-    </w:p>
-    <w:p>
-      <w:pPr>
-        <w:pStyle w:val="BodyText"/>
-      </w:pPr>
-      <w:r>
-        <w:t xml:space="preserve">Sources: The Peptide Pocket Guide — 2026 Edition · Clinical Reference (seventy-two entries) 2026 · Aesthetic &amp; Regenerative Endocrinology — A Clinician's Pocket Guide 2026 · Li H 2016 · US Food and Drug Administration 2026</w:t>
+        <w:t xml:space="preserve">Here is what that means in the room. Topical GHK-Cu is a reasonable cosmetic conversation, as long as you describe the evidence honestly: small trials, modest effects, grade C. Injected GHK-Cu is not the same product in a stronger form. There are no randomized trials of injection, injection-site pain and rash are common because copper irritates tissue, and in the United States the injectable route sits outside the Category 1 listing that covers non-injectable use. In the United Kingdom, anything injected falls outside cosmetics law, and MHRA decides whether such a product is a medicine. Whatever your role, name the route every time you talk about this peptide.</w:t>
+      </w:r>
+    </w:p>
+    <w:p>
+      <w:pPr>
+        <w:pStyle w:val="BodyText"/>
+      </w:pPr>
+      <w:r>
+        <w:t xml:space="preserve">Sources: The Peptide Pocket Guide — 2026 Edition · Clinical Reference (seventy-two entries) 2026 · Aesthetic &amp; Regenerative Endocrinology — A Clinician's Pocket Guide 2026 · Li H 2016 · US Food and Drug Administration 2026 · Cosmetic Products Regulation 1223/2009 (Great Britain 2009 · Medicines and Healthcare products Regulatory Agency (UK) 2025</w:t>
       </w:r>
     </w:p>
     <w:bookmarkEnd w:id="92"/>
@@ -14412,7 +15591,7 @@
         <w:pStyle w:val="BodyText"/>
       </w:pPr>
       <w:r>
-        <w:t xml:space="preserve">In the US, cosmetic peptides are cosmetic ingredients, not drugs, and their safety is assessed under a cosmetics framework. Oral collagen is a dietary supplement: it may not claim to treat disease, and product quality and content vary. Neither route has to prove efficacy before sale — which is why the funding question matters.</w:t>
+        <w:t xml:space="preserve">In the US, cosmetic peptides are cosmetic ingredients, not drugs, and their safety is assessed under a cosmetics framework. Oral collagen is a dietary supplement: it may not claim to treat disease, and product quality and content vary. Neither route has to prove efficacy before sale — which is why the funding question matters. In the UK, a peptide serum is a cosmetic: its responsible person needs a safety assessment and must notify the regulator before sale, and must be able to prove its claims. Oral collagen is a food supplement: no food may claim to prevent, treat or cure disease, and only authorised health claims may be used. In May 2026 the UK advertising regulator ruled a peptide serum's 'clinically proven' lifting claim misleading because the study behind it was small and uncontrolled.</w:t>
       </w:r>
     </w:p>
     <w:p>
@@ -14542,15 +15721,15 @@
         <w:pStyle w:val="BodyText"/>
       </w:pPr>
       <w:r>
-        <w:t xml:space="preserve">Now the regulatory register, stated for the United States. Cosmetic peptides are cosmetic ingredients, not drugs; their safety is assessed under a cosmetics framework, and nobody has to prove they work before they are sold. Oral collagen is sold as a dietary supplement, so it cannot claim to treat a disease, and what is in the tub varies from brand to brand. That is the whole reason the funding question matters here. When no regulator asks for efficacy, the only efficacy data are the trials someone chose to pay for. UK and EU rules are being mapped for this course and will be added.</w:t>
-      </w:r>
-    </w:p>
-    <w:p>
-      <w:pPr>
-        <w:pStyle w:val="BodyText"/>
-      </w:pPr>
-      <w:r>
-        <w:t xml:space="preserve">Sources: Bjerke DL 2026 · Lupo MP 2007 · Aesthetic &amp; Regenerative Endocrinology — A Clinician's Pocket Guide 2026 · The Peptide Pocket Guide — 2026 Edition · Clinical Reference (seventy-two entries) 2026</w:t>
+        <w:t xml:space="preserve">Now the regulatory register, stated for the United States. Cosmetic peptides are cosmetic ingredients, not drugs; their safety is assessed under a cosmetics framework, and nobody has to prove they work before they are sold. Oral collagen is sold as a dietary supplement, so it cannot claim to treat a disease, and what is in the tub varies from brand to brand. That is the whole reason the funding question matters here. When no regulator asks for efficacy, the only efficacy data are the trials someone chose to pay for. The United Kingdom works the same way in outline. A peptide serum is a cosmetic, and its responsible person must hold a safety assessment and evidence for its claims before it goes on sale. Oral collagen is a food supplement, and no food may claim to prevent, treat or cure a disease. In May 2026 the UK advertising regulator ruled against a serum's clinically proven lifting claim, built on a small study with no control group.</w:t>
+      </w:r>
+    </w:p>
+    <w:p>
+      <w:pPr>
+        <w:pStyle w:val="BodyText"/>
+      </w:pPr>
+      <w:r>
+        <w:t xml:space="preserve">Sources: Bjerke DL 2026 · Lupo MP 2007 · Aesthetic &amp; Regenerative Endocrinology — A Clinician's Pocket Guide 2026 · The Peptide Pocket Guide — 2026 Edition · Clinical Reference (seventy-two entries) 2026 · Cosmetic Products Regulation 1223/2009 (Great Britain 2009 · Cosmetic Products Regulation 1223/2009 (Great Britain 2009 · Office for Product Safety and Standards / Department for Business and Trade 2021 · Food Supplements (England) Regulations 2003 2003 · Food Information to Consumers Regulation 1169/2011 (UK 2011 · Nutrition and Health Claims Regulation 1924/2006 (UK 2006 · Medicines and Healthcare products Regulatory Agency (UK) 2025 · Advertising Standards Authority 2026</w:t>
       </w:r>
     </w:p>
     <w:bookmarkEnd w:id="98"/>
@@ -15073,7 +16252,7 @@
         <w:pStyle w:val="BodyText"/>
       </w:pPr>
       <w:r>
-        <w:t xml:space="preserve">Three US categories, dated to the FDA's category list of 14 May 2026 and the advisory-committee meeting of 23–24 July 2026. The committee's votes are advice; FDA must still act through rulemaking before anything joins the bulks list. FDA has sent warning letters naming GHK-Cu and BPC-157 on exactly this basis.</w:t>
+        <w:t xml:space="preserve">Three US categories, dated to the FDA's category list of 14 May 2026 and the advisory-committee meeting of 23–24 July 2026. The committee's votes are advice; FDA must still act through rulemaking before anything joins the bulks list. FDA has sent warning letters naming GHK-Cu and BPC-157 on exactly this basis. If you practise in the UK, the route for unlicensed medicines works differently, and lesson 7.2 sets it out.</w:t>
       </w:r>
     </w:p>
     <w:tbl>
@@ -15427,7 +16606,7 @@
         <w:pStyle w:val="BodyText"/>
       </w:pPr>
       <w:r>
-        <w:t xml:space="preserve">Sources: US Food and Drug Administration 2026 · US Food and Drug Administration 2026 · US Food and Drug Administration 2026 · US Food and Drug Administration 2026 · US Food and Drug Administration 2020 · Aesthetic &amp; Regenerative Endocrinology — A Clinician's Pocket Guide 2026</w:t>
+        <w:t xml:space="preserve">Sources: US Food and Drug Administration 2026 · US Food and Drug Administration 2026 · US Food and Drug Administration 2026 · US Food and Drug Administration 2026 · US Food and Drug Administration 2020 · Aesthetic &amp; Regenerative Endocrinology — A Clinician's Pocket Guide 2026 · Medicines and Healthcare products Regulatory Agency (UK) 2023</w:t>
       </w:r>
     </w:p>
     <w:bookmarkEnd w:id="104"/>
@@ -15855,7 +17034,7 @@
         <w:t xml:space="preserve"> </w:t>
       </w:r>
       <w:r>
-        <w:t xml:space="preserve">name the route and the evidence grade · ask who funded the trial behind the claim · ask exactly what was bought and from where · check its current status on the live FDA list · document what I advised and why · send injected or research-use-only products to a prescriber</w:t>
+        <w:t xml:space="preserve">name the route and the evidence grade · ask who funded the trial behind the claim · ask exactly what was bought and from where · check its current status with my regulator (FDA lists in the US, MHRA in the UK) · document what I advised and why · send injected or research-use-only products to a prescriber</w:t>
       </w:r>
     </w:p>
     <w:p>
@@ -16048,7 +17227,7 @@
           <w:i/>
           <w:iCs/>
         </w:rPr>
-        <w:t xml:space="preserve">approved · authored 2026-09-24 · 19 moments, ~26 min + module check · 34 sources · 20 claims</w:t>
+        <w:t xml:space="preserve">approved · authored 2026-09-24 · 19 moments, ~26 min + module check · 41 sources · 25 claims</w:t>
       </w:r>
     </w:p>
     <w:p>
@@ -16275,7 +17454,7 @@
         <w:pStyle w:val="BodyText"/>
       </w:pPr>
       <w:r>
-        <w:t xml:space="preserve">When immune privilege fails, the attack depends on cytokine signals that JAK inhibitors interrupt. Two randomized phase 3 trials tested oral baricitinib in 1,200 adults with severe alopecia areata. In the US, FDA approved baricitinib for adults with severe alopecia areata on 13 June 2022. The Aesthetic &amp; Regenerative Endocrinology guide grades it A.</w:t>
+        <w:t xml:space="preserve">When immune privilege fails, the attack depends on cytokine signals that JAK inhibitors interrupt. Two randomized phase 3 trials tested oral baricitinib in 1,200 adults with severe alopecia areata. In the US, FDA approved baricitinib for adults with severe alopecia areata on 13 June 2022. The Aesthetic &amp; Regenerative Endocrinology guide grades it A. In the UK, baricitinib is licensed for severe alopecia areata in adults, and NICE did not recommend it for NHS use in October 2023, on cost-effectiveness.</w:t>
       </w:r>
     </w:p>
     <w:p>
@@ -16333,7 +17512,7 @@
         <w:pStyle w:val="BodyText"/>
       </w:pPr>
       <w:r>
-        <w:t xml:space="preserve">Sources: King B 2022 · US Food and Drug Administration 2022 · Bertolini M 2020 · Aesthetic &amp; Regenerative Endocrinology — A Clinician's Pocket Guide 2026</w:t>
+        <w:t xml:space="preserve">Sources: King B 2022 · US Food and Drug Administration 2022 · Bertolini M 2020 · Aesthetic &amp; Regenerative Endocrinology — A Clinician's Pocket Guide 2026 · Eli Lilly Nederland B.V. (marketing authorisation holder) 2024 · National Institute for Health and Care Excellence 2023</w:t>
       </w:r>
     </w:p>
     <w:bookmarkEnd w:id="113"/>
@@ -16817,7 +17996,7 @@
         <w:pStyle w:val="BodyText"/>
       </w:pPr>
       <w:r>
-        <w:t xml:space="preserve">Pattern, trigger, patches and androgens decide the treatment. Pooled randomized trials support topical minoxidil in men and women and finasteride in men. In the US, as of September 2026, topical minoxidil is FDA-approved and sold over the counter, finasteride for pattern hair loss is a prescription drug, and baricitinib is approved for adults with severe alopecia areata.</w:t>
+        <w:t xml:space="preserve">Pattern, trigger, patches and androgens decide the treatment. Pooled randomized trials support topical minoxidil in men and women and finasteride in men. In the US, as of September 2026, topical minoxidil is FDA-approved and sold over the counter, finasteride for pattern hair loss is a prescription drug, and baricitinib is approved for adults with severe alopecia areata. In the UK, topical minoxidil is licensed and a men's foam is on general sale, finasteride for hair loss is available only on private prescription, and baricitinib is licensed for severe alopecia areata in adults. In May 2026 MHRA strengthened its warnings that finasteride is associated with depression, suicidal thoughts and sexual dysfunction that may persist after stopping.</w:t>
       </w:r>
     </w:p>
     <w:p>
@@ -16887,7 +18066,7 @@
         <w:t xml:space="preserve"> </w:t>
       </w:r>
       <w:r>
-        <w:t xml:space="preserve">Complete the workup and record the pattern before prescribing. Offer the approved options with their grades, refer severe or rapidly progressive alopecia areata, and document any investigational product the patient raises and what you advised.</w:t>
+        <w:t xml:space="preserve">Complete the workup and record the pattern before prescribing. Offer the approved options with their grades, refer severe or rapidly progressive alopecia areata, and document any investigational product the patient raises and what you advised. In the UK, before prescribing finasteride, ask about any history of depression, give the patient card, and review mood and sexual side effects.</w:t>
       </w:r>
       <w:r>
         <w:t xml:space="preserve"> </w:t>
@@ -16947,15 +18126,15 @@
         <w:pStyle w:val="BodyText"/>
       </w:pPr>
       <w:r>
-        <w:t xml:space="preserve">Most requests for a hair peptide skip the diagnosis. Start with the pattern, ask about a trigger, look for patches and nail pitting, and look for signs of androgen excess. Check ferritin and thyroid function every time, and send a scarring pattern for biopsy. The approved options already carry strong evidence. Pooled randomized trials support topical minoxidil in men and women and finasteride in men. In the United States minoxidil is sold over the counter, while finasteride for hair loss needs a prescription. Severe or fast-spreading alopecia areata belongs with a dermatologist, where a JAK inhibitor is an approved option for adults. Whatever your role, the workup comes before the product.</w:t>
-      </w:r>
-    </w:p>
-    <w:p>
-      <w:pPr>
-        <w:pStyle w:val="BodyText"/>
-      </w:pPr>
-      <w:r>
-        <w:t xml:space="preserve">Sources: Aesthetic &amp; Regenerative Endocrinology — A Clinician's Pocket Guide 2026 · Adil A 2017 · US Food and Drug Administration 1988 · US Food and Drug Administration 1997 · US Food and Drug Administration 2022</w:t>
+        <w:t xml:space="preserve">Most requests for a hair peptide skip the diagnosis. Start with the pattern, ask about a trigger, look for patches and nail pitting, and look for signs of androgen excess. Check ferritin and thyroid function every time, and send a scarring pattern for biopsy. The approved options already carry strong evidence. Pooled randomized trials support topical minoxidil in men and women and finasteride in men. In the United States minoxidil is sold over the counter, while finasteride for hair loss needs a prescription. In the United Kingdom a men's minoxidil foam is on general sale, finasteride for hair loss is available only on private prescription, and in May 2026 MHRA strengthened its warnings about depression, suicidal thoughts and sexual side effects. Severe or fast-spreading alopecia areata belongs with a dermatologist, where a JAK inhibitor is an approved option for adults. Whatever your role, the workup comes before the product.</w:t>
+      </w:r>
+    </w:p>
+    <w:p>
+      <w:pPr>
+        <w:pStyle w:val="BodyText"/>
+      </w:pPr>
+      <w:r>
+        <w:t xml:space="preserve">Sources: Aesthetic &amp; Regenerative Endocrinology — A Clinician's Pocket Guide 2026 · Adil A 2017 · US Food and Drug Administration 1988 · US Food and Drug Administration 1997 · US Food and Drug Administration 2022 · McNeil Products Limited (marketing authorisation holder) 2026 · Organon Pharma (UK) Limited (marketing authorisation holder) 2026 · Medicines and Healthcare products Regulatory Agency (UK) 2026 · Eli Lilly Nederland B.V. (marketing authorisation holder) 2024</w:t>
       </w:r>
     </w:p>
     <w:bookmarkEnd w:id="115"/>
@@ -17285,18 +18464,18 @@
               <w:pStyle w:val="Compact"/>
             </w:pPr>
             <w:r>
-              <w:t xml:space="preserve">Afamelanotide: EU 2014, US 2019 · Melanotan II: none</w:t>
-            </w:r>
-          </w:p>
-        </w:tc>
-        <w:tc>
-          <w:tcPr/>
-          <w:p>
-            <w:pPr>
-              <w:pStyle w:val="Compact"/>
-            </w:pPr>
-            <w:r>
-              <w:t xml:space="preserve">Afamelanotide is approved only for EPP, as the manufacturer's implant. Melanotan II is approved for no indication anywhere.</w:t>
+              <w:t xml:space="preserve">Afamelanotide: EU 2014, US 2019, UK licensed · Melanotan II: none</w:t>
+            </w:r>
+          </w:p>
+        </w:tc>
+        <w:tc>
+          <w:tcPr/>
+          <w:p>
+            <w:pPr>
+              <w:pStyle w:val="Compact"/>
+            </w:pPr>
+            <w:r>
+              <w:t xml:space="preserve">Afamelanotide is approved only for EPP, as the manufacturer's implant. Melanotan II is approved for no indication anywhere. In the UK, afamelanotide is licensed under exceptional circumstances and prescribed only in specialist porphyria centres, and NICE did not recommend it for NHS use (July 2023).</w:t>
             </w:r>
           </w:p>
         </w:tc>
@@ -17360,7 +18539,7 @@
         <w:pStyle w:val="BodyText"/>
       </w:pPr>
       <w:r>
-        <w:t xml:space="preserve">Sources: Langendonk JG 2015 · European Medicines Agency 2014 · US Food and Drug Administration / Clinuvel Inc. 2024 · Dorr RT 1996 · Wessells H 1998 · Böhm M 2025 · Clinuvel 2023 · The Peptide Pocket Guide — 2026 Edition · Clinical Reference (seventy-two entries) 2026 · Aesthetic &amp; Regenerative Endocrinology — A Clinician's Pocket Guide 2026</w:t>
+        <w:t xml:space="preserve">Sources: Langendonk JG 2015 · European Medicines Agency 2014 · US Food and Drug Administration / Clinuvel Inc. 2024 · Dorr RT 1996 · Wessells H 1998 · Böhm M 2025 · Clinuvel 2023 · The Peptide Pocket Guide — 2026 Edition · Clinical Reference (seventy-two entries) 2026 · Aesthetic &amp; Regenerative Endocrinology — A Clinician's Pocket Guide 2026 · National Institute for Health and Care Excellence 2023</w:t>
       </w:r>
     </w:p>
     <w:bookmarkEnd w:id="119"/>
@@ -17836,7 +19015,7 @@
         <w:pStyle w:val="BodyText"/>
       </w:pPr>
       <w:r>
-        <w:t xml:space="preserve">Each statement below is dated, because regulatory status changes. None of the three regulators has approved Melanotan II, and each has put its concerns on the record. UK and EU mapping for the rest of this course is still in progress.</w:t>
+        <w:t xml:space="preserve">Each statement below is dated, because regulatory status changes. None of the three regulators has approved Melanotan II, and each has put its concerns on the record. EU status is not covered in this course.</w:t>
       </w:r>
     </w:p>
     <w:tbl>
@@ -18724,7 +19903,7 @@
         <w:pStyle w:val="BodyText"/>
       </w:pPr>
       <w:r>
-        <w:t xml:space="preserve">In the US, on FDA's category lists of 14 May 2026, thymulin acetate sits in Category 3: nominated without enough information to evaluate, and outside the enforcement discretion that Category 1 carries. PTD-DBM appears on none of the three lists, and neither substance is on the 503A bulks list. Both carry grade D evidence. The useful conversation names the grade, returns to the workup and describes the approved options.</w:t>
+        <w:t xml:space="preserve">In the US, on FDA's category lists of 14 May 2026, thymulin acetate sits in Category 3: nominated without enough information to evaluate, and outside the enforcement discretion that Category 1 carries. PTD-DBM appears on none of the three lists, and neither substance is on the 503A bulks list. Both carry grade D evidence. In the UK, a spray made up for one patient would be an unlicensed 'special', and MHRA guidance says an unlicensed product should not be used where a UK-licensed one, such as minoxidil, could meet the patient's need. The useful conversation names the grade, returns to the workup and describes the approved options.</w:t>
       </w:r>
     </w:p>
     <w:p>
@@ -18794,7 +19973,7 @@
         <w:t xml:space="preserve"> </w:t>
       </w:r>
       <w:r>
-        <w:t xml:space="preserve">Check a substance's current 503A status before any compounding conversation; neither peptide has Category 1 standing today. If a patient already uses one, record the product, the source and the grade you quoted, and offer the workup and the approved options.</w:t>
+        <w:t xml:space="preserve">Check a substance's current 503A status before any compounding conversation; neither peptide has Category 1 standing today. If a patient already uses one, record the product, the source and the grade you quoted, and offer the workup and the approved options. In the UK, a special needs a clinical need that the licensed options cannot meet; cost and convenience do not count.</w:t>
       </w:r>
       <w:r>
         <w:t xml:space="preserve"> </w:t>
@@ -18854,15 +20033,15 @@
         <w:pStyle w:val="BodyText"/>
       </w:pPr>
       <w:r>
-        <w:t xml:space="preserve">Stated for the United States, the regulatory picture is short. On FDA's category lists of the fourteenth of May, twenty twenty-six, thymulin acetate sits in Category 3, meaning it was nominated without enough information for FDA to evaluate, and it falls outside the enforcement discretion that Category 1 substances receive. PTD-DBM appears on none of the three lists. Neither substance is on the 503A bulks list itself. The evidence grade for both is D. So when a patient asks for a compounded hair spray, give the grade plainly, go back to the diagnosis, and describe the approved options and what they can offer. Mapping of UK and EU status for these two peptides is still under way.</w:t>
-      </w:r>
-    </w:p>
-    <w:p>
-      <w:pPr>
-        <w:pStyle w:val="BodyText"/>
-      </w:pPr>
-      <w:r>
-        <w:t xml:space="preserve">Sources: US Food and Drug Administration 2026 · US Food and Drug Administration 2026 · US Code of Federal Regulations (eCFR) 2019 · The Peptide Pocket Guide — 2026 Edition · Clinical Reference (seventy-two entries) 2026 · Adil A 2017</w:t>
+        <w:t xml:space="preserve">Stated for the United States, the regulatory picture is short. On FDA's category lists of the fourteenth of May, twenty twenty-six, thymulin acetate sits in Category 3, meaning it was nominated without enough information for FDA to evaluate, and it falls outside the enforcement discretion that Category 1 substances receive. PTD-DBM appears on none of the three lists. Neither substance is on the 503A bulks list itself. The evidence grade for both is D. So when a patient asks for a compounded hair spray, give the grade plainly, go back to the diagnosis, and describe the approved options and what they can offer. In the United Kingdom, a spray made up for one patient would be an unlicensed special, and MHRA guidance puts any licensed product that could meet the need, minoxidil included, ahead of it.</w:t>
+      </w:r>
+    </w:p>
+    <w:p>
+      <w:pPr>
+        <w:pStyle w:val="BodyText"/>
+      </w:pPr>
+      <w:r>
+        <w:t xml:space="preserve">Sources: US Food and Drug Administration 2026 · US Food and Drug Administration 2026 · US Code of Federal Regulations (eCFR) 2019 · The Peptide Pocket Guide — 2026 Edition · Clinical Reference (seventy-two entries) 2026 · Adil A 2017 · Medicines and Healthcare products Regulatory Agency (UK) 2023 · McNeil Products Limited (marketing authorisation holder) 2026</w:t>
       </w:r>
     </w:p>
     <w:bookmarkEnd w:id="129"/>
@@ -19215,7 +20394,7 @@
           <w:i/>
           <w:iCs/>
         </w:rPr>
-        <w:t xml:space="preserve">approved · authored 2026-09-24 · 19 moments, ~26 min + module check · 38 sources · 19 claims</w:t>
+        <w:t xml:space="preserve">approved · authored 2026-09-24 · 19 moments, ~26 min + module check · 42 sources · 21 claims</w:t>
       </w:r>
     </w:p>
     <w:p>
@@ -20019,7 +21198,7 @@
         <w:pStyle w:val="BodyText"/>
       </w:pPr>
       <w:r>
-        <w:t xml:space="preserve">In healthy older adults, randomized trials of growth hormone show small shifts in body composition, about 2 kg less fat and 2 kg more lean mass, with more oedema, joint pain, carpal tunnel syndrome and a trend towards diabetes. Strength and endurance change little. The Aesthetic &amp; Regenerative Endocrinology guide grades its advice against treatment A; graded on the trials themselves the evidence is B, and the conclusion is the same. In the US, as of September 2026, knowingly distributing growth hormone for anti-ageing is a federal offence.</w:t>
+        <w:t xml:space="preserve">In healthy older adults, randomized trials of growth hormone show small shifts in body composition, about 2 kg less fat and 2 kg more lean mass, with more oedema, joint pain, carpal tunnel syndrome and a trend towards diabetes. Strength and endurance change little. The Aesthetic &amp; Regenerative Endocrinology guide grades its advice against treatment A; graded on the trials themselves the evidence is B, and the conclusion is the same. In the US, as of September 2026, knowingly distributing growth hormone for anti-ageing is a federal offence. In the UK, somatropin is a prescription-only medicine licensed for growth hormone deficiency and specific growth disorders, and a Class C controlled drug.</w:t>
       </w:r>
     </w:p>
     <w:p>
@@ -20055,7 +21234,7 @@
         </w:numPr>
       </w:pPr>
       <w:r>
-        <w:t xml:space="preserve">US: distribution for anti-ageing is a federal offence</w:t>
+        <w:t xml:space="preserve">US: anti-ageing distribution is a federal offence · UK: prescription-only, Class C</w:t>
       </w:r>
     </w:p>
     <w:p>
@@ -20149,15 +21328,15 @@
         <w:pStyle w:val="BodyText"/>
       </w:pPr>
       <w:r>
-        <w:t xml:space="preserve">Here the physiology meets the waiting room. A patient in their fifties has read that growth hormone falls with age and asks whether topping it up would help their skin. The trials in healthy older adults answer that. Pooled, they show about two kilograms less fat and two kilograms more lean mass, with more swelling, joint pain, carpal tunnel symptoms and a drift towards diabetes, while strength and stamina change little. Graded on those trials the evidence is B, consistent and independent though small, and the Aesthetic and Regenerative Endocrinology guide gives its advice against treatment an A. Both land in the same place. Growth hormone treats a diagnosed deficiency and a short list of approved conditions. In the United States, distributing it for anti-ageing is a federal offence. Whatever your role, name the decline for what it is, a normal part of ageing.</w:t>
-      </w:r>
-    </w:p>
-    <w:p>
-      <w:pPr>
-        <w:pStyle w:val="BodyText"/>
-      </w:pPr>
-      <w:r>
-        <w:t xml:space="preserve">Sources: Blackman MR 2002 · Pfizer (FDA-approved labeling) 2026 · Aesthetic &amp; Regenerative Endocrinology — A Clinician's Pocket Guide 2026 · Liu H 2007 · Office of the Law Revision Counsel 2026</w:t>
+        <w:t xml:space="preserve">Here the physiology meets the waiting room. A patient in their fifties has read that growth hormone falls with age and asks whether topping it up would help their skin. The trials in healthy older adults answer that. Pooled, they show about two kilograms less fat and two kilograms more lean mass, with more swelling, joint pain, carpal tunnel symptoms and a drift towards diabetes, while strength and stamina change little. Graded on those trials the evidence is B, consistent and independent though small, and the Aesthetic and Regenerative Endocrinology guide gives its advice against treatment an A. Both land in the same place. Growth hormone treats a diagnosed deficiency and a short list of approved conditions. In the United States, distributing it for anti-ageing is a federal offence. In the United Kingdom, somatropin is a prescription-only medicine and a Class C controlled drug. Whatever your role, name the decline for what it is, a normal part of ageing.</w:t>
+      </w:r>
+    </w:p>
+    <w:p>
+      <w:pPr>
+        <w:pStyle w:val="BodyText"/>
+      </w:pPr>
+      <w:r>
+        <w:t xml:space="preserve">Sources: Blackman MR 2002 · Pfizer (FDA-approved labeling) 2026 · Aesthetic &amp; Regenerative Endocrinology — A Clinician's Pocket Guide 2026 · Liu H 2007 · Office of the Law Revision Counsel 2026 · Pfizer Limited (marketing authorisation holder) 2024 · Misuse of Drugs Act 1971 (UK) 1971</w:t>
       </w:r>
     </w:p>
     <w:bookmarkEnd w:id="139"/>
@@ -20511,29 +21690,29 @@
               <w:pStyle w:val="Compact"/>
             </w:pPr>
             <w:r>
-              <w:t xml:space="preserve">Safety, in its own label</w:t>
-            </w:r>
-          </w:p>
-        </w:tc>
-        <w:tc>
-          <w:tcPr/>
-          <w:p>
-            <w:pPr>
-              <w:pStyle w:val="Compact"/>
-            </w:pPr>
-            <w:r>
-              <w:t xml:space="preserve">IGF-1 above +2 SD in 47% at 26 weeks</w:t>
-            </w:r>
-          </w:p>
-        </w:tc>
-        <w:tc>
-          <w:tcPr/>
-          <w:p>
-            <w:pPr>
-              <w:pStyle w:val="Compact"/>
-            </w:pPr>
-            <w:r>
-              <w:t xml:space="preserve">Diabetes-range HbA1c in 5% against 1% on placebo; fluid retention; contraindicated in active malignancy</w:t>
+              <w:t xml:space="preserve">UK status (MHRA products database, 25 September 2026)</w:t>
+            </w:r>
+          </w:p>
+        </w:tc>
+        <w:tc>
+          <w:tcPr/>
+          <w:p>
+            <w:pPr>
+              <w:pStyle w:val="Compact"/>
+            </w:pPr>
+            <w:r>
+              <w:t xml:space="preserve">No UK product information</w:t>
+            </w:r>
+          </w:p>
+        </w:tc>
+        <w:tc>
+          <w:tcPr/>
+          <w:p>
+            <w:pPr>
+              <w:pStyle w:val="Compact"/>
+            </w:pPr>
+            <w:r>
+              <w:t xml:space="preserve">A search for tesamorelin returned no summary of product characteristics, patient leaflet or assessment report.</w:t>
             </w:r>
           </w:p>
         </w:tc>
@@ -20546,6 +21725,41 @@
               <w:pStyle w:val="Compact"/>
             </w:pPr>
             <w:r>
+              <w:t xml:space="preserve">Safety, in its own label</w:t>
+            </w:r>
+          </w:p>
+        </w:tc>
+        <w:tc>
+          <w:tcPr/>
+          <w:p>
+            <w:pPr>
+              <w:pStyle w:val="Compact"/>
+            </w:pPr>
+            <w:r>
+              <w:t xml:space="preserve">IGF-1 above +2 SD in 47% at 26 weeks</w:t>
+            </w:r>
+          </w:p>
+        </w:tc>
+        <w:tc>
+          <w:tcPr/>
+          <w:p>
+            <w:pPr>
+              <w:pStyle w:val="Compact"/>
+            </w:pPr>
+            <w:r>
+              <w:t xml:space="preserve">Diabetes-range HbA1c in 5% against 1% on placebo; fluid retention; contraindicated in active malignancy</w:t>
+            </w:r>
+          </w:p>
+        </w:tc>
+      </w:tr>
+      <w:tr>
+        <w:tc>
+          <w:tcPr/>
+          <w:p>
+            <w:pPr>
+              <w:pStyle w:val="Compact"/>
+            </w:pPr>
+            <w:r>
               <w:t xml:space="preserve">Grade</w:t>
             </w:r>
           </w:p>
@@ -20597,7 +21811,7 @@
         <w:pStyle w:val="BodyText"/>
       </w:pPr>
       <w:r>
-        <w:t xml:space="preserve">Sources: Falutz J 2007 · Falutz J 2010 · Theratechnologies Inc. (FDA-approved labeling) 2026 · Aesthetic &amp; Regenerative Endocrinology — A Clinician's Pocket Guide 2026 · The Peptide Pocket Guide — 2026 Edition · Clinical Reference (seventy-two entries) 2026</w:t>
+        <w:t xml:space="preserve">Sources: Falutz J 2007 · Falutz J 2010 · Theratechnologies Inc. (FDA-approved labeling) 2026 · Aesthetic &amp; Regenerative Endocrinology — A Clinician's Pocket Guide 2026 · The Peptide Pocket Guide — 2026 Edition · Clinical Reference (seventy-two entries) 2026 · Medicines and Healthcare products Regulatory Agency (UK) 2026</w:t>
       </w:r>
     </w:p>
     <w:bookmarkEnd w:id="143"/>
@@ -21550,7 +22764,7 @@
         <w:pStyle w:val="BodyText"/>
       </w:pPr>
       <w:r>
-        <w:t xml:space="preserve">When a patient asks about a growth-hormone peptide, three answers come first. Which molecule, exactly, including whether 'CJC' means with or without DAC. What stands behind it, whether approval-grade trials for one indication, hormone levels only, or nothing. And where it stands in the US today, read off the live FDA lists. Tesamorelin's GRADE A belongs to HIV-associated abdominal fat and transfers to nothing else.</w:t>
+        <w:t xml:space="preserve">When a patient asks about a growth-hormone peptide, three answers come first. Which molecule, exactly, including whether 'CJC' means with or without DAC. What stands behind it, whether approval-grade trials for one indication, hormone levels only, or nothing. And where it stands in the US today, read off the live FDA lists. In the UK, MHRA's products database holds no product information for tesamorelin, sermorelin or ipamorelin (searched 25 September 2026), so any of them would reach a patient only as an unlicensed medicine. Tesamorelin's GRADE A belongs to HIV-associated abdominal fat and transfers to nothing else.</w:t>
       </w:r>
     </w:p>
     <w:p>
@@ -21586,7 +22800,7 @@
         </w:numPr>
       </w:pPr>
       <w:r>
-        <w:t xml:space="preserve">Where it stands in the US today</w:t>
+        <w:t xml:space="preserve">Where it stands with your regulator today</w:t>
       </w:r>
     </w:p>
     <w:p>
@@ -21620,7 +22834,7 @@
         <w:t xml:space="preserve"> </w:t>
       </w:r>
       <w:r>
-        <w:t xml:space="preserve">Tesamorelin is the only GHRH analogue with a current FDA-approved indication, and it is not a skin treatment. Do not prescribe compounded secretagogues on the strength of a mechanism; document what the patient uses and assess or refer any sign of GH excess.</w:t>
+        <w:t xml:space="preserve">Tesamorelin is the only GHRH analogue with a current FDA-approved indication, and it is not a skin treatment. Do not prescribe compounded secretagogues on the strength of a mechanism; document what the patient uses and assess or refer any sign of GH excess. In the UK, tesamorelin, sermorelin and ipamorelin have no UK product information, and an unlicensed special needs a clinical need that no licensed medicine meets.</w:t>
       </w:r>
       <w:r>
         <w:t xml:space="preserve"> </w:t>
@@ -21680,15 +22894,15 @@
         <w:pStyle w:val="BodyText"/>
       </w:pPr>
       <w:r>
-        <w:t xml:space="preserve">Imagine the request as it usually arrives. A patient says their clinic offers a peptide that raises growth hormone naturally, for skin and sleep, and asks what you think. Three answers come before anything else. First, which molecule, exactly, because CJC-1295 with and without its albumin-binding tail are two different products, and only the version with the tail has been tested in people. Second, what stands behind it. Tesamorelin has approval-grade trials for visceral fat in people with HIV, and the rest stop at hormone levels or have never been studied in humans. Third, where it stands in the United States today, read off FDA's live lists. As of September 2026, none of the growth-hormone secretagogues sits on the 503A bulks list. UK and EU status is still being mapped for this course, so treat these as US facts.</w:t>
-      </w:r>
-    </w:p>
-    <w:p>
-      <w:pPr>
-        <w:pStyle w:val="BodyText"/>
-      </w:pPr>
-      <w:r>
-        <w:t xml:space="preserve">Sources: Theratechnologies Inc. (FDA-approved labeling) 2026 · Dominikowski A 2026 · US Food and Drug Administration 2026 · Code of Federal Regulations (eCFR) 2026 · Aesthetic &amp; Regenerative Endocrinology — A Clinician's Pocket Guide 2026</w:t>
+        <w:t xml:space="preserve">Imagine the request as it usually arrives. A patient says their clinic offers a peptide that raises growth hormone naturally, for skin and sleep, and asks what you think. Three answers come before anything else. First, which molecule, exactly, because CJC-1295 with and without its albumin-binding tail are two different products, and only the version with the tail has been tested in people. Second, what stands behind it. Tesamorelin has approval-grade trials for visceral fat in people with HIV, and the rest stop at hormone levels or have never been studied in humans. Third, where it stands in the United States today, read off FDA's live lists. As of September 2026, none of the growth-hormone secretagogues sits on the 503A bulks list. In the United Kingdom, MHRA's products database holds no product information for tesamorelin, sermorelin or ipamorelin, so any of them would be an unlicensed medicine there.</w:t>
+      </w:r>
+    </w:p>
+    <w:p>
+      <w:pPr>
+        <w:pStyle w:val="BodyText"/>
+      </w:pPr>
+      <w:r>
+        <w:t xml:space="preserve">Sources: Theratechnologies Inc. (FDA-approved labeling) 2026 · Dominikowski A 2026 · US Food and Drug Administration 2026 · Code of Federal Regulations (eCFR) 2026 · Aesthetic &amp; Regenerative Endocrinology — A Clinician's Pocket Guide 2026 · Medicines and Healthcare products Regulatory Agency (UK) 2026 · Medicines and Healthcare products Regulatory Agency (UK) 2023</w:t>
       </w:r>
     </w:p>
     <w:bookmarkEnd w:id="147"/>
@@ -22644,7 +23858,7 @@
         <w:t xml:space="preserve"> </w:t>
       </w:r>
       <w:r>
-        <w:t xml:space="preserve">ask exactly which molecule and product · name the approved indication before the grade · check its current US status on the live FDA lists · look for swelling, tingling, sweating and new skin tags · document what I advised and why · send suspected GH excess to a prescriber or endocrinology</w:t>
+        <w:t xml:space="preserve">ask exactly which molecule and product · name the approved indication before the grade · check its current status with my regulator (FDA lists in the US, MHRA in the UK) · look for swelling, tingling, sweating and new skin tags · document what I advised and why · send suspected GH excess to a prescriber or endocrinology</w:t>
       </w:r>
     </w:p>
     <w:p>
@@ -22819,7 +24033,7 @@
     </w:p>
     <w:bookmarkEnd w:id="157"/>
     <w:bookmarkEnd w:id="158"/>
-    <w:bookmarkStart w:id="185" w:name="Xe8c7545b6b7f980972282acde12209c0dba2287"/>
+    <w:bookmarkStart w:id="187" w:name="Xe8c7545b6b7f980972282acde12209c0dba2287"/>
     <w:p>
       <w:pPr>
         <w:pStyle w:val="Heading1"/>
@@ -22837,7 +24051,7 @@
           <w:i/>
           <w:iCs/>
         </w:rPr>
-        <w:t xml:space="preserve">approved · authored 2026-09-24 · 20 moments, ~27 min + module check · 37 sources · 20 claims</w:t>
+        <w:t xml:space="preserve">approved · authored 2026-09-24 · 22 moments, ~29 min + module check · 54 sources · 29 claims</w:t>
       </w:r>
     </w:p>
     <w:p>
@@ -22888,7 +24102,7 @@
         <w:pStyle w:val="Heading3"/>
       </w:pPr>
       <w:r>
-        <w:t xml:space="preserve">01 / 20 · Grade it, check it, write it down.</w:t>
+        <w:t xml:space="preserve">01 / 22 · Grade it, check it, write it down.</w:t>
       </w:r>
     </w:p>
     <w:p>
@@ -22908,7 +24122,7 @@
         <w:pStyle w:val="BodyText"/>
       </w:pPr>
       <w:r>
-        <w:t xml:space="preserve">This last module turns the course into three habits. You will rate the certainty behind a claim with GRADE, read a compounding status and a certificate of analysis for what they do and do not prove, and write the consent and chart note that an unapproved product needs. The regulatory detail is US; UK and EU mapping for this course is still in progress.</w:t>
+        <w:t xml:space="preserve">This last module turns the course into three habits. You will rate the certainty behind a claim with GRADE, read a compounding status and a certificate of analysis for what they do and do not prove, and write the consent and chart note that an unapproved product needs. The regulatory detail is given for the US and the UK: lesson 7.2 adds the UK route for unlicensed medicines and the UK rules on selling and advertising peptides. EU rules are not covered.</w:t>
       </w:r>
     </w:p>
     <w:p>
@@ -22954,7 +24168,7 @@
         <w:pStyle w:val="Heading3"/>
       </w:pPr>
       <w:r>
-        <w:t xml:space="preserve">02 / 20 · GRADE rates certainty in an effect, one outcome at a time.</w:t>
+        <w:t xml:space="preserve">02 / 22 · GRADE rates certainty in an effect, one outcome at a time.</w:t>
       </w:r>
     </w:p>
     <w:p>
@@ -23044,7 +24258,7 @@
         <w:pStyle w:val="Heading3"/>
       </w:pPr>
       <w:r>
-        <w:t xml:space="preserve">03 / 20 · Sponsored studies come out better.</w:t>
+        <w:t xml:space="preserve">03 / 22 · Sponsored studies come out better.</w:t>
       </w:r>
     </w:p>
     <w:p>
@@ -23132,7 +24346,7 @@
         <w:pStyle w:val="Heading3"/>
       </w:pPr>
       <w:r>
-        <w:t xml:space="preserve">04 / 20 · Name what lowers certainty.</w:t>
+        <w:t xml:space="preserve">04 / 22 · Name what lowers certainty.</w:t>
       </w:r>
     </w:p>
     <w:p>
@@ -23487,7 +24701,7 @@
         <w:pStyle w:val="Heading3"/>
       </w:pPr>
       <w:r>
-        <w:t xml:space="preserve">05 / 20 · Two checks, never one.</w:t>
+        <w:t xml:space="preserve">05 / 22 · Two checks, never one.</w:t>
       </w:r>
     </w:p>
     <w:p>
@@ -23655,7 +24869,7 @@
         <w:pStyle w:val="Heading3"/>
       </w:pPr>
       <w:r>
-        <w:t xml:space="preserve">06 / 20 · Three trials, grade A?</w:t>
+        <w:t xml:space="preserve">06 / 22 · Three trials, grade A?</w:t>
       </w:r>
     </w:p>
     <w:p>
@@ -23746,7 +24960,7 @@
     </w:p>
     <w:bookmarkEnd w:id="164"/>
     <w:bookmarkEnd w:id="165"/>
-    <w:bookmarkStart w:id="174" w:name="Xf5176edd93e4a5c8395d3707e9b4f71345197e8"/>
+    <w:bookmarkStart w:id="176" w:name="Xf5176edd93e4a5c8395d3707e9b4f71345197e8"/>
     <w:p>
       <w:pPr>
         <w:pStyle w:val="Heading2"/>
@@ -23761,7 +24975,7 @@
         <w:pStyle w:val="Heading3"/>
       </w:pPr>
       <w:r>
-        <w:t xml:space="preserve">07 / 20 · Two compounding routes, one strict order.</w:t>
+        <w:t xml:space="preserve">07 / 22 · Two compounding routes, one strict order.</w:t>
       </w:r>
     </w:p>
     <w:p>
@@ -23851,7 +25065,7 @@
         <w:pStyle w:val="Heading3"/>
       </w:pPr>
       <w:r>
-        <w:t xml:space="preserve">08 / 20 · A short list, three categories and a withdrawn table.</w:t>
+        <w:t xml:space="preserve">08 / 22 · A short list, three categories and a withdrawn table.</w:t>
       </w:r>
     </w:p>
     <w:p>
@@ -24095,7 +25309,7 @@
         <w:pStyle w:val="Heading3"/>
       </w:pPr>
       <w:r>
-        <w:t xml:space="preserve">09 / 20 · Forty amino acids.</w:t>
+        <w:t xml:space="preserve">09 / 22 · Forty amino acids.</w:t>
       </w:r>
     </w:p>
     <w:p>
@@ -24177,13 +25391,13 @@
       </w:r>
     </w:p>
     <w:bookmarkEnd w:id="168"/>
-    <w:bookmarkStart w:id="169" w:name="what-a-certificate-can-and-cannot-prove."/>
+    <w:bookmarkStart w:id="169" w:name="in-the-uk-specials-instead-of-503a."/>
     <w:p>
       <w:pPr>
         <w:pStyle w:val="Heading3"/>
       </w:pPr>
       <w:r>
-        <w:t xml:space="preserve">10 / 20 · What a certificate can and cannot prove.</w:t>
+        <w:t xml:space="preserve">10 / 22 · In the UK, specials instead of 503A.</w:t>
       </w:r>
     </w:p>
     <w:p>
@@ -24195,105 +25409,15 @@
           <w:i/>
           <w:iCs/>
         </w:rPr>
-        <w:t xml:space="preserve">Concept · audio</w:t>
-      </w:r>
-    </w:p>
-    <w:p>
-      <w:pPr>
-        <w:pStyle w:val="BodyText"/>
-      </w:pPr>
-      <w:r>
-        <w:t xml:space="preserve">A certificate of analysis is the supplier's own report on a named lot. Mass spectrometry checks identity, and a careful certificate prints the expected mass beside the observed one. HPLC gives purity as a percentage, which says nothing about what the impurities are. Endotoxin, microbial, water, counter-ion, metal and solvent results complete it. A certificate cannot prove that the vial in your hand came from that lot, how it was stored since, or that it is sterile and suitable to inject.</w:t>
-      </w:r>
-    </w:p>
-    <w:p>
-      <w:pPr>
-        <w:pStyle w:val="Compact"/>
-        <w:numPr>
-          <w:ilvl w:val="0"/>
-          <w:numId w:val="1060"/>
-        </w:numPr>
-      </w:pPr>
-      <w:r>
-        <w:t xml:space="preserve">Identity: mass spectrometry, observed against expected</w:t>
-      </w:r>
-    </w:p>
-    <w:p>
-      <w:pPr>
-        <w:pStyle w:val="Compact"/>
-        <w:numPr>
-          <w:ilvl w:val="0"/>
-          <w:numId w:val="1060"/>
-        </w:numPr>
-      </w:pPr>
-      <w:r>
-        <w:t xml:space="preserve">Purity: an HPLC percentage, impurities unnamed</w:t>
-      </w:r>
-    </w:p>
-    <w:p>
-      <w:pPr>
-        <w:pStyle w:val="Compact"/>
-        <w:numPr>
-          <w:ilvl w:val="0"/>
-          <w:numId w:val="1060"/>
-        </w:numPr>
-      </w:pPr>
-      <w:r>
-        <w:t xml:space="preserve">Suitability to inject needs sterility, endotoxin and the right lot</w:t>
-      </w:r>
-    </w:p>
-    <w:p>
-      <w:pPr>
-        <w:pStyle w:val="FirstParagraph"/>
-      </w:pPr>
-      <w:r>
-        <w:t xml:space="preserve">Narration script</w:t>
-      </w:r>
-    </w:p>
-    <w:p>
-      <w:pPr>
-        <w:pStyle w:val="BodyText"/>
-      </w:pPr>
-      <w:r>
-        <w:t xml:space="preserve">Picture the certificate a patient hands you, and read it line by line, asking what each line actually tests. Mass spectrometry checks identity, and a careful certificate shows the expected mass next to the one measured. HPLC reports purity as a percentage of the main peak, which tells you how much else is present and nothing about what that something else is. Endotoxin matters for anything injected, and FDA's guidance says the acceptable limit is calculated from the dose and the route, so a bare figure settles little. When FDA reviewed BPC-157 for its advisory committee, most public certificates listed purity alone, and the one a nominator supplied mentioned no endotoxin test. Then remember what paper cannot do. A certificate describes a lot. It cannot show that your vial came from that lot, how the vial was stored, or that it is sterile.</w:t>
-      </w:r>
-    </w:p>
-    <w:p>
-      <w:pPr>
-        <w:pStyle w:val="BodyText"/>
-      </w:pPr>
-      <w:r>
-        <w:t xml:space="preserve">Sources: The Peptide Pocket Guide — 2026 Edition · Clinical Reference (seventy-two entries) 2026 · US Food and Drug Administration 2026 · US Food and Drug Administration 2026 · Popławska M 2019 · United States Code (as codified) 2026</w:t>
-      </w:r>
-    </w:p>
-    <w:bookmarkEnd w:id="169"/>
-    <w:bookmarkStart w:id="170" w:name="audit-this-certificate."/>
-    <w:p>
-      <w:pPr>
-        <w:pStyle w:val="Heading3"/>
-      </w:pPr>
-      <w:r>
-        <w:t xml:space="preserve">11 / 20 · Audit this certificate.</w:t>
-      </w:r>
-    </w:p>
-    <w:p>
-      <w:pPr>
-        <w:pStyle w:val="FirstParagraph"/>
-      </w:pPr>
-      <w:r>
-        <w:rPr>
-          <w:i/>
-          <w:iCs/>
-        </w:rPr>
-        <w:t xml:space="preserve">Fictional certificate · tool</w:t>
-      </w:r>
-    </w:p>
-    <w:p>
-      <w:pPr>
-        <w:pStyle w:val="BodyText"/>
-      </w:pPr>
-      <w:r>
-        <w:t xml:space="preserve">A fictional certificate for a vial of a research-use-only peptide, sold online with injection instructions. Read each line, then decide which would count as useful evidence if it matched the vial, and which are red flags.</w:t>
+        <w:t xml:space="preserve">Regulatory status (UK) · tool</w:t>
+      </w:r>
+    </w:p>
+    <w:p>
+      <w:pPr>
+        <w:pStyle w:val="BodyText"/>
+      </w:pPr>
+      <w:r>
+        <w:t xml:space="preserve">The UK handles unlicensed medicines by a different route. A medicine with no UK marketing authorisation may be supplied to meet one patient's special needs, made to a prescriber's specification by a manufacturer that holds a specials licence, and it may not be advertised. Dated to the Human Medicines Regulations 2012 and MHRA guidance as read on 25 September 2026.</w:t>
       </w:r>
     </w:p>
     <w:tbl>
@@ -24316,29 +25440,29 @@
               <w:pStyle w:val="Compact"/>
             </w:pPr>
             <w:r>
-              <w:t xml:space="preserve">Lot number</w:t>
-            </w:r>
-          </w:p>
-        </w:tc>
-        <w:tc>
-          <w:tcPr/>
-          <w:p>
-            <w:pPr>
-              <w:pStyle w:val="Compact"/>
-            </w:pPr>
-            <w:r>
-              <w:t xml:space="preserve">Printed</w:t>
-            </w:r>
-          </w:p>
-        </w:tc>
-        <w:tc>
-          <w:tcPr/>
-          <w:p>
-            <w:pPr>
-              <w:pStyle w:val="Compact"/>
-            </w:pPr>
-            <w:r>
-              <w:t xml:space="preserve">Same number as on the vial label</w:t>
+              <w:t xml:space="preserve">The route (regulation 167)</w:t>
+            </w:r>
+          </w:p>
+        </w:tc>
+        <w:tc>
+          <w:tcPr/>
+          <w:p>
+            <w:pPr>
+              <w:pStyle w:val="Compact"/>
+            </w:pPr>
+            <w:r>
+              <w:t xml:space="preserve">One patient, one prescriber, an unsolicited order</w:t>
+            </w:r>
+          </w:p>
+        </w:tc>
+        <w:tc>
+          <w:tcPr/>
+          <w:p>
+            <w:pPr>
+              <w:pStyle w:val="Compact"/>
+            </w:pPr>
+            <w:r>
+              <w:t xml:space="preserve">Made to the specification of a doctor, dentist, nurse or pharmacist independent prescriber or supplementary prescriber, for a patient under their direct care. No advertisement may be published.</w:t>
             </w:r>
           </w:p>
         </w:tc>
@@ -24351,29 +25475,29 @@
               <w:pStyle w:val="Compact"/>
             </w:pPr>
             <w:r>
-              <w:t xml:space="preserve">Purity (HPLC)</w:t>
-            </w:r>
-          </w:p>
-        </w:tc>
-        <w:tc>
-          <w:tcPr/>
-          <w:p>
-            <w:pPr>
-              <w:pStyle w:val="Compact"/>
-            </w:pPr>
-            <w:r>
-              <w:t xml:space="preserve">99.2%</w:t>
-            </w:r>
-          </w:p>
-        </w:tc>
-        <w:tc>
-          <w:tcPr/>
-          <w:p>
-            <w:pPr>
-              <w:pStyle w:val="Compact"/>
-            </w:pPr>
-            <w:r>
-              <w:t xml:space="preserve">No chromatogram attached</w:t>
+              <w:t xml:space="preserve">Who makes it</w:t>
+            </w:r>
+          </w:p>
+        </w:tc>
+        <w:tc>
+          <w:tcPr/>
+          <w:p>
+            <w:pPr>
+              <w:pStyle w:val="Compact"/>
+            </w:pPr>
+            <w:r>
+              <w:t xml:space="preserve">A manufacturer with a specials licence</w:t>
+            </w:r>
+          </w:p>
+        </w:tc>
+        <w:tc>
+          <w:tcPr/>
+          <w:p>
+            <w:pPr>
+              <w:pStyle w:val="Compact"/>
+            </w:pPr>
+            <w:r>
+              <w:t xml:space="preserve">The site is inspected for good manufacturing practice; the product itself is otherwise unassessed for safety, quality and efficacy. A pharmacist may also prepare a medicine in a registered pharmacy against a prescription.</w:t>
             </w:r>
           </w:p>
         </w:tc>
@@ -24386,29 +25510,29 @@
               <w:pStyle w:val="Compact"/>
             </w:pPr>
             <w:r>
-              <w:t xml:space="preserve">Identity (mass spectrometry)</w:t>
-            </w:r>
-          </w:p>
-        </w:tc>
-        <w:tc>
-          <w:tcPr/>
-          <w:p>
-            <w:pPr>
-              <w:pStyle w:val="Compact"/>
-            </w:pPr>
-            <w:r>
-              <w:t xml:space="preserve">Conforms</w:t>
-            </w:r>
-          </w:p>
-        </w:tc>
-        <w:tc>
-          <w:tcPr/>
-          <w:p>
-            <w:pPr>
-              <w:pStyle w:val="Compact"/>
-            </w:pPr>
-            <w:r>
-              <w:t xml:space="preserve">Expected and observed mass both printed; spectrum attached</w:t>
+              <w:t xml:space="preserve">Special need</w:t>
+            </w:r>
+          </w:p>
+        </w:tc>
+        <w:tc>
+          <w:tcPr/>
+          <w:p>
+            <w:pPr>
+              <w:pStyle w:val="Compact"/>
+            </w:pPr>
+            <w:r>
+              <w:t xml:space="preserve">The patient's clinical need</w:t>
+            </w:r>
+          </w:p>
+        </w:tc>
+        <w:tc>
+          <w:tcPr/>
+          <w:p>
+            <w:pPr>
+              <w:pStyle w:val="Compact"/>
+            </w:pPr>
+            <w:r>
+              <w:t xml:space="preserve">MHRA's examples include an intolerance or allergy to an ingredient, or an inability to swallow solid doses. Cost, convenience and operational needs do not count.</w:t>
             </w:r>
           </w:p>
         </w:tc>
@@ -24421,29 +25545,29 @@
               <w:pStyle w:val="Compact"/>
             </w:pPr>
             <w:r>
-              <w:t xml:space="preserve">Impurities</w:t>
-            </w:r>
-          </w:p>
-        </w:tc>
-        <w:tc>
-          <w:tcPr/>
-          <w:p>
-            <w:pPr>
-              <w:pStyle w:val="Compact"/>
-            </w:pPr>
-            <w:r>
-              <w:t xml:space="preserve">Not listed</w:t>
-            </w:r>
-          </w:p>
-        </w:tc>
-        <w:tc>
-          <w:tcPr/>
-          <w:p>
-            <w:pPr>
-              <w:pStyle w:val="Compact"/>
-            </w:pPr>
-            <w:r>
-              <w:t xml:space="preserve">No impurity limits or results</w:t>
+              <w:t xml:space="preserve">MHRA's order of preference</w:t>
+            </w:r>
+          </w:p>
+        </w:tc>
+        <w:tc>
+          <w:tcPr/>
+          <w:p>
+            <w:pPr>
+              <w:pStyle w:val="Compact"/>
+            </w:pPr>
+            <w:r>
+              <w:t xml:space="preserve">Licensed, then off-label, then imported, then special</w:t>
+            </w:r>
+          </w:p>
+        </w:tc>
+        <w:tc>
+          <w:tcPr/>
+          <w:p>
+            <w:pPr>
+              <w:pStyle w:val="Compact"/>
+            </w:pPr>
+            <w:r>
+              <w:t xml:space="preserve">A UK-licensed medicine comes first, even used off-label; then one licensed in its country of origin; then a UK special. Least acceptable are products that are not medicines where they are made, such as supplements.</w:t>
             </w:r>
           </w:p>
         </w:tc>
@@ -24456,64 +25580,29 @@
               <w:pStyle w:val="Compact"/>
             </w:pPr>
             <w:r>
-              <w:t xml:space="preserve">Endotoxin</w:t>
-            </w:r>
-          </w:p>
-        </w:tc>
-        <w:tc>
-          <w:tcPr/>
-          <w:p>
-            <w:pPr>
-              <w:pStyle w:val="Compact"/>
-            </w:pPr>
-            <w:r>
-              <w:t xml:space="preserve">Not tested</w:t>
-            </w:r>
-          </w:p>
-        </w:tc>
-        <w:tc>
-          <w:tcPr/>
-          <w:p>
-            <w:pPr>
-              <w:pStyle w:val="Compact"/>
-            </w:pPr>
-            <w:r>
-              <w:t xml:space="preserve">Product page describes injection</w:t>
-            </w:r>
-          </w:p>
-        </w:tc>
-      </w:tr>
-      <w:tr>
-        <w:tc>
-          <w:tcPr/>
-          <w:p>
-            <w:pPr>
-              <w:pStyle w:val="Compact"/>
-            </w:pPr>
-            <w:r>
-              <w:t xml:space="preserve">Test date</w:t>
-            </w:r>
-          </w:p>
-        </w:tc>
-        <w:tc>
-          <w:tcPr/>
-          <w:p>
-            <w:pPr>
-              <w:pStyle w:val="Compact"/>
-            </w:pPr>
-            <w:r>
-              <w:t xml:space="preserve">20 months before purchase</w:t>
-            </w:r>
-          </w:p>
-        </w:tc>
-        <w:tc>
-          <w:tcPr/>
-          <w:p>
-            <w:pPr>
-              <w:pStyle w:val="Compact"/>
-            </w:pPr>
-            <w:r>
-              <w:t xml:space="preserve">No retest shown</w:t>
+              <w:t xml:space="preserve">Responsibility</w:t>
+            </w:r>
+          </w:p>
+        </w:tc>
+        <w:tc>
+          <w:tcPr/>
+          <w:p>
+            <w:pPr>
+              <w:pStyle w:val="Compact"/>
+            </w:pPr>
+            <w:r>
+              <w:t xml:space="preserve">The prescriber's</w:t>
+            </w:r>
+          </w:p>
+        </w:tc>
+        <w:tc>
+          <w:tcPr/>
+          <w:p>
+            <w:pPr>
+              <w:pStyle w:val="Compact"/>
+            </w:pPr>
+            <w:r>
+              <w:t xml:space="preserve">Be satisfied the evidence supports safety and efficacy, take responsibility for the prescription and the follow-up, record your reasons, and explain them to the patient when the use is not routine. GMC, MHRA and GPhC guidance say this; nurse prescribers work within the NMC Code.</w:t>
             </w:r>
           </w:p>
         </w:tc>
@@ -24534,235 +25623,115 @@
         <w:t xml:space="preserve"> </w:t>
       </w:r>
       <w:r>
-        <w:t xml:space="preserve">A clean certificate is necessary and never sufficient. It cannot make a research-use-only vial sterile, lawful or the lot you think it is.</w:t>
-      </w:r>
-    </w:p>
-    <w:p>
-      <w:pPr>
-        <w:pStyle w:val="BodyText"/>
-      </w:pPr>
-      <w:r>
-        <w:rPr>
-          <w:b/>
-          <w:bCs/>
-        </w:rPr>
-        <w:t xml:space="preserve">Exercise (classify) · Useful or red flag?</w:t>
-      </w:r>
-      <w:r>
-        <w:t xml:space="preserve"> </w:t>
-      </w:r>
-      <w:r>
-        <w:t xml:space="preserve">— Tap what each line is worth.</w:t>
-      </w:r>
-      <w:r>
-        <w:t xml:space="preserve"> </w:t>
-      </w:r>
-      <w:r>
-        <w:t xml:space="preserve">- Lot number printed, matching the vial label →</w:t>
-      </w:r>
-      <w:r>
-        <w:t xml:space="preserve"> </w:t>
-      </w:r>
-      <w:r>
-        <w:rPr>
-          <w:b/>
-          <w:bCs/>
-        </w:rPr>
-        <w:t xml:space="preserve">Useful, if it matches the vial</w:t>
-      </w:r>
-      <w:r>
-        <w:t xml:space="preserve"> </w:t>
-      </w:r>
-      <w:r>
-        <w:t xml:space="preserve">—</w:t>
-      </w:r>
-      <w:r>
-        <w:t xml:space="preserve"> </w:t>
-      </w:r>
-      <w:r>
-        <w:rPr>
-          <w:i/>
-          <w:iCs/>
-        </w:rPr>
-        <w:t xml:space="preserve">A matching lot number links the paper to the product in hand. It is still the supplier's own claim.</w:t>
-      </w:r>
-      <w:r>
-        <w:t xml:space="preserve"> </w:t>
-      </w:r>
-      <w:r>
-        <w:t xml:space="preserve">- Purity 99.2% by HPLC, no chromatogram →</w:t>
-      </w:r>
-      <w:r>
-        <w:t xml:space="preserve"> </w:t>
-      </w:r>
-      <w:r>
-        <w:rPr>
-          <w:b/>
-          <w:bCs/>
-        </w:rPr>
-        <w:t xml:space="preserve">Red flag</w:t>
-      </w:r>
-      <w:r>
-        <w:t xml:space="preserve"> </w:t>
-      </w:r>
-      <w:r>
-        <w:t xml:space="preserve">—</w:t>
-      </w:r>
-      <w:r>
-        <w:t xml:space="preserve"> </w:t>
-      </w:r>
-      <w:r>
-        <w:rPr>
-          <w:i/>
-          <w:iCs/>
-        </w:rPr>
-        <w:t xml:space="preserve">A bare percentage cannot be checked, and it says nothing about which impurities make up the rest.</w:t>
-      </w:r>
-      <w:r>
-        <w:t xml:space="preserve"> </w:t>
-      </w:r>
-      <w:r>
-        <w:t xml:space="preserve">- Identity: expected and observed mass printed, spectrum attached →</w:t>
-      </w:r>
-      <w:r>
-        <w:t xml:space="preserve"> </w:t>
-      </w:r>
-      <w:r>
-        <w:rPr>
-          <w:b/>
-          <w:bCs/>
-        </w:rPr>
-        <w:t xml:space="preserve">Useful, if it matches the vial</w:t>
-      </w:r>
-      <w:r>
-        <w:t xml:space="preserve"> </w:t>
-      </w:r>
-      <w:r>
-        <w:t xml:space="preserve">—</w:t>
-      </w:r>
-      <w:r>
-        <w:t xml:space="preserve"> </w:t>
-      </w:r>
-      <w:r>
-        <w:rPr>
-          <w:i/>
-          <w:iCs/>
-        </w:rPr>
-        <w:t xml:space="preserve">That is how identity is shown. It confirms the molecule and tells you nothing about sterility.</w:t>
-      </w:r>
-      <w:r>
-        <w:t xml:space="preserve"> </w:t>
-      </w:r>
-      <w:r>
-        <w:t xml:space="preserve">- Impurities: not listed →</w:t>
-      </w:r>
-      <w:r>
-        <w:t xml:space="preserve"> </w:t>
-      </w:r>
-      <w:r>
-        <w:rPr>
-          <w:b/>
-          <w:bCs/>
-        </w:rPr>
-        <w:t xml:space="preserve">Red flag</w:t>
-      </w:r>
-      <w:r>
-        <w:t xml:space="preserve"> </w:t>
-      </w:r>
-      <w:r>
-        <w:t xml:space="preserve">—</w:t>
-      </w:r>
-      <w:r>
-        <w:t xml:space="preserve"> </w:t>
-      </w:r>
-      <w:r>
-        <w:rPr>
-          <w:i/>
-          <w:iCs/>
-        </w:rPr>
-        <w:t xml:space="preserve">FDA's reviewers flagged exactly this for BPC-157: purity reported, impurity profile missing, so immunogenic impurities cannot be ruled out.</w:t>
-      </w:r>
-      <w:r>
-        <w:t xml:space="preserve"> </w:t>
-      </w:r>
-      <w:r>
-        <w:t xml:space="preserve">- Endotoxin: not tested, on a product sold for injection →</w:t>
-      </w:r>
-      <w:r>
-        <w:t xml:space="preserve"> </w:t>
-      </w:r>
-      <w:r>
-        <w:rPr>
-          <w:b/>
-          <w:bCs/>
-        </w:rPr>
-        <w:t xml:space="preserve">Red flag</w:t>
-      </w:r>
-      <w:r>
-        <w:t xml:space="preserve"> </w:t>
-      </w:r>
-      <w:r>
-        <w:t xml:space="preserve">—</w:t>
-      </w:r>
-      <w:r>
-        <w:t xml:space="preserve"> </w:t>
-      </w:r>
-      <w:r>
-        <w:rPr>
-          <w:i/>
-          <w:iCs/>
-        </w:rPr>
-        <w:t xml:space="preserve">Endotoxin is a critical attribute for anything injected, and its limit depends on dose and route. 'Not tested' on an injectable is a hard stop.</w:t>
-      </w:r>
-      <w:r>
-        <w:t xml:space="preserve"> </w:t>
-      </w:r>
-      <w:r>
-        <w:t xml:space="preserve">- Tested 20 months before purchase →</w:t>
-      </w:r>
-      <w:r>
-        <w:t xml:space="preserve"> </w:t>
-      </w:r>
-      <w:r>
-        <w:rPr>
-          <w:b/>
-          <w:bCs/>
-        </w:rPr>
-        <w:t xml:space="preserve">Red flag</w:t>
-      </w:r>
-      <w:r>
-        <w:t xml:space="preserve"> </w:t>
-      </w:r>
-      <w:r>
-        <w:t xml:space="preserve">—</w:t>
-      </w:r>
-      <w:r>
-        <w:t xml:space="preserve"> </w:t>
-      </w:r>
-      <w:r>
-        <w:rPr>
-          <w:i/>
-          <w:iCs/>
-        </w:rPr>
-        <w:t xml:space="preserve">Peptides degrade in storage; the Peptide Pocket Guide treats a certificate more than 12 months older than the purchase as a warning sign.</w:t>
-      </w:r>
-    </w:p>
-    <w:p>
-      <w:pPr>
-        <w:pStyle w:val="BodyText"/>
-      </w:pPr>
-      <w:r>
-        <w:t xml:space="preserve">Sources: The Peptide Pocket Guide — 2026 Edition · Clinical Reference (seventy-two entries) 2026 · US Food and Drug Administration 2026 · US Food and Drug Administration 2026 · US Food and Drug Administration (Code of Federal Regulations) 2002</w:t>
+        <w:t xml:space="preserve">Cost and convenience never justify a special, and a licensed option that meets the need comes first.</w:t>
+      </w:r>
+    </w:p>
+    <w:p>
+      <w:pPr>
+        <w:pStyle w:val="BodyText"/>
+      </w:pPr>
+      <w:r>
+        <w:t xml:space="preserve">Sources: Human Medicines Regulations 2012 (UK) 2012 · Human Medicines Regulations 2012 (UK) 2012 · Medicines Act 1968 (UK) 1968 · Medicines and Healthcare products Regulatory Agency (UK) 2023 · Medicines and Healthcare products Regulatory Agency (UK) 2009 · General Medical Council (UK) 2021 · General Pharmaceutical Council (UK) 2025 · Nursing and Midwifery Council (UK) 2018</w:t>
+      </w:r>
+    </w:p>
+    <w:bookmarkEnd w:id="169"/>
+    <w:bookmarkStart w:id="170" w:name="what-a-certificate-can-and-cannot-prove."/>
+    <w:p>
+      <w:pPr>
+        <w:pStyle w:val="Heading3"/>
+      </w:pPr>
+      <w:r>
+        <w:t xml:space="preserve">11 / 22 · What a certificate can and cannot prove.</w:t>
+      </w:r>
+    </w:p>
+    <w:p>
+      <w:pPr>
+        <w:pStyle w:val="FirstParagraph"/>
+      </w:pPr>
+      <w:r>
+        <w:rPr>
+          <w:i/>
+          <w:iCs/>
+        </w:rPr>
+        <w:t xml:space="preserve">Concept · audio</w:t>
+      </w:r>
+    </w:p>
+    <w:p>
+      <w:pPr>
+        <w:pStyle w:val="BodyText"/>
+      </w:pPr>
+      <w:r>
+        <w:t xml:space="preserve">A certificate of analysis is the supplier's own report on a named lot. Mass spectrometry checks identity, and a careful certificate prints the expected mass beside the observed one. HPLC gives purity as a percentage, which says nothing about what the impurities are. Endotoxin, microbial, water, counter-ion, metal and solvent results complete it. A certificate cannot prove that the vial in your hand came from that lot, how it was stored since, or that it is sterile and suitable to inject.</w:t>
+      </w:r>
+    </w:p>
+    <w:p>
+      <w:pPr>
+        <w:pStyle w:val="Compact"/>
+        <w:numPr>
+          <w:ilvl w:val="0"/>
+          <w:numId w:val="1060"/>
+        </w:numPr>
+      </w:pPr>
+      <w:r>
+        <w:t xml:space="preserve">Identity: mass spectrometry, observed against expected</w:t>
+      </w:r>
+    </w:p>
+    <w:p>
+      <w:pPr>
+        <w:pStyle w:val="Compact"/>
+        <w:numPr>
+          <w:ilvl w:val="0"/>
+          <w:numId w:val="1060"/>
+        </w:numPr>
+      </w:pPr>
+      <w:r>
+        <w:t xml:space="preserve">Purity: an HPLC percentage, impurities unnamed</w:t>
+      </w:r>
+    </w:p>
+    <w:p>
+      <w:pPr>
+        <w:pStyle w:val="Compact"/>
+        <w:numPr>
+          <w:ilvl w:val="0"/>
+          <w:numId w:val="1060"/>
+        </w:numPr>
+      </w:pPr>
+      <w:r>
+        <w:t xml:space="preserve">Suitability to inject needs sterility, endotoxin and the right lot</w:t>
+      </w:r>
+    </w:p>
+    <w:p>
+      <w:pPr>
+        <w:pStyle w:val="FirstParagraph"/>
+      </w:pPr>
+      <w:r>
+        <w:t xml:space="preserve">Narration script</w:t>
+      </w:r>
+    </w:p>
+    <w:p>
+      <w:pPr>
+        <w:pStyle w:val="BodyText"/>
+      </w:pPr>
+      <w:r>
+        <w:t xml:space="preserve">Picture the certificate a patient hands you, and read it line by line, asking what each line actually tests. Mass spectrometry checks identity, and a careful certificate shows the expected mass next to the one measured. HPLC reports purity as a percentage of the main peak, which tells you how much else is present and nothing about what that something else is. Endotoxin matters for anything injected, and FDA's guidance says the acceptable limit is calculated from the dose and the route, so a bare figure settles little. When FDA reviewed BPC-157 for its advisory committee, most public certificates listed purity alone, and the one a nominator supplied mentioned no endotoxin test. Then remember what paper cannot do. A certificate describes a lot. It cannot show that your vial came from that lot, how the vial was stored, or that it is sterile.</w:t>
+      </w:r>
+    </w:p>
+    <w:p>
+      <w:pPr>
+        <w:pStyle w:val="BodyText"/>
+      </w:pPr>
+      <w:r>
+        <w:t xml:space="preserve">Sources: The Peptide Pocket Guide — 2026 Edition · Clinical Reference (seventy-two entries) 2026 · US Food and Drug Administration 2026 · US Food and Drug Administration 2026 · Popławska M 2019 · United States Code (as codified) 2026</w:t>
       </w:r>
     </w:p>
     <w:bookmarkEnd w:id="170"/>
-    <w:bookmarkStart w:id="171" w:name="on-the-label."/>
+    <w:bookmarkStart w:id="171" w:name="audit-this-certificate."/>
     <w:p>
       <w:pPr>
         <w:pStyle w:val="Heading3"/>
       </w:pPr>
       <w:r>
-        <w:t xml:space="preserve">12 / 20 · 99% on the label.</w:t>
+        <w:t xml:space="preserve">12 / 22 · Audit this certificate.</w:t>
       </w:r>
     </w:p>
     <w:p>
@@ -24774,467 +25743,15 @@
           <w:i/>
           <w:iCs/>
         </w:rPr>
-        <w:t xml:space="preserve">Label against laboratory · stat</w:t>
-      </w:r>
-    </w:p>
-    <w:p>
-      <w:pPr>
-        <w:pStyle w:val="BodyText"/>
-      </w:pPr>
-      <w:r>
-        <w:t xml:space="preserve">Researchers made test purchases of semaglutide from illegal online pharmacies and analysed what arrived. The three vials that were delivered were all judged probably substandard or falsified: purity measured 7.7–14.4% against the 99% printed on the label, peptide content ran 29–39% above the labelled amount, and endotoxin was found in every vial, although none grew microorganisms.</w:t>
-      </w:r>
-    </w:p>
-    <w:p>
-      <w:pPr>
-        <w:pStyle w:val="BodyText"/>
-      </w:pPr>
-      <w:r>
-        <w:rPr>
-          <w:b/>
-          <w:bCs/>
-        </w:rPr>
-        <w:t xml:space="preserve">7.7–14.4%</w:t>
-      </w:r>
-      <w:r>
-        <w:t xml:space="preserve"> </w:t>
-      </w:r>
-      <w:r>
-        <w:t xml:space="preserve">— measured purity of online semaglutide vials labelled 99% (Ashraf et al., J Med Internet Res 2024 · three delivered vials · endotoxin detected in all three)</w:t>
-      </w:r>
-      <w:r>
-        <w:br/>
-      </w:r>
-      <w:r>
-        <w:rPr>
-          <w:i/>
-          <w:iCs/>
-        </w:rPr>
-        <w:t xml:space="preserve">Means:</w:t>
-      </w:r>
-      <w:r>
-        <w:t xml:space="preserve"> </w:t>
-      </w:r>
-      <w:r>
-        <w:t xml:space="preserve">Purity printed on a label can be wildly wrong, and a vial that grows nothing can still carry endotoxin. Independent testing found what the paperwork hid.</w:t>
-      </w:r>
-      <w:r>
-        <w:br/>
-      </w:r>
-      <w:r>
-        <w:rPr>
-          <w:i/>
-          <w:iCs/>
-        </w:rPr>
-        <w:t xml:space="preserve">Does not mean:</w:t>
-      </w:r>
-      <w:r>
-        <w:t xml:space="preserve"> </w:t>
-      </w:r>
-      <w:r>
-        <w:t xml:space="preserve">Three vials of one drug give no market-wide failure rate, and semaglutide is outside the skin-peptide shelf. It documents the gap between claim and content for one product; it does not measure research peptides as a class.</w:t>
-      </w:r>
-    </w:p>
-    <w:p>
-      <w:pPr>
-        <w:pStyle w:val="BodyText"/>
-      </w:pPr>
-      <w:r>
-        <w:t xml:space="preserve">Sources: Ashraf AR 2024 · The Peptide Pocket Guide — 2026 Edition · Clinical Reference (seventy-two entries) 2026</w:t>
-      </w:r>
-    </w:p>
-    <w:bookmarkEnd w:id="171"/>
-    <w:bookmarkStart w:id="172" w:name="X52eb1ed9dbfe644f4256706c167e3f1011c17bf"/>
-    <w:p>
-      <w:pPr>
-        <w:pStyle w:val="Heading3"/>
-      </w:pPr>
-      <w:r>
-        <w:t xml:space="preserve">13 / 20 · Research use only is a label, and never a route.</w:t>
-      </w:r>
-    </w:p>
-    <w:p>
-      <w:pPr>
-        <w:pStyle w:val="FirstParagraph"/>
-      </w:pPr>
-      <w:r>
-        <w:rPr>
-          <w:i/>
-          <w:iCs/>
-        </w:rPr>
-        <w:t xml:space="preserve">What changes in practice · audio</w:t>
-      </w:r>
-    </w:p>
-    <w:p>
-      <w:pPr>
-        <w:pStyle w:val="BodyText"/>
-      </w:pPr>
-      <w:r>
-        <w:t xml:space="preserve">In the US, 'not for use in humans' labelling lets a supplier ship an investigational drug for laboratory or in-vitro research, and obliges the shipper to check that is how it will be used. FDA reads intended use from claims, marketing and the circumstances of sale, so the disclaimer changes nothing about a vial sold with injection instructions. A certificate cannot turn such a product into a pharmaceutical.</w:t>
-      </w:r>
-    </w:p>
-    <w:p>
-      <w:pPr>
-        <w:pStyle w:val="Compact"/>
-        <w:numPr>
-          <w:ilvl w:val="0"/>
-          <w:numId w:val="1061"/>
-        </w:numPr>
-      </w:pPr>
-      <w:r>
-        <w:t xml:space="preserve">The label permits laboratory research only</w:t>
-      </w:r>
-    </w:p>
-    <w:p>
-      <w:pPr>
-        <w:pStyle w:val="Compact"/>
-        <w:numPr>
-          <w:ilvl w:val="0"/>
-          <w:numId w:val="1061"/>
-        </w:numPr>
-      </w:pPr>
-      <w:r>
-        <w:t xml:space="preserve">Intended use is read from how a product is sold</w:t>
-      </w:r>
-    </w:p>
-    <w:p>
-      <w:pPr>
-        <w:pStyle w:val="Compact"/>
-        <w:numPr>
-          <w:ilvl w:val="0"/>
-          <w:numId w:val="1061"/>
-        </w:numPr>
-      </w:pPr>
-      <w:r>
-        <w:t xml:space="preserve">A certificate cannot convert a research product</w:t>
-      </w:r>
-    </w:p>
-    <w:p>
-      <w:pPr>
-        <w:pStyle w:val="FirstParagraph"/>
-      </w:pPr>
-      <w:r>
-        <w:rPr>
-          <w:b/>
-          <w:bCs/>
-        </w:rPr>
-        <w:t xml:space="preserve">By role</w:t>
-      </w:r>
-      <w:r>
-        <w:t xml:space="preserve"> </w:t>
-      </w:r>
-      <w:r>
-        <w:t xml:space="preserve">-</w:t>
-      </w:r>
-      <w:r>
-        <w:t xml:space="preserve"> </w:t>
-      </w:r>
-      <w:r>
-        <w:rPr>
-          <w:i/>
-          <w:iCs/>
-        </w:rPr>
-        <w:t xml:space="preserve">Prescriber:</w:t>
-      </w:r>
-      <w:r>
-        <w:t xml:space="preserve"> </w:t>
-      </w:r>
-      <w:r>
-        <w:t xml:space="preserve">Do not prescribe, supply, supervise or recommend a research-use-only product, and do not read its certificate as permission. Record the product, lot and supplier the patient names, and your advice to stop.</w:t>
-      </w:r>
-      <w:r>
-        <w:t xml:space="preserve"> </w:t>
-      </w:r>
-      <w:r>
-        <w:t xml:space="preserve">-</w:t>
-      </w:r>
-      <w:r>
-        <w:t xml:space="preserve"> </w:t>
-      </w:r>
-      <w:r>
-        <w:rPr>
-          <w:i/>
-          <w:iCs/>
-        </w:rPr>
-        <w:t xml:space="preserve">Clinical staff:</w:t>
-      </w:r>
-      <w:r>
-        <w:t xml:space="preserve"> </w:t>
-      </w:r>
-      <w:r>
-        <w:t xml:space="preserve">If a patient brings a research-use-only vial or its certificate, record the product name, lot and supplier exactly as printed, do not handle or administer it, and tell the prescriber the same day.</w:t>
-      </w:r>
-      <w:r>
-        <w:t xml:space="preserve"> </w:t>
-      </w:r>
-      <w:r>
-        <w:t xml:space="preserve">-</w:t>
-      </w:r>
-      <w:r>
-        <w:t xml:space="preserve"> </w:t>
-      </w:r>
-      <w:r>
-        <w:rPr>
-          <w:i/>
-          <w:iCs/>
-        </w:rPr>
-        <w:t xml:space="preserve">Advisor:</w:t>
-      </w:r>
-      <w:r>
-        <w:t xml:space="preserve"> </w:t>
-      </w:r>
-      <w:r>
-        <w:t xml:space="preserve">You can explain what a certificate does and does not show. You cannot vouch for a research product, and anyone injecting one should see a prescriber.</w:t>
-      </w:r>
-    </w:p>
-    <w:p>
-      <w:pPr>
-        <w:pStyle w:val="BodyText"/>
-      </w:pPr>
-      <w:r>
-        <w:t xml:space="preserve">Narration script</w:t>
-      </w:r>
-    </w:p>
-    <w:p>
-      <w:pPr>
-        <w:pStyle w:val="BodyText"/>
-      </w:pPr>
-      <w:r>
-        <w:t xml:space="preserve">Research use only sounds like a category. In law it works as a shipping permission. The US rule lets a supplier send an investigational drug for laboratory or test-tube work if the label says it must stay out of people, and the shipper is meant to confirm that is how it will be used. FDA judges what a product is for by how it is marketed and sold, so a disclaimer on a vial offered with injection instructions carries no weight. The Hormonaly guides say it plainly. Research use only is not a clinical pathway. A certificate of analysis, however clean, cannot convert that vial into a pharmaceutical, because sterility, manufacturing standards and a lawful route are all still missing. Whatever your role, treat these products as outside clinical care, and write down exactly what you were told.</w:t>
-      </w:r>
-    </w:p>
-    <w:p>
-      <w:pPr>
-        <w:pStyle w:val="BodyText"/>
-      </w:pPr>
-      <w:r>
-        <w:t xml:space="preserve">Sources: US Food and Drug Administration (Code of Federal Regulations) 2002 · US Food and Drug Administration (Code of Federal Regulations) 2021 · Aesthetic &amp; Regenerative Endocrinology — A Clinician's Pocket Guide 2026 · The Peptide Pocket Guide — 2026 Edition · Clinical Reference (seventy-two entries) 2026</w:t>
-      </w:r>
-    </w:p>
-    <w:bookmarkEnd w:id="172"/>
-    <w:bookmarkStart w:id="173" w:name="a-clean-certificate."/>
-    <w:p>
-      <w:pPr>
-        <w:pStyle w:val="Heading3"/>
-      </w:pPr>
-      <w:r>
-        <w:t xml:space="preserve">14 / 20 · A clean certificate.</w:t>
-      </w:r>
-    </w:p>
-    <w:p>
-      <w:pPr>
-        <w:pStyle w:val="FirstParagraph"/>
-      </w:pPr>
-      <w:r>
-        <w:rPr>
-          <w:i/>
-          <w:iCs/>
-        </w:rPr>
-        <w:t xml:space="preserve">Your turn · quiz</w:t>
-      </w:r>
-    </w:p>
-    <w:p>
-      <w:pPr>
-        <w:pStyle w:val="BodyText"/>
-      </w:pPr>
-      <w:r>
-        <w:t xml:space="preserve">One question to close lesson 7.2.</w:t>
-      </w:r>
-    </w:p>
-    <w:p>
-      <w:pPr>
-        <w:pStyle w:val="BodyText"/>
-      </w:pPr>
-      <w:r>
-        <w:rPr>
-          <w:b/>
-          <w:bCs/>
-        </w:rPr>
-        <w:t xml:space="preserve">Q.</w:t>
-      </w:r>
-      <w:r>
-        <w:t xml:space="preserve"> </w:t>
-      </w:r>
-      <w:r>
-        <w:t xml:space="preserve">A patient shows you the certificate for a research-use-only peptide she injects: 99.1% purity by HPLC with a chromatogram, the correct mass by mass spectrometry, and a lot number that matches her vial. What does it establish?</w:t>
-      </w:r>
-      <w:r>
-        <w:t xml:space="preserve"> </w:t>
-      </w:r>
-      <w:r>
-        <w:t xml:space="preserve">- ✗ That the vial is safe to inject. —</w:t>
-      </w:r>
-      <w:r>
-        <w:t xml:space="preserve"> </w:t>
-      </w:r>
-      <w:r>
-        <w:rPr>
-          <w:i/>
-          <w:iCs/>
-        </w:rPr>
-        <w:t xml:space="preserve">Identity and purity say nothing about sterility, endotoxin or storage, and research-use-only products are labelled not for use in humans.</w:t>
-      </w:r>
-      <w:r>
-        <w:t xml:space="preserve"> </w:t>
-      </w:r>
-      <w:r>
-        <w:t xml:space="preserve">- ✔ That the supplier reports the right molecule at high purity for that lot, and nothing about sterility, storage since testing or a lawful route. —</w:t>
-      </w:r>
-      <w:r>
-        <w:t xml:space="preserve"> </w:t>
-      </w:r>
-      <w:r>
-        <w:rPr>
-          <w:i/>
-          <w:iCs/>
-        </w:rPr>
-        <w:t xml:space="preserve">Correct. A certificate describes a lot; it cannot make the product sterile, pharmaceutical or lawful.</w:t>
-      </w:r>
-      <w:r>
-        <w:t xml:space="preserve"> </w:t>
-      </w:r>
-      <w:r>
-        <w:t xml:space="preserve">- ✗ Nothing at all, because certificates are always forged. —</w:t>
-      </w:r>
-      <w:r>
-        <w:t xml:space="preserve"> </w:t>
-      </w:r>
-      <w:r>
-        <w:rPr>
-          <w:i/>
-          <w:iCs/>
-        </w:rPr>
-        <w:t xml:space="preserve">Some are unreliable, but a lot-specific certificate with spectra is real information. The problem is what it cannot cover.</w:t>
-      </w:r>
-    </w:p>
-    <w:bookmarkEnd w:id="173"/>
-    <w:bookmarkEnd w:id="174"/>
-    <w:bookmarkStart w:id="181" w:name="X5c774faa2e2c278faf095a9228e12a20daf7930"/>
-    <w:p>
-      <w:pPr>
-        <w:pStyle w:val="Heading2"/>
-      </w:pPr>
-      <w:r>
-        <w:t xml:space="preserve">Lesson 7.3 · Cosmetic, compounded or investigational: consent and the chart</w:t>
-      </w:r>
-    </w:p>
-    <w:bookmarkStart w:id="175" w:name="off-label-needs-a-label."/>
-    <w:p>
-      <w:pPr>
-        <w:pStyle w:val="Heading3"/>
-      </w:pPr>
-      <w:r>
-        <w:t xml:space="preserve">15 / 20 · Off-label needs a label.</w:t>
-      </w:r>
-    </w:p>
-    <w:p>
-      <w:pPr>
-        <w:pStyle w:val="FirstParagraph"/>
-      </w:pPr>
-      <w:r>
-        <w:rPr>
-          <w:i/>
-          <w:iCs/>
-        </w:rPr>
-        <w:t xml:space="preserve">Lesson 7.3 · Concept · audio</w:t>
-      </w:r>
-    </w:p>
-    <w:p>
-      <w:pPr>
-        <w:pStyle w:val="BodyText"/>
-      </w:pPr>
-      <w:r>
-        <w:t xml:space="preserve">Off-label prescribing means using an approved drug for a use its labelling does not cover, and FDA accepts it as clinical judgment. A never-approved peptide has no label to depart from, so prescribing it is use of an unapproved drug. Introducing an unapproved new drug into interstate commerce is a prohibited act under the FD&amp;C Act, and FDA's 2020 warning letter to a compounding pharmacy named BPC-157 and GHK-Cu on exactly this basis.</w:t>
-      </w:r>
-    </w:p>
-    <w:p>
-      <w:pPr>
-        <w:pStyle w:val="Compact"/>
-        <w:numPr>
-          <w:ilvl w:val="0"/>
-          <w:numId w:val="1062"/>
-        </w:numPr>
-      </w:pPr>
-      <w:r>
-        <w:t xml:space="preserve">Off-label applies only to approved drugs</w:t>
-      </w:r>
-    </w:p>
-    <w:p>
-      <w:pPr>
-        <w:pStyle w:val="Compact"/>
-        <w:numPr>
-          <w:ilvl w:val="0"/>
-          <w:numId w:val="1062"/>
-        </w:numPr>
-      </w:pPr>
-      <w:r>
-        <w:t xml:space="preserve">A never-approved peptide has no label</w:t>
-      </w:r>
-    </w:p>
-    <w:p>
-      <w:pPr>
-        <w:pStyle w:val="Compact"/>
-        <w:numPr>
-          <w:ilvl w:val="0"/>
-          <w:numId w:val="1062"/>
-        </w:numPr>
-      </w:pPr>
-      <w:r>
-        <w:t xml:space="preserve">Compounded is still unapproved</w:t>
-      </w:r>
-    </w:p>
-    <w:p>
-      <w:pPr>
-        <w:pStyle w:val="FirstParagraph"/>
-      </w:pPr>
-      <w:r>
-        <w:t xml:space="preserve">Narration script</w:t>
-      </w:r>
-    </w:p>
-    <w:p>
-      <w:pPr>
-        <w:pStyle w:val="BodyText"/>
-      </w:pPr>
-      <w:r>
-        <w:t xml:space="preserve">Off-label is the phrase to get right first. FDA uses it for an approved drug prescribed outside its labelling, which prescribers generally may do when they judge it medically appropriate. The idea assumes a label exists. A peptide that was never approved has none, so prescribing it counts as using an unapproved drug, and the Peptide Pocket Guide says exactly that. Compounding leaves that answer unchanged. A compounded product is unapproved by definition, and it is lawful only when the substance and the pharmacy meet the statute's conditions. Under federal law, putting an unapproved new drug into interstate commerce is a prohibited act, and in 2020 FDA warned a compounding pharmacy about its BPC-157 and GHK-Cu products on that basis. So write the real category in the chart, every time.</w:t>
-      </w:r>
-    </w:p>
-    <w:p>
-      <w:pPr>
-        <w:pStyle w:val="BodyText"/>
-      </w:pPr>
-      <w:r>
-        <w:t xml:space="preserve">Sources: US Food and Drug Administration 2018 · United States Code (as codified) 2026 · US Food and Drug Administration 2020 · The Peptide Pocket Guide — 2026 Edition · Clinical Reference (seventy-two entries) 2026</w:t>
-      </w:r>
-    </w:p>
-    <w:bookmarkEnd w:id="175"/>
-    <w:bookmarkStart w:id="176" w:name="same-molecule-different-rulebooks."/>
-    <w:p>
-      <w:pPr>
-        <w:pStyle w:val="Heading3"/>
-      </w:pPr>
-      <w:r>
-        <w:t xml:space="preserve">16 / 20 · Same molecule, different rulebooks.</w:t>
-      </w:r>
-    </w:p>
-    <w:p>
-      <w:pPr>
-        <w:pStyle w:val="FirstParagraph"/>
-      </w:pPr>
-      <w:r>
-        <w:rPr>
-          <w:i/>
-          <w:iCs/>
-        </w:rPr>
-        <w:t xml:space="preserve">Classification (US) · tool</w:t>
-      </w:r>
-    </w:p>
-    <w:p>
-      <w:pPr>
-        <w:pStyle w:val="BodyText"/>
-      </w:pPr>
-      <w:r>
-        <w:t xml:space="preserve">Route and claim decide the regime, whatever the molecule. Here is how each one treats a skin peptide in the US, as checked in September 2026.</w:t>
+        <w:t xml:space="preserve">Fictional certificate · tool</w:t>
+      </w:r>
+    </w:p>
+    <w:p>
+      <w:pPr>
+        <w:pStyle w:val="BodyText"/>
+      </w:pPr>
+      <w:r>
+        <w:t xml:space="preserve">A fictional certificate for a vial of a research-use-only peptide, sold online with injection instructions. Read each line, then decide which would count as useful evidence if it matched the vial, and which are red flags.</w:t>
       </w:r>
     </w:p>
     <w:tbl>
@@ -25257,29 +25774,29 @@
               <w:pStyle w:val="Compact"/>
             </w:pPr>
             <w:r>
-              <w:t xml:space="preserve">Cosmetic</w:t>
-            </w:r>
-          </w:p>
-        </w:tc>
-        <w:tc>
-          <w:tcPr/>
-          <w:p>
-            <w:pPr>
-              <w:pStyle w:val="Compact"/>
-            </w:pPr>
-            <w:r>
-              <w:t xml:space="preserve">Appearance claims only</w:t>
-            </w:r>
-          </w:p>
-        </w:tc>
-        <w:tc>
-          <w:tcPr/>
-          <w:p>
-            <w:pPr>
-              <w:pStyle w:val="Compact"/>
-            </w:pPr>
-            <w:r>
-              <w:t xml:space="preserve">No premarket approval. A claim to affect structure or function, such as 'regenerates cells', makes it a drug; 'cosmeceutical' has no legal meaning.</w:t>
+              <w:t xml:space="preserve">Lot number</w:t>
+            </w:r>
+          </w:p>
+        </w:tc>
+        <w:tc>
+          <w:tcPr/>
+          <w:p>
+            <w:pPr>
+              <w:pStyle w:val="Compact"/>
+            </w:pPr>
+            <w:r>
+              <w:t xml:space="preserve">Printed</w:t>
+            </w:r>
+          </w:p>
+        </w:tc>
+        <w:tc>
+          <w:tcPr/>
+          <w:p>
+            <w:pPr>
+              <w:pStyle w:val="Compact"/>
+            </w:pPr>
+            <w:r>
+              <w:t xml:space="preserve">Same number as on the vial label</w:t>
             </w:r>
           </w:p>
         </w:tc>
@@ -25292,29 +25809,29 @@
               <w:pStyle w:val="Compact"/>
             </w:pPr>
             <w:r>
-              <w:t xml:space="preserve">Dietary supplement</w:t>
-            </w:r>
-          </w:p>
-        </w:tc>
-        <w:tc>
-          <w:tcPr/>
-          <w:p>
-            <w:pPr>
-              <w:pStyle w:val="Compact"/>
-            </w:pPr>
-            <w:r>
-              <w:t xml:space="preserve">Oral, no disease claims</w:t>
-            </w:r>
-          </w:p>
-        </w:tc>
-        <w:tc>
-          <w:tcPr/>
-          <w:p>
-            <w:pPr>
-              <w:pStyle w:val="Compact"/>
-            </w:pPr>
-            <w:r>
-              <w:t xml:space="preserve">The maker is responsible for safety and labelling before sale; FDA acts after products reach the market.</w:t>
+              <w:t xml:space="preserve">Purity (HPLC)</w:t>
+            </w:r>
+          </w:p>
+        </w:tc>
+        <w:tc>
+          <w:tcPr/>
+          <w:p>
+            <w:pPr>
+              <w:pStyle w:val="Compact"/>
+            </w:pPr>
+            <w:r>
+              <w:t xml:space="preserve">99.2%</w:t>
+            </w:r>
+          </w:p>
+        </w:tc>
+        <w:tc>
+          <w:tcPr/>
+          <w:p>
+            <w:pPr>
+              <w:pStyle w:val="Compact"/>
+            </w:pPr>
+            <w:r>
+              <w:t xml:space="preserve">No chromatogram attached</w:t>
             </w:r>
           </w:p>
         </w:tc>
@@ -25327,29 +25844,29 @@
               <w:pStyle w:val="Compact"/>
             </w:pPr>
             <w:r>
-              <w:t xml:space="preserve">Approved drug</w:t>
-            </w:r>
-          </w:p>
-        </w:tc>
-        <w:tc>
-          <w:tcPr/>
-          <w:p>
-            <w:pPr>
-              <w:pStyle w:val="Compact"/>
-            </w:pPr>
-            <w:r>
-              <w:t xml:space="preserve">Labelled indications</w:t>
-            </w:r>
-          </w:p>
-        </w:tc>
-        <w:tc>
-          <w:tcPr/>
-          <w:p>
-            <w:pPr>
-              <w:pStyle w:val="Compact"/>
-            </w:pPr>
-            <w:r>
-              <w:t xml:space="preserve">Off-label use of an approved drug is lawful clinical judgment; document the reasoning.</w:t>
+              <w:t xml:space="preserve">Identity (mass spectrometry)</w:t>
+            </w:r>
+          </w:p>
+        </w:tc>
+        <w:tc>
+          <w:tcPr/>
+          <w:p>
+            <w:pPr>
+              <w:pStyle w:val="Compact"/>
+            </w:pPr>
+            <w:r>
+              <w:t xml:space="preserve">Conforms</w:t>
+            </w:r>
+          </w:p>
+        </w:tc>
+        <w:tc>
+          <w:tcPr/>
+          <w:p>
+            <w:pPr>
+              <w:pStyle w:val="Compact"/>
+            </w:pPr>
+            <w:r>
+              <w:t xml:space="preserve">Expected and observed mass both printed; spectrum attached</w:t>
             </w:r>
           </w:p>
         </w:tc>
@@ -25362,29 +25879,29 @@
               <w:pStyle w:val="Compact"/>
             </w:pPr>
             <w:r>
-              <w:t xml:space="preserve">Compounded (503A or 503B)</w:t>
-            </w:r>
-          </w:p>
-        </w:tc>
-        <w:tc>
-          <w:tcPr/>
-          <w:p>
-            <w:pPr>
-              <w:pStyle w:val="Compact"/>
-            </w:pPr>
-            <w:r>
-              <w:t xml:space="preserve">Unapproved, conditionally lawful</w:t>
-            </w:r>
-          </w:p>
-        </w:tc>
-        <w:tc>
-          <w:tcPr/>
-          <w:p>
-            <w:pPr>
-              <w:pStyle w:val="Compact"/>
-            </w:pPr>
-            <w:r>
-              <w:t xml:space="preserve">Only when the substance qualifies and the pharmacy meets the statute. Non-injectable GHK-Cu is in Category 1; BPC-157 and TB-500 have no route.</w:t>
+              <w:t xml:space="preserve">Impurities</w:t>
+            </w:r>
+          </w:p>
+        </w:tc>
+        <w:tc>
+          <w:tcPr/>
+          <w:p>
+            <w:pPr>
+              <w:pStyle w:val="Compact"/>
+            </w:pPr>
+            <w:r>
+              <w:t xml:space="preserve">Not listed</w:t>
+            </w:r>
+          </w:p>
+        </w:tc>
+        <w:tc>
+          <w:tcPr/>
+          <w:p>
+            <w:pPr>
+              <w:pStyle w:val="Compact"/>
+            </w:pPr>
+            <w:r>
+              <w:t xml:space="preserve">No impurity limits or results</w:t>
             </w:r>
           </w:p>
         </w:tc>
@@ -25397,29 +25914,64 @@
               <w:pStyle w:val="Compact"/>
             </w:pPr>
             <w:r>
-              <w:t xml:space="preserve">Investigational or research use only</w:t>
-            </w:r>
-          </w:p>
-        </w:tc>
-        <w:tc>
-          <w:tcPr/>
-          <w:p>
-            <w:pPr>
-              <w:pStyle w:val="Compact"/>
-            </w:pPr>
-            <w:r>
-              <w:t xml:space="preserve">Trials, or nothing</w:t>
-            </w:r>
-          </w:p>
-        </w:tc>
-        <w:tc>
-          <w:tcPr/>
-          <w:p>
-            <w:pPr>
-              <w:pStyle w:val="Compact"/>
-            </w:pPr>
-            <w:r>
-              <w:t xml:space="preserve">Human use belongs in a clinical trial. A 'research use only' vial is outside any clinical route.</w:t>
+              <w:t xml:space="preserve">Endotoxin</w:t>
+            </w:r>
+          </w:p>
+        </w:tc>
+        <w:tc>
+          <w:tcPr/>
+          <w:p>
+            <w:pPr>
+              <w:pStyle w:val="Compact"/>
+            </w:pPr>
+            <w:r>
+              <w:t xml:space="preserve">Not tested</w:t>
+            </w:r>
+          </w:p>
+        </w:tc>
+        <w:tc>
+          <w:tcPr/>
+          <w:p>
+            <w:pPr>
+              <w:pStyle w:val="Compact"/>
+            </w:pPr>
+            <w:r>
+              <w:t xml:space="preserve">Product page describes injection</w:t>
+            </w:r>
+          </w:p>
+        </w:tc>
+      </w:tr>
+      <w:tr>
+        <w:tc>
+          <w:tcPr/>
+          <w:p>
+            <w:pPr>
+              <w:pStyle w:val="Compact"/>
+            </w:pPr>
+            <w:r>
+              <w:t xml:space="preserve">Test date</w:t>
+            </w:r>
+          </w:p>
+        </w:tc>
+        <w:tc>
+          <w:tcPr/>
+          <w:p>
+            <w:pPr>
+              <w:pStyle w:val="Compact"/>
+            </w:pPr>
+            <w:r>
+              <w:t xml:space="preserve">20 months before purchase</w:t>
+            </w:r>
+          </w:p>
+        </w:tc>
+        <w:tc>
+          <w:tcPr/>
+          <w:p>
+            <w:pPr>
+              <w:pStyle w:val="Compact"/>
+            </w:pPr>
+            <w:r>
+              <w:t xml:space="preserve">No retest shown</w:t>
             </w:r>
           </w:p>
         </w:tc>
@@ -25440,25 +25992,687 @@
         <w:t xml:space="preserve"> </w:t>
       </w:r>
       <w:r>
-        <w:t xml:space="preserve">Write the regime in the chart in these words, before anything else.</w:t>
-      </w:r>
-    </w:p>
-    <w:p>
-      <w:pPr>
-        <w:pStyle w:val="BodyText"/>
-      </w:pPr>
-      <w:r>
-        <w:t xml:space="preserve">Sources: US Food and Drug Administration 2024 · US Food and Drug Administration 2024 · US Food and Drug Administration 2018 · US Food and Drug Administration 2026 · United States Code (as codified) 2026 · US Food and Drug Administration (Code of Federal Regulations) 2002 · The Peptide Pocket Guide — 2026 Edition · Clinical Reference (seventy-two entries) 2026 · Aesthetic &amp; Regenerative Endocrinology — A Clinician's Pocket Guide 2026</w:t>
-      </w:r>
-    </w:p>
+        <w:t xml:space="preserve">A clean certificate is necessary and never sufficient. It cannot make a research-use-only vial sterile, lawful or the lot you think it is.</w:t>
+      </w:r>
+    </w:p>
+    <w:p>
+      <w:pPr>
+        <w:pStyle w:val="BodyText"/>
+      </w:pPr>
+      <w:r>
+        <w:rPr>
+          <w:b/>
+          <w:bCs/>
+        </w:rPr>
+        <w:t xml:space="preserve">Exercise (classify) · Useful or red flag?</w:t>
+      </w:r>
+      <w:r>
+        <w:t xml:space="preserve"> </w:t>
+      </w:r>
+      <w:r>
+        <w:t xml:space="preserve">— Tap what each line is worth.</w:t>
+      </w:r>
+      <w:r>
+        <w:t xml:space="preserve"> </w:t>
+      </w:r>
+      <w:r>
+        <w:t xml:space="preserve">- Lot number printed, matching the vial label →</w:t>
+      </w:r>
+      <w:r>
+        <w:t xml:space="preserve"> </w:t>
+      </w:r>
+      <w:r>
+        <w:rPr>
+          <w:b/>
+          <w:bCs/>
+        </w:rPr>
+        <w:t xml:space="preserve">Useful, if it matches the vial</w:t>
+      </w:r>
+      <w:r>
+        <w:t xml:space="preserve"> </w:t>
+      </w:r>
+      <w:r>
+        <w:t xml:space="preserve">—</w:t>
+      </w:r>
+      <w:r>
+        <w:t xml:space="preserve"> </w:t>
+      </w:r>
+      <w:r>
+        <w:rPr>
+          <w:i/>
+          <w:iCs/>
+        </w:rPr>
+        <w:t xml:space="preserve">A matching lot number links the paper to the product in hand. It is still the supplier's own claim.</w:t>
+      </w:r>
+      <w:r>
+        <w:t xml:space="preserve"> </w:t>
+      </w:r>
+      <w:r>
+        <w:t xml:space="preserve">- Purity 99.2% by HPLC, no chromatogram →</w:t>
+      </w:r>
+      <w:r>
+        <w:t xml:space="preserve"> </w:t>
+      </w:r>
+      <w:r>
+        <w:rPr>
+          <w:b/>
+          <w:bCs/>
+        </w:rPr>
+        <w:t xml:space="preserve">Red flag</w:t>
+      </w:r>
+      <w:r>
+        <w:t xml:space="preserve"> </w:t>
+      </w:r>
+      <w:r>
+        <w:t xml:space="preserve">—</w:t>
+      </w:r>
+      <w:r>
+        <w:t xml:space="preserve"> </w:t>
+      </w:r>
+      <w:r>
+        <w:rPr>
+          <w:i/>
+          <w:iCs/>
+        </w:rPr>
+        <w:t xml:space="preserve">A bare percentage cannot be checked, and it says nothing about which impurities make up the rest.</w:t>
+      </w:r>
+      <w:r>
+        <w:t xml:space="preserve"> </w:t>
+      </w:r>
+      <w:r>
+        <w:t xml:space="preserve">- Identity: expected and observed mass printed, spectrum attached →</w:t>
+      </w:r>
+      <w:r>
+        <w:t xml:space="preserve"> </w:t>
+      </w:r>
+      <w:r>
+        <w:rPr>
+          <w:b/>
+          <w:bCs/>
+        </w:rPr>
+        <w:t xml:space="preserve">Useful, if it matches the vial</w:t>
+      </w:r>
+      <w:r>
+        <w:t xml:space="preserve"> </w:t>
+      </w:r>
+      <w:r>
+        <w:t xml:space="preserve">—</w:t>
+      </w:r>
+      <w:r>
+        <w:t xml:space="preserve"> </w:t>
+      </w:r>
+      <w:r>
+        <w:rPr>
+          <w:i/>
+          <w:iCs/>
+        </w:rPr>
+        <w:t xml:space="preserve">That is how identity is shown. It confirms the molecule and tells you nothing about sterility.</w:t>
+      </w:r>
+      <w:r>
+        <w:t xml:space="preserve"> </w:t>
+      </w:r>
+      <w:r>
+        <w:t xml:space="preserve">- Impurities: not listed →</w:t>
+      </w:r>
+      <w:r>
+        <w:t xml:space="preserve"> </w:t>
+      </w:r>
+      <w:r>
+        <w:rPr>
+          <w:b/>
+          <w:bCs/>
+        </w:rPr>
+        <w:t xml:space="preserve">Red flag</w:t>
+      </w:r>
+      <w:r>
+        <w:t xml:space="preserve"> </w:t>
+      </w:r>
+      <w:r>
+        <w:t xml:space="preserve">—</w:t>
+      </w:r>
+      <w:r>
+        <w:t xml:space="preserve"> </w:t>
+      </w:r>
+      <w:r>
+        <w:rPr>
+          <w:i/>
+          <w:iCs/>
+        </w:rPr>
+        <w:t xml:space="preserve">FDA's reviewers flagged exactly this for BPC-157: purity reported, impurity profile missing, so immunogenic impurities cannot be ruled out.</w:t>
+      </w:r>
+      <w:r>
+        <w:t xml:space="preserve"> </w:t>
+      </w:r>
+      <w:r>
+        <w:t xml:space="preserve">- Endotoxin: not tested, on a product sold for injection →</w:t>
+      </w:r>
+      <w:r>
+        <w:t xml:space="preserve"> </w:t>
+      </w:r>
+      <w:r>
+        <w:rPr>
+          <w:b/>
+          <w:bCs/>
+        </w:rPr>
+        <w:t xml:space="preserve">Red flag</w:t>
+      </w:r>
+      <w:r>
+        <w:t xml:space="preserve"> </w:t>
+      </w:r>
+      <w:r>
+        <w:t xml:space="preserve">—</w:t>
+      </w:r>
+      <w:r>
+        <w:t xml:space="preserve"> </w:t>
+      </w:r>
+      <w:r>
+        <w:rPr>
+          <w:i/>
+          <w:iCs/>
+        </w:rPr>
+        <w:t xml:space="preserve">Endotoxin is a critical attribute for anything injected, and its limit depends on dose and route. 'Not tested' on an injectable is a hard stop.</w:t>
+      </w:r>
+      <w:r>
+        <w:t xml:space="preserve"> </w:t>
+      </w:r>
+      <w:r>
+        <w:t xml:space="preserve">- Tested 20 months before purchase →</w:t>
+      </w:r>
+      <w:r>
+        <w:t xml:space="preserve"> </w:t>
+      </w:r>
+      <w:r>
+        <w:rPr>
+          <w:b/>
+          <w:bCs/>
+        </w:rPr>
+        <w:t xml:space="preserve">Red flag</w:t>
+      </w:r>
+      <w:r>
+        <w:t xml:space="preserve"> </w:t>
+      </w:r>
+      <w:r>
+        <w:t xml:space="preserve">—</w:t>
+      </w:r>
+      <w:r>
+        <w:t xml:space="preserve"> </w:t>
+      </w:r>
+      <w:r>
+        <w:rPr>
+          <w:i/>
+          <w:iCs/>
+        </w:rPr>
+        <w:t xml:space="preserve">Peptides degrade in storage; the Peptide Pocket Guide treats a certificate more than 12 months older than the purchase as a warning sign.</w:t>
+      </w:r>
+    </w:p>
+    <w:p>
+      <w:pPr>
+        <w:pStyle w:val="BodyText"/>
+      </w:pPr>
+      <w:r>
+        <w:t xml:space="preserve">Sources: The Peptide Pocket Guide — 2026 Edition · Clinical Reference (seventy-two entries) 2026 · US Food and Drug Administration 2026 · US Food and Drug Administration 2026 · US Food and Drug Administration (Code of Federal Regulations) 2002</w:t>
+      </w:r>
+    </w:p>
+    <w:bookmarkEnd w:id="171"/>
+    <w:bookmarkStart w:id="172" w:name="on-the-label."/>
+    <w:p>
+      <w:pPr>
+        <w:pStyle w:val="Heading3"/>
+      </w:pPr>
+      <w:r>
+        <w:t xml:space="preserve">13 / 22 · 99% on the label.</w:t>
+      </w:r>
+    </w:p>
+    <w:p>
+      <w:pPr>
+        <w:pStyle w:val="FirstParagraph"/>
+      </w:pPr>
+      <w:r>
+        <w:rPr>
+          <w:i/>
+          <w:iCs/>
+        </w:rPr>
+        <w:t xml:space="preserve">Label against laboratory · stat</w:t>
+      </w:r>
+    </w:p>
+    <w:p>
+      <w:pPr>
+        <w:pStyle w:val="BodyText"/>
+      </w:pPr>
+      <w:r>
+        <w:t xml:space="preserve">Researchers made test purchases of semaglutide from illegal online pharmacies and analysed what arrived. The three vials that were delivered were all judged probably substandard or falsified: purity measured 7.7–14.4% against the 99% printed on the label, peptide content ran 29–39% above the labelled amount, and endotoxin was found in every vial, although none grew microorganisms.</w:t>
+      </w:r>
+    </w:p>
+    <w:p>
+      <w:pPr>
+        <w:pStyle w:val="BodyText"/>
+      </w:pPr>
+      <w:r>
+        <w:rPr>
+          <w:b/>
+          <w:bCs/>
+        </w:rPr>
+        <w:t xml:space="preserve">7.7–14.4%</w:t>
+      </w:r>
+      <w:r>
+        <w:t xml:space="preserve"> </w:t>
+      </w:r>
+      <w:r>
+        <w:t xml:space="preserve">— measured purity of online semaglutide vials labelled 99% (Ashraf et al., J Med Internet Res 2024 · three delivered vials · endotoxin detected in all three)</w:t>
+      </w:r>
+      <w:r>
+        <w:br/>
+      </w:r>
+      <w:r>
+        <w:rPr>
+          <w:i/>
+          <w:iCs/>
+        </w:rPr>
+        <w:t xml:space="preserve">Means:</w:t>
+      </w:r>
+      <w:r>
+        <w:t xml:space="preserve"> </w:t>
+      </w:r>
+      <w:r>
+        <w:t xml:space="preserve">Purity printed on a label can be wildly wrong, and a vial that grows nothing can still carry endotoxin. Independent testing found what the paperwork hid.</w:t>
+      </w:r>
+      <w:r>
+        <w:br/>
+      </w:r>
+      <w:r>
+        <w:rPr>
+          <w:i/>
+          <w:iCs/>
+        </w:rPr>
+        <w:t xml:space="preserve">Does not mean:</w:t>
+      </w:r>
+      <w:r>
+        <w:t xml:space="preserve"> </w:t>
+      </w:r>
+      <w:r>
+        <w:t xml:space="preserve">Three vials of one drug give no market-wide failure rate, and semaglutide is outside the skin-peptide shelf. It documents the gap between claim and content for one product; it does not measure research peptides as a class.</w:t>
+      </w:r>
+    </w:p>
+    <w:p>
+      <w:pPr>
+        <w:pStyle w:val="BodyText"/>
+      </w:pPr>
+      <w:r>
+        <w:t xml:space="preserve">Sources: Ashraf AR 2024 · The Peptide Pocket Guide — 2026 Edition · Clinical Reference (seventy-two entries) 2026</w:t>
+      </w:r>
+    </w:p>
+    <w:bookmarkEnd w:id="172"/>
+    <w:bookmarkStart w:id="173" w:name="X52eb1ed9dbfe644f4256706c167e3f1011c17bf"/>
+    <w:p>
+      <w:pPr>
+        <w:pStyle w:val="Heading3"/>
+      </w:pPr>
+      <w:r>
+        <w:t xml:space="preserve">14 / 22 · Research use only is a label, and never a route.</w:t>
+      </w:r>
+    </w:p>
+    <w:p>
+      <w:pPr>
+        <w:pStyle w:val="FirstParagraph"/>
+      </w:pPr>
+      <w:r>
+        <w:rPr>
+          <w:i/>
+          <w:iCs/>
+        </w:rPr>
+        <w:t xml:space="preserve">What changes in practice · audio</w:t>
+      </w:r>
+    </w:p>
+    <w:p>
+      <w:pPr>
+        <w:pStyle w:val="BodyText"/>
+      </w:pPr>
+      <w:r>
+        <w:t xml:space="preserve">In the US, 'not for use in humans' labelling lets a supplier ship an investigational drug for laboratory or in-vitro research, and obliges the shipper to check that is how it will be used. FDA reads intended use from claims, marketing and the circumstances of sale, so the disclaimer changes nothing about a vial sold with injection instructions. A certificate cannot turn such a product into a pharmaceutical.</w:t>
+      </w:r>
+    </w:p>
+    <w:p>
+      <w:pPr>
+        <w:pStyle w:val="Compact"/>
+        <w:numPr>
+          <w:ilvl w:val="0"/>
+          <w:numId w:val="1061"/>
+        </w:numPr>
+      </w:pPr>
+      <w:r>
+        <w:t xml:space="preserve">The label permits laboratory research only</w:t>
+      </w:r>
+    </w:p>
+    <w:p>
+      <w:pPr>
+        <w:pStyle w:val="Compact"/>
+        <w:numPr>
+          <w:ilvl w:val="0"/>
+          <w:numId w:val="1061"/>
+        </w:numPr>
+      </w:pPr>
+      <w:r>
+        <w:t xml:space="preserve">Intended use is read from how a product is sold</w:t>
+      </w:r>
+    </w:p>
+    <w:p>
+      <w:pPr>
+        <w:pStyle w:val="Compact"/>
+        <w:numPr>
+          <w:ilvl w:val="0"/>
+          <w:numId w:val="1061"/>
+        </w:numPr>
+      </w:pPr>
+      <w:r>
+        <w:t xml:space="preserve">A certificate cannot convert a research product</w:t>
+      </w:r>
+    </w:p>
+    <w:p>
+      <w:pPr>
+        <w:pStyle w:val="FirstParagraph"/>
+      </w:pPr>
+      <w:r>
+        <w:rPr>
+          <w:b/>
+          <w:bCs/>
+        </w:rPr>
+        <w:t xml:space="preserve">By role</w:t>
+      </w:r>
+      <w:r>
+        <w:t xml:space="preserve"> </w:t>
+      </w:r>
+      <w:r>
+        <w:t xml:space="preserve">-</w:t>
+      </w:r>
+      <w:r>
+        <w:t xml:space="preserve"> </w:t>
+      </w:r>
+      <w:r>
+        <w:rPr>
+          <w:i/>
+          <w:iCs/>
+        </w:rPr>
+        <w:t xml:space="preserve">Prescriber:</w:t>
+      </w:r>
+      <w:r>
+        <w:t xml:space="preserve"> </w:t>
+      </w:r>
+      <w:r>
+        <w:t xml:space="preserve">Do not prescribe, supply, supervise or recommend a research-use-only product, and do not read its certificate as permission. Record the product, lot and supplier the patient names, and your advice to stop.</w:t>
+      </w:r>
+      <w:r>
+        <w:t xml:space="preserve"> </w:t>
+      </w:r>
+      <w:r>
+        <w:t xml:space="preserve">-</w:t>
+      </w:r>
+      <w:r>
+        <w:t xml:space="preserve"> </w:t>
+      </w:r>
+      <w:r>
+        <w:rPr>
+          <w:i/>
+          <w:iCs/>
+        </w:rPr>
+        <w:t xml:space="preserve">Clinical staff:</w:t>
+      </w:r>
+      <w:r>
+        <w:t xml:space="preserve"> </w:t>
+      </w:r>
+      <w:r>
+        <w:t xml:space="preserve">If a patient brings a research-use-only vial or its certificate, record the product name, lot and supplier exactly as printed, do not handle or administer it, and tell the prescriber the same day.</w:t>
+      </w:r>
+      <w:r>
+        <w:t xml:space="preserve"> </w:t>
+      </w:r>
+      <w:r>
+        <w:t xml:space="preserve">-</w:t>
+      </w:r>
+      <w:r>
+        <w:t xml:space="preserve"> </w:t>
+      </w:r>
+      <w:r>
+        <w:rPr>
+          <w:i/>
+          <w:iCs/>
+        </w:rPr>
+        <w:t xml:space="preserve">Advisor:</w:t>
+      </w:r>
+      <w:r>
+        <w:t xml:space="preserve"> </w:t>
+      </w:r>
+      <w:r>
+        <w:t xml:space="preserve">You can explain what a certificate does and does not show. You cannot vouch for a research product, and anyone injecting one should see a prescriber.</w:t>
+      </w:r>
+    </w:p>
+    <w:p>
+      <w:pPr>
+        <w:pStyle w:val="BodyText"/>
+      </w:pPr>
+      <w:r>
+        <w:t xml:space="preserve">Narration script</w:t>
+      </w:r>
+    </w:p>
+    <w:p>
+      <w:pPr>
+        <w:pStyle w:val="BodyText"/>
+      </w:pPr>
+      <w:r>
+        <w:t xml:space="preserve">Research use only sounds like a category. In law it works as a shipping permission. The US rule lets a supplier send an investigational drug for laboratory or test-tube work if the label says it must stay out of people, and the shipper is meant to confirm that is how it will be used. FDA judges what a product is for by how it is marketed and sold, so a disclaimer on a vial offered with injection instructions carries no weight. The Hormonaly guides say it plainly. Research use only is not a clinical pathway. A certificate of analysis, however clean, cannot convert that vial into a pharmaceutical, because sterility, manufacturing standards and a lawful route are all still missing. Whatever your role, treat these products as outside clinical care, and write down exactly what you were told.</w:t>
+      </w:r>
+    </w:p>
+    <w:p>
+      <w:pPr>
+        <w:pStyle w:val="BodyText"/>
+      </w:pPr>
+      <w:r>
+        <w:t xml:space="preserve">Sources: US Food and Drug Administration (Code of Federal Regulations) 2002 · US Food and Drug Administration (Code of Federal Regulations) 2021 · Aesthetic &amp; Regenerative Endocrinology — A Clinician's Pocket Guide 2026 · The Peptide Pocket Guide — 2026 Edition · Clinical Reference (seventy-two entries) 2026</w:t>
+      </w:r>
+    </w:p>
+    <w:bookmarkEnd w:id="173"/>
+    <w:bookmarkStart w:id="174" w:name="Xadd6bee9bfa63c62c0d5241a88481ba0dba87bb"/>
+    <w:p>
+      <w:pPr>
+        <w:pStyle w:val="Heading3"/>
+      </w:pPr>
+      <w:r>
+        <w:t xml:space="preserve">15 / 22 · Selling and advertising peptides in the UK.</w:t>
+      </w:r>
+    </w:p>
+    <w:p>
+      <w:pPr>
+        <w:pStyle w:val="FirstParagraph"/>
+      </w:pPr>
+      <w:r>
+        <w:rPr>
+          <w:i/>
+          <w:iCs/>
+        </w:rPr>
+        <w:t xml:space="preserve">Regulatory status (UK) · audio</w:t>
+      </w:r>
+    </w:p>
+    <w:p>
+      <w:pPr>
+        <w:pStyle w:val="BodyText"/>
+      </w:pPr>
+      <w:r>
+        <w:t xml:space="preserve">In the UK, MHRA decides whether a product is a medicine from its claims, including websites and social media, and from its form and the way it is used. A medicine with no UK marketing authorisation may not be sold, supplied or advertised. MHRA classes injectable melanotan products as medicines, and its largest seizure of unlicensed weight-loss medicines, in May 2026, included peptide products. Prescription-only medicines may not be advertised to the public at all: a clinic may promote 'treatment for lines and wrinkles' without naming the medicine, and in February 2026 the UK advertising regulator ruled that influencer posts tagging a weight-loss injection were adverts for a prescription-only medicine. GMC guidance requires doctors to examine a patient physically before prescribing an injectable cosmetic medicine.</w:t>
+      </w:r>
+    </w:p>
+    <w:p>
+      <w:pPr>
+        <w:pStyle w:val="Compact"/>
+        <w:numPr>
+          <w:ilvl w:val="0"/>
+          <w:numId w:val="1062"/>
+        </w:numPr>
+      </w:pPr>
+      <w:r>
+        <w:t xml:space="preserve">Medicine or not: claims, form and use decide</w:t>
+      </w:r>
+    </w:p>
+    <w:p>
+      <w:pPr>
+        <w:pStyle w:val="Compact"/>
+        <w:numPr>
+          <w:ilvl w:val="0"/>
+          <w:numId w:val="1062"/>
+        </w:numPr>
+      </w:pPr>
+      <w:r>
+        <w:t xml:space="preserve">No UK licence: no sale, supply or advertising</w:t>
+      </w:r>
+    </w:p>
+    <w:p>
+      <w:pPr>
+        <w:pStyle w:val="Compact"/>
+        <w:numPr>
+          <w:ilvl w:val="0"/>
+          <w:numId w:val="1062"/>
+        </w:numPr>
+      </w:pPr>
+      <w:r>
+        <w:t xml:space="preserve">Prescription-only: never advertised to the public</w:t>
+      </w:r>
+    </w:p>
+    <w:p>
+      <w:pPr>
+        <w:pStyle w:val="FirstParagraph"/>
+      </w:pPr>
+      <w:r>
+        <w:t xml:space="preserve">Narration script</w:t>
+      </w:r>
+    </w:p>
+    <w:p>
+      <w:pPr>
+        <w:pStyle w:val="BodyText"/>
+      </w:pPr>
+      <w:r>
+        <w:t xml:space="preserve">Selling a peptide in the United Kingdom starts with one question, whether the product is a medicine, and MHRA answers it from the product as a whole. It reads every claim made for it, on a website or on social media, and looks at its form, such as an injection, and the way it is used. A medicine with no UK marketing authorisation may not be sold, supplied or advertised. MHRA classes injectable melanotan products as medicines, and in May 2026 it seized peptide products in its largest raid on unlicensed weight-loss medicines. Prescription-only medicines may not be advertised to the public at all. A clinic may promote treatment for lines and wrinkles, and it may leave the medicine unnamed. In February 2026 the advertising regulator ruled that influencer posts tagging a weight-loss injection were adverts for a prescription-only medicine. And GMC guidance requires doctors to examine a patient physically before prescribing any injectable cosmetic medicine, which rules out prescribing it by phone or online.</w:t>
+      </w:r>
+    </w:p>
+    <w:p>
+      <w:pPr>
+        <w:pStyle w:val="BodyText"/>
+      </w:pPr>
+      <w:r>
+        <w:t xml:space="preserve">Sources: Medicines and Healthcare products Regulatory Agency (UK) 2025 · Human Medicines Regulations 2012 (UK) 2012 · Human Medicines Regulations 2012 (UK) 2012 · Medicines and Healthcare products Regulatory Agency (UK) 2024 · Medicines and Healthcare products Regulatory Agency (UK) 2026 · Human Medicines Regulations 2012 (UK) 2012 · Committee of Advertising Practice / Advertising Standards Authority 2026 · Medicines and Healthcare products Regulatory Agency (UK) 2020 · Advertising Standards Authority 2026 · General Medical Council (UK) 2016</w:t>
+      </w:r>
+    </w:p>
+    <w:bookmarkEnd w:id="174"/>
+    <w:bookmarkStart w:id="175" w:name="a-clean-certificate."/>
+    <w:p>
+      <w:pPr>
+        <w:pStyle w:val="Heading3"/>
+      </w:pPr>
+      <w:r>
+        <w:t xml:space="preserve">16 / 22 · A clean certificate.</w:t>
+      </w:r>
+    </w:p>
+    <w:p>
+      <w:pPr>
+        <w:pStyle w:val="FirstParagraph"/>
+      </w:pPr>
+      <w:r>
+        <w:rPr>
+          <w:i/>
+          <w:iCs/>
+        </w:rPr>
+        <w:t xml:space="preserve">Your turn · quiz</w:t>
+      </w:r>
+    </w:p>
+    <w:p>
+      <w:pPr>
+        <w:pStyle w:val="BodyText"/>
+      </w:pPr>
+      <w:r>
+        <w:t xml:space="preserve">One question to close lesson 7.2.</w:t>
+      </w:r>
+    </w:p>
+    <w:p>
+      <w:pPr>
+        <w:pStyle w:val="BodyText"/>
+      </w:pPr>
+      <w:r>
+        <w:rPr>
+          <w:b/>
+          <w:bCs/>
+        </w:rPr>
+        <w:t xml:space="preserve">Q.</w:t>
+      </w:r>
+      <w:r>
+        <w:t xml:space="preserve"> </w:t>
+      </w:r>
+      <w:r>
+        <w:t xml:space="preserve">A patient shows you the certificate for a research-use-only peptide she injects: 99.1% purity by HPLC with a chromatogram, the correct mass by mass spectrometry, and a lot number that matches her vial. What does it establish?</w:t>
+      </w:r>
+      <w:r>
+        <w:t xml:space="preserve"> </w:t>
+      </w:r>
+      <w:r>
+        <w:t xml:space="preserve">- ✗ That the vial is safe to inject. —</w:t>
+      </w:r>
+      <w:r>
+        <w:t xml:space="preserve"> </w:t>
+      </w:r>
+      <w:r>
+        <w:rPr>
+          <w:i/>
+          <w:iCs/>
+        </w:rPr>
+        <w:t xml:space="preserve">Identity and purity say nothing about sterility, endotoxin or storage, and research-use-only products are labelled not for use in humans.</w:t>
+      </w:r>
+      <w:r>
+        <w:t xml:space="preserve"> </w:t>
+      </w:r>
+      <w:r>
+        <w:t xml:space="preserve">- ✔ That the supplier reports the right molecule at high purity for that lot, and nothing about sterility, storage since testing or a lawful route. —</w:t>
+      </w:r>
+      <w:r>
+        <w:t xml:space="preserve"> </w:t>
+      </w:r>
+      <w:r>
+        <w:rPr>
+          <w:i/>
+          <w:iCs/>
+        </w:rPr>
+        <w:t xml:space="preserve">Correct. A certificate describes a lot; it cannot make the product sterile, pharmaceutical or lawful.</w:t>
+      </w:r>
+      <w:r>
+        <w:t xml:space="preserve"> </w:t>
+      </w:r>
+      <w:r>
+        <w:t xml:space="preserve">- ✗ Nothing at all, because certificates are always forged. —</w:t>
+      </w:r>
+      <w:r>
+        <w:t xml:space="preserve"> </w:t>
+      </w:r>
+      <w:r>
+        <w:rPr>
+          <w:i/>
+          <w:iCs/>
+        </w:rPr>
+        <w:t xml:space="preserve">Some are unreliable, but a lot-specific certificate with spectra is real information. The problem is what it cannot cover.</w:t>
+      </w:r>
+    </w:p>
+    <w:bookmarkEnd w:id="175"/>
     <w:bookmarkEnd w:id="176"/>
-    <w:bookmarkStart w:id="177" w:name="just-prescribe-it-off-label."/>
+    <w:bookmarkStart w:id="183" w:name="X5c774faa2e2c278faf095a9228e12a20daf7930"/>
+    <w:p>
+      <w:pPr>
+        <w:pStyle w:val="Heading2"/>
+      </w:pPr>
+      <w:r>
+        <w:t xml:space="preserve">Lesson 7.3 · Cosmetic, compounded or investigational: consent and the chart</w:t>
+      </w:r>
+    </w:p>
+    <w:bookmarkStart w:id="177" w:name="off-label-needs-a-label."/>
     <w:p>
       <w:pPr>
         <w:pStyle w:val="Heading3"/>
       </w:pPr>
       <w:r>
-        <w:t xml:space="preserve">17 / 20 · 'Just prescribe it off-label.'</w:t>
+        <w:t xml:space="preserve">17 / 22 · Off-label needs a label.</w:t>
       </w:r>
     </w:p>
     <w:p>
@@ -25470,15 +26684,15 @@
           <w:i/>
           <w:iCs/>
         </w:rPr>
-        <w:t xml:space="preserve">Fictional case · audio</w:t>
-      </w:r>
-    </w:p>
-    <w:p>
-      <w:pPr>
-        <w:pStyle w:val="BodyText"/>
-      </w:pPr>
-      <w:r>
-        <w:t xml:space="preserve">A 52-year-old patient, three weeks after a fractional laser treatment, asks you to prescribe compounded BPC-157 injections 'off-label' to speed healing. She has found a pharmacy willing to make it and shows you its certificate of analysis. This is a fictional case built from the module's sources, and one response is clearly best.</w:t>
+        <w:t xml:space="preserve">Lesson 7.3 · Concept · audio</w:t>
+      </w:r>
+    </w:p>
+    <w:p>
+      <w:pPr>
+        <w:pStyle w:val="BodyText"/>
+      </w:pPr>
+      <w:r>
+        <w:t xml:space="preserve">Off-label prescribing means using an approved drug for a use its labelling does not cover, and FDA accepts it as clinical judgment. A never-approved peptide has no label to depart from, so prescribing it is use of an unapproved drug. Introducing an unapproved new drug into interstate commerce is a prohibited act under the FD&amp;C Act, and FDA's 2020 warning letter to a compounding pharmacy named BPC-157 and GHK-Cu on exactly this basis.</w:t>
       </w:r>
     </w:p>
     <w:p>
@@ -25490,7 +26704,7 @@
         </w:numPr>
       </w:pPr>
       <w:r>
-        <w:t xml:space="preserve">BPC-157 has no approval, so there is no label to go off</w:t>
+        <w:t xml:space="preserve">Off-label applies only to approved drugs</w:t>
       </w:r>
     </w:p>
     <w:p>
@@ -25502,7 +26716,7 @@
         </w:numPr>
       </w:pPr>
       <w:r>
-        <w:t xml:space="preserve">It has no 503A route; FDA staff advised against listing it</w:t>
+        <w:t xml:space="preserve">A never-approved peptide has no label</w:t>
       </w:r>
     </w:p>
     <w:p>
@@ -25514,7 +26728,7 @@
         </w:numPr>
       </w:pPr>
       <w:r>
-        <w:t xml:space="preserve">A certificate describes a lot and creates no route</w:t>
+        <w:t xml:space="preserve">Compounded is still unapproved</w:t>
       </w:r>
     </w:p>
     <w:p>
@@ -25522,91 +26736,33 @@
         <w:pStyle w:val="FirstParagraph"/>
       </w:pPr>
       <w:r>
-        <w:rPr>
-          <w:b/>
-          <w:bCs/>
-        </w:rPr>
-        <w:t xml:space="preserve">Exercise (scenario) · What do you do?</w:t>
-      </w:r>
-      <w:r>
-        <w:t xml:space="preserve"> </w:t>
-      </w:r>
-      <w:r>
-        <w:t xml:space="preserve">—</w:t>
-      </w:r>
-    </w:p>
-    <w:p>
-      <w:pPr>
-        <w:pStyle w:val="BodyText"/>
-      </w:pPr>
-      <w:r>
-        <w:t xml:space="preserve">A 52-year-old patient, three weeks after a fractional laser treatment, asks you to prescribe compounded BPC-157 injections 'off-label' to speed healing. She has found a pharmacy willing to make it and shows you its certificate of analysis.</w:t>
-      </w:r>
-    </w:p>
-    <w:p>
-      <w:pPr>
-        <w:pStyle w:val="Compact"/>
-        <w:numPr>
-          <w:ilvl w:val="0"/>
-          <w:numId w:val="1064"/>
-        </w:numPr>
-      </w:pPr>
-      <w:r>
-        <w:t xml:space="preserve">✗ Prescribe it as off-label use and file the certificate in her chart. —</w:t>
-      </w:r>
-      <w:r>
-        <w:t xml:space="preserve"> </w:t>
-      </w:r>
-      <w:r>
-        <w:rPr>
-          <w:i/>
-          <w:iCs/>
-        </w:rPr>
-        <w:t xml:space="preserve">Off-label presupposes an approved drug. BPC-157 has no approval and no 503A route, FDA has warned a compounder about it, and a certificate changes neither fact.</w:t>
-      </w:r>
-    </w:p>
-    <w:p>
-      <w:pPr>
-        <w:pStyle w:val="Compact"/>
-        <w:numPr>
-          <w:ilvl w:val="0"/>
-          <w:numId w:val="1064"/>
-        </w:numPr>
-      </w:pPr>
-      <w:r>
-        <w:t xml:space="preserve">✔ Decline to prescribe it. Explain the evidence and the US status in plain terms, return to the aftercare plan her treating clinician set, and record her request, what you explained and her decision. —</w:t>
-      </w:r>
-      <w:r>
-        <w:t xml:space="preserve"> </w:t>
-      </w:r>
-      <w:r>
-        <w:rPr>
-          <w:i/>
-          <w:iCs/>
-        </w:rPr>
-        <w:t xml:space="preserve">Right. You keep the conversation, give her the real category and the grade, and leave a chart note a reviewer can follow.</w:t>
-      </w:r>
-    </w:p>
-    <w:p>
-      <w:pPr>
-        <w:pStyle w:val="Compact"/>
-        <w:numPr>
-          <w:ilvl w:val="0"/>
-          <w:numId w:val="1064"/>
-        </w:numPr>
-      </w:pPr>
-      <w:r>
-        <w:t xml:space="preserve">✗ Suggest she buy research-grade BPC-157 with a good certificate and come back for monitoring. —</w:t>
-      </w:r>
-      <w:r>
-        <w:t xml:space="preserve"> </w:t>
-      </w:r>
-      <w:r>
-        <w:rPr>
-          <w:i/>
-          <w:iCs/>
-        </w:rPr>
-        <w:t xml:space="preserve">Research-use-only products are labelled not for use in humans, and the Peptide Pocket Guide treats steering a patient to them as practising medicine, with the liability that follows.</w:t>
+        <w:t xml:space="preserve">Narration script</w:t>
+      </w:r>
+    </w:p>
+    <w:p>
+      <w:pPr>
+        <w:pStyle w:val="BodyText"/>
+      </w:pPr>
+      <w:r>
+        <w:t xml:space="preserve">Off-label is the phrase to get right first. FDA uses it for an approved drug prescribed outside its labelling, which prescribers generally may do when they judge it medically appropriate. The idea assumes a label exists. A peptide that was never approved has none, so prescribing it counts as using an unapproved drug, and the Peptide Pocket Guide says exactly that. Compounding leaves that answer unchanged. A compounded product is unapproved by definition, and it is lawful only when the substance and the pharmacy meet the statute's conditions. Under federal law, putting an unapproved new drug into interstate commerce is a prohibited act, and in 2020 FDA warned a compounding pharmacy about its BPC-157 and GHK-Cu products on that basis. So write the real category in the chart, every time.</w:t>
+      </w:r>
+    </w:p>
+    <w:p>
+      <w:pPr>
+        <w:pStyle w:val="BodyText"/>
+      </w:pPr>
+      <w:r>
+        <w:t xml:space="preserve">Sources: US Food and Drug Administration 2018 · United States Code (as codified) 2026 · US Food and Drug Administration 2020 · The Peptide Pocket Guide — 2026 Edition · Clinical Reference (seventy-two entries) 2026</w:t>
+      </w:r>
+    </w:p>
+    <w:bookmarkEnd w:id="177"/>
+    <w:bookmarkStart w:id="178" w:name="same-molecule-different-rulebooks."/>
+    <w:p>
+      <w:pPr>
+        <w:pStyle w:val="Heading3"/>
+      </w:pPr>
+      <w:r>
+        <w:t xml:space="preserve">18 / 22 · Same molecule, different rulebooks.</w:t>
       </w:r>
     </w:p>
     <w:p>
@@ -25614,139 +26770,19 @@
         <w:pStyle w:val="FirstParagraph"/>
       </w:pPr>
       <w:r>
-        <w:t xml:space="preserve">Follow-up: Chart it in these terms: the product, its regulatory status, the evidence you quoted, the alternatives you discussed and her decision.</w:t>
-      </w:r>
-    </w:p>
-    <w:p>
-      <w:pPr>
-        <w:pStyle w:val="BodyText"/>
-      </w:pPr>
-      <w:r>
-        <w:rPr>
-          <w:b/>
-          <w:bCs/>
-        </w:rPr>
-        <w:t xml:space="preserve">By role</w:t>
-      </w:r>
-      <w:r>
-        <w:t xml:space="preserve"> </w:t>
-      </w:r>
-      <w:r>
-        <w:t xml:space="preserve">-</w:t>
-      </w:r>
-      <w:r>
-        <w:t xml:space="preserve"> </w:t>
-      </w:r>
-      <w:r>
-        <w:rPr>
-          <w:i/>
-          <w:iCs/>
-        </w:rPr>
-        <w:t xml:space="preserve">Prescriber:</w:t>
-      </w:r>
-      <w:r>
-        <w:t xml:space="preserve"> </w:t>
-      </w:r>
-      <w:r>
-        <w:t xml:space="preserve">You decline, explain, and document the request, the product's status in those words, the evidence you quoted and the alternatives you offered.</w:t>
-      </w:r>
-      <w:r>
-        <w:t xml:space="preserve"> </w:t>
-      </w:r>
-      <w:r>
-        <w:t xml:space="preserve">-</w:t>
-      </w:r>
-      <w:r>
-        <w:t xml:space="preserve"> </w:t>
-      </w:r>
-      <w:r>
-        <w:rPr>
-          <w:i/>
-          <w:iCs/>
-        </w:rPr>
-        <w:t xml:space="preserve">Clinical staff:</w:t>
-      </w:r>
-      <w:r>
-        <w:t xml:space="preserve"> </w:t>
-      </w:r>
-      <w:r>
-        <w:t xml:space="preserve">If a patient asks you to arrange or give a compounded or research peptide, record the request and the product details and pass it to the prescriber; do not agree to administer it.</w:t>
-      </w:r>
-      <w:r>
-        <w:t xml:space="preserve"> </w:t>
-      </w:r>
-      <w:r>
-        <w:t xml:space="preserve">-</w:t>
-      </w:r>
-      <w:r>
-        <w:t xml:space="preserve"> </w:t>
-      </w:r>
-      <w:r>
-        <w:rPr>
-          <w:i/>
-          <w:iCs/>
-        </w:rPr>
-        <w:t xml:space="preserve">Advisor:</w:t>
-      </w:r>
-      <w:r>
-        <w:t xml:space="preserve"> </w:t>
-      </w:r>
-      <w:r>
-        <w:t xml:space="preserve">You explain that BPC-157 has no approval and no lawful compounding route in the US, and that decisions about her healing belong with her treating clinician.</w:t>
-      </w:r>
-    </w:p>
-    <w:p>
-      <w:pPr>
-        <w:pStyle w:val="BodyText"/>
-      </w:pPr>
-      <w:r>
-        <w:t xml:space="preserve">Narration script</w:t>
-      </w:r>
-    </w:p>
-    <w:p>
-      <w:pPr>
-        <w:pStyle w:val="BodyText"/>
-      </w:pPr>
-      <w:r>
-        <w:t xml:space="preserve">A fictional patient, built from this module's sources, is fifty-two and three weeks past a fractional laser treatment. She asks you to prescribe compounded BPC-157 injections off-label to speed her healing. A pharmacy is willing to make it, and she shows you its certificate of analysis. Three facts shape your answer. BPC-157 has never been approved, so there is no label to prescribe around. It has no 503A route, its nominations were withdrawn, and FDA's own reviewers advised against listing it in July 2026, noting a lack of evidence that it works even for the condition they studied. And a certificate describes a batch, which leaves sterility and legality exactly where they were. Decide how you will answer her.</w:t>
-      </w:r>
-    </w:p>
-    <w:p>
-      <w:pPr>
-        <w:pStyle w:val="BodyText"/>
-      </w:pPr>
-      <w:r>
-        <w:t xml:space="preserve">Sources: US Food and Drug Administration 2018 · US Food and Drug Administration 2026 · US Food and Drug Administration 2020 · US Food and Drug Administration 2026 · The Peptide Pocket Guide — 2026 Edition · Clinical Reference (seventy-two entries) 2026 · Aesthetic &amp; Regenerative Endocrinology — A Clinician's Pocket Guide 2026</w:t>
-      </w:r>
-    </w:p>
-    <w:bookmarkEnd w:id="177"/>
-    <w:bookmarkStart w:id="178" w:name="a-chart-note-a-reviewer-can-follow."/>
-    <w:p>
-      <w:pPr>
-        <w:pStyle w:val="Heading3"/>
-      </w:pPr>
-      <w:r>
-        <w:t xml:space="preserve">18 / 20 · A chart note a reviewer can follow.</w:t>
-      </w:r>
-    </w:p>
-    <w:p>
-      <w:pPr>
-        <w:pStyle w:val="FirstParagraph"/>
-      </w:pPr>
-      <w:r>
-        <w:rPr>
-          <w:i/>
-          <w:iCs/>
-        </w:rPr>
-        <w:t xml:space="preserve">Documentation · tool</w:t>
-      </w:r>
-    </w:p>
-    <w:p>
-      <w:pPr>
-        <w:pStyle w:val="BodyText"/>
-      </w:pPr>
-      <w:r>
-        <w:t xml:space="preserve">The Peptide Pocket Guide's prescriber checklist, with consent built from the elements FDA's research-consent rule lists. Use it for any conversation about an unapproved or compounded peptide, whether or not you prescribe.</w:t>
+        <w:rPr>
+          <w:i/>
+          <w:iCs/>
+        </w:rPr>
+        <w:t xml:space="preserve">Classification (US) · tool</w:t>
+      </w:r>
+    </w:p>
+    <w:p>
+      <w:pPr>
+        <w:pStyle w:val="BodyText"/>
+      </w:pPr>
+      <w:r>
+        <w:t xml:space="preserve">Route and claim decide the regime, whatever the molecule. Here is how each one treats a skin peptide in the US, as checked in September 2026. The UK sorts products the same way, by claim, form and use, into cosmetics, food and medicines; lesson 7.2 set out its route for unlicensed medicines.</w:t>
       </w:r>
     </w:p>
     <w:tbl>
@@ -25769,29 +26805,29 @@
               <w:pStyle w:val="Compact"/>
             </w:pPr>
             <w:r>
-              <w:t xml:space="preserve">What it is</w:t>
-            </w:r>
-          </w:p>
-        </w:tc>
-        <w:tc>
-          <w:tcPr/>
-          <w:p>
-            <w:pPr>
-              <w:pStyle w:val="Compact"/>
-            </w:pPr>
-            <w:r>
-              <w:t xml:space="preserve">Article and status, in those words</w:t>
-            </w:r>
-          </w:p>
-        </w:tc>
-        <w:tc>
-          <w:tcPr/>
-          <w:p>
-            <w:pPr>
-              <w:pStyle w:val="Compact"/>
-            </w:pPr>
-            <w:r>
-              <w:t xml:space="preserve">For example 'not FDA-approved; no 503A route', never 'off-label'</w:t>
+              <w:t xml:space="preserve">Cosmetic</w:t>
+            </w:r>
+          </w:p>
+        </w:tc>
+        <w:tc>
+          <w:tcPr/>
+          <w:p>
+            <w:pPr>
+              <w:pStyle w:val="Compact"/>
+            </w:pPr>
+            <w:r>
+              <w:t xml:space="preserve">Appearance claims only</w:t>
+            </w:r>
+          </w:p>
+        </w:tc>
+        <w:tc>
+          <w:tcPr/>
+          <w:p>
+            <w:pPr>
+              <w:pStyle w:val="Compact"/>
+            </w:pPr>
+            <w:r>
+              <w:t xml:space="preserve">No premarket approval. A claim to affect structure or function, such as 'regenerates cells', makes it a drug; 'cosmeceutical' has no legal meaning.</w:t>
             </w:r>
           </w:p>
         </w:tc>
@@ -25804,29 +26840,29 @@
               <w:pStyle w:val="Compact"/>
             </w:pPr>
             <w:r>
-              <w:t xml:space="preserve">If compounded</w:t>
-            </w:r>
-          </w:p>
-        </w:tc>
-        <w:tc>
-          <w:tcPr/>
-          <w:p>
-            <w:pPr>
-              <w:pStyle w:val="Compact"/>
-            </w:pPr>
-            <w:r>
-              <w:t xml:space="preserve">Pathway, facility, certificate</w:t>
-            </w:r>
-          </w:p>
-        </w:tc>
-        <w:tc>
-          <w:tcPr/>
-          <w:p>
-            <w:pPr>
-              <w:pStyle w:val="Compact"/>
-            </w:pPr>
-            <w:r>
-              <w:t xml:space="preserve">503A or 503B, the pharmacy, and the certificate of analysis relied on</w:t>
+              <w:t xml:space="preserve">Dietary supplement</w:t>
+            </w:r>
+          </w:p>
+        </w:tc>
+        <w:tc>
+          <w:tcPr/>
+          <w:p>
+            <w:pPr>
+              <w:pStyle w:val="Compact"/>
+            </w:pPr>
+            <w:r>
+              <w:t xml:space="preserve">Oral, no disease claims</w:t>
+            </w:r>
+          </w:p>
+        </w:tc>
+        <w:tc>
+          <w:tcPr/>
+          <w:p>
+            <w:pPr>
+              <w:pStyle w:val="Compact"/>
+            </w:pPr>
+            <w:r>
+              <w:t xml:space="preserve">The maker is responsible for safety and labelling before sale; FDA acts after products reach the market.</w:t>
             </w:r>
           </w:p>
         </w:tc>
@@ -25839,29 +26875,29 @@
               <w:pStyle w:val="Compact"/>
             </w:pPr>
             <w:r>
-              <w:t xml:space="preserve">Consent</w:t>
-            </w:r>
-          </w:p>
-        </w:tc>
-        <w:tc>
-          <w:tcPr/>
-          <w:p>
-            <w:pPr>
-              <w:pStyle w:val="Compact"/>
-            </w:pPr>
-            <w:r>
-              <w:t xml:space="preserve">Four elements, in writing</w:t>
-            </w:r>
-          </w:p>
-        </w:tc>
-        <w:tc>
-          <w:tcPr/>
-          <w:p>
-            <w:pPr>
-              <w:pStyle w:val="Compact"/>
-            </w:pPr>
-            <w:r>
-              <w:t xml:space="preserve">Not approved for this use; foreseeable risks; approved alternatives, including doing nothing; what happens if harm occurs</w:t>
+              <w:t xml:space="preserve">Approved drug</w:t>
+            </w:r>
+          </w:p>
+        </w:tc>
+        <w:tc>
+          <w:tcPr/>
+          <w:p>
+            <w:pPr>
+              <w:pStyle w:val="Compact"/>
+            </w:pPr>
+            <w:r>
+              <w:t xml:space="preserve">Labelled indications</w:t>
+            </w:r>
+          </w:p>
+        </w:tc>
+        <w:tc>
+          <w:tcPr/>
+          <w:p>
+            <w:pPr>
+              <w:pStyle w:val="Compact"/>
+            </w:pPr>
+            <w:r>
+              <w:t xml:space="preserve">Off-label use of an approved drug is lawful clinical judgment; document the reasoning.</w:t>
             </w:r>
           </w:p>
         </w:tc>
@@ -25874,29 +26910,29 @@
               <w:pStyle w:val="Compact"/>
             </w:pPr>
             <w:r>
-              <w:t xml:space="preserve">Evidence</w:t>
-            </w:r>
-          </w:p>
-        </w:tc>
-        <w:tc>
-          <w:tcPr/>
-          <w:p>
-            <w:pPr>
-              <w:pStyle w:val="Compact"/>
-            </w:pPr>
-            <w:r>
-              <w:t xml:space="preserve">Outcome and grade</w:t>
-            </w:r>
-          </w:p>
-        </w:tc>
-        <w:tc>
-          <w:tcPr/>
-          <w:p>
-            <w:pPr>
-              <w:pStyle w:val="Compact"/>
-            </w:pPr>
-            <w:r>
-              <w:t xml:space="preserve">The certainty you quoted, for the outcome you discussed</w:t>
+              <w:t xml:space="preserve">Compounded (503A or 503B)</w:t>
+            </w:r>
+          </w:p>
+        </w:tc>
+        <w:tc>
+          <w:tcPr/>
+          <w:p>
+            <w:pPr>
+              <w:pStyle w:val="Compact"/>
+            </w:pPr>
+            <w:r>
+              <w:t xml:space="preserve">Unapproved, conditionally lawful</w:t>
+            </w:r>
+          </w:p>
+        </w:tc>
+        <w:tc>
+          <w:tcPr/>
+          <w:p>
+            <w:pPr>
+              <w:pStyle w:val="Compact"/>
+            </w:pPr>
+            <w:r>
+              <w:t xml:space="preserve">Only when the substance qualifies and the pharmacy meets the statute. Non-injectable GHK-Cu is in Category 1; BPC-157 and TB-500 have no route.</w:t>
             </w:r>
           </w:p>
         </w:tc>
@@ -25909,29 +26945,401 @@
               <w:pStyle w:val="Compact"/>
             </w:pPr>
             <w:r>
-              <w:t xml:space="preserve">Plan</w:t>
-            </w:r>
-          </w:p>
-        </w:tc>
-        <w:tc>
-          <w:tcPr/>
-          <w:p>
-            <w:pPr>
-              <w:pStyle w:val="Compact"/>
-            </w:pPr>
-            <w:r>
-              <w:t xml:space="preserve">Monitoring and a stopping rule</w:t>
-            </w:r>
-          </w:p>
-        </w:tc>
-        <w:tc>
-          <w:tcPr/>
-          <w:p>
-            <w:pPr>
-              <w:pStyle w:val="Compact"/>
-            </w:pPr>
-            <w:r>
-              <w:t xml:space="preserve">What you will watch, and when you will stop</w:t>
+              <w:t xml:space="preserve">Investigational or research use only</w:t>
+            </w:r>
+          </w:p>
+        </w:tc>
+        <w:tc>
+          <w:tcPr/>
+          <w:p>
+            <w:pPr>
+              <w:pStyle w:val="Compact"/>
+            </w:pPr>
+            <w:r>
+              <w:t xml:space="preserve">Trials, or nothing</w:t>
+            </w:r>
+          </w:p>
+        </w:tc>
+        <w:tc>
+          <w:tcPr/>
+          <w:p>
+            <w:pPr>
+              <w:pStyle w:val="Compact"/>
+            </w:pPr>
+            <w:r>
+              <w:t xml:space="preserve">Human use belongs in a clinical trial. A 'research use only' vial is outside any clinical route.</w:t>
+            </w:r>
+          </w:p>
+        </w:tc>
+      </w:tr>
+    </w:tbl>
+    <w:p>
+      <w:pPr>
+        <w:pStyle w:val="BodyText"/>
+      </w:pPr>
+      <w:r>
+        <w:rPr>
+          <w:b/>
+          <w:bCs/>
+        </w:rPr>
+        <w:t xml:space="preserve">Callout:</w:t>
+      </w:r>
+      <w:r>
+        <w:t xml:space="preserve"> </w:t>
+      </w:r>
+      <w:r>
+        <w:t xml:space="preserve">Write the regime in the chart in these words, before anything else.</w:t>
+      </w:r>
+    </w:p>
+    <w:p>
+      <w:pPr>
+        <w:pStyle w:val="BodyText"/>
+      </w:pPr>
+      <w:r>
+        <w:t xml:space="preserve">Sources: US Food and Drug Administration 2024 · US Food and Drug Administration 2024 · US Food and Drug Administration 2018 · US Food and Drug Administration 2026 · United States Code (as codified) 2026 · US Food and Drug Administration (Code of Federal Regulations) 2002 · The Peptide Pocket Guide — 2026 Edition · Clinical Reference (seventy-two entries) 2026 · Aesthetic &amp; Regenerative Endocrinology — A Clinician's Pocket Guide 2026 · Medicines and Healthcare products Regulatory Agency (UK) 2025</w:t>
+      </w:r>
+    </w:p>
+    <w:bookmarkEnd w:id="178"/>
+    <w:bookmarkStart w:id="179" w:name="just-prescribe-it-off-label."/>
+    <w:p>
+      <w:pPr>
+        <w:pStyle w:val="Heading3"/>
+      </w:pPr>
+      <w:r>
+        <w:t xml:space="preserve">19 / 22 · 'Just prescribe it off-label.'</w:t>
+      </w:r>
+    </w:p>
+    <w:p>
+      <w:pPr>
+        <w:pStyle w:val="FirstParagraph"/>
+      </w:pPr>
+      <w:r>
+        <w:rPr>
+          <w:i/>
+          <w:iCs/>
+        </w:rPr>
+        <w:t xml:space="preserve">Fictional case · audio</w:t>
+      </w:r>
+    </w:p>
+    <w:p>
+      <w:pPr>
+        <w:pStyle w:val="BodyText"/>
+      </w:pPr>
+      <w:r>
+        <w:t xml:space="preserve">A 52-year-old patient, three weeks after a fractional laser treatment, asks you to prescribe compounded BPC-157 injections 'off-label' to speed healing. She has found a pharmacy willing to make it and shows you its certificate of analysis. This is a fictional case built from the module's sources, and one response is clearly best.</w:t>
+      </w:r>
+    </w:p>
+    <w:p>
+      <w:pPr>
+        <w:pStyle w:val="Compact"/>
+        <w:numPr>
+          <w:ilvl w:val="0"/>
+          <w:numId w:val="1064"/>
+        </w:numPr>
+      </w:pPr>
+      <w:r>
+        <w:t xml:space="preserve">BPC-157 has no approval, so there is no label to go off</w:t>
+      </w:r>
+    </w:p>
+    <w:p>
+      <w:pPr>
+        <w:pStyle w:val="Compact"/>
+        <w:numPr>
+          <w:ilvl w:val="0"/>
+          <w:numId w:val="1064"/>
+        </w:numPr>
+      </w:pPr>
+      <w:r>
+        <w:t xml:space="preserve">It has no 503A route; FDA staff advised against listing it</w:t>
+      </w:r>
+    </w:p>
+    <w:p>
+      <w:pPr>
+        <w:pStyle w:val="Compact"/>
+        <w:numPr>
+          <w:ilvl w:val="0"/>
+          <w:numId w:val="1064"/>
+        </w:numPr>
+      </w:pPr>
+      <w:r>
+        <w:t xml:space="preserve">A certificate describes a lot and creates no route</w:t>
+      </w:r>
+    </w:p>
+    <w:p>
+      <w:pPr>
+        <w:pStyle w:val="FirstParagraph"/>
+      </w:pPr>
+      <w:r>
+        <w:rPr>
+          <w:b/>
+          <w:bCs/>
+        </w:rPr>
+        <w:t xml:space="preserve">Exercise (scenario) · What do you do?</w:t>
+      </w:r>
+      <w:r>
+        <w:t xml:space="preserve"> </w:t>
+      </w:r>
+      <w:r>
+        <w:t xml:space="preserve">—</w:t>
+      </w:r>
+    </w:p>
+    <w:p>
+      <w:pPr>
+        <w:pStyle w:val="BodyText"/>
+      </w:pPr>
+      <w:r>
+        <w:t xml:space="preserve">A 52-year-old patient, three weeks after a fractional laser treatment, asks you to prescribe compounded BPC-157 injections 'off-label' to speed healing. She has found a pharmacy willing to make it and shows you its certificate of analysis.</w:t>
+      </w:r>
+    </w:p>
+    <w:p>
+      <w:pPr>
+        <w:pStyle w:val="Compact"/>
+        <w:numPr>
+          <w:ilvl w:val="0"/>
+          <w:numId w:val="1065"/>
+        </w:numPr>
+      </w:pPr>
+      <w:r>
+        <w:t xml:space="preserve">✗ Prescribe it as off-label use and file the certificate in her chart. —</w:t>
+      </w:r>
+      <w:r>
+        <w:t xml:space="preserve"> </w:t>
+      </w:r>
+      <w:r>
+        <w:rPr>
+          <w:i/>
+          <w:iCs/>
+        </w:rPr>
+        <w:t xml:space="preserve">Off-label presupposes an approved drug. BPC-157 has no approval and no 503A route, FDA has warned a compounder about it, and a certificate changes neither fact.</w:t>
+      </w:r>
+    </w:p>
+    <w:p>
+      <w:pPr>
+        <w:pStyle w:val="Compact"/>
+        <w:numPr>
+          <w:ilvl w:val="0"/>
+          <w:numId w:val="1065"/>
+        </w:numPr>
+      </w:pPr>
+      <w:r>
+        <w:t xml:space="preserve">✔ Decline to prescribe it. Explain the evidence and the US status in plain terms, return to the aftercare plan her treating clinician set, and record her request, what you explained and her decision. —</w:t>
+      </w:r>
+      <w:r>
+        <w:t xml:space="preserve"> </w:t>
+      </w:r>
+      <w:r>
+        <w:rPr>
+          <w:i/>
+          <w:iCs/>
+        </w:rPr>
+        <w:t xml:space="preserve">Right. You keep the conversation, give her the real category and the grade, and leave a chart note a reviewer can follow.</w:t>
+      </w:r>
+    </w:p>
+    <w:p>
+      <w:pPr>
+        <w:pStyle w:val="Compact"/>
+        <w:numPr>
+          <w:ilvl w:val="0"/>
+          <w:numId w:val="1065"/>
+        </w:numPr>
+      </w:pPr>
+      <w:r>
+        <w:t xml:space="preserve">✗ Suggest she buy research-grade BPC-157 with a good certificate and come back for monitoring. —</w:t>
+      </w:r>
+      <w:r>
+        <w:t xml:space="preserve"> </w:t>
+      </w:r>
+      <w:r>
+        <w:rPr>
+          <w:i/>
+          <w:iCs/>
+        </w:rPr>
+        <w:t xml:space="preserve">Research-use-only products are labelled not for use in humans, and the Peptide Pocket Guide treats steering a patient to them as practising medicine, with the liability that follows.</w:t>
+      </w:r>
+    </w:p>
+    <w:p>
+      <w:pPr>
+        <w:pStyle w:val="FirstParagraph"/>
+      </w:pPr>
+      <w:r>
+        <w:t xml:space="preserve">Follow-up: Chart it in these terms: the product, its regulatory status, the evidence you quoted, the alternatives you discussed and her decision.</w:t>
+      </w:r>
+    </w:p>
+    <w:p>
+      <w:pPr>
+        <w:pStyle w:val="BodyText"/>
+      </w:pPr>
+      <w:r>
+        <w:rPr>
+          <w:b/>
+          <w:bCs/>
+        </w:rPr>
+        <w:t xml:space="preserve">By role</w:t>
+      </w:r>
+      <w:r>
+        <w:t xml:space="preserve"> </w:t>
+      </w:r>
+      <w:r>
+        <w:t xml:space="preserve">-</w:t>
+      </w:r>
+      <w:r>
+        <w:t xml:space="preserve"> </w:t>
+      </w:r>
+      <w:r>
+        <w:rPr>
+          <w:i/>
+          <w:iCs/>
+        </w:rPr>
+        <w:t xml:space="preserve">Prescriber:</w:t>
+      </w:r>
+      <w:r>
+        <w:t xml:space="preserve"> </w:t>
+      </w:r>
+      <w:r>
+        <w:t xml:space="preserve">You decline, explain, and document the request, the product's status in those words, the evidence you quoted and the alternatives you offered.</w:t>
+      </w:r>
+      <w:r>
+        <w:t xml:space="preserve"> </w:t>
+      </w:r>
+      <w:r>
+        <w:t xml:space="preserve">-</w:t>
+      </w:r>
+      <w:r>
+        <w:t xml:space="preserve"> </w:t>
+      </w:r>
+      <w:r>
+        <w:rPr>
+          <w:i/>
+          <w:iCs/>
+        </w:rPr>
+        <w:t xml:space="preserve">Clinical staff:</w:t>
+      </w:r>
+      <w:r>
+        <w:t xml:space="preserve"> </w:t>
+      </w:r>
+      <w:r>
+        <w:t xml:space="preserve">If a patient asks you to arrange or give a compounded or research peptide, record the request and the product details and pass it to the prescriber; do not agree to administer it.</w:t>
+      </w:r>
+      <w:r>
+        <w:t xml:space="preserve"> </w:t>
+      </w:r>
+      <w:r>
+        <w:t xml:space="preserve">-</w:t>
+      </w:r>
+      <w:r>
+        <w:t xml:space="preserve"> </w:t>
+      </w:r>
+      <w:r>
+        <w:rPr>
+          <w:i/>
+          <w:iCs/>
+        </w:rPr>
+        <w:t xml:space="preserve">Advisor:</w:t>
+      </w:r>
+      <w:r>
+        <w:t xml:space="preserve"> </w:t>
+      </w:r>
+      <w:r>
+        <w:t xml:space="preserve">You explain that BPC-157 has no approval and no lawful compounding route in the US, and that decisions about her healing belong with her treating clinician.</w:t>
+      </w:r>
+    </w:p>
+    <w:p>
+      <w:pPr>
+        <w:pStyle w:val="BodyText"/>
+      </w:pPr>
+      <w:r>
+        <w:t xml:space="preserve">Narration script</w:t>
+      </w:r>
+    </w:p>
+    <w:p>
+      <w:pPr>
+        <w:pStyle w:val="BodyText"/>
+      </w:pPr>
+      <w:r>
+        <w:t xml:space="preserve">A fictional patient, built from this module's sources, is fifty-two and three weeks past a fractional laser treatment. She asks you to prescribe compounded BPC-157 injections off-label to speed her healing. A pharmacy is willing to make it, and she shows you its certificate of analysis. Three facts shape your answer. BPC-157 has never been approved, so there is no label to prescribe around. It has no 503A route, its nominations were withdrawn, and FDA's own reviewers advised against listing it in July 2026, noting a lack of evidence that it works even for the condition they studied. And a certificate describes a batch, which leaves sterility and legality exactly where they were. Decide how you will answer her.</w:t>
+      </w:r>
+    </w:p>
+    <w:p>
+      <w:pPr>
+        <w:pStyle w:val="BodyText"/>
+      </w:pPr>
+      <w:r>
+        <w:t xml:space="preserve">Sources: US Food and Drug Administration 2018 · US Food and Drug Administration 2026 · US Food and Drug Administration 2020 · US Food and Drug Administration 2026 · The Peptide Pocket Guide — 2026 Edition · Clinical Reference (seventy-two entries) 2026 · Aesthetic &amp; Regenerative Endocrinology — A Clinician's Pocket Guide 2026</w:t>
+      </w:r>
+    </w:p>
+    <w:bookmarkEnd w:id="179"/>
+    <w:bookmarkStart w:id="180" w:name="a-chart-note-a-reviewer-can-follow."/>
+    <w:p>
+      <w:pPr>
+        <w:pStyle w:val="Heading3"/>
+      </w:pPr>
+      <w:r>
+        <w:t xml:space="preserve">20 / 22 · A chart note a reviewer can follow.</w:t>
+      </w:r>
+    </w:p>
+    <w:p>
+      <w:pPr>
+        <w:pStyle w:val="FirstParagraph"/>
+      </w:pPr>
+      <w:r>
+        <w:rPr>
+          <w:i/>
+          <w:iCs/>
+        </w:rPr>
+        <w:t xml:space="preserve">Documentation · tool</w:t>
+      </w:r>
+    </w:p>
+    <w:p>
+      <w:pPr>
+        <w:pStyle w:val="BodyText"/>
+      </w:pPr>
+      <w:r>
+        <w:t xml:space="preserve">The Peptide Pocket Guide's prescriber checklist, with consent built from the elements FDA's research-consent rule lists. Use it for any conversation about an unapproved or compounded peptide, whether or not you prescribe.</w:t>
+      </w:r>
+    </w:p>
+    <w:tbl>
+      <w:tblPr>
+        <w:tblStyle w:val="Table"/>
+        <w:tblW w:type="pct" w:w="5000"/>
+        <w:tblLayout w:type="fixed"/>
+        <w:tblLook w:firstRow="0" w:lastRow="0" w:firstColumn="0" w:lastColumn="0" w:noHBand="0" w:noVBand="0" w:val="0000"/>
+      </w:tblPr>
+      <w:tblGrid>
+        <w:gridCol w:w="2640"/>
+        <w:gridCol w:w="2640"/>
+        <w:gridCol w:w="2640"/>
+      </w:tblGrid>
+      <w:tr>
+        <w:tc>
+          <w:tcPr/>
+          <w:p>
+            <w:pPr>
+              <w:pStyle w:val="Compact"/>
+            </w:pPr>
+            <w:r>
+              <w:t xml:space="preserve">What it is</w:t>
+            </w:r>
+          </w:p>
+        </w:tc>
+        <w:tc>
+          <w:tcPr/>
+          <w:p>
+            <w:pPr>
+              <w:pStyle w:val="Compact"/>
+            </w:pPr>
+            <w:r>
+              <w:t xml:space="preserve">Article and status, in those words</w:t>
+            </w:r>
+          </w:p>
+        </w:tc>
+        <w:tc>
+          <w:tcPr/>
+          <w:p>
+            <w:pPr>
+              <w:pStyle w:val="Compact"/>
+            </w:pPr>
+            <w:r>
+              <w:t xml:space="preserve">For example 'not FDA-approved; no 503A route' in the US, or 'unlicensed medicine' in the UK; never 'off-label'</w:t>
             </w:r>
           </w:p>
         </w:tc>
@@ -25944,6 +27352,146 @@
               <w:pStyle w:val="Compact"/>
             </w:pPr>
             <w:r>
+              <w:t xml:space="preserve">If compounded</w:t>
+            </w:r>
+          </w:p>
+        </w:tc>
+        <w:tc>
+          <w:tcPr/>
+          <w:p>
+            <w:pPr>
+              <w:pStyle w:val="Compact"/>
+            </w:pPr>
+            <w:r>
+              <w:t xml:space="preserve">Pathway, facility, certificate</w:t>
+            </w:r>
+          </w:p>
+        </w:tc>
+        <w:tc>
+          <w:tcPr/>
+          <w:p>
+            <w:pPr>
+              <w:pStyle w:val="Compact"/>
+            </w:pPr>
+            <w:r>
+              <w:t xml:space="preserve">503A or 503B, the pharmacy, and the certificate of analysis relied on; in the UK, the specials manufacturer and the patient's special need</w:t>
+            </w:r>
+          </w:p>
+        </w:tc>
+      </w:tr>
+      <w:tr>
+        <w:tc>
+          <w:tcPr/>
+          <w:p>
+            <w:pPr>
+              <w:pStyle w:val="Compact"/>
+            </w:pPr>
+            <w:r>
+              <w:t xml:space="preserve">Consent</w:t>
+            </w:r>
+          </w:p>
+        </w:tc>
+        <w:tc>
+          <w:tcPr/>
+          <w:p>
+            <w:pPr>
+              <w:pStyle w:val="Compact"/>
+            </w:pPr>
+            <w:r>
+              <w:t xml:space="preserve">Four elements, in writing</w:t>
+            </w:r>
+          </w:p>
+        </w:tc>
+        <w:tc>
+          <w:tcPr/>
+          <w:p>
+            <w:pPr>
+              <w:pStyle w:val="Compact"/>
+            </w:pPr>
+            <w:r>
+              <w:t xml:space="preserve">Not approved for this use; foreseeable risks; approved alternatives, including doing nothing; what happens if harm occurs</w:t>
+            </w:r>
+          </w:p>
+        </w:tc>
+      </w:tr>
+      <w:tr>
+        <w:tc>
+          <w:tcPr/>
+          <w:p>
+            <w:pPr>
+              <w:pStyle w:val="Compact"/>
+            </w:pPr>
+            <w:r>
+              <w:t xml:space="preserve">Evidence</w:t>
+            </w:r>
+          </w:p>
+        </w:tc>
+        <w:tc>
+          <w:tcPr/>
+          <w:p>
+            <w:pPr>
+              <w:pStyle w:val="Compact"/>
+            </w:pPr>
+            <w:r>
+              <w:t xml:space="preserve">Outcome and grade</w:t>
+            </w:r>
+          </w:p>
+        </w:tc>
+        <w:tc>
+          <w:tcPr/>
+          <w:p>
+            <w:pPr>
+              <w:pStyle w:val="Compact"/>
+            </w:pPr>
+            <w:r>
+              <w:t xml:space="preserve">The certainty you quoted, for the outcome you discussed</w:t>
+            </w:r>
+          </w:p>
+        </w:tc>
+      </w:tr>
+      <w:tr>
+        <w:tc>
+          <w:tcPr/>
+          <w:p>
+            <w:pPr>
+              <w:pStyle w:val="Compact"/>
+            </w:pPr>
+            <w:r>
+              <w:t xml:space="preserve">Plan</w:t>
+            </w:r>
+          </w:p>
+        </w:tc>
+        <w:tc>
+          <w:tcPr/>
+          <w:p>
+            <w:pPr>
+              <w:pStyle w:val="Compact"/>
+            </w:pPr>
+            <w:r>
+              <w:t xml:space="preserve">Monitoring and a stopping rule</w:t>
+            </w:r>
+          </w:p>
+        </w:tc>
+        <w:tc>
+          <w:tcPr/>
+          <w:p>
+            <w:pPr>
+              <w:pStyle w:val="Compact"/>
+            </w:pPr>
+            <w:r>
+              <w:t xml:space="preserve">What you will watch, and when you will stop</w:t>
+            </w:r>
+          </w:p>
+        </w:tc>
+      </w:tr>
+      <w:tr>
+        <w:tc>
+          <w:tcPr/>
+          <w:p>
+            <w:pPr>
+              <w:pStyle w:val="Compact"/>
+            </w:pPr>
+            <w:r>
               <w:t xml:space="preserve">Status check</w:t>
             </w:r>
           </w:p>
@@ -25966,7 +27514,7 @@
               <w:pStyle w:val="Compact"/>
             </w:pPr>
             <w:r>
-              <w:t xml:space="preserve">The day you checked the FDA lists; they changed in April and May 2026</w:t>
+              <w:t xml:space="preserve">The day you checked the FDA lists (they changed in April and May 2026) or, in the UK, MHRA's product information</w:t>
             </w:r>
           </w:p>
         </w:tc>
@@ -25995,17 +27543,17 @@
         <w:pStyle w:val="BodyText"/>
       </w:pPr>
       <w:r>
-        <w:t xml:space="preserve">Sources: The Peptide Pocket Guide — 2026 Edition · Clinical Reference (seventy-two entries) 2026 · Aesthetic &amp; Regenerative Endocrinology — A Clinician's Pocket Guide 2026 · US Food and Drug Administration (Code of Federal Regulations) 2026 · US Food and Drug Administration 2026</w:t>
-      </w:r>
-    </w:p>
-    <w:bookmarkEnd w:id="178"/>
-    <w:bookmarkStart w:id="179" w:name="one-molecule-three-products."/>
+        <w:t xml:space="preserve">Sources: The Peptide Pocket Guide — 2026 Edition · Clinical Reference (seventy-two entries) 2026 · Aesthetic &amp; Regenerative Endocrinology — A Clinician's Pocket Guide 2026 · US Food and Drug Administration (Code of Federal Regulations) 2026 · US Food and Drug Administration 2026 · Medicines and Healthcare products Regulatory Agency (UK) 2023 · General Medical Council (UK) 2021 · Medicines and Healthcare products Regulatory Agency (UK) 2009</w:t>
+      </w:r>
+    </w:p>
+    <w:bookmarkEnd w:id="180"/>
+    <w:bookmarkStart w:id="181" w:name="one-molecule-three-products."/>
     <w:p>
       <w:pPr>
         <w:pStyle w:val="Heading3"/>
       </w:pPr>
       <w:r>
-        <w:t xml:space="preserve">19 / 20 · One molecule, three products.</w:t>
+        <w:t xml:space="preserve">21 / 22 · One molecule, three products.</w:t>
       </w:r>
     </w:p>
     <w:p>
@@ -26094,14 +27642,14 @@
         <w:t xml:space="preserve">Category 1 covers 503A compounding of non-injectable GHK-Cu under FDA's interim policy. It approves nothing, and it covers neither research products nor injection.</w:t>
       </w:r>
     </w:p>
-    <w:bookmarkEnd w:id="179"/>
-    <w:bookmarkStart w:id="180" w:name="my-practice-from-the-next-conversation."/>
+    <w:bookmarkEnd w:id="181"/>
+    <w:bookmarkStart w:id="182" w:name="my-practice-from-the-next-conversation."/>
     <w:p>
       <w:pPr>
         <w:pStyle w:val="Heading3"/>
       </w:pPr>
       <w:r>
-        <w:t xml:space="preserve">20 / 20 · My practice, from the next conversation.</w:t>
+        <w:t xml:space="preserve">22 / 22 · My practice, from the next conversation.</w:t>
       </w:r>
     </w:p>
     <w:p>
@@ -26155,7 +27703,7 @@
         <w:t xml:space="preserve"> </w:t>
       </w:r>
       <w:r>
-        <w:t xml:space="preserve">grade the outcome the patient wants, and name what lowers it · ask who ran and paid for the trials · check the live FDA lists on the day, and date the check · read a certificate for what it cannot prove · keep research-use-only products out of care · chart the regime, the grade and the consent in plain words</w:t>
+        <w:t xml:space="preserve">grade the outcome the patient wants, and name what lowers it · ask who ran and paid for the trials · check the live status with my regulator on the day (FDA or MHRA), and date the check · read a certificate for what it cannot prove · keep research-use-only products out of care · chart the regime, the grade and the consent in plain words</w:t>
       </w:r>
     </w:p>
     <w:p>
@@ -26244,9 +27792,9 @@
         <w:t xml:space="preserve">Sources: The Peptide Pocket Guide — 2026 Edition · Clinical Reference (seventy-two entries) 2026 · Aesthetic &amp; Regenerative Endocrinology — A Clinician's Pocket Guide 2026</w:t>
       </w:r>
     </w:p>
-    <w:bookmarkEnd w:id="180"/>
-    <w:bookmarkEnd w:id="181"/>
-    <w:bookmarkStart w:id="182" w:name="module-check-6"/>
+    <w:bookmarkEnd w:id="182"/>
+    <w:bookmarkEnd w:id="183"/>
+    <w:bookmarkStart w:id="184" w:name="module-check-6"/>
     <w:p>
       <w:pPr>
         <w:pStyle w:val="Heading2"/>
@@ -26328,8 +27876,8 @@
         </w:pict>
       </w:r>
     </w:p>
-    <w:bookmarkEnd w:id="182"/>
-    <w:bookmarkStart w:id="183" w:name="final-quiz-14-questions-pass-mark-80"/>
+    <w:bookmarkEnd w:id="184"/>
+    <w:bookmarkStart w:id="185" w:name="final-quiz-14-questions-pass-mark-80"/>
     <w:p>
       <w:pPr>
         <w:pStyle w:val="Heading2"/>
@@ -26373,7 +27921,7 @@
         <w:pStyle w:val="Compact"/>
         <w:numPr>
           <w:ilvl w:val="0"/>
-          <w:numId w:val="1065"/>
+          <w:numId w:val="1066"/>
         </w:numPr>
       </w:pPr>
       <w:r>
@@ -26405,7 +27953,7 @@
         <w:pStyle w:val="Compact"/>
         <w:numPr>
           <w:ilvl w:val="0"/>
-          <w:numId w:val="1065"/>
+          <w:numId w:val="1066"/>
         </w:numPr>
       </w:pPr>
       <w:r>
@@ -26427,7 +27975,7 @@
         <w:pStyle w:val="Compact"/>
         <w:numPr>
           <w:ilvl w:val="0"/>
-          <w:numId w:val="1065"/>
+          <w:numId w:val="1066"/>
         </w:numPr>
       </w:pPr>
       <w:r>
@@ -26487,7 +28035,7 @@
         <w:pStyle w:val="Compact"/>
         <w:numPr>
           <w:ilvl w:val="0"/>
-          <w:numId w:val="1066"/>
+          <w:numId w:val="1067"/>
         </w:numPr>
       </w:pPr>
       <w:r>
@@ -26509,7 +28057,7 @@
         <w:pStyle w:val="Compact"/>
         <w:numPr>
           <w:ilvl w:val="0"/>
-          <w:numId w:val="1066"/>
+          <w:numId w:val="1067"/>
         </w:numPr>
       </w:pPr>
       <w:r>
@@ -26541,7 +28089,7 @@
         <w:pStyle w:val="Compact"/>
         <w:numPr>
           <w:ilvl w:val="0"/>
-          <w:numId w:val="1066"/>
+          <w:numId w:val="1067"/>
         </w:numPr>
       </w:pPr>
       <w:r>
@@ -26601,7 +28149,7 @@
         <w:pStyle w:val="Compact"/>
         <w:numPr>
           <w:ilvl w:val="0"/>
-          <w:numId w:val="1067"/>
+          <w:numId w:val="1068"/>
         </w:numPr>
       </w:pPr>
       <w:r>
@@ -26633,7 +28181,7 @@
         <w:pStyle w:val="Compact"/>
         <w:numPr>
           <w:ilvl w:val="0"/>
-          <w:numId w:val="1067"/>
+          <w:numId w:val="1068"/>
         </w:numPr>
       </w:pPr>
       <w:r>
@@ -26655,7 +28203,7 @@
         <w:pStyle w:val="Compact"/>
         <w:numPr>
           <w:ilvl w:val="0"/>
-          <w:numId w:val="1067"/>
+          <w:numId w:val="1068"/>
         </w:numPr>
       </w:pPr>
       <w:r>
@@ -26715,7 +28263,7 @@
         <w:pStyle w:val="Compact"/>
         <w:numPr>
           <w:ilvl w:val="0"/>
-          <w:numId w:val="1068"/>
+          <w:numId w:val="1069"/>
         </w:numPr>
       </w:pPr>
       <w:r>
@@ -26737,7 +28285,7 @@
         <w:pStyle w:val="Compact"/>
         <w:numPr>
           <w:ilvl w:val="0"/>
-          <w:numId w:val="1068"/>
+          <w:numId w:val="1069"/>
         </w:numPr>
       </w:pPr>
       <w:r>
@@ -26769,7 +28317,7 @@
         <w:pStyle w:val="Compact"/>
         <w:numPr>
           <w:ilvl w:val="0"/>
-          <w:numId w:val="1068"/>
+          <w:numId w:val="1069"/>
         </w:numPr>
       </w:pPr>
       <w:r>
@@ -26829,7 +28377,7 @@
         <w:pStyle w:val="Compact"/>
         <w:numPr>
           <w:ilvl w:val="0"/>
-          <w:numId w:val="1069"/>
+          <w:numId w:val="1070"/>
         </w:numPr>
       </w:pPr>
       <w:r>
@@ -26851,7 +28399,7 @@
         <w:pStyle w:val="Compact"/>
         <w:numPr>
           <w:ilvl w:val="0"/>
-          <w:numId w:val="1069"/>
+          <w:numId w:val="1070"/>
         </w:numPr>
       </w:pPr>
       <w:r>
@@ -26883,7 +28431,7 @@
         <w:pStyle w:val="Compact"/>
         <w:numPr>
           <w:ilvl w:val="0"/>
-          <w:numId w:val="1069"/>
+          <w:numId w:val="1070"/>
         </w:numPr>
       </w:pPr>
       <w:r>
@@ -26943,7 +28491,7 @@
         <w:pStyle w:val="Compact"/>
         <w:numPr>
           <w:ilvl w:val="0"/>
-          <w:numId w:val="1070"/>
+          <w:numId w:val="1071"/>
         </w:numPr>
       </w:pPr>
       <w:r>
@@ -26965,7 +28513,7 @@
         <w:pStyle w:val="Compact"/>
         <w:numPr>
           <w:ilvl w:val="0"/>
-          <w:numId w:val="1070"/>
+          <w:numId w:val="1071"/>
         </w:numPr>
       </w:pPr>
       <w:r>
@@ -26997,7 +28545,7 @@
         <w:pStyle w:val="Compact"/>
         <w:numPr>
           <w:ilvl w:val="0"/>
-          <w:numId w:val="1070"/>
+          <w:numId w:val="1071"/>
         </w:numPr>
       </w:pPr>
       <w:r>
@@ -27057,7 +28605,7 @@
         <w:pStyle w:val="Compact"/>
         <w:numPr>
           <w:ilvl w:val="0"/>
-          <w:numId w:val="1071"/>
+          <w:numId w:val="1072"/>
         </w:numPr>
       </w:pPr>
       <w:r>
@@ -27089,7 +28637,7 @@
         <w:pStyle w:val="Compact"/>
         <w:numPr>
           <w:ilvl w:val="0"/>
-          <w:numId w:val="1071"/>
+          <w:numId w:val="1072"/>
         </w:numPr>
       </w:pPr>
       <w:r>
@@ -27111,7 +28659,7 @@
         <w:pStyle w:val="Compact"/>
         <w:numPr>
           <w:ilvl w:val="0"/>
-          <w:numId w:val="1071"/>
+          <w:numId w:val="1072"/>
         </w:numPr>
       </w:pPr>
       <w:r>
@@ -27171,7 +28719,7 @@
         <w:pStyle w:val="Compact"/>
         <w:numPr>
           <w:ilvl w:val="0"/>
-          <w:numId w:val="1072"/>
+          <w:numId w:val="1073"/>
         </w:numPr>
       </w:pPr>
       <w:r>
@@ -27193,7 +28741,7 @@
         <w:pStyle w:val="Compact"/>
         <w:numPr>
           <w:ilvl w:val="0"/>
-          <w:numId w:val="1072"/>
+          <w:numId w:val="1073"/>
         </w:numPr>
       </w:pPr>
       <w:r>
@@ -27225,7 +28773,7 @@
         <w:pStyle w:val="Compact"/>
         <w:numPr>
           <w:ilvl w:val="0"/>
-          <w:numId w:val="1072"/>
+          <w:numId w:val="1073"/>
         </w:numPr>
       </w:pPr>
       <w:r>
@@ -27285,7 +28833,7 @@
         <w:pStyle w:val="Compact"/>
         <w:numPr>
           <w:ilvl w:val="0"/>
-          <w:numId w:val="1073"/>
+          <w:numId w:val="1074"/>
         </w:numPr>
       </w:pPr>
       <w:r>
@@ -27317,7 +28865,7 @@
         <w:pStyle w:val="Compact"/>
         <w:numPr>
           <w:ilvl w:val="0"/>
-          <w:numId w:val="1073"/>
+          <w:numId w:val="1074"/>
         </w:numPr>
       </w:pPr>
       <w:r>
@@ -27339,7 +28887,7 @@
         <w:pStyle w:val="Compact"/>
         <w:numPr>
           <w:ilvl w:val="0"/>
-          <w:numId w:val="1073"/>
+          <w:numId w:val="1074"/>
         </w:numPr>
       </w:pPr>
       <w:r>
@@ -27399,7 +28947,7 @@
         <w:pStyle w:val="Compact"/>
         <w:numPr>
           <w:ilvl w:val="0"/>
-          <w:numId w:val="1074"/>
+          <w:numId w:val="1075"/>
         </w:numPr>
       </w:pPr>
       <w:r>
@@ -27421,7 +28969,7 @@
         <w:pStyle w:val="Compact"/>
         <w:numPr>
           <w:ilvl w:val="0"/>
-          <w:numId w:val="1074"/>
+          <w:numId w:val="1075"/>
         </w:numPr>
       </w:pPr>
       <w:r>
@@ -27453,7 +29001,7 @@
         <w:pStyle w:val="Compact"/>
         <w:numPr>
           <w:ilvl w:val="0"/>
-          <w:numId w:val="1074"/>
+          <w:numId w:val="1075"/>
         </w:numPr>
       </w:pPr>
       <w:r>
@@ -27513,7 +29061,7 @@
         <w:pStyle w:val="Compact"/>
         <w:numPr>
           <w:ilvl w:val="0"/>
-          <w:numId w:val="1075"/>
+          <w:numId w:val="1076"/>
         </w:numPr>
       </w:pPr>
       <w:r>
@@ -27535,7 +29083,7 @@
         <w:pStyle w:val="Compact"/>
         <w:numPr>
           <w:ilvl w:val="0"/>
-          <w:numId w:val="1075"/>
+          <w:numId w:val="1076"/>
         </w:numPr>
       </w:pPr>
       <w:r>
@@ -27567,7 +29115,7 @@
         <w:pStyle w:val="Compact"/>
         <w:numPr>
           <w:ilvl w:val="0"/>
-          <w:numId w:val="1075"/>
+          <w:numId w:val="1076"/>
         </w:numPr>
       </w:pPr>
       <w:r>
@@ -27627,7 +29175,7 @@
         <w:pStyle w:val="Compact"/>
         <w:numPr>
           <w:ilvl w:val="0"/>
-          <w:numId w:val="1076"/>
+          <w:numId w:val="1077"/>
         </w:numPr>
       </w:pPr>
       <w:r>
@@ -27659,7 +29207,7 @@
         <w:pStyle w:val="Compact"/>
         <w:numPr>
           <w:ilvl w:val="0"/>
-          <w:numId w:val="1076"/>
+          <w:numId w:val="1077"/>
         </w:numPr>
       </w:pPr>
       <w:r>
@@ -27681,7 +29229,7 @@
         <w:pStyle w:val="Compact"/>
         <w:numPr>
           <w:ilvl w:val="0"/>
-          <w:numId w:val="1076"/>
+          <w:numId w:val="1077"/>
         </w:numPr>
       </w:pPr>
       <w:r>
@@ -27741,7 +29289,7 @@
         <w:pStyle w:val="Compact"/>
         <w:numPr>
           <w:ilvl w:val="0"/>
-          <w:numId w:val="1077"/>
+          <w:numId w:val="1078"/>
         </w:numPr>
       </w:pPr>
       <w:r>
@@ -27763,7 +29311,7 @@
         <w:pStyle w:val="Compact"/>
         <w:numPr>
           <w:ilvl w:val="0"/>
-          <w:numId w:val="1077"/>
+          <w:numId w:val="1078"/>
         </w:numPr>
       </w:pPr>
       <w:r>
@@ -27785,7 +29333,7 @@
         <w:pStyle w:val="Compact"/>
         <w:numPr>
           <w:ilvl w:val="0"/>
-          <w:numId w:val="1077"/>
+          <w:numId w:val="1078"/>
         </w:numPr>
       </w:pPr>
       <w:r>
@@ -27855,7 +29403,7 @@
         <w:pStyle w:val="Compact"/>
         <w:numPr>
           <w:ilvl w:val="0"/>
-          <w:numId w:val="1078"/>
+          <w:numId w:val="1079"/>
         </w:numPr>
       </w:pPr>
       <w:r>
@@ -27877,7 +29425,7 @@
         <w:pStyle w:val="Compact"/>
         <w:numPr>
           <w:ilvl w:val="0"/>
-          <w:numId w:val="1078"/>
+          <w:numId w:val="1079"/>
         </w:numPr>
       </w:pPr>
       <w:r>
@@ -27909,7 +29457,7 @@
         <w:pStyle w:val="Compact"/>
         <w:numPr>
           <w:ilvl w:val="0"/>
-          <w:numId w:val="1078"/>
+          <w:numId w:val="1079"/>
         </w:numPr>
       </w:pPr>
       <w:r>
@@ -27941,8 +29489,8 @@
         </w:pict>
       </w:r>
     </w:p>
-    <w:bookmarkEnd w:id="183"/>
-    <w:bookmarkStart w:id="184" w:name="tutor-prepared-answers-14"/>
+    <w:bookmarkEnd w:id="185"/>
+    <w:bookmarkStart w:id="186" w:name="tutor-prepared-answers-14"/>
     <w:p>
       <w:pPr>
         <w:pStyle w:val="Heading2"/>
@@ -28132,15 +29680,15 @@
         <w:pStyle w:val="BodyText"/>
       </w:pPr>
       <w:r>
-        <w:t xml:space="preserve">Estrogen acts on receptors in skin. In small trials, hormone therapy thickened skin and raised collagen (graded C here). The largest trial on facial skin (485 women, 48 weeks) and a four-year trial in recently menopausal women found no difference in wrinkles. In the US, as of February 2026, approved uses of menopausal hormone therapy are hot flashes, vaginal and vulvar symptoms and, for some products, preventing bone loss; skin is not an indication and is never the reason to start. Compounded 'bioidentical' hormones lack efficacy and safety data, and an over-the-counter 'hormone cream' is an unapproved drug under US rules. For skin, daily sunscreen and a prescription retinoid have better evidence. This course gives no doses; hormone therapy decisions belong with a prescriber.</w:t>
-      </w:r>
-    </w:p>
-    <w:p>
-      <w:pPr>
-        <w:pStyle w:val="BodyText"/>
-      </w:pPr>
-      <w:r>
-        <w:t xml:space="preserve">Sources: ecfr-21-cfr-310-530-hormone-creams, fda-mht-labeling-approval-2026-02-12, fda-renova-tretinoin-label, hughes-2013-sunscreen-skin-aging-rct, nams-2022-hormone-therapy-position-statement, owen-2016-keeps-skin-wrinkles, phillips-2008-ht-facial-skin-rct, sitohang-2022-tretinoin-sr</w:t>
+        <w:t xml:space="preserve">Estrogen acts on receptors in skin. In small trials, hormone therapy thickened skin and raised collagen (graded C here). The largest trial on facial skin (485 women, 48 weeks) and a four-year trial in recently menopausal women found no difference in wrinkles. In the US, as of February 2026, approved uses of menopausal hormone therapy are hot flashes, vaginal and vulvar symptoms and, for some products, preventing bone loss; skin is not an indication and is never the reason to start. Compounded 'bioidentical' hormones lack efficacy and safety data, and an over-the-counter 'hormone cream' is an unapproved drug under US rules. In the UK, HRT products are prescription-only medicines licensed for oestrogen-deficiency symptoms and, for some, for preventing osteoporosis; skin is not among their uses, and a compounded 'bioidentical' hormone is an unlicensed medicine that MHRA guidance places behind any licensed product that meets the need. For skin, daily sunscreen and a prescription retinoid have better evidence. This course gives no doses; hormone therapy decisions belong with a prescriber.</w:t>
+      </w:r>
+    </w:p>
+    <w:p>
+      <w:pPr>
+        <w:pStyle w:val="BodyText"/>
+      </w:pPr>
+      <w:r>
+        <w:t xml:space="preserve">Sources: ecfr-21-cfr-310-530-hormone-creams, fda-mht-labeling-approval-2026-02-12, fda-renova-tretinoin-label, hughes-2013-sunscreen-skin-aging-rct, nams-2022-hormone-therapy-position-statement, owen-2016-keeps-skin-wrinkles, phillips-2008-ht-facial-skin-rct, sitohang-2022-tretinoin-sr, emc-smpc-evorel-uk, emc-smpc-sandrena-uk, mhra-gn14-specials-2023</w:t>
       </w:r>
     </w:p>
     <w:p>
@@ -28178,15 +29726,15 @@
         <w:pStyle w:val="BodyText"/>
       </w:pPr>
       <w:r>
-        <w:t xml:space="preserve">'Ozempic face' describes facial hollowing and laxity during weight loss on incretin drugs. Mechanism: losing fat deflates the superficial facial fat compartments and unmasks laxity already present. Human evidence is observational and small: one retrospective imaging study of 20 patients found a median 9% loss of midface volume, mostly superficial, about 7% per 10 kg lost (D), and a survey of 1,226 patients found sagging, facial volume loss and hair shedding reported more often the more weight was lost (C). No randomized trial has measured the face. Regulatory status (US, September 2026): semaglutide (Ozempic, Wegovy) and tirzepatide (Mounjaro, Zepbound) are FDA-approved for type 2 diabetes, chronic weight management and further heart, liver and sleep-apnoea indications. Their labels list hair loss (about 3–6% on drug against about 1% on placebo, mostly in women, linked to weight reduction) but not facial volume loss. Open question: whether the drugs act directly on facial fat, beyond weight loss, rests on cell studies. In practice: raise facial and hair changes before treatment, record concerns with consented photographs, refer restoration requests to a qualified aesthetic clinician, and take any question about stopping or changing the medicine to the prescriber. The course gives no dosing advice.</w:t>
-      </w:r>
-    </w:p>
-    <w:p>
-      <w:pPr>
-        <w:pStyle w:val="BodyText"/>
-      </w:pPr>
-      <w:r>
-        <w:t xml:space="preserve">Sources: sharma-2025-midface-volume-glp1, rao-2026-glp1-skin-pro-survey, fda-label-wegovy-2026, fda-label-zepbound-2026, fda-drugsfda-wegovy-nda215256, paschou-2025-glp1ra-skin-aging, hannah-shmouni-2026-are</w:t>
+        <w:t xml:space="preserve">'Ozempic face' describes facial hollowing and laxity during weight loss on incretin drugs. Mechanism: losing fat deflates the superficial facial fat compartments and unmasks laxity already present. Human evidence is observational and small: one retrospective imaging study of 20 patients found a median 9% loss of midface volume, mostly superficial, about 7% per 10 kg lost (D), and a survey of 1,226 patients found sagging, facial volume loss and hair shedding reported more often the more weight was lost (C). No randomized trial has measured the face. Regulatory status (US, September 2026): semaglutide (Ozempic, Wegovy) and tirzepatide (Mounjaro, Zepbound) are FDA-approved for type 2 diabetes, chronic weight management and further heart, liver and sleep-apnoea indications. Their labels list hair loss (about 3–6% on drug against about 1% on placebo, mostly in women, linked to weight reduction) but not facial volume loss. In the UK (September 2026), Ozempic is licensed for type 2 diabetes, Wegovy for weight management and cardiovascular risk reduction, and Mounjaro for both type 2 diabetes and weight management; UK product information also lists hair loss, and MHRA says retatrutide is not authorised in the UK. Open question: whether the drugs act directly on facial fat, beyond weight loss, rests on cell studies. In practice: raise facial and hair changes before treatment, record concerns with consented photographs, refer restoration requests to a qualified aesthetic clinician, and take any question about stopping or changing the medicine to the prescriber. The course gives no dosing advice.</w:t>
+      </w:r>
+    </w:p>
+    <w:p>
+      <w:pPr>
+        <w:pStyle w:val="BodyText"/>
+      </w:pPr>
+      <w:r>
+        <w:t xml:space="preserve">Sources: sharma-2025-midface-volume-glp1, rao-2026-glp1-skin-pro-survey, fda-label-wegovy-2026, fda-label-zepbound-2026, fda-drugsfda-wegovy-nda215256, paschou-2025-glp1ra-skin-aging, hannah-shmouni-2026-are, emc-smpc-ozempic-uk, emc-smpc-wegovy-uk, emc-smpc-mounjaro-uk, mhra-2023-11-08-mounjaro-weight, mhra-2026-07-24-no-summer-shortcut</w:t>
       </w:r>
     </w:p>
     <w:p>
@@ -28224,15 +29772,15 @@
         <w:pStyle w:val="BodyText"/>
       </w:pPr>
       <w:r>
-        <w:t xml:space="preserve">Mechanism: bacterial lipopolysaccharide crossing a leaky gut barrier ('metabolic endotoxaemia') drives inflammation and insulin resistance in mice, and a single high-fat meal briefly raised plasma endotoxin in a study of 12 healthy men (D). Human evidence for skin: an independent Cochrane review of 39 trials found probiotics probably make little or no difference to patient-rated eczema symptoms (B); a 2024 meta-analysis in children without food allergy reported small score improvements (C); one small randomized trial found rosacea improved after small-intestinal bacterial overgrowth was treated (C). A leading review concludes it is unproven that restoring barrier function improves disease outside the gut, and a widely used commercial zonulin assay detects proteins other than zonulin. A fibre-rich diet has strong evidence for cardiometabolic outcomes and has not been tested on skin outcomes. The Hormonaly guide grades the 'leaky gut' repair stack (L-glutamine, zinc carnosine, BPC-157) D; in the US, BPC-157 is not on the 503A bulks list as of September 2026. Start with diet, metabolic health and the skin diagnosis; investigational peptides come last, if at all, and any injected or research peptide needs a prescriber.</w:t>
-      </w:r>
-    </w:p>
-    <w:p>
-      <w:pPr>
-        <w:pStyle w:val="BodyText"/>
-      </w:pPr>
-      <w:r>
-        <w:t xml:space="preserve">Sources: camilleri-2019-leaky-gut, cani-2007-metabolic-endotoxemia, erridge-2007-high-fat-meal-endotoxemia, fda-503a-bulks-page, fda-503a-categories-2026-05-14, fda-pcac-2026-07-meeting, hannah-shmouni-2026-are, makrgeorgou-2018-cochrane-probiotics-eczema, parodi-2008-rosacea-sibo, reynolds-2019-carbohydrate-quality, scheffler-2018-zonulin-elisa, vassilopoulou-2024-eaaci-ad-diet-meta</w:t>
+        <w:t xml:space="preserve">Mechanism: bacterial lipopolysaccharide crossing a leaky gut barrier ('metabolic endotoxaemia') drives inflammation and insulin resistance in mice, and a single high-fat meal briefly raised plasma endotoxin in a study of 12 healthy men (D). Human evidence for skin: an independent Cochrane review of 39 trials found probiotics probably make little or no difference to patient-rated eczema symptoms (B); a 2024 meta-analysis in children without food allergy reported small score improvements (C); one small randomized trial found rosacea improved after small-intestinal bacterial overgrowth was treated (C). A leading review concludes it is unproven that restoring barrier function improves disease outside the gut, and a widely used commercial zonulin assay detects proteins other than zonulin. A fibre-rich diet has strong evidence for cardiometabolic outcomes and has not been tested on skin outcomes. The Hormonaly guide grades the 'leaky gut' repair stack (L-glutamine, zinc carnosine, BPC-157) D; in the US, BPC-157 is not on the 503A bulks list as of September 2026. In the UK, an unlicensed medicine can be supplied as a 'special' only for an individual patient's special clinical need that no licensed product meets, on the prescriber's responsibility. Start with diet, metabolic health and the skin diagnosis; investigational peptides come last, if at all, and any injected or research peptide needs a prescriber.</w:t>
+      </w:r>
+    </w:p>
+    <w:p>
+      <w:pPr>
+        <w:pStyle w:val="BodyText"/>
+      </w:pPr>
+      <w:r>
+        <w:t xml:space="preserve">Sources: camilleri-2019-leaky-gut, cani-2007-metabolic-endotoxemia, erridge-2007-high-fat-meal-endotoxemia, fda-503a-bulks-page, fda-503a-categories-2026-05-14, fda-pcac-2026-07-meeting, hannah-shmouni-2026-are, makrgeorgou-2018-cochrane-probiotics-eczema, parodi-2008-rosacea-sibo, reynolds-2019-carbohydrate-quality, scheffler-2018-zonulin-elisa, vassilopoulou-2024-eaaci-ad-diet-meta, mhra-gn14-specials-2023, mhra-dsu-2009-offlabel-unlicensed</w:t>
       </w:r>
     </w:p>
     <w:p>
@@ -28270,15 +29818,15 @@
         <w:pStyle w:val="BodyText"/>
       </w:pPr>
       <w:r>
-        <w:t xml:space="preserve">Topical GHK-Cu has a plausible copper-enzyme mechanism and small-trial human support (GRADE C); injected GHK-Cu has no randomized trials and commonly irritates. In the US, as of FDA's 14 May 2026 list, non-injectable GHK-Cu is in 503A Category 1 (under evaluation, not approved); the injectable route is excluded. This course gives no doses or sourcing advice — for an individual patient, that is the prescriber's decision.</w:t>
-      </w:r>
-    </w:p>
-    <w:p>
-      <w:pPr>
-        <w:pStyle w:val="BodyText"/>
-      </w:pPr>
-      <w:r>
-        <w:t xml:space="preserve">Sources: miller-2006-ghk-cu-laser-rct, fda-503a-categories-2026-05-14, hannah-shmouni-2026-ppg-aug</w:t>
+        <w:t xml:space="preserve">Topical GHK-Cu has a plausible copper-enzyme mechanism and small-trial human support (GRADE C); injected GHK-Cu has no randomized trials and commonly irritates. In the US, as of FDA's 14 May 2026 list, non-injectable GHK-Cu is in 503A Category 1 (under evaluation, not approved); the injectable route is excluded. In the UK, a GHK-Cu serum presented for appearance is regulated as a cosmetic, and cosmetics law excludes anything injected; MHRA decides from its claims, form and use whether an injected product is a medicine, and a medicine with no UK marketing authorisation may not be sold, supplied or advertised. This course gives no doses or sourcing advice — for an individual patient, that is the prescriber's decision.</w:t>
+      </w:r>
+    </w:p>
+    <w:p>
+      <w:pPr>
+        <w:pStyle w:val="BodyText"/>
+      </w:pPr>
+      <w:r>
+        <w:t xml:space="preserve">Sources: miller-2006-ghk-cu-laser-rct, fda-503a-categories-2026-05-14, hannah-shmouni-2026-ppg-aug, uk-cosmetics-reg-1223-2009-art2, mhra-gn8-medicinal-product-2025, uk-hmr-2012-reg-46, uk-hmr-2012-reg-279</w:t>
       </w:r>
     </w:p>
     <w:p>
@@ -28316,15 +29864,15 @@
         <w:pStyle w:val="BodyText"/>
       </w:pPr>
       <w:r>
-        <w:t xml:space="preserve">BPC-157's evidence is rodent studies from one group plus uncontrolled case series; no randomized efficacy trial in people has been published in full (September 2026); the one randomized trial FDA found, in ulcerative colitis, exists only as a 2005 meeting abstract and showed no significant difference from placebo. TB-500 is a seven-residue fragment of thymosin beta-4 that has never been trialled; KPV has only mouse data. GLOW and KLOW are marketing names for untested blends. FDA's advisory committee reviewed BPC-157, KPV and TB-500 in July 2026 — advice only; they are not on the 503A bulks list. New pigmentation while using research-use-only peptides is a red flag: stop, record the product and source, and get it assessed.</w:t>
-      </w:r>
-    </w:p>
-    <w:p>
-      <w:pPr>
-        <w:pStyle w:val="BodyText"/>
-      </w:pPr>
-      <w:r>
-        <w:t xml:space="preserve">Sources: esposito-2012-tb500-fragment, fda-pcac-2026-07-meeting, fda-pcac-2026-bpc157-briefing, hannah-shmouni-2026-are, seiwerth-2021-bpc157-wound-healing</w:t>
+        <w:t xml:space="preserve">BPC-157's evidence is rodent studies from one group plus uncontrolled case series; no randomized efficacy trial in people has been published in full (September 2026); the one randomized trial FDA found, in ulcerative colitis, exists only as a 2005 meeting abstract and showed no significant difference from placebo. TB-500 is a seven-residue fragment of thymosin beta-4 that has never been trialled; KPV has only mouse data. GLOW and KLOW are marketing names for untested blends. FDA's advisory committee reviewed BPC-157, KPV and TB-500 in July 2026 — advice only; they are not on the 503A bulks list. In the UK, a medicine with no marketing authorisation may not be sold, supplied or advertised, and MHRA's largest seizure of unlicensed weight-loss medicines, in May 2026, included peptide products. New pigmentation while using research-use-only peptides is a red flag: stop, record the product and source, and get it assessed.</w:t>
+      </w:r>
+    </w:p>
+    <w:p>
+      <w:pPr>
+        <w:pStyle w:val="BodyText"/>
+      </w:pPr>
+      <w:r>
+        <w:t xml:space="preserve">Sources: esposito-2012-tb500-fragment, fda-pcac-2026-07-meeting, fda-pcac-2026-bpc157-briefing, hannah-shmouni-2026-are, seiwerth-2021-bpc157-wound-healing, uk-hmr-2012-reg-46, uk-hmr-2012-reg-279, mhra-2026-05-29-largest-seizure</w:t>
       </w:r>
     </w:p>
     <w:p>
@@ -28362,15 +29910,15 @@
         <w:pStyle w:val="BodyText"/>
       </w:pPr>
       <w:r>
-        <w:t xml:space="preserve">Afamelanotide (Scenesse) is an MC1R agonist approved only for erythropoietic protoporphyria (EU 2014, US 2019), on the strength of two sponsor-funded phase 3 trials; even there, the US label recommends a full-body skin examination twice a year. Melanotan II is a different, non-selective molecule approved for no indication. Its only controlled human data are two tiny 1990s studies, and case reports describe darkening and new moles, nail pigmentation, melanomas in people with other risk factors (causation unproven), priapism and rhabdomyolysis. FDA (April 2026), MHRA (April 2024) and TGA (August 2026) have all put warnings on record. If someone has used it: stop, record the product and seller, examine the skin and nails, and refer changing moles; a personal or family history of melanoma makes it an absolute no in the endocrinology guide. This course gives no doses or sourcing advice.</w:t>
-      </w:r>
-    </w:p>
-    <w:p>
-      <w:pPr>
-        <w:pStyle w:val="BodyText"/>
-      </w:pPr>
-      <w:r>
-        <w:t xml:space="preserve">Sources: langendonk-2015-afamelanotide-epp, fda-scenesse-label-2024, bohm-2025-mc1r-activation-review, habbema-2017-msh-analogue-risks, fda-503a-category2-safety-risks-page, hannah-shmouni-2026-are</w:t>
+        <w:t xml:space="preserve">Afamelanotide (Scenesse) is an MC1R agonist approved only for erythropoietic protoporphyria (EU 2014, US 2019; licensed in the UK, where NICE did not recommend it for NHS use in 2023), on the strength of two sponsor-funded phase 3 trials; even there, the US label recommends a full-body skin examination twice a year. Melanotan II is a different, non-selective molecule approved for no indication. Its only controlled human data are two tiny 1990s studies, and case reports describe darkening and new moles, nail pigmentation, melanomas in people with other risk factors (causation unproven), priapism and rhabdomyolysis. FDA (April 2026), MHRA (April 2024) and TGA (August 2026) have all put warnings on record. If someone has used it: stop, record the product and seller, examine the skin and nails, and refer changing moles; a personal or family history of melanoma makes it an absolute no in the endocrinology guide. This course gives no doses or sourcing advice.</w:t>
+      </w:r>
+    </w:p>
+    <w:p>
+      <w:pPr>
+        <w:pStyle w:val="BodyText"/>
+      </w:pPr>
+      <w:r>
+        <w:t xml:space="preserve">Sources: langendonk-2015-afamelanotide-epp, fda-scenesse-label-2024, bohm-2025-mc1r-activation-review, habbema-2017-msh-analogue-risks, fda-503a-category2-safety-risks-page, hannah-shmouni-2026-are, nice-hst27-afamelanotide, mhra-foi-24-274-melanotan-ii, tga-2026-melanotan-ii-safety-advisory</w:t>
       </w:r>
     </w:p>
     <w:p>
@@ -28408,15 +29956,15 @@
         <w:pStyle w:val="BodyText"/>
       </w:pPr>
       <w:r>
-        <w:t xml:space="preserve">PTD-DBM releases a brake (CXXC5) on Wnt signalling; its whole evidence is one 2017 mouse and tissue study from the developer's group, with no human trial published or registered as of September 2026 (grade D). Zinc thymulin is a zinc-dependent thymic peptide with no indexed human hair study (grade D). In the US, on FDA's 14 May 2026 lists, thymulin acetate is in 503A Category 3 and PTD-DBM is on no list; neither is on the bulks list. Hair loss starts with a workup (pattern, trigger, patches, androgens; ferritin and TSH in everyone), and the approved options, minoxidil, finasteride in men and baricitinib for severe alopecia areata, carry grade A evidence. This course gives no doses or sourcing advice; treatment choices belong with the prescriber.</w:t>
-      </w:r>
-    </w:p>
-    <w:p>
-      <w:pPr>
-        <w:pStyle w:val="BodyText"/>
-      </w:pPr>
-      <w:r>
-        <w:t xml:space="preserve">Sources: lee-2017-ptd-dbm-cxxc5-hair, dardenne-1982-thymulin-zinc, fda-503a-categories-2026-05-14, adil-2017-aga-treatments-meta, hannah-shmouni-2026-ppg-aug, hannah-shmouni-2026-are</w:t>
+        <w:t xml:space="preserve">PTD-DBM releases a brake (CXXC5) on Wnt signalling; its whole evidence is one 2017 mouse and tissue study from the developer's group, with no human trial published or registered as of September 2026 (grade D). Zinc thymulin is a zinc-dependent thymic peptide with no indexed human hair study (grade D). In the US, on FDA's 14 May 2026 lists, thymulin acetate is in 503A Category 3 and PTD-DBM is on no list; neither is on the bulks list. Hair loss starts with a workup (pattern, trigger, patches, androgens; ferritin and TSH in everyone), and the approved options, minoxidil, finasteride in men and baricitinib for severe alopecia areata, carry grade A evidence. In the UK, a men's minoxidil foam is on general sale, finasteride for hair loss is a private prescription carrying MHRA's strengthened warnings on depression and sexual dysfunction (May 2026), baricitinib is licensed for severe alopecia areata, and a peptide spray made up for one patient would be an unlicensed special that MHRA guidance places behind any licensed product that could meet the need. This course gives no doses or sourcing advice; treatment choices belong with the prescriber.</w:t>
+      </w:r>
+    </w:p>
+    <w:p>
+      <w:pPr>
+        <w:pStyle w:val="BodyText"/>
+      </w:pPr>
+      <w:r>
+        <w:t xml:space="preserve">Sources: lee-2017-ptd-dbm-cxxc5-hair, dardenne-1982-thymulin-zinc, fda-503a-categories-2026-05-14, adil-2017-aga-treatments-meta, hannah-shmouni-2026-ppg-aug, hannah-shmouni-2026-are, emc-smpc-regaine-men-foam-uk, emc-smpc-propecia-uk, mhra-dsu-2026-05-finasteride, emc-smpc-olumiant-uk, mhra-gn14-specials-2023</w:t>
       </w:r>
     </w:p>
     <w:p>
@@ -28454,15 +30002,15 @@
         <w:pStyle w:val="BodyText"/>
       </w:pPr>
       <w:r>
-        <w:t xml:space="preserve">Tesamorelin is the one peptide on this axis with approval-grade evidence: two phase 3 trials and US approval (2010) for excess abdominal fat in adults with HIV-associated lipodystrophy, GRADE A for that use only. Sermorelin, CJC-1295 with DAC and ipamorelin have human hormone-level data but no trial showing a clinical or skin benefit; CJC-1295 without DAC and IGF-1 LR3 have no published human studies (this course grades all of these D). In the US, as of FDA's lists of April and May 2026, no growth-hormone secretagogue is on the 503A bulks list; ibutamoren (MK-677) is in Category 2, and the CJC-1295 and ipamorelin 503A nominations were withdrawn. Growth hormone itself is approved for diagnosed deficiency and a few growth disorders, and knowingly distributing it for anti-ageing is a federal offence. This course gives no doses or sourcing advice; for an individual patient, that is a prescriber's decision.</w:t>
-      </w:r>
-    </w:p>
-    <w:p>
-      <w:pPr>
-        <w:pStyle w:val="BodyText"/>
-      </w:pPr>
-      <w:r>
-        <w:t xml:space="preserve">Sources: falutz-2010-tesamorelin-pooled, dominikowski-2026-gh-axis-peptides-review, fda-503a-categories-2026-05-14, fda-503a-category2-safety-risks-page, usc-21-333e-hgh</w:t>
+        <w:t xml:space="preserve">Tesamorelin is the one peptide on this axis with approval-grade evidence: two phase 3 trials and US approval (2010) for excess abdominal fat in adults with HIV-associated lipodystrophy, GRADE A for that use only. Sermorelin, CJC-1295 with DAC and ipamorelin have human hormone-level data but no trial showing a clinical or skin benefit; CJC-1295 without DAC and IGF-1 LR3 have no published human studies (this course grades all of these D). In the US, as of FDA's lists of April and May 2026, no growth-hormone secretagogue is on the 503A bulks list; ibutamoren (MK-677) is in Category 2, and the CJC-1295 and ipamorelin 503A nominations were withdrawn. Growth hormone itself is approved for diagnosed deficiency and a few growth disorders, and knowingly distributing it for anti-ageing is a federal offence in the US. In the UK, somatropin is a prescription-only medicine and a Class C controlled drug, and MHRA's products database holds no product information for tesamorelin, sermorelin or ipamorelin (September 2026). This course gives no doses or sourcing advice; for an individual patient, that is a prescriber's decision.</w:t>
+      </w:r>
+    </w:p>
+    <w:p>
+      <w:pPr>
+        <w:pStyle w:val="BodyText"/>
+      </w:pPr>
+      <w:r>
+        <w:t xml:space="preserve">Sources: falutz-2010-tesamorelin-pooled, dominikowski-2026-gh-axis-peptides-review, fda-503a-categories-2026-05-14, fda-503a-category2-safety-risks-page, usc-21-333e-hgh, emc-smpc-genotropin-uk, uk-misuse-of-drugs-act-1971-sch2, mhra-products-database-search-2026-09-25</w:t>
       </w:r>
     </w:p>
     <w:p>
@@ -28592,15 +30140,15 @@
         <w:pStyle w:val="BodyText"/>
       </w:pPr>
       <w:r>
-        <w:t xml:space="preserve">In the US, a 503A pharmacy may compound only from a substance that meets a USP or NF monograph, or else is a component of an approved drug, or else is on the 503A bulks list (six substances, none a peptide, as of September 2026), and it needs a valid certificate of analysis. A certificate is the supplier's report on one lot: mass spectrometry for identity, HPLC for purity, plus endotoxin and microbial results. It cannot prove your vial is that lot, how it was stored, or that it is sterile or lawful. 'Research use only' products are labelled not for use in humans, and 'off-label' applies only to approved drugs. This course gives no doses or sourcing advice; for an individual patient, that is the prescriber's decision.</w:t>
-      </w:r>
-    </w:p>
-    <w:p>
-      <w:pPr>
-        <w:pStyle w:val="BodyText"/>
-      </w:pPr>
-      <w:r>
-        <w:t xml:space="preserve">Sources: usc-21-353a, ecfr-21-cfr-216-23-bulks-list, hannah-shmouni-2026-ppg-aug, ecfr-21-cfr-312-160, fda-off-label-page</w:t>
+        <w:t xml:space="preserve">In the US, a 503A pharmacy may compound only from a substance that meets a USP or NF monograph, or else is a component of an approved drug, or else is on the 503A bulks list (six substances, none a peptide, as of September 2026), and it needs a valid certificate of analysis. A certificate is the supplier's report on one lot: mass spectrometry for identity, HPLC for purity, plus endotoxin and microbial results. It cannot prove your vial is that lot, how it was stored, or that it is sterile or lawful. 'Research use only' products are labelled not for use in humans, and 'off-label' applies only to approved drugs. In the UK, an unlicensed medicine reaches a patient as a 'special', made by a licensed specials manufacturer to a prescriber's order for one patient's special clinical need, or as a medicine a pharmacist prepares against a prescription; MHRA guidance ranks a UK-licensed medicine, even used off-label, ahead of an unlicensed one, and specials may not be advertised. This course gives no doses or sourcing advice; for an individual patient, that is the prescriber's decision.</w:t>
+      </w:r>
+    </w:p>
+    <w:p>
+      <w:pPr>
+        <w:pStyle w:val="BodyText"/>
+      </w:pPr>
+      <w:r>
+        <w:t xml:space="preserve">Sources: usc-21-353a, ecfr-21-cfr-216-23-bulks-list, hannah-shmouni-2026-ppg-aug, ecfr-21-cfr-312-160, fda-off-label-page, uk-hmr-2012-reg-167, mhra-gn14-specials-2023, uk-medicines-act-1968-s10</w:t>
       </w:r>
     </w:p>
     <w:p>
@@ -28610,8 +30158,8 @@
         </w:pict>
       </w:r>
     </w:p>
-    <w:bookmarkEnd w:id="184"/>
-    <w:bookmarkEnd w:id="185"/>
+    <w:bookmarkEnd w:id="186"/>
+    <w:bookmarkEnd w:id="187"/>
     <w:sectPr>
       <w:footnotePr>
         <w:numRestart w:val="eachSect"/>
@@ -29199,6 +30747,9 @@
     <w:abstractNumId w:val="991"/>
   </w:num>
   <w:num w:numId="1078">
+    <w:abstractNumId w:val="991"/>
+  </w:num>
+  <w:num w:numId="1079">
     <w:abstractNumId w:val="991"/>
   </w:num>
 </w:numbering>

--- a/course-production/hormones-peptides-skin/review/course-draft.docx
+++ b/course-production/hormones-peptides-skin/review/course-draft.docx
@@ -814,6 +814,28 @@
         <w:t xml:space="preserve"> </w:t>
       </w:r>
       <w:r>
+        <w:t xml:space="preserve">· m1-p02 (2026-09-25) — Role picker no longer says regulatory facts are the same for everyone: 'The evidence and grades are the same for everyone, and regulatory notes follow the country you choose. What changes with your role…' (six-jurisdiction course).</w:t>
+      </w:r>
+    </w:p>
+    <w:p>
+      <w:pPr>
+        <w:pStyle w:val="Compact"/>
+        <w:numPr>
+          <w:ilvl w:val="0"/>
+          <w:numId w:val="1002"/>
+        </w:numPr>
+      </w:pPr>
+      <w:r>
+        <w:rPr>
+          <w:b/>
+          <w:bCs/>
+        </w:rPr>
+        <w:t xml:space="preserve">m01</w:t>
+      </w:r>
+      <w:r>
+        <w:t xml:space="preserve"> </w:t>
+      </w:r>
+      <w:r>
         <w:t xml:space="preserve">· m1-p15, m1-p18, tutor-m01-senescence (2026-09-24) — The automated source check, which matches every cited sentence against the source's own text, contradicted two statements. Both are corrected. (1) Baker 2016 did measure skin: thickness, fibrosis and wound closure as safety checks, and clearance during healing slowed wound closure, so the course no longer says skin was not an endpoint. (2) Chung 2019 topical rapamycin was an exploratory randomized trial with clinical appearance described qualitatively. The course now says no adequately sized trial with clinical skin-ageing outcomes was found, and keeps 'no randomized senolytic trial' where the statement is about senolytics.</w:t>
       </w:r>
     </w:p>
@@ -924,6 +946,50 @@
         <w:t xml:space="preserve"> </w:t>
       </w:r>
       <w:r>
+        <w:t xml:space="preserve">· m2-p11 (2026-09-25) — UK text moved verbatim into the UK note; the same UK facts left beats 1 and 3 and the narration, and the UK-only lines left the prescriber and advisor versions (advisor sentence rejoined as approved on 24 Sep), so the base copy is the approved US text; EU, Portugal, Brazil and UAE notes added.</w:t>
+      </w:r>
+    </w:p>
+    <w:p>
+      <w:pPr>
+        <w:pStyle w:val="Compact"/>
+        <w:numPr>
+          <w:ilvl w:val="0"/>
+          <w:numId w:val="1002"/>
+        </w:numPr>
+      </w:pPr>
+      <w:r>
+        <w:rPr>
+          <w:b/>
+          <w:bCs/>
+        </w:rPr>
+        <w:t xml:space="preserve">m02</w:t>
+      </w:r>
+      <w:r>
+        <w:t xml:space="preserve"> </w:t>
+      </w:r>
+      <w:r>
+        <w:t xml:space="preserve">· m2-p11 (2026-09-25) — EU note: the opening clause 'HRT is authorised nationally' removed; the cited EU core product information (CMDh, December 2025) lists HRT's indications but says nothing about how HRT products are authorised. The note now states only what that text lists.</w:t>
+      </w:r>
+    </w:p>
+    <w:p>
+      <w:pPr>
+        <w:pStyle w:val="Compact"/>
+        <w:numPr>
+          <w:ilvl w:val="0"/>
+          <w:numId w:val="1002"/>
+        </w:numPr>
+      </w:pPr>
+      <w:r>
+        <w:rPr>
+          <w:b/>
+          <w:bCs/>
+        </w:rPr>
+        <w:t xml:space="preserve">m02</w:t>
+      </w:r>
+      <w:r>
+        <w:t xml:space="preserve"> </w:t>
+      </w:r>
+      <w:r>
         <w:t xml:space="preserve">· m2-p03, m2-p19, tutor-m02-hrt-skin (2026-09-24) — Source-check alignment: cortisol callout states what the source says (local regulation independent of systemic levels); HRT chip names approved uses and cites the FDA labeling record; KEEPS four-year trial cited in the tutor answer.</w:t>
       </w:r>
     </w:p>
@@ -1144,6 +1210,160 @@
         <w:t xml:space="preserve"> </w:t>
       </w:r>
       <w:r>
+        <w:t xml:space="preserve">· m3-p08 (2026-09-25) — UK text moved verbatim into the UK note (the body sentence; the same UK fact removed from beat 3 and the narration, which is back to the approved wording) and the UK sources with it; EU, Brazil and UAE notes added.</w:t>
+      </w:r>
+    </w:p>
+    <w:p>
+      <w:pPr>
+        <w:pStyle w:val="Compact"/>
+        <w:numPr>
+          <w:ilvl w:val="0"/>
+          <w:numId w:val="1002"/>
+        </w:numPr>
+      </w:pPr>
+      <w:r>
+        <w:rPr>
+          <w:b/>
+          <w:bCs/>
+        </w:rPr>
+        <w:t xml:space="preserve">m03</w:t>
+      </w:r>
+      <w:r>
+        <w:t xml:space="preserve"> </w:t>
+      </w:r>
+      <w:r>
+        <w:t xml:space="preserve">· m3-p09 (2026-09-25) — UK text moved verbatim into the UK note (the UK row's label and value joined into one opening sentence, its note verbatim) and the UK sources with it; body's UK clause and 'EU status is not covered' removed, US sentence as approved 24 Sep; EU, Portugal, Brazil and UAE notes added.</w:t>
+      </w:r>
+    </w:p>
+    <w:p>
+      <w:pPr>
+        <w:pStyle w:val="Compact"/>
+        <w:numPr>
+          <w:ilvl w:val="0"/>
+          <w:numId w:val="1002"/>
+        </w:numPr>
+      </w:pPr>
+      <w:r>
+        <w:rPr>
+          <w:b/>
+          <w:bCs/>
+        </w:rPr>
+        <w:t xml:space="preserve">m03</w:t>
+      </w:r>
+      <w:r>
+        <w:t xml:space="preserve"> </w:t>
+      </w:r>
+      <w:r>
+        <w:t xml:space="preserve">· m3-p11 (2026-09-25) — UK text moved verbatim into the UK note and the UK sources with it; regulatory row label back to 'Regulatory status (US, September 2026)' as approved 24 Sep. No EU, Portugal, Brazil or UAE note: no verified source on hair-loss labelling there.</w:t>
+      </w:r>
+    </w:p>
+    <w:p>
+      <w:pPr>
+        <w:pStyle w:val="Compact"/>
+        <w:numPr>
+          <w:ilvl w:val="0"/>
+          <w:numId w:val="1002"/>
+        </w:numPr>
+      </w:pPr>
+      <w:r>
+        <w:rPr>
+          <w:b/>
+          <w:bCs/>
+        </w:rPr>
+        <w:t xml:space="preserve">m03</w:t>
+      </w:r>
+      <w:r>
+        <w:t xml:space="preserve"> </w:t>
+      </w:r>
+      <w:r>
+        <w:t xml:space="preserve">· m3-p17 (2026-09-25) — EU, Brazil and UAE notes added (tirzepatide indications; BPC-157 status, with Dubai and Abu Dhabi rules). UK clause in the tirzepatide feedback left in place: it shares one sentence with the US statement.</w:t>
+      </w:r>
+    </w:p>
+    <w:p>
+      <w:pPr>
+        <w:pStyle w:val="Compact"/>
+        <w:numPr>
+          <w:ilvl w:val="0"/>
+          <w:numId w:val="1002"/>
+        </w:numPr>
+      </w:pPr>
+      <w:r>
+        <w:rPr>
+          <w:b/>
+          <w:bCs/>
+        </w:rPr>
+        <w:t xml:space="preserve">m03</w:t>
+      </w:r>
+      <w:r>
+        <w:t xml:space="preserve"> </w:t>
+      </w:r>
+      <w:r>
+        <w:t xml:space="preserve">· m3-p18 (2026-09-25) — UK text moved verbatim into the UK note (the narration sentence) and the UK sources with it; the UK-only sentence removed from the prescriber version, now covered by the UK note; EU, Portugal, Brazil and UAE notes added.</w:t>
+      </w:r>
+    </w:p>
+    <w:p>
+      <w:pPr>
+        <w:pStyle w:val="Compact"/>
+        <w:numPr>
+          <w:ilvl w:val="0"/>
+          <w:numId w:val="1002"/>
+        </w:numPr>
+      </w:pPr>
+      <w:r>
+        <w:rPr>
+          <w:b/>
+          <w:bCs/>
+        </w:rPr>
+        <w:t xml:space="preserve">m03</w:t>
+      </w:r>
+      <w:r>
+        <w:t xml:space="preserve"> </w:t>
+      </w:r>
+      <w:r>
+        <w:t xml:space="preserve">· unit tutorContext (2026-09-25) — 'EU not covered' removed; the moments' country notes now carry EU, Portugal, Brazil and UAE status.</w:t>
+      </w:r>
+    </w:p>
+    <w:p>
+      <w:pPr>
+        <w:pStyle w:val="Compact"/>
+        <w:numPr>
+          <w:ilvl w:val="0"/>
+          <w:numId w:val="1002"/>
+        </w:numPr>
+      </w:pPr>
+      <w:r>
+        <w:rPr>
+          <w:b/>
+          <w:bCs/>
+        </w:rPr>
+        <w:t xml:space="preserve">m03</w:t>
+      </w:r>
+      <w:r>
+        <w:t xml:space="preserve"> </w:t>
+      </w:r>
+      <w:r>
+        <w:t xml:space="preserve">· m3-p18 (2026-09-25) — Sources only, no wording changed: the Cochrane review of probiotics for eczema (Makrgeorgou 2018) and the 503A bulks list (21 CFR 216.23) added to the citations and source line; they state the narration's eczema and BPC-157 sentences, which the previously cited sources did not.</w:t>
+      </w:r>
+    </w:p>
+    <w:p>
+      <w:pPr>
+        <w:pStyle w:val="Compact"/>
+        <w:numPr>
+          <w:ilvl w:val="0"/>
+          <w:numId w:val="1002"/>
+        </w:numPr>
+      </w:pPr>
+      <w:r>
+        <w:rPr>
+          <w:b/>
+          <w:bCs/>
+        </w:rPr>
+        <w:t xml:space="preserve">m03</w:t>
+      </w:r>
+      <w:r>
+        <w:t xml:space="preserve"> </w:t>
+      </w:r>
+      <w:r>
         <w:t xml:space="preserve">· m3-p08, m3-p15 (2026-09-24) — From the automated source check: the approvals moment now also cites the Wegovy and Zepbound labels; 'by about half' removed from the high-fat-meal endotoxin sentence (the abstract gives no size).</w:t>
       </w:r>
     </w:p>
@@ -1534,6 +1754,160 @@
           <w:b/>
           <w:bCs/>
         </w:rPr>
+        <w:t xml:space="preserve">m04</w:t>
+      </w:r>
+      <w:r>
+        <w:t xml:space="preserve"> </w:t>
+      </w:r>
+      <w:r>
+        <w:t xml:space="preserve">· m4-p05 (2026-09-25) — UK text moved verbatim into the UK note (row label back to 'Regulatory status (US, 14 May 2026)'; its 'UK, September 2026' date now closes the note; the UK source ids and the sourceNote's UK part moved from the block to the note). EU, Portugal, Brazil and UAE notes added.</w:t>
+      </w:r>
+    </w:p>
+    <w:p>
+      <w:pPr>
+        <w:pStyle w:val="Compact"/>
+        <w:numPr>
+          <w:ilvl w:val="0"/>
+          <w:numId w:val="1002"/>
+        </w:numPr>
+      </w:pPr>
+      <w:r>
+        <w:rPr>
+          <w:b/>
+          <w:bCs/>
+        </w:rPr>
+        <w:t xml:space="preserve">m04</w:t>
+      </w:r>
+      <w:r>
+        <w:t xml:space="preserve"> </w:t>
+      </w:r>
+      <w:r>
+        <w:t xml:space="preserve">· m4-p06 (2026-09-25) — UK text moved verbatim into the UK note: the body's UK sentence and the prescriber version's UK clause (removed from the role note, which keeps its US line); the narration's UK sentence removed, so the narration is back to its approved text; UK source ids and the sourceNote's UK part moved from the block to the note. EU, Portugal, Brazil and UAE notes added.</w:t>
+      </w:r>
+    </w:p>
+    <w:p>
+      <w:pPr>
+        <w:pStyle w:val="Compact"/>
+        <w:numPr>
+          <w:ilvl w:val="0"/>
+          <w:numId w:val="1002"/>
+        </w:numPr>
+      </w:pPr>
+      <w:r>
+        <w:rPr>
+          <w:b/>
+          <w:bCs/>
+        </w:rPr>
+        <w:t xml:space="preserve">m04</w:t>
+      </w:r>
+      <w:r>
+        <w:t xml:space="preserve"> </w:t>
+      </w:r>
+      <w:r>
+        <w:t xml:space="preserve">· m4-p11 (2026-09-25) — UK text moved verbatim into the UK note (the body's three UK sentences); the narration's four UK sentences removed (the earlier 'UK and EU rules are being mapped' line is not restored); UK source ids and the sourceNote's UK part moved from the block to the note. EU, Portugal, Brazil and UAE notes added.</w:t>
+      </w:r>
+    </w:p>
+    <w:p>
+      <w:pPr>
+        <w:pStyle w:val="Compact"/>
+        <w:numPr>
+          <w:ilvl w:val="0"/>
+          <w:numId w:val="1002"/>
+        </w:numPr>
+      </w:pPr>
+      <w:r>
+        <w:rPr>
+          <w:b/>
+          <w:bCs/>
+        </w:rPr>
+        <w:t xml:space="preserve">m04</w:t>
+      </w:r>
+      <w:r>
+        <w:t xml:space="preserve"> </w:t>
+      </w:r>
+      <w:r>
+        <w:t xml:space="preserve">· m4-p16 (2026-09-25) — UK text moved verbatim into the UK note (the pointer to lesson 7.2, with its MHRA source id). EU, Portugal, Brazil and UAE notes added.</w:t>
+      </w:r>
+    </w:p>
+    <w:p>
+      <w:pPr>
+        <w:pStyle w:val="Compact"/>
+        <w:numPr>
+          <w:ilvl w:val="0"/>
+          <w:numId w:val="1002"/>
+        </w:numPr>
+      </w:pPr>
+      <w:r>
+        <w:rPr>
+          <w:b/>
+          <w:bCs/>
+        </w:rPr>
+        <w:t xml:space="preserve">m04</w:t>
+      </w:r>
+      <w:r>
+        <w:t xml:space="preserve"> </w:t>
+      </w:r>
+      <w:r>
+        <w:t xml:space="preserve">· m4-p17 (2026-09-25) — EU, Portugal, Brazil and UAE notes added (research-use-only products bought online; registration status of GHK-Cu, BPC-157 and TB-500).</w:t>
+      </w:r>
+    </w:p>
+    <w:p>
+      <w:pPr>
+        <w:pStyle w:val="Compact"/>
+        <w:numPr>
+          <w:ilvl w:val="0"/>
+          <w:numId w:val="1002"/>
+        </w:numPr>
+      </w:pPr>
+      <w:r>
+        <w:rPr>
+          <w:b/>
+          <w:bCs/>
+        </w:rPr>
+        <w:t xml:space="preserve">m04</w:t>
+      </w:r>
+      <w:r>
+        <w:t xml:space="preserve"> </w:t>
+      </w:r>
+      <w:r>
+        <w:t xml:space="preserve">· m4-p02 (2026-09-25) — Role line no longer says regulatory status is the same for everyone: 'The evidence and grades are the same for everyone, and regulatory notes follow the country you choose. What changes with your role…' (six-jurisdiction course).</w:t>
+      </w:r>
+    </w:p>
+    <w:p>
+      <w:pPr>
+        <w:pStyle w:val="Compact"/>
+        <w:numPr>
+          <w:ilvl w:val="0"/>
+          <w:numId w:val="1002"/>
+        </w:numPr>
+      </w:pPr>
+      <w:r>
+        <w:rPr>
+          <w:b/>
+          <w:bCs/>
+        </w:rPr>
+        <w:t xml:space="preserve">m04</w:t>
+      </w:r>
+      <w:r>
+        <w:t xml:space="preserve"> </w:t>
+      </w:r>
+      <w:r>
+        <w:t xml:space="preserve">· m4-p05 (2026-09-25) — Source line drops the internal word 'Registry m04 ·'; now reads 'FDA 503A category list, updated 14 May 2026'.</w:t>
+      </w:r>
+    </w:p>
+    <w:p>
+      <w:pPr>
+        <w:pStyle w:val="Compact"/>
+        <w:numPr>
+          <w:ilvl w:val="0"/>
+          <w:numId w:val="1002"/>
+        </w:numPr>
+      </w:pPr>
+      <w:r>
+        <w:rPr>
+          <w:b/>
+          <w:bCs/>
+        </w:rPr>
         <w:t xml:space="preserve">m05</w:t>
       </w:r>
       <w:r>
@@ -1716,6 +2090,138 @@
         <w:t xml:space="preserve"> </w:t>
       </w:r>
       <w:r>
+        <w:t xml:space="preserve">· m5-p03 (2026-09-25) — UK text moved verbatim into the UK note; block sources back to the approved list (the UK sources now sit on the UK note); EU, PT, BR and AE notes added.</w:t>
+      </w:r>
+    </w:p>
+    <w:p>
+      <w:pPr>
+        <w:pStyle w:val="Compact"/>
+        <w:numPr>
+          <w:ilvl w:val="0"/>
+          <w:numId w:val="1002"/>
+        </w:numPr>
+      </w:pPr>
+      <w:r>
+        <w:rPr>
+          <w:b/>
+          <w:bCs/>
+        </w:rPr>
+        <w:t xml:space="preserve">m05</w:t>
+      </w:r>
+      <w:r>
+        <w:t xml:space="preserve"> </w:t>
+      </w:r>
+      <w:r>
+        <w:t xml:space="preserve">· m5-p05 (2026-09-25) — UK text moved verbatim into the UK note; the UK lines in beat 2 and the narration removed, restoring their approved wording; block sources back to the approved list; EU, PT, BR and AE notes added. The prescriber version's UK finasteride steps stay (they are not in the UK note).</w:t>
+      </w:r>
+    </w:p>
+    <w:p>
+      <w:pPr>
+        <w:pStyle w:val="Compact"/>
+        <w:numPr>
+          <w:ilvl w:val="0"/>
+          <w:numId w:val="1002"/>
+        </w:numPr>
+      </w:pPr>
+      <w:r>
+        <w:rPr>
+          <w:b/>
+          <w:bCs/>
+        </w:rPr>
+        <w:t xml:space="preserve">m05</w:t>
+      </w:r>
+      <w:r>
+        <w:t xml:space="preserve"> </w:t>
+      </w:r>
+      <w:r>
+        <w:t xml:space="preserve">· m5-p08 (2026-09-25) — UK text moved verbatim into the UK note (row 3 note; 'UK licensed' dropped from the row value, which the UK note states); block sources back to the approved list; EU, PT, BR and AE notes added.</w:t>
+      </w:r>
+    </w:p>
+    <w:p>
+      <w:pPr>
+        <w:pStyle w:val="Compact"/>
+        <w:numPr>
+          <w:ilvl w:val="0"/>
+          <w:numId w:val="1002"/>
+        </w:numPr>
+      </w:pPr>
+      <w:r>
+        <w:rPr>
+          <w:b/>
+          <w:bCs/>
+        </w:rPr>
+        <w:t xml:space="preserve">m05</w:t>
+      </w:r>
+      <w:r>
+        <w:t xml:space="preserve"> </w:t>
+      </w:r>
+      <w:r>
+        <w:t xml:space="preserve">· m5-p12 (2026-09-25) — 'EU status is not covered in this course' removed; EU, PT, BR and AE notes added on Melanotan II; the approved UK row stays in the comparison table.</w:t>
+      </w:r>
+    </w:p>
+    <w:p>
+      <w:pPr>
+        <w:pStyle w:val="Compact"/>
+        <w:numPr>
+          <w:ilvl w:val="0"/>
+          <w:numId w:val="1002"/>
+        </w:numPr>
+      </w:pPr>
+      <w:r>
+        <w:rPr>
+          <w:b/>
+          <w:bCs/>
+        </w:rPr>
+        <w:t xml:space="preserve">m05</w:t>
+      </w:r>
+      <w:r>
+        <w:t xml:space="preserve"> </w:t>
+      </w:r>
+      <w:r>
+        <w:t xml:space="preserve">· m5-p17 (2026-09-25) — UK text moved verbatim into the UK note; the UK line in the narration removed; block sources back to the approved list; EU, PT, BR and AE notes added. The prescriber version's UK specials line stays (it is not in the UK note).</w:t>
+      </w:r>
+    </w:p>
+    <w:p>
+      <w:pPr>
+        <w:pStyle w:val="Compact"/>
+        <w:numPr>
+          <w:ilvl w:val="0"/>
+          <w:numId w:val="1002"/>
+        </w:numPr>
+      </w:pPr>
+      <w:r>
+        <w:rPr>
+          <w:b/>
+          <w:bCs/>
+        </w:rPr>
+        <w:t xml:space="preserve">m05</w:t>
+      </w:r>
+      <w:r>
+        <w:t xml:space="preserve"> </w:t>
+      </w:r>
+      <w:r>
+        <w:t xml:space="preserve">· unit tutorContext (2026-09-25) — Removed 'EU status not asserted' and 'EU not covered'; EU, Portugal, Brazil and UAE status now sits in the moments' jurisdiction notes.</w:t>
+      </w:r>
+    </w:p>
+    <w:p>
+      <w:pPr>
+        <w:pStyle w:val="Compact"/>
+        <w:numPr>
+          <w:ilvl w:val="0"/>
+          <w:numId w:val="1002"/>
+        </w:numPr>
+      </w:pPr>
+      <w:r>
+        <w:rPr>
+          <w:b/>
+          <w:bCs/>
+        </w:rPr>
+        <w:t xml:space="preserve">m05</w:t>
+      </w:r>
+      <w:r>
+        <w:t xml:space="preserve"> </w:t>
+      </w:r>
+      <w:r>
         <w:t xml:space="preserve">· m5-check (2026-09-24) — Module check now cites both 1990s Melanotan II studies (Dorr 1996, Wessells 1998).</w:t>
       </w:r>
     </w:p>
@@ -1892,6 +2398,116 @@
         <w:t xml:space="preserve"> </w:t>
       </w:r>
       <w:r>
+        <w:t xml:space="preserve">· m6-p05 (2026-09-25) — UK text moved verbatim into the UK note (the body sentence; the same UK sentence also left point 3, beat 3 and the narration); EU, PT, BR and AE notes added.</w:t>
+      </w:r>
+    </w:p>
+    <w:p>
+      <w:pPr>
+        <w:pStyle w:val="Compact"/>
+        <w:numPr>
+          <w:ilvl w:val="0"/>
+          <w:numId w:val="1002"/>
+        </w:numPr>
+      </w:pPr>
+      <w:r>
+        <w:rPr>
+          <w:b/>
+          <w:bCs/>
+        </w:rPr>
+        <w:t xml:space="preserve">m06</w:t>
+      </w:r>
+      <w:r>
+        <w:t xml:space="preserve"> </w:t>
+      </w:r>
+      <w:r>
+        <w:t xml:space="preserve">· m6-p08 (2026-09-25) — UK text moved verbatim into the UK note (the 'UK status' tool row, its label, value and note joined); EU, BR and AE notes added.</w:t>
+      </w:r>
+    </w:p>
+    <w:p>
+      <w:pPr>
+        <w:pStyle w:val="Compact"/>
+        <w:numPr>
+          <w:ilvl w:val="0"/>
+          <w:numId w:val="1002"/>
+        </w:numPr>
+      </w:pPr>
+      <w:r>
+        <w:rPr>
+          <w:b/>
+          <w:bCs/>
+        </w:rPr>
+        <w:t xml:space="preserve">m06</w:t>
+      </w:r>
+      <w:r>
+        <w:t xml:space="preserve"> </w:t>
+      </w:r>
+      <w:r>
+        <w:t xml:space="preserve">· m6-p11 (2026-09-25) — EU, PT, BR and AE notes added.</w:t>
+      </w:r>
+    </w:p>
+    <w:p>
+      <w:pPr>
+        <w:pStyle w:val="Compact"/>
+        <w:numPr>
+          <w:ilvl w:val="0"/>
+          <w:numId w:val="1002"/>
+        </w:numPr>
+      </w:pPr>
+      <w:r>
+        <w:rPr>
+          <w:b/>
+          <w:bCs/>
+        </w:rPr>
+        <w:t xml:space="preserve">m06</w:t>
+      </w:r>
+      <w:r>
+        <w:t xml:space="preserve"> </w:t>
+      </w:r>
+      <w:r>
+        <w:t xml:space="preserve">· m6-p12 (2026-09-25) — UK text moved verbatim into the UK note (the body sentence; the same UK sentence also left beat 3 and the narration; the UK-only sentence left the prescriber version, its specials clause kept verbatim in the UK note); EU, PT, BR and AE notes added.</w:t>
+      </w:r>
+    </w:p>
+    <w:p>
+      <w:pPr>
+        <w:pStyle w:val="Compact"/>
+        <w:numPr>
+          <w:ilvl w:val="0"/>
+          <w:numId w:val="1002"/>
+        </w:numPr>
+      </w:pPr>
+      <w:r>
+        <w:rPr>
+          <w:b/>
+          <w:bCs/>
+        </w:rPr>
+        <w:t xml:space="preserve">m06</w:t>
+      </w:r>
+      <w:r>
+        <w:t xml:space="preserve"> </w:t>
+      </w:r>
+      <w:r>
+        <w:t xml:space="preserve">· unit tutorContext (2026-09-25) — Removed 'EU not covered.'; the Guide reads the jurisdiction notes directly.</w:t>
+      </w:r>
+    </w:p>
+    <w:p>
+      <w:pPr>
+        <w:pStyle w:val="Compact"/>
+        <w:numPr>
+          <w:ilvl w:val="0"/>
+          <w:numId w:val="1002"/>
+        </w:numPr>
+      </w:pPr>
+      <w:r>
+        <w:rPr>
+          <w:b/>
+          <w:bCs/>
+        </w:rPr>
+        <w:t xml:space="preserve">m06</w:t>
+      </w:r>
+      <w:r>
+        <w:t xml:space="preserve"> </w:t>
+      </w:r>
+      <w:r>
         <w:t xml:space="preserve">· m6-p05, cq-m06-2, tutor-m06-gh-excess (2026-09-24) — Source-check alignment: GH adverse-effect statements cite Liu 2007 (whose results list them); the GH-excess tutor answer cites the Endocrine Society acromegaly guideline.</w:t>
       </w:r>
     </w:p>
@@ -2091,6 +2707,292 @@
       </w:r>
       <w:r>
         <w:t xml:space="preserve">· unit tutorContext (2026-09-25) — 'US only; UK and EU mapping pending' replaced by the UK framework summary; EU marked as not covered.</w:t>
+      </w:r>
+    </w:p>
+    <w:p>
+      <w:pPr>
+        <w:pStyle w:val="Compact"/>
+        <w:numPr>
+          <w:ilvl w:val="0"/>
+          <w:numId w:val="1002"/>
+        </w:numPr>
+      </w:pPr>
+      <w:r>
+        <w:rPr>
+          <w:b/>
+          <w:bCs/>
+        </w:rPr>
+        <w:t xml:space="preserve">m07</w:t>
+      </w:r>
+      <w:r>
+        <w:t xml:space="preserve"> </w:t>
+      </w:r>
+      <w:r>
+        <w:t xml:space="preserve">· m7-p07 (2026-09-25) — EU, PT, BR and AE regulatory notes added (pharmacy preparation and compounding rules); US base copy unchanged.</w:t>
+      </w:r>
+    </w:p>
+    <w:p>
+      <w:pPr>
+        <w:pStyle w:val="Compact"/>
+        <w:numPr>
+          <w:ilvl w:val="0"/>
+          <w:numId w:val="1002"/>
+        </w:numPr>
+      </w:pPr>
+      <w:r>
+        <w:rPr>
+          <w:b/>
+          <w:bCs/>
+        </w:rPr>
+        <w:t xml:space="preserve">m07</w:t>
+      </w:r>
+      <w:r>
+        <w:t xml:space="preserve"> </w:t>
+      </w:r>
+      <w:r>
+        <w:t xml:space="preserve">· m7-p08 (2026-09-25) — EU, PT, BR and AE regulatory notes added (status of BPC-157, TB-500, KPV, GHK-Cu, LL-37 and melanotan); US base copy unchanged.</w:t>
+      </w:r>
+    </w:p>
+    <w:p>
+      <w:pPr>
+        <w:pStyle w:val="Compact"/>
+        <w:numPr>
+          <w:ilvl w:val="0"/>
+          <w:numId w:val="1002"/>
+        </w:numPr>
+      </w:pPr>
+      <w:r>
+        <w:rPr>
+          <w:b/>
+          <w:bCs/>
+        </w:rPr>
+        <w:t xml:space="preserve">m07</w:t>
+      </w:r>
+      <w:r>
+        <w:t xml:space="preserve"> </w:t>
+      </w:r>
+      <w:r>
+        <w:t xml:space="preserve">· m7-p09 (2026-09-25) — EU, BR and AE regulatory notes added (tesamorelin status); no PT note, the EU note covers Portugal; US base copy unchanged.</w:t>
+      </w:r>
+    </w:p>
+    <w:p>
+      <w:pPr>
+        <w:pStyle w:val="Compact"/>
+        <w:numPr>
+          <w:ilvl w:val="0"/>
+          <w:numId w:val="1002"/>
+        </w:numPr>
+      </w:pPr>
+      <w:r>
+        <w:rPr>
+          <w:b/>
+          <w:bCs/>
+        </w:rPr>
+        <w:t xml:space="preserve">m07</w:t>
+      </w:r>
+      <w:r>
+        <w:t xml:space="preserve"> </w:t>
+      </w:r>
+      <w:r>
+        <w:t xml:space="preserve">· m7-p21 (2026-09-25) — Rebuilt as the outside-the-US moment (id kept): lead, title, body, tool rows, callout and sources now state what holds across the non-US jurisdictions; UK text moved verbatim into the UK note; EU, PT, BR and AE notes added.</w:t>
+      </w:r>
+    </w:p>
+    <w:p>
+      <w:pPr>
+        <w:pStyle w:val="Compact"/>
+        <w:numPr>
+          <w:ilvl w:val="0"/>
+          <w:numId w:val="1002"/>
+        </w:numPr>
+      </w:pPr>
+      <w:r>
+        <w:rPr>
+          <w:b/>
+          <w:bCs/>
+        </w:rPr>
+        <w:t xml:space="preserve">m07</w:t>
+      </w:r>
+      <w:r>
+        <w:t xml:space="preserve"> </w:t>
+      </w:r>
+      <w:r>
+        <w:t xml:space="preserve">· m7-p13 (2026-09-25) — EU, PT, BR and AE regulatory notes added (research-use-only products and unauthorised supply); US base copy unchanged.</w:t>
+      </w:r>
+    </w:p>
+    <w:p>
+      <w:pPr>
+        <w:pStyle w:val="Compact"/>
+        <w:numPr>
+          <w:ilvl w:val="0"/>
+          <w:numId w:val="1002"/>
+        </w:numPr>
+      </w:pPr>
+      <w:r>
+        <w:rPr>
+          <w:b/>
+          <w:bCs/>
+        </w:rPr>
+        <w:t xml:space="preserve">m07</w:t>
+      </w:r>
+      <w:r>
+        <w:t xml:space="preserve"> </w:t>
+      </w:r>
+      <w:r>
+        <w:t xml:space="preserve">· m7-p22 (2026-09-25) — Rebuilt as the outside-the-US moment (id kept): lead, title, body, points, audio beats, narration and sources now state what holds across the non-US jurisdictions; UK text moved verbatim into the UK note; EU, PT, BR and AE notes added.</w:t>
+      </w:r>
+    </w:p>
+    <w:p>
+      <w:pPr>
+        <w:pStyle w:val="Compact"/>
+        <w:numPr>
+          <w:ilvl w:val="0"/>
+          <w:numId w:val="1002"/>
+        </w:numPr>
+      </w:pPr>
+      <w:r>
+        <w:rPr>
+          <w:b/>
+          <w:bCs/>
+        </w:rPr>
+        <w:t xml:space="preserve">m07</w:t>
+      </w:r>
+      <w:r>
+        <w:t xml:space="preserve"> </w:t>
+      </w:r>
+      <w:r>
+        <w:t xml:space="preserve">· m7-p15 (2026-09-25) — EU, PT, BR and AE regulatory notes added (off-label use and unauthorised medicines); US base copy unchanged.</w:t>
+      </w:r>
+    </w:p>
+    <w:p>
+      <w:pPr>
+        <w:pStyle w:val="Compact"/>
+        <w:numPr>
+          <w:ilvl w:val="0"/>
+          <w:numId w:val="1002"/>
+        </w:numPr>
+      </w:pPr>
+      <w:r>
+        <w:rPr>
+          <w:b/>
+          <w:bCs/>
+        </w:rPr>
+        <w:t xml:space="preserve">m07</w:t>
+      </w:r>
+      <w:r>
+        <w:t xml:space="preserve"> </w:t>
+      </w:r>
+      <w:r>
+        <w:t xml:space="preserve">· m7-p16 (2026-09-25) — UK text moved verbatim into the UK note (its MHRA source moved with it); EU, PT, BR and AE regulatory notes added.</w:t>
+      </w:r>
+    </w:p>
+    <w:p>
+      <w:pPr>
+        <w:pStyle w:val="Compact"/>
+        <w:numPr>
+          <w:ilvl w:val="0"/>
+          <w:numId w:val="1002"/>
+        </w:numPr>
+      </w:pPr>
+      <w:r>
+        <w:rPr>
+          <w:b/>
+          <w:bCs/>
+        </w:rPr>
+        <w:t xml:space="preserve">m07</w:t>
+      </w:r>
+      <w:r>
+        <w:t xml:space="preserve"> </w:t>
+      </w:r>
+      <w:r>
+        <w:t xml:space="preserve">· m7-p17 (2026-09-25) — EU, PT, BR and AE regulatory notes added (BPC-157 status and compounding); US base copy unchanged.</w:t>
+      </w:r>
+    </w:p>
+    <w:p>
+      <w:pPr>
+        <w:pStyle w:val="Compact"/>
+        <w:numPr>
+          <w:ilvl w:val="0"/>
+          <w:numId w:val="1002"/>
+        </w:numPr>
+      </w:pPr>
+      <w:r>
+        <w:rPr>
+          <w:b/>
+          <w:bCs/>
+        </w:rPr>
+        <w:t xml:space="preserve">m07</w:t>
+      </w:r>
+      <w:r>
+        <w:t xml:space="preserve"> </w:t>
+      </w:r>
+      <w:r>
+        <w:t xml:space="preserve">· m7-p18 (2026-09-25) — EU, PT, BR and AE regulatory notes added; UK chart wording left in place because each row pairs the US and UK examples in one cell.</w:t>
+      </w:r>
+    </w:p>
+    <w:p>
+      <w:pPr>
+        <w:pStyle w:val="Compact"/>
+        <w:numPr>
+          <w:ilvl w:val="0"/>
+          <w:numId w:val="1002"/>
+        </w:numPr>
+      </w:pPr>
+      <w:r>
+        <w:rPr>
+          <w:b/>
+          <w:bCs/>
+        </w:rPr>
+        <w:t xml:space="preserve">m07</w:t>
+      </w:r>
+      <w:r>
+        <w:t xml:space="preserve"> </w:t>
+      </w:r>
+      <w:r>
+        <w:t xml:space="preserve">· unit tutorContext (2026-09-25) — 'EU not covered' removed from the unit tutorContext; the Guide reads each moment's jurisdiction notes.</w:t>
+      </w:r>
+    </w:p>
+    <w:p>
+      <w:pPr>
+        <w:pStyle w:val="Compact"/>
+        <w:numPr>
+          <w:ilvl w:val="0"/>
+          <w:numId w:val="1002"/>
+        </w:numPr>
+      </w:pPr>
+      <w:r>
+        <w:rPr>
+          <w:b/>
+          <w:bCs/>
+        </w:rPr>
+        <w:t xml:space="preserve">m07</w:t>
+      </w:r>
+      <w:r>
+        <w:t xml:space="preserve"> </w:t>
+      </w:r>
+      <w:r>
+        <w:t xml:space="preserve">· m7-p01 (2026-09-25) — Module opener: regulatory detail now given for the US in the lesson text and for the UK, EU, Portugal, Brazil and the UAE in each moment's regulatory note (was: US and UK; 'EU rules are not covered').</w:t>
+      </w:r>
+    </w:p>
+    <w:p>
+      <w:pPr>
+        <w:pStyle w:val="Compact"/>
+        <w:numPr>
+          <w:ilvl w:val="0"/>
+          <w:numId w:val="1002"/>
+        </w:numPr>
+      </w:pPr>
+      <w:r>
+        <w:rPr>
+          <w:b/>
+          <w:bCs/>
+        </w:rPr>
+        <w:t xml:space="preserve">m07</w:t>
+      </w:r>
+      <w:r>
+        <w:t xml:space="preserve"> </w:t>
+      </w:r>
+      <w:r>
+        <w:t xml:space="preserve">· m7-p20 (2026-09-25) — Commitment chip and suggestion: check live status 'with my national regulator (for example FDA or MHRA)' instead of FDA or MHRA only.</w:t>
       </w:r>
     </w:p>
     <w:p>
@@ -4200,7 +5102,7 @@
         <w:pStyle w:val="BodyText"/>
       </w:pPr>
       <w:r>
-        <w:t xml:space="preserve">The evidence, grades and regulatory facts are the same for everyone. What changes, in every module, is the 'what you do next' at the end of each lesson, so it fits what your licence lets you do.</w:t>
+        <w:t xml:space="preserve">The evidence and grades are the same for everyone, and regulatory notes follow the country you choose. What changes with your role, in every module, is the 'what you do next' at the end of each lesson, so it fits what your licence lets you do.</w:t>
       </w:r>
     </w:p>
     <w:p>
@@ -9082,7 +9984,7 @@
         <w:pStyle w:val="BodyText"/>
       </w:pPr>
       <w:r>
-        <w:t xml:space="preserve">In the US, as of February 2026, FDA-approved menopausal hormone therapy is for moderate-to-severe hot flashes, vaginal and vulvar symptoms and, for some products, preventing bone loss. FDA's 2025–26 labeling changes removed cardiovascular, breast-cancer and dementia statements from the boxed warning; skin did not become an indication. The North American Menopause Society's 2022 statement finds benefit outweighs risk for bothersome symptoms and bone protection when therapy starts before 60 or within 10 years of menopause, and finds insufficient evidence for compounded 'bioidentical' hormones. Under US rules an over-the-counter 'hormone cream' is an unapproved drug. For the skin itself, daily sunscreen has a large randomized trial behind it, and one tretinoin cream is FDA-approved as an adjunct for fine facial wrinkles. In the UK, as of September 2026, HRT products such as estradiol patches and gel are prescription-only medicines licensed for oestrogen-deficiency symptoms and, for some, for preventing osteoporosis in women at high risk of fracture; skin is not among their uses. A compounded 'bioidentical' hormone is an unlicensed medicine in the UK, and MHRA guidance puts a licensed product first when one can meet the need. On the UK medicines compendium, topical tretinoin appears only in acne treatments.</w:t>
+        <w:t xml:space="preserve">In the US, as of February 2026, FDA-approved menopausal hormone therapy is for moderate-to-severe hot flashes, vaginal and vulvar symptoms and, for some products, preventing bone loss. FDA's 2025–26 labeling changes removed cardiovascular, breast-cancer and dementia statements from the boxed warning; skin did not become an indication. The North American Menopause Society's 2022 statement finds benefit outweighs risk for bothersome symptoms and bone protection when therapy starts before 60 or within 10 years of menopause, and finds insufficient evidence for compounded 'bioidentical' hormones. Under US rules an over-the-counter 'hormone cream' is an unapproved drug. For the skin itself, daily sunscreen has a large randomized trial behind it, and one tretinoin cream is FDA-approved as an adjunct for fine facial wrinkles.</w:t>
       </w:r>
     </w:p>
     <w:p>
@@ -9152,7 +10054,7 @@
         <w:t xml:space="preserve"> </w:t>
       </w:r>
       <w:r>
-        <w:t xml:space="preserve">Prescribe hormone therapy for its labeled indications and the position statement's timing, and record that skin was discussed only as a secondary effect. Do not prescribe systemic or topical estrogen for wrinkles alone, and prefer licensed products (FDA-approved in the US, MHRA-licensed in the UK) to compounded 'bioidentical' preparations.</w:t>
+        <w:t xml:space="preserve">Prescribe hormone therapy for its labeled indications and the position statement's timing, and record that skin was discussed only as a secondary effect. Do not prescribe systemic or topical estrogen for wrinkles alone, and prefer licensed products (FDA-approved in the US) to compounded 'bioidentical' preparations.</w:t>
       </w:r>
       <w:r>
         <w:t xml:space="preserve"> </w:t>
@@ -9196,7 +10098,159 @@
         <w:t xml:space="preserve"> </w:t>
       </w:r>
       <w:r>
-        <w:t xml:space="preserve">In the US, a cream sold as containing estrogen for the face is regulated as a drug; in the UK, HRT products are prescription-only medicines. Compounded 'bioidentical' products lack efficacy and safety data. Menopausal symptoms are a conversation for a prescriber; sun protection is advice you can give.</w:t>
+        <w:t xml:space="preserve">In the US, a cream sold as containing estrogen for the face is regulated as a drug, and compounded 'bioidentical' products lack efficacy and safety data. Menopausal symptoms are a conversation for a prescriber; sun protection is advice you can give.</w:t>
+      </w:r>
+    </w:p>
+    <w:p>
+      <w:pPr>
+        <w:pStyle w:val="BodyText"/>
+      </w:pPr>
+      <w:r>
+        <w:rPr>
+          <w:b/>
+          <w:bCs/>
+        </w:rPr>
+        <w:t xml:space="preserve">Regulatory status by jurisdiction</w:t>
+      </w:r>
+      <w:r>
+        <w:t xml:space="preserve"> </w:t>
+      </w:r>
+      <w:r>
+        <w:t xml:space="preserve">-</w:t>
+      </w:r>
+      <w:r>
+        <w:t xml:space="preserve"> </w:t>
+      </w:r>
+      <w:r>
+        <w:rPr>
+          <w:i/>
+          <w:iCs/>
+        </w:rPr>
+        <w:t xml:space="preserve">GB:</w:t>
+      </w:r>
+      <w:r>
+        <w:t xml:space="preserve"> </w:t>
+      </w:r>
+      <w:r>
+        <w:t xml:space="preserve">In the UK, as of September 2026, HRT products such as estradiol patches and gel are prescription-only medicines licensed for oestrogen-deficiency symptoms and, for some, for preventing osteoporosis in women at high risk of fracture; skin is not among their uses. A compounded 'bioidentical' hormone is an unlicensed medicine in the UK, and MHRA guidance puts a licensed product first when one can meet the need. On the UK medicines compendium, topical tretinoin appears only in acne treatments.</w:t>
+      </w:r>
+      <w:r>
+        <w:t xml:space="preserve"> </w:t>
+      </w:r>
+      <w:r>
+        <w:t xml:space="preserve">(Theramex HQ UK Limited (marketing authorisation holder) 2025 · Orion Corporation (marketing authorisation holder) 2025 · Medicines and Healthcare products Regulatory Agency (UK) 2023 · Viatris Products Limited (marketing authorisation holder) 2026 · Almirall Hermal GmbH (marketing authorisation holder) 2026 · Datapharm (emc) 2026)</w:t>
+      </w:r>
+      <w:r>
+        <w:t xml:space="preserve"> </w:t>
+      </w:r>
+      <w:r>
+        <w:t xml:space="preserve">-</w:t>
+      </w:r>
+      <w:r>
+        <w:t xml:space="preserve"> </w:t>
+      </w:r>
+      <w:r>
+        <w:rPr>
+          <w:i/>
+          <w:iCs/>
+        </w:rPr>
+        <w:t xml:space="preserve">EU:</w:t>
+      </w:r>
+      <w:r>
+        <w:t xml:space="preserve"> </w:t>
+      </w:r>
+      <w:r>
+        <w:t xml:space="preserve">In the EU, the harmonised core product information for HRT (CMDh, December 2025) lists oestrogen-deficiency symptoms after menopause, osteoporosis prevention and vaginal atrophy as its indications; skin is not an indication. EU cosmetics law prohibits oestrogens, progestogens and tretinoin in cosmetic products (Regulation (EC) No 1223/2009, Annex II), and anti-wrinkle products containing tretinoin marketed as cosmetics are illegal cosmetics.</w:t>
+      </w:r>
+      <w:r>
+        <w:t xml:space="preserve"> </w:t>
+      </w:r>
+      <w:r>
+        <w:t xml:space="preserve">(eu-hma-core-smpc-hrt-2025 · eu-reg-1223-2009 · eu-ec-cosmetics-borderline-manual-2025)</w:t>
+      </w:r>
+      <w:r>
+        <w:t xml:space="preserve"> </w:t>
+      </w:r>
+      <w:r>
+        <w:t xml:space="preserve">-</w:t>
+      </w:r>
+      <w:r>
+        <w:t xml:space="preserve"> </w:t>
+      </w:r>
+      <w:r>
+        <w:rPr>
+          <w:i/>
+          <w:iCs/>
+        </w:rPr>
+        <w:t xml:space="preserve">PT:</w:t>
+      </w:r>
+      <w:r>
+        <w:t xml:space="preserve"> </w:t>
+      </w:r>
+      <w:r>
+        <w:t xml:space="preserve">In Portugal, as of September 2026, the estradiol HRT products Estreva gel and Estrofem tablets are authorised for symptoms of oestrogen deficiency in postmenopausal women. The topical tretinoin product Ketrel cream is authorised and prescription-only on INFARMED's database, with indications for acne (except acne rosacea) and keratinisation disorders.</w:t>
+      </w:r>
+      <w:r>
+        <w:t xml:space="preserve"> </w:t>
+      </w:r>
+      <w:r>
+        <w:t xml:space="preserve">(pt-rcm-estreva · pt-rcm-estrofem · pt-infomed · pt-rcm-ketrel)</w:t>
+      </w:r>
+      <w:r>
+        <w:t xml:space="preserve"> </w:t>
+      </w:r>
+      <w:r>
+        <w:t xml:space="preserve">-</w:t>
+      </w:r>
+      <w:r>
+        <w:t xml:space="preserve"> </w:t>
+      </w:r>
+      <w:r>
+        <w:rPr>
+          <w:i/>
+          <w:iCs/>
+        </w:rPr>
+        <w:t xml:space="preserve">BR:</w:t>
+      </w:r>
+      <w:r>
+        <w:t xml:space="preserve"> </w:t>
+      </w:r>
+      <w:r>
+        <w:t xml:space="preserve">In Brazil, as of September 2026, estradiol for menopausal hormone therapy is registered and the Oestrogel label covers menopausal symptoms and prevention of postmenopausal osteoporosis, not skin ageing, while the Vitacid label for topical tretinoin names cutaneous photoageing as well as acne vulgaris. The Federal Council of Medicine (CFM) bars physicians from using hormones, in any formulation, except in diagnosed deficiencies where replacement shows evidence of scientifically proven benefit (Resolution 1.999/2012), and from prescribing hormones marketed as 'bioidentical' or 'nano' without proof of superiority (Resolution 2.333/2023).</w:t>
+      </w:r>
+      <w:r>
+        <w:t xml:space="preserve"> </w:t>
+      </w:r>
+      <w:r>
+        <w:t xml:space="preserve">(br-label-oestrogel · br-anvisa-register-opendata · br-label-vitacid · br-cfm-1999-2012 · br-cfm-norms-search · br-cfm-2333-2023)</w:t>
+      </w:r>
+      <w:r>
+        <w:t xml:space="preserve"> </w:t>
+      </w:r>
+      <w:r>
+        <w:t xml:space="preserve">-</w:t>
+      </w:r>
+      <w:r>
+        <w:t xml:space="preserve"> </w:t>
+      </w:r>
+      <w:r>
+        <w:rPr>
+          <w:i/>
+          <w:iCs/>
+        </w:rPr>
+        <w:t xml:space="preserve">AE:</w:t>
+      </w:r>
+      <w:r>
+        <w:t xml:space="preserve"> </w:t>
+      </w:r>
+      <w:r>
+        <w:t xml:space="preserve">In the UAE, the Emirates Drug Establishment (EDE), the federal regulator of medical products since Federal Decree-Law 28/2023, registers estradiol products as Prescription Only Medicines, for example Oestrogel gel (since 11 November 2021). The EDE register lists therapeutic categories rather than indications, so it does not show whether any UAE label includes a skin indication (25 September 2026). Under the medicines law, Federal Decree-Law 38 of 2024, a compounding pharmacy may not compound products that are essentially copies of EDE-approved products unless no commercially available product can deliver the expected benefit to the patient.</w:t>
+      </w:r>
+      <w:r>
+        <w:t xml:space="preserve"> </w:t>
+      </w:r>
+      <w:r>
+        <w:t xml:space="preserve">(ae-fdl-28-2023 · ae-ede-reg-oestrogel · ae-ede-register · ae-fdl-38-2024)</w:t>
       </w:r>
     </w:p>
     <w:p>
@@ -9212,7 +10266,7 @@
         <w:pStyle w:val="BodyText"/>
       </w:pPr>
       <w:r>
-        <w:t xml:space="preserve">Where does that leave hormone therapy for skin? In the United States, as of February 2026, the approved uses of menopausal hormone therapy are hot flashes, vaginal and vulvar symptoms, and for some products the prevention of bone loss. In late 2025 the FDA asked manufacturers to remove heart, breast cancer and dementia statements from the boxed warning, and it approved the first revised labels in February 2026. Skin still appears nowhere among the uses. The menopause society's 2022 position statement finds the balance favourable for symptoms and bone when therapy starts before sixty or within ten years of menopause, and it finds too little evidence for compounded bioidentical hormones. In the United Kingdom, HRT products are prescription-only medicines licensed for oestrogen-deficiency symptoms and, for some, for preventing osteoporosis, and skin appears nowhere among those uses either. A compounded bioidentical hormone is an unlicensed medicine there, so MHRA guidance puts any licensed product that meets the need first. Low-dose vaginal estrogen for genitourinary symptoms is the one use aimed at the tissue itself. For the face, daily sunscreen and a prescription retinoid carry better evidence than any hormone. Treat symptoms on their merits, and count any skin change as a bonus.</w:t>
+        <w:t xml:space="preserve">Where does that leave hormone therapy for skin? In the United States, as of February 2026, the approved uses of menopausal hormone therapy are hot flashes, vaginal and vulvar symptoms, and for some products the prevention of bone loss. In late 2025 the FDA asked manufacturers to remove heart, breast cancer and dementia statements from the boxed warning, and it approved the first revised labels in February 2026. Skin still appears nowhere among the uses. The menopause society's 2022 position statement finds the balance favourable for symptoms and bone when therapy starts before sixty or within ten years of menopause, and it finds too little evidence for compounded bioidentical hormones. Low-dose vaginal estrogen for genitourinary symptoms is the one use aimed at the tissue itself. For the face, daily sunscreen and a prescription retinoid carry better evidence than any hormone. Treat symptoms on their merits, and count any skin change as a bonus.</w:t>
       </w:r>
     </w:p>
     <w:p>
@@ -11719,7 +12773,7 @@
         <w:pStyle w:val="BodyText"/>
       </w:pPr>
       <w:r>
-        <w:t xml:space="preserve">GLP-1 and GIP are incretins, hormones the gut releases after a meal that amplify glucose-dependent insulin release; GLP-1 also slows gastric emptying and reduces appetite. Native GLP-1 is broken down within minutes. Semaglutide is a long-acting GLP-1 receptor agonist, and tirzepatide activates both GIP and GLP-1 receptors. In the US, as of September 2026, both are FDA-approved drugs for defined indications, set out in the next moment. In the UK both are licensed by the MHRA, and tirzepatide's diabetes and weight-management uses share one brand, Mounjaro.</w:t>
+        <w:t xml:space="preserve">GLP-1 and GIP are incretins, hormones the gut releases after a meal that amplify glucose-dependent insulin release; GLP-1 also slows gastric emptying and reduces appetite. Native GLP-1 is broken down within minutes. Semaglutide is a long-acting GLP-1 receptor agonist, and tirzepatide activates both GIP and GLP-1 receptors. In the US, as of September 2026, both are FDA-approved drugs for defined indications, set out in the next moment.</w:t>
       </w:r>
     </w:p>
     <w:p>
@@ -11763,6 +12817,130 @@
         <w:pStyle w:val="FirstParagraph"/>
       </w:pPr>
       <w:r>
+        <w:rPr>
+          <w:b/>
+          <w:bCs/>
+        </w:rPr>
+        <w:t xml:space="preserve">Regulatory status by jurisdiction</w:t>
+      </w:r>
+      <w:r>
+        <w:t xml:space="preserve"> </w:t>
+      </w:r>
+      <w:r>
+        <w:t xml:space="preserve">-</w:t>
+      </w:r>
+      <w:r>
+        <w:t xml:space="preserve"> </w:t>
+      </w:r>
+      <w:r>
+        <w:rPr>
+          <w:i/>
+          <w:iCs/>
+        </w:rPr>
+        <w:t xml:space="preserve">GB:</w:t>
+      </w:r>
+      <w:r>
+        <w:t xml:space="preserve"> </w:t>
+      </w:r>
+      <w:r>
+        <w:t xml:space="preserve">In the UK both are licensed by the MHRA, and tirzepatide's diabetes and weight-management uses share one brand, Mounjaro.</w:t>
+      </w:r>
+      <w:r>
+        <w:t xml:space="preserve"> </w:t>
+      </w:r>
+      <w:r>
+        <w:t xml:space="preserve">(Novo Nordisk A/S (marketing authorisation holder) 2026 · Novo Nordisk A/S (marketing authorisation holder) 2026 · Eli Lilly Nederland B.V. (marketing authorisation holder) 2026 · Medicines and Healthcare products Regulatory Agency (UK) 2023)</w:t>
+      </w:r>
+      <w:r>
+        <w:t xml:space="preserve"> </w:t>
+      </w:r>
+      <w:r>
+        <w:t xml:space="preserve">-</w:t>
+      </w:r>
+      <w:r>
+        <w:t xml:space="preserve"> </w:t>
+      </w:r>
+      <w:r>
+        <w:rPr>
+          <w:i/>
+          <w:iCs/>
+        </w:rPr>
+        <w:t xml:space="preserve">EU:</w:t>
+      </w:r>
+      <w:r>
+        <w:t xml:space="preserve"> </w:t>
+      </w:r>
+      <w:r>
+        <w:t xml:space="preserve">In the EU, semaglutide is a centrally authorised prescription medicine, as Ozempic and Rybelsus for diabetes and Wegovy for weight management (EMA and HMA, June 2024), and tirzepatide is authorised as Mounjaro (EU-wide, 15 September 2022) for diabetes and adult weight management, prescription-only. A search of the Union Register and EMA's medicines data on 25 September 2026 found no EU product named Zepbound.</w:t>
+      </w:r>
+      <w:r>
+        <w:t xml:space="preserve"> </w:t>
+      </w:r>
+      <w:r>
+        <w:t xml:space="preserve">(eu-ema-glp1-shortages-2024 · eu-ema-epar-mounjaro · eu-union-register · eu-ema-medicines-data)</w:t>
+      </w:r>
+      <w:r>
+        <w:t xml:space="preserve"> </w:t>
+      </w:r>
+      <w:r>
+        <w:t xml:space="preserve">-</w:t>
+      </w:r>
+      <w:r>
+        <w:t xml:space="preserve"> </w:t>
+      </w:r>
+      <w:r>
+        <w:rPr>
+          <w:i/>
+          <w:iCs/>
+        </w:rPr>
+        <w:t xml:space="preserve">BR:</w:t>
+      </w:r>
+      <w:r>
+        <w:t xml:space="preserve"> </w:t>
+      </w:r>
+      <w:r>
+        <w:t xml:space="preserve">In Brazil, ANVISA has registered semaglutide as Ozempic (since 6 August 2018) and Wegovy (since 2 January 2023), with synthetic semaglutide pens registered from 26 May 2026, and tirzepatide as Mounjaro (since 25 September 2023); a search of its register on 25 September 2026 found no product named Zepbound. Since 23 June 2025, GLP-1 receptor agonist medicines may only be sold with retention of the prescription (RDC 973/2025 and IN 360/2025).</w:t>
+      </w:r>
+      <w:r>
+        <w:t xml:space="preserve"> </w:t>
+      </w:r>
+      <w:r>
+        <w:t xml:space="preserve">(br-label-ozempic · br-anvisa-register-opendata · br-label-wegovy · br-anvisa-semaglutide-synthetic-2026 · br-anvisa-semaglutide-five-2026 · br-anvisa-consultas-medicamentos · br-label-mounjaro · br-anvisa-glp1-qa-2025 · br-anvisa-glp1-retention-2025)</w:t>
+      </w:r>
+      <w:r>
+        <w:t xml:space="preserve"> </w:t>
+      </w:r>
+      <w:r>
+        <w:t xml:space="preserve">-</w:t>
+      </w:r>
+      <w:r>
+        <w:t xml:space="preserve"> </w:t>
+      </w:r>
+      <w:r>
+        <w:rPr>
+          <w:i/>
+          <w:iCs/>
+        </w:rPr>
+        <w:t xml:space="preserve">AE:</w:t>
+      </w:r>
+      <w:r>
+        <w:t xml:space="preserve"> </w:t>
+      </w:r>
+      <w:r>
+        <w:t xml:space="preserve">In the UAE, the Emirates Drug Establishment (EDE) has been the federal authority regulating medical products since Federal Decree-Law 28/2023, and its register lists semaglutide as Ozempic, Rybelsus and Wegovy and tirzepatide as Mounjaro; every entry checked is a Prescription Only Medicine. A search of the EDE register on 25 September 2026 found no product named Zepbound.</w:t>
+      </w:r>
+      <w:r>
+        <w:t xml:space="preserve"> </w:t>
+      </w:r>
+      <w:r>
+        <w:t xml:space="preserve">(ae-fdl-28-2023 · ae-ede-reg-wegovy · ae-ede-register · ae-ede-reg-mounjaro)</w:t>
+      </w:r>
+    </w:p>
+    <w:p>
+      <w:pPr>
+        <w:pStyle w:val="BodyText"/>
+      </w:pPr>
+      <w:r>
         <w:t xml:space="preserve">Narration script</w:t>
       </w:r>
     </w:p>
@@ -11771,15 +12949,15 @@
         <w:pStyle w:val="BodyText"/>
       </w:pPr>
       <w:r>
-        <w:t xml:space="preserve">After a meal, the gut releases two hormones called incretins, GLP-1 and GIP. Both amplify insulin release when glucose is high, and GLP-1 also slows the stomach and reduces appetite. Native GLP-1 lasts only minutes in the blood before an enzyme breaks it down, so the drug molecules are engineered to last far longer. Semaglutide activates the GLP-1 receptor. Tirzepatide activates both the GIP and the GLP-1 receptors. Those are the mechanisms. The regulatory facts sit in a separate register. In the United States, as of September 2026, both molecules are FDA-approved drugs, sold under one brand name for type 2 diabetes and another for chronic weight management, with further indications for the heart, the liver and sleep apnoea. In the United Kingdom both are licensed by the MHRA, and tirzepatide's weight-management licence sits on the same brand as its diabetes licence, Mounjaro. The face appears nowhere on those labels, and that is where this lesson begins.</w:t>
-      </w:r>
-    </w:p>
-    <w:p>
-      <w:pPr>
-        <w:pStyle w:val="BodyText"/>
-      </w:pPr>
-      <w:r>
-        <w:t xml:space="preserve">Sources: Drucker DJ 2018 · Eli Lilly (Mounjaro prescribing information) 2026 · Novo Nordisk (Ozempic prescribing information) 2026 · Novo Nordisk (Wegovy prescribing information) 2026 · Eli Lilly (Zepbound prescribing information) 2026 · Aesthetic &amp; Regenerative Endocrinology — A Clinician's Pocket Guide 2026 · The Peptide Pocket Guide — 2026 Edition · Clinical Reference (seventy-two entries) 2026 · Novo Nordisk A/S (marketing authorisation holder) 2026 · Novo Nordisk A/S (marketing authorisation holder) 2026 · Eli Lilly Nederland B.V. (marketing authorisation holder) 2026 · Medicines and Healthcare products Regulatory Agency (UK) 2023</w:t>
+        <w:t xml:space="preserve">After a meal, the gut releases two hormones called incretins, GLP-1 and GIP. Both amplify insulin release when glucose is high, and GLP-1 also slows the stomach and reduces appetite. Native GLP-1 lasts only minutes in the blood before an enzyme breaks it down, so the drug molecules are engineered to last far longer. Semaglutide activates the GLP-1 receptor. Tirzepatide activates both the GIP and the GLP-1 receptors. Those are the mechanisms. The regulatory facts sit in a separate register. In the United States, as of September 2026, both molecules are FDA-approved drugs, sold under one brand name for type 2 diabetes and another for chronic weight management, with further indications for the heart, the liver and sleep apnoea. The face appears nowhere on those labels, and that is where this lesson begins.</w:t>
+      </w:r>
+    </w:p>
+    <w:p>
+      <w:pPr>
+        <w:pStyle w:val="BodyText"/>
+      </w:pPr>
+      <w:r>
+        <w:t xml:space="preserve">Sources: Drucker DJ 2018 · Eli Lilly (Mounjaro prescribing information) 2026 · Novo Nordisk (Ozempic prescribing information) 2026 · Novo Nordisk (Wegovy prescribing information) 2026 · Eli Lilly (Zepbound prescribing information) 2026 · Aesthetic &amp; Regenerative Endocrinology — A Clinician's Pocket Guide 2026 · The Peptide Pocket Guide — 2026 Edition · Clinical Reference (seventy-two entries) 2026</w:t>
       </w:r>
     </w:p>
     <w:bookmarkEnd w:id="70"/>
@@ -11809,7 +12987,7 @@
         <w:pStyle w:val="BodyText"/>
       </w:pPr>
       <w:r>
-        <w:t xml:space="preserve">The facial changes in this lesson happen to people taking approved drugs for approved reasons. Know the indications, and their dates, before you discuss the side effects. US status is from FDA records checked in September 2026; the last row gives the UK position from UK product information and MHRA statements checked the same month. EU status is not covered.</w:t>
+        <w:t xml:space="preserve">The facial changes in this lesson happen to people taking approved drugs for approved reasons. Know the indications, and their dates, before you discuss the side effects. Status below is for the US, from FDA records checked in September 2026.</w:t>
       </w:r>
     </w:p>
     <w:tbl>
@@ -11999,41 +13177,6 @@
           </w:p>
         </w:tc>
       </w:tr>
-      <w:tr>
-        <w:tc>
-          <w:tcPr/>
-          <w:p>
-            <w:pPr>
-              <w:pStyle w:val="Compact"/>
-            </w:pPr>
-            <w:r>
-              <w:t xml:space="preserve">United Kingdom · MHRA (September 2026)</w:t>
-            </w:r>
-          </w:p>
-        </w:tc>
-        <w:tc>
-          <w:tcPr/>
-          <w:p>
-            <w:pPr>
-              <w:pStyle w:val="Compact"/>
-            </w:pPr>
-            <w:r>
-              <w:t xml:space="preserve">Ozempic: diabetes · Wegovy: weight, heart · Mounjaro: diabetes and weight</w:t>
-            </w:r>
-          </w:p>
-        </w:tc>
-        <w:tc>
-          <w:tcPr/>
-          <w:p>
-            <w:pPr>
-              <w:pStyle w:val="Compact"/>
-            </w:pPr>
-            <w:r>
-              <w:t xml:space="preserve">Wegovy is licensed for weight management and cardiovascular risk reduction; MHRA added weight management to Mounjaro in November 2023. MHRA says retatrutide is not authorised in the UK and anyone selling it does so illegally (24 July 2026), and in May 2026 it made its largest seizure of unlicensed weight-loss medicines.</w:t>
-            </w:r>
-          </w:p>
-        </w:tc>
-      </w:tr>
     </w:tbl>
     <w:p>
       <w:pPr>
@@ -12058,7 +13201,159 @@
         <w:pStyle w:val="BodyText"/>
       </w:pPr>
       <w:r>
-        <w:t xml:space="preserve">Sources: Novo Nordisk (Ozempic prescribing information) 2026 · Novo Nordisk (Wegovy prescribing information) 2026 · US Food and Drug Administration (Drugs@FDA 2026 · Lincoff AM 2023 · Eli Lilly (Mounjaro prescribing information) 2026 · Eli Lilly (Zepbound prescribing information) 2026 · US Food and Drug Administration (Drugs@FDA 2026 · US Food and Drug Administration 2026 · Ashraf AR 2024 · The Peptide Pocket Guide — 2026 Edition · Clinical Reference (seventy-two entries) 2026 · Novo Nordisk A/S (marketing authorisation holder) 2026 · Novo Nordisk A/S (marketing authorisation holder) 2026 · Eli Lilly Nederland B.V. (marketing authorisation holder) 2026 · Medicines and Healthcare products Regulatory Agency (UK) 2023 · Medicines and Healthcare products Regulatory Agency (UK) 2026 · Medicines and Healthcare products Regulatory Agency (UK) 2026</w:t>
+        <w:rPr>
+          <w:b/>
+          <w:bCs/>
+        </w:rPr>
+        <w:t xml:space="preserve">Regulatory status by jurisdiction</w:t>
+      </w:r>
+      <w:r>
+        <w:t xml:space="preserve"> </w:t>
+      </w:r>
+      <w:r>
+        <w:t xml:space="preserve">-</w:t>
+      </w:r>
+      <w:r>
+        <w:t xml:space="preserve"> </w:t>
+      </w:r>
+      <w:r>
+        <w:rPr>
+          <w:i/>
+          <w:iCs/>
+        </w:rPr>
+        <w:t xml:space="preserve">GB:</w:t>
+      </w:r>
+      <w:r>
+        <w:t xml:space="preserve"> </w:t>
+      </w:r>
+      <w:r>
+        <w:t xml:space="preserve">In the UK (MHRA, September 2026), Ozempic is licensed for diabetes and Mounjaro for diabetes and weight. Wegovy is licensed for weight management and cardiovascular risk reduction; MHRA added weight management to Mounjaro in November 2023. MHRA says retatrutide is not authorised in the UK and anyone selling it does so illegally (24 July 2026), and in May 2026 it made its largest seizure of unlicensed weight-loss medicines.</w:t>
+      </w:r>
+      <w:r>
+        <w:t xml:space="preserve"> </w:t>
+      </w:r>
+      <w:r>
+        <w:t xml:space="preserve">(Novo Nordisk A/S (marketing authorisation holder) 2026 · Novo Nordisk A/S (marketing authorisation holder) 2026 · Eli Lilly Nederland B.V. (marketing authorisation holder) 2026 · Medicines and Healthcare products Regulatory Agency (UK) 2023 · Medicines and Healthcare products Regulatory Agency (UK) 2026 · Medicines and Healthcare products Regulatory Agency (UK) 2026)</w:t>
+      </w:r>
+      <w:r>
+        <w:t xml:space="preserve"> </w:t>
+      </w:r>
+      <w:r>
+        <w:t xml:space="preserve">-</w:t>
+      </w:r>
+      <w:r>
+        <w:t xml:space="preserve"> </w:t>
+      </w:r>
+      <w:r>
+        <w:rPr>
+          <w:i/>
+          <w:iCs/>
+        </w:rPr>
+        <w:t xml:space="preserve">EU:</w:t>
+      </w:r>
+      <w:r>
+        <w:t xml:space="preserve"> </w:t>
+      </w:r>
+      <w:r>
+        <w:t xml:space="preserve">In the EU, semaglutide is authorised as Ozempic for diabetes (since 8 February 2018) and Wegovy for weight management (since 6 January 2022), and tirzepatide as Mounjaro for diabetes and adult weight management (since 15 September 2022), all prescription-only. In June 2024 EMA and HMA's shortage steering group said GLP-1 receptor agonists are not approved for, and should not be used for, cosmetic weight loss, and on 3 September 2025 EMA and HMA warned of a sharp rise in illegal medicines sold online and on social media as semaglutide, liraglutide or tirzepatide, which are unauthorised and may not contain the stated substance.</w:t>
+      </w:r>
+      <w:r>
+        <w:t xml:space="preserve"> </w:t>
+      </w:r>
+      <w:r>
+        <w:t xml:space="preserve">(eu-ema-glp1-shortages-2024 · eu-ema-epar-ozempic · eu-ema-epar-wegovy · eu-ema-epar-mounjaro · eu-union-register · eu-ema-medicines-data · eu-ema-illegal-glp1-2025)</w:t>
+      </w:r>
+      <w:r>
+        <w:t xml:space="preserve"> </w:t>
+      </w:r>
+      <w:r>
+        <w:t xml:space="preserve">-</w:t>
+      </w:r>
+      <w:r>
+        <w:t xml:space="preserve"> </w:t>
+      </w:r>
+      <w:r>
+        <w:rPr>
+          <w:i/>
+          <w:iCs/>
+        </w:rPr>
+        <w:t xml:space="preserve">PT:</w:t>
+      </w:r>
+      <w:r>
+        <w:t xml:space="preserve"> </w:t>
+      </w:r>
+      <w:r>
+        <w:t xml:space="preserve">In Portugal, Wegovy and Mounjaro are authorised through the EU centralised procedure and are prescription-only, and on 4 July 2024 INFARMED stated that Ozempic, Trulicity and Victoza must not be prescribed to patients who are not diabetic (Circular 045/CD/100.20.200). In September 2025 INFARMED relayed the EMA and HMA warning of a sharp increase in the illegal marketing of medicines presented as GLP-1 receptor agonists, and stated that in Portugal medicines can only be bought on the internet from the websites of pharmacies and licensed non-prescription medicine outlets (LVMNSRM).</w:t>
+      </w:r>
+      <w:r>
+        <w:t xml:space="preserve"> </w:t>
+      </w:r>
+      <w:r>
+        <w:t xml:space="preserve">(pt-infomed · pt-infomed-guide · pt-infarmed-circ045-2024 · pt-infarmed-glp1-illegal-2025)</w:t>
+      </w:r>
+      <w:r>
+        <w:t xml:space="preserve"> </w:t>
+      </w:r>
+      <w:r>
+        <w:t xml:space="preserve">-</w:t>
+      </w:r>
+      <w:r>
+        <w:t xml:space="preserve"> </w:t>
+      </w:r>
+      <w:r>
+        <w:rPr>
+          <w:i/>
+          <w:iCs/>
+        </w:rPr>
+        <w:t xml:space="preserve">BR:</w:t>
+      </w:r>
+      <w:r>
+        <w:t xml:space="preserve"> </w:t>
+      </w:r>
+      <w:r>
+        <w:t xml:space="preserve">In Brazil, as of September 2026, Ozempic is indicated for adults with insufficiently controlled type 2 diabetes mellitus, Wegovy is indicated for weight management in adults, Mounjaro is indicated for chronic weight management in adults, and the approved synthetic semaglutide copies are indicated for adult patients with insufficiently controlled type 2 diabetes mellitus. Nota Técnica 200/2025 (August 2025) permits compounding of chemically synthesised APIs provided registered medicines with the same molecule already exist in Brazil, and ANVISA inspections from January to April 2026 led to the closure of 8 of the 26 establishments assessed and the seizure of more than 1.3 million units of irregular injectable medicines.</w:t>
+      </w:r>
+      <w:r>
+        <w:t xml:space="preserve"> </w:t>
+      </w:r>
+      <w:r>
+        <w:t xml:space="preserve">(br-label-ozempic · br-anvisa-register-opendata · br-label-wegovy · br-label-mounjaro · br-anvisa-consultas-medicamentos · br-anvisa-semaglutide-synthetic-2026 · br-anvisa-semaglutide-five-2026 · br-anvisa-glp1-compounding-2025 · br-anvisa-nt200-2025 · br-anvisa-pf-2026 · br-anvisa-glp1-actionplan-2026)</w:t>
+      </w:r>
+      <w:r>
+        <w:t xml:space="preserve"> </w:t>
+      </w:r>
+      <w:r>
+        <w:t xml:space="preserve">-</w:t>
+      </w:r>
+      <w:r>
+        <w:t xml:space="preserve"> </w:t>
+      </w:r>
+      <w:r>
+        <w:rPr>
+          <w:i/>
+          <w:iCs/>
+        </w:rPr>
+        <w:t xml:space="preserve">AE:</w:t>
+      </w:r>
+      <w:r>
+        <w:t xml:space="preserve"> </w:t>
+      </w:r>
+      <w:r>
+        <w:t xml:space="preserve">In the UAE, the Emirates Drug Establishment (EDE) announced on 1 June 2026 that it had approved oral Wegovy (semaglutide) for long-term weight management in adults with obesity, or overweight with weight-related conditions, and a Ministry of Health and Prevention alert (Circular 9217/2024, October 2024) described genuine Mounjaro as registered for type 2 diabetes and weight management. Federal Decree-Law 38/2024 bars compounding pharmacies from compounding essential copies of products that hold an EDE marketing approval unless no commercially available product can deliver the expected benefit to the patient. On 20 July 2026 the EDE warned that 1,659 packs of Mounjaro and Ozempic missing from a warehouse are outside the legitimate supply chain and told the public to buy these medicines only from licensed pharmacies.</w:t>
+      </w:r>
+      <w:r>
+        <w:t xml:space="preserve"> </w:t>
+      </w:r>
+      <w:r>
+        <w:t xml:space="preserve">(ae-ede-news-oral-wegovy · ae-mohap-cir-9217-2024 · ae-fdl-38-2024 · ae-ede-cir-31-2026)</w:t>
+      </w:r>
+    </w:p>
+    <w:p>
+      <w:pPr>
+        <w:pStyle w:val="BodyText"/>
+      </w:pPr>
+      <w:r>
+        <w:t xml:space="preserve">Sources: Novo Nordisk (Ozempic prescribing information) 2026 · Novo Nordisk (Wegovy prescribing information) 2026 · US Food and Drug Administration (Drugs@FDA 2026 · Lincoff AM 2023 · Eli Lilly (Mounjaro prescribing information) 2026 · Eli Lilly (Zepbound prescribing information) 2026 · US Food and Drug Administration (Drugs@FDA 2026 · US Food and Drug Administration 2026 · Ashraf AR 2024 · The Peptide Pocket Guide — 2026 Edition · Clinical Reference (seventy-two entries) 2026</w:t>
       </w:r>
     </w:p>
     <w:bookmarkEnd w:id="71"/>
@@ -12269,7 +13564,7 @@
               <w:pStyle w:val="Compact"/>
             </w:pPr>
             <w:r>
-              <w:t xml:space="preserve">Regulatory status (US and UK, September 2026)</w:t>
+              <w:t xml:space="preserve">Regulatory status (US, September 2026)</w:t>
             </w:r>
           </w:p>
         </w:tc>
@@ -12291,7 +13586,7 @@
               <w:pStyle w:val="Compact"/>
             </w:pPr>
             <w:r>
-              <w:t xml:space="preserve">Both labels list hair loss (about 3–6% on drug against about 1% on placebo, mostly in women, linked to weight reduction). The semaglutide label also lists altered skin sensation. Facial volume loss is not a labelled adverse reaction. UK product information also lists hair loss: 2.5% on Wegovy and 4.9% on Mounjaro in the weight-management trials, against 1.0% on placebo.</w:t>
+              <w:t xml:space="preserve">Both labels list hair loss (about 3–6% on drug against about 1% on placebo, mostly in women, linked to weight reduction). The semaglutide label also lists altered skin sensation. Facial volume loss is not a labelled adverse reaction.</w:t>
             </w:r>
           </w:p>
         </w:tc>
@@ -12355,7 +13650,47 @@
         <w:pStyle w:val="BodyText"/>
       </w:pPr>
       <w:r>
-        <w:t xml:space="preserve">Sources: Rohrich RJ 2007 · Sharma RK 2025 · Rao S 2026 · Daneshgaran G 2025 · Humphrey CD 2023 · Novo Nordisk (Wegovy prescribing information) 2026 · Eli Lilly (Zepbound prescribing information) 2026 · Paschou IA 2025 · Persson C 2025 · Burke OM 2025 · Aesthetic &amp; Regenerative Endocrinology — A Clinician's Pocket Guide 2026 · Novo Nordisk A/S (marketing authorisation holder) 2026 · Eli Lilly Nederland B.V. (marketing authorisation holder) 2026</w:t>
+        <w:rPr>
+          <w:b/>
+          <w:bCs/>
+        </w:rPr>
+        <w:t xml:space="preserve">Regulatory status by jurisdiction</w:t>
+      </w:r>
+      <w:r>
+        <w:t xml:space="preserve"> </w:t>
+      </w:r>
+      <w:r>
+        <w:t xml:space="preserve">-</w:t>
+      </w:r>
+      <w:r>
+        <w:t xml:space="preserve"> </w:t>
+      </w:r>
+      <w:r>
+        <w:rPr>
+          <w:i/>
+          <w:iCs/>
+        </w:rPr>
+        <w:t xml:space="preserve">GB:</w:t>
+      </w:r>
+      <w:r>
+        <w:t xml:space="preserve"> </w:t>
+      </w:r>
+      <w:r>
+        <w:t xml:space="preserve">UK product information also lists hair loss: 2.5% on Wegovy and 4.9% on Mounjaro in the weight-management trials, against 1.0% on placebo.</w:t>
+      </w:r>
+      <w:r>
+        <w:t xml:space="preserve"> </w:t>
+      </w:r>
+      <w:r>
+        <w:t xml:space="preserve">(Novo Nordisk A/S (marketing authorisation holder) 2026 · Eli Lilly Nederland B.V. (marketing authorisation holder) 2026)</w:t>
+      </w:r>
+    </w:p>
+    <w:p>
+      <w:pPr>
+        <w:pStyle w:val="BodyText"/>
+      </w:pPr>
+      <w:r>
+        <w:t xml:space="preserve">Sources: Rohrich RJ 2007 · Sharma RK 2025 · Rao S 2026 · Daneshgaran G 2025 · Humphrey CD 2023 · Novo Nordisk (Wegovy prescribing information) 2026 · Eli Lilly (Zepbound prescribing information) 2026 · Paschou IA 2025 · Persson C 2025 · Burke OM 2025 · Aesthetic &amp; Regenerative Endocrinology — A Clinician's Pocket Guide 2026</w:t>
       </w:r>
     </w:p>
     <w:bookmarkEnd w:id="73"/>
@@ -13564,6 +14899,102 @@
         <w:pStyle w:val="BodyText"/>
       </w:pPr>
       <w:r>
+        <w:rPr>
+          <w:b/>
+          <w:bCs/>
+        </w:rPr>
+        <w:t xml:space="preserve">Regulatory status by jurisdiction</w:t>
+      </w:r>
+      <w:r>
+        <w:t xml:space="preserve"> </w:t>
+      </w:r>
+      <w:r>
+        <w:t xml:space="preserve">-</w:t>
+      </w:r>
+      <w:r>
+        <w:t xml:space="preserve"> </w:t>
+      </w:r>
+      <w:r>
+        <w:rPr>
+          <w:i/>
+          <w:iCs/>
+        </w:rPr>
+        <w:t xml:space="preserve">EU:</w:t>
+      </w:r>
+      <w:r>
+        <w:t xml:space="preserve"> </w:t>
+      </w:r>
+      <w:r>
+        <w:t xml:space="preserve">In the EU, tirzepatide is authorised as Mounjaro (EU-wide, 15 September 2022) for adult weight management, prescription-only. A search of the Union Register and EMA's data on authorised, refused and withdrawn medicines on 25 September 2026 found no centrally authorised medicine containing BPC-157.</w:t>
+      </w:r>
+      <w:r>
+        <w:t xml:space="preserve"> </w:t>
+      </w:r>
+      <w:r>
+        <w:t xml:space="preserve">(eu-ema-epar-mounjaro · eu-union-register · eu-ema-medicines-data)</w:t>
+      </w:r>
+      <w:r>
+        <w:t xml:space="preserve"> </w:t>
+      </w:r>
+      <w:r>
+        <w:t xml:space="preserve">-</w:t>
+      </w:r>
+      <w:r>
+        <w:t xml:space="preserve"> </w:t>
+      </w:r>
+      <w:r>
+        <w:rPr>
+          <w:i/>
+          <w:iCs/>
+        </w:rPr>
+        <w:t xml:space="preserve">BR:</w:t>
+      </w:r>
+      <w:r>
+        <w:t xml:space="preserve"> </w:t>
+      </w:r>
+      <w:r>
+        <w:t xml:space="preserve">In Brazil, Mounjaro (tirzepatide), registered by ANVISA since 25 September 2023, is indicated as an adjunct to a low-calorie diet and increased physical activity for chronic weight management in adults. ANVISA stated on 2 July 2026 that BPC-157 is not authorised for use as a food supplement and that no company applications or studies have been submitted to regularise it as a food supplement.</w:t>
+      </w:r>
+      <w:r>
+        <w:t xml:space="preserve"> </w:t>
+      </w:r>
+      <w:r>
+        <w:t xml:space="preserve">(br-label-mounjaro · br-anvisa-consultas-medicamentos · br-anvisa-peptides-2026)</w:t>
+      </w:r>
+      <w:r>
+        <w:t xml:space="preserve"> </w:t>
+      </w:r>
+      <w:r>
+        <w:t xml:space="preserve">-</w:t>
+      </w:r>
+      <w:r>
+        <w:t xml:space="preserve"> </w:t>
+      </w:r>
+      <w:r>
+        <w:rPr>
+          <w:i/>
+          <w:iCs/>
+        </w:rPr>
+        <w:t xml:space="preserve">AE:</w:t>
+      </w:r>
+      <w:r>
+        <w:t xml:space="preserve"> </w:t>
+      </w:r>
+      <w:r>
+        <w:t xml:space="preserve">In the UAE, a search of the Emirates Drug Establishment (EDE) register on 25 September 2026 found no registered product containing BPC-157, and a Ministry of Health and Prevention alert (Circular 9217/2024) described genuine Mounjaro (tirzepatide) as registered for type 2 diabetes and weight management. In Dubai, the DHA prohibits prescribing, dispensing, administering or using any peptide product unless it is registered or licensed with the EDE and used within the scope of its licence (29 July 2026). In Abu Dhabi, the DoH treats peptides as high-risk substances that may be compounded only if monographed, part of an approved medicine or listed by the DoH for compounding (August 2026).</w:t>
+      </w:r>
+      <w:r>
+        <w:t xml:space="preserve"> </w:t>
+      </w:r>
+      <w:r>
+        <w:t xml:space="preserve">(ae-ede-register · ae-mohap-cir-9217-2024 · ae-dha-cir-peptides-2026 · ae-doh-compounding-std-2026)</w:t>
+      </w:r>
+    </w:p>
+    <w:p>
+      <w:pPr>
+        <w:pStyle w:val="BodyText"/>
+      </w:pPr>
+      <w:r>
         <w:t xml:space="preserve">Sources: Makrgeorgou A 2018 · Parodi A 2008 · Lebwohl M 2026 · Faurschou A 2015 · Eli Lilly (Mounjaro prescribing information) 2026 · Eli Lilly (Zepbound prescribing information) 2026 · Reynolds A 2019 · Depommier C 2019 · US Food and Drug Administration 2026 · Aesthetic &amp; Regenerative Endocrinology — A Clinician's Pocket Guide 2026 · Eli Lilly Nederland B.V. (marketing authorisation holder) 2026</w:t>
       </w:r>
     </w:p>
@@ -13664,7 +15095,7 @@
         <w:t xml:space="preserve"> </w:t>
       </w:r>
       <w:r>
-        <w:t xml:space="preserve">Treat the skin disease on its own evidence and metabolic disease directly. A zonulin result should not guide care. In the US, BPC-157 has no 503A bulks-list standing as of September 2026, so compounding it for gut repair is not an option. In the UK, an unlicensed special is for one patient's special clinical need that no licensed product can meet, and the responsibility for it is yours.</w:t>
+        <w:t xml:space="preserve">Treat the skin disease on its own evidence and metabolic disease directly. A zonulin result should not guide care. In the US, BPC-157 has no 503A bulks-list standing as of September 2026, so compounding it for gut repair is not an option.</w:t>
       </w:r>
       <w:r>
         <w:t xml:space="preserve"> </w:t>
@@ -13716,6 +15147,158 @@
         <w:pStyle w:val="BodyText"/>
       </w:pPr>
       <w:r>
+        <w:rPr>
+          <w:b/>
+          <w:bCs/>
+        </w:rPr>
+        <w:t xml:space="preserve">Regulatory status by jurisdiction</w:t>
+      </w:r>
+      <w:r>
+        <w:t xml:space="preserve"> </w:t>
+      </w:r>
+      <w:r>
+        <w:t xml:space="preserve">-</w:t>
+      </w:r>
+      <w:r>
+        <w:t xml:space="preserve"> </w:t>
+      </w:r>
+      <w:r>
+        <w:rPr>
+          <w:i/>
+          <w:iCs/>
+        </w:rPr>
+        <w:t xml:space="preserve">GB:</w:t>
+      </w:r>
+      <w:r>
+        <w:t xml:space="preserve"> </w:t>
+      </w:r>
+      <w:r>
+        <w:t xml:space="preserve">In the United Kingdom, an unlicensed peptide reaches a patient only through narrow routes, such as a special ordered for one patient's clinical need, which module seven sets out.</w:t>
+      </w:r>
+      <w:r>
+        <w:t xml:space="preserve"> </w:t>
+      </w:r>
+      <w:r>
+        <w:t xml:space="preserve">(Medicines and Healthcare products Regulatory Agency (UK) 2023 · Medicines and Healthcare products Regulatory Agency (UK) 2009)</w:t>
+      </w:r>
+      <w:r>
+        <w:t xml:space="preserve"> </w:t>
+      </w:r>
+      <w:r>
+        <w:t xml:space="preserve">-</w:t>
+      </w:r>
+      <w:r>
+        <w:t xml:space="preserve"> </w:t>
+      </w:r>
+      <w:r>
+        <w:rPr>
+          <w:i/>
+          <w:iCs/>
+        </w:rPr>
+        <w:t xml:space="preserve">EU:</w:t>
+      </w:r>
+      <w:r>
+        <w:t xml:space="preserve"> </w:t>
+      </w:r>
+      <w:r>
+        <w:t xml:space="preserve">In the EU, Directive 2001/83/EC allows a medicine on the market only with a national or EU-wide marketing authorisation (Article 6(1)), while medicines prepared in a pharmacy for an individual patient on prescription (magistral formulas) fall outside the directive and need no marketing authorisation under it (Article 3). Each member state may also, under its own law, allow an unauthorised medicine for an individual patient on a bona fide unsolicited order from an authorised health professional, under that professional's direct personal responsibility (Article 5(1)).</w:t>
+      </w:r>
+      <w:r>
+        <w:t xml:space="preserve"> </w:t>
+      </w:r>
+      <w:r>
+        <w:t xml:space="preserve">(eu-dir-2001-83)</w:t>
+      </w:r>
+      <w:r>
+        <w:t xml:space="preserve"> </w:t>
+      </w:r>
+      <w:r>
+        <w:t xml:space="preserve">-</w:t>
+      </w:r>
+      <w:r>
+        <w:t xml:space="preserve"> </w:t>
+      </w:r>
+      <w:r>
+        <w:rPr>
+          <w:i/>
+          <w:iCs/>
+        </w:rPr>
+        <w:t xml:space="preserve">PT:</w:t>
+      </w:r>
+      <w:r>
+        <w:t xml:space="preserve"> </w:t>
+      </w:r>
+      <w:r>
+        <w:t xml:space="preserve">In Portugal, no medicine containing BPC-157 is listed in INFARMED's Infomed register (25 September 2026). A medicine is defined as any substance or combination of substances presented as having properties for treating or preventing disease or that may be used or administered to restore, correct, or modify physiological functions through pharmacological, immunological, or metabolic action (Estatuto do Medicamento, Article 3). INFARMED does not authorise importing medicines for personal use, and a compounded medicine may use only raw materials listed in the Portuguese Pharmacopoeia, the European Pharmacopoeia, pharmacopoeias of other States Parties to the European Pharmacopoeia Convention, or compendial scientific documentation (Decreto-Lei 95/2004, Article 6).</w:t>
+      </w:r>
+      <w:r>
+        <w:t xml:space="preserve"> </w:t>
+      </w:r>
+      <w:r>
+        <w:t xml:space="preserve">(pt-infomed · pt-dl176-2006 · pt-infarmed-circ148-2011 · pt-dl95-2004 · pt-infarmed-manipulados)</w:t>
+      </w:r>
+      <w:r>
+        <w:t xml:space="preserve"> </w:t>
+      </w:r>
+      <w:r>
+        <w:t xml:space="preserve">-</w:t>
+      </w:r>
+      <w:r>
+        <w:t xml:space="preserve"> </w:t>
+      </w:r>
+      <w:r>
+        <w:rPr>
+          <w:i/>
+          <w:iCs/>
+        </w:rPr>
+        <w:t xml:space="preserve">BR:</w:t>
+      </w:r>
+      <w:r>
+        <w:t xml:space="preserve"> </w:t>
+      </w:r>
+      <w:r>
+        <w:t xml:space="preserve">In Brazil, ANVISA stated on 2 July 2026 that any substance must have undergone efficacy and safety assessments before it can be compounded, and that some injectable peptides are not regularised in any category (food, medicine, cosmetic or food supplement) and are illegal for any health use, including aesthetic use. ANVISA also stated in July 2026 that an investigational medicine is used exclusively in authorised clinical research.</w:t>
+      </w:r>
+      <w:r>
+        <w:t xml:space="preserve"> </w:t>
+      </w:r>
+      <w:r>
+        <w:t xml:space="preserve">(br-anvisa-peptides-2026 · br-anvisa-medicine-types-2026)</w:t>
+      </w:r>
+      <w:r>
+        <w:t xml:space="preserve"> </w:t>
+      </w:r>
+      <w:r>
+        <w:t xml:space="preserve">-</w:t>
+      </w:r>
+      <w:r>
+        <w:t xml:space="preserve"> </w:t>
+      </w:r>
+      <w:r>
+        <w:rPr>
+          <w:i/>
+          <w:iCs/>
+        </w:rPr>
+        <w:t xml:space="preserve">AE:</w:t>
+      </w:r>
+      <w:r>
+        <w:t xml:space="preserve"> </w:t>
+      </w:r>
+      <w:r>
+        <w:t xml:space="preserve">In the UAE, Federal Decree-Law 38/2024, in force since 2 January 2025, bars importing, selling or using any medical product without a marketing approval from the Emirates Drug Establishment (EDE), and lets a physician prescribe a medicine never submitted for approval only when necessary, when no equivalent alternative is available and with the patient's approval. In Dubai, the DHA prohibits using any research-use peptide on humans, or for treatment, outside a study or clinical trial approved by the competent authority (29 July 2026). In Abu Dhabi, the DoH lets physicians prescribe peptide therapies only for clinical indications supported by available scientific evidence, after a documented eligibility assessment and with informed consent that covers the product's regulatory approval status, and compounded peptides may use only certified active ingredients imported under EDE oversight (31 July 2026).</w:t>
+      </w:r>
+      <w:r>
+        <w:t xml:space="preserve"> </w:t>
+      </w:r>
+      <w:r>
+        <w:t xml:space="preserve">(ae-fdl-38-2024 · ae-dha-cir-peptides-2026 · ae-doh-cir-148-2026)</w:t>
+      </w:r>
+    </w:p>
+    <w:p>
+      <w:pPr>
+        <w:pStyle w:val="BodyText"/>
+      </w:pPr>
+      <w:r>
         <w:t xml:space="preserve">Narration script</w:t>
       </w:r>
     </w:p>
@@ -13724,15 +15307,15 @@
         <w:pStyle w:val="BodyText"/>
       </w:pPr>
       <w:r>
-        <w:t xml:space="preserve">Patients often link their skin to their gut. Start where the evidence is. Diet quality, treatment of metabolic disease and the established treatment for the skin condition itself all come first. Be careful with tests. A widely used commercial zonulin assay was shown to detect proteins other than zonulin, so a result cannot tell you whether a gut is leaky. Be careful with products too. Probiotics are strain-specific, and their effects on eczema are small at best. The Hormonaly guide gives the popular gut-repair stack of glutamine, zinc carnosine and BPC-157 a grade of D. As of September 2026, in the United States, BPC-157 remains off the 503A bulks list after the July advisory-committee review. In the United Kingdom, an unlicensed peptide reaches a patient only through narrow routes, such as a special ordered for one patient's clinical need, which module seven sets out. Investigational peptides come last, if at all. Whatever your role, name the evidence type before you name the product.</w:t>
-      </w:r>
-    </w:p>
-    <w:p>
-      <w:pPr>
-        <w:pStyle w:val="BodyText"/>
-      </w:pPr>
-      <w:r>
-        <w:t xml:space="preserve">Sources: Scheffler L 2018 · Camilleri M 2019 · Reynolds A 2019 · Suez J 2019 · US Food and Drug Administration 2026 · Aesthetic &amp; Regenerative Endocrinology — A Clinician's Pocket Guide 2026 · Medicines and Healthcare products Regulatory Agency (UK) 2023 · Medicines and Healthcare products Regulatory Agency (UK) 2009</w:t>
+        <w:t xml:space="preserve">Patients often link their skin to their gut. Start where the evidence is. Diet quality, treatment of metabolic disease and the established treatment for the skin condition itself all come first. Be careful with tests. A widely used commercial zonulin assay was shown to detect proteins other than zonulin, so a result cannot tell you whether a gut is leaky. Be careful with products too. Probiotics are strain-specific, and their effects on eczema are small at best. The Hormonaly guide gives the popular gut-repair stack of glutamine, zinc carnosine and BPC-157 a grade of D. As of September 2026, in the United States, BPC-157 remains off the 503A bulks list after the July advisory-committee review. Investigational peptides come last, if at all. Whatever your role, name the evidence type before you name the product.</w:t>
+      </w:r>
+    </w:p>
+    <w:p>
+      <w:pPr>
+        <w:pStyle w:val="BodyText"/>
+      </w:pPr>
+      <w:r>
+        <w:t xml:space="preserve">Sources: Scheffler L 2018 · Camilleri M 2019 · Reynolds A 2019 · Suez J 2019 · Makrgeorgou A 2018 · US Food and Drug Administration 2026 · Aesthetic &amp; Regenerative Endocrinology — A Clinician's Pocket Guide 2026 · ecfr-21-cfr-216-23-bulks-list</w:t>
       </w:r>
     </w:p>
     <w:bookmarkEnd w:id="81"/>
@@ -14222,7 +15805,7 @@
         <w:pStyle w:val="BodyText"/>
       </w:pPr>
       <w:r>
-        <w:t xml:space="preserve">The evidence, grades and regulatory status are the same for everyone. What changes is the 'what you do next' at the end of each lesson, so it fits what your licence lets you do.</w:t>
+        <w:t xml:space="preserve">The evidence and grades are the same for everyone, and regulatory notes follow the country you choose. What changes with your role is the 'what you do next' at the end of each lesson, so it fits what your licence lets you do.</w:t>
       </w:r>
     </w:p>
     <w:p>
@@ -14601,7 +16184,7 @@
               <w:pStyle w:val="Compact"/>
             </w:pPr>
             <w:r>
-              <w:t xml:space="preserve">Regulatory status (US, 14 May 2026; UK, September 2026)</w:t>
+              <w:t xml:space="preserve">Regulatory status (US, 14 May 2026)</w:t>
             </w:r>
           </w:p>
         </w:tc>
@@ -14623,7 +16206,7 @@
               <w:pStyle w:val="Compact"/>
             </w:pPr>
             <w:r>
-              <w:t xml:space="preserve">Category 1 means FDA is still evaluating and does not intend to act against compounders who meet its conditions; an advisory-committee consultation is planned before the end of February 2027. The injectable route has no such standing. In the UK, a GHK-Cu serum sold for appearance is a cosmetic, and cosmetics law excludes anything injected.</w:t>
+              <w:t xml:space="preserve">Category 1 means FDA is still evaluating and does not intend to act against compounders who meet its conditions; an advisory-committee consultation is planned before the end of February 2027. The injectable route has no such standing.</w:t>
             </w:r>
           </w:p>
         </w:tc>
@@ -14687,7 +16270,159 @@
         <w:pStyle w:val="BodyText"/>
       </w:pPr>
       <w:r>
-        <w:t xml:space="preserve">Sources: Pickart L 2015 · Miller TR 2006 · Hostynek JJ 2010 · Ogórek K 2025 · US Food and Drug Administration 2026 · US Food and Drug Administration 2026 · The Peptide Pocket Guide — 2026 Edition · Clinical Reference (seventy-two entries) 2026 · Aesthetic &amp; Regenerative Endocrinology — A Clinician's Pocket Guide 2026 · Mazurowska L 2008 · Cosmetic Products Regulation 1223/2009 (Great Britain 2009 · Medicines and Healthcare products Regulatory Agency (UK) 2025</w:t>
+        <w:rPr>
+          <w:b/>
+          <w:bCs/>
+        </w:rPr>
+        <w:t xml:space="preserve">Regulatory status by jurisdiction</w:t>
+      </w:r>
+      <w:r>
+        <w:t xml:space="preserve"> </w:t>
+      </w:r>
+      <w:r>
+        <w:t xml:space="preserve">-</w:t>
+      </w:r>
+      <w:r>
+        <w:t xml:space="preserve"> </w:t>
+      </w:r>
+      <w:r>
+        <w:rPr>
+          <w:i/>
+          <w:iCs/>
+        </w:rPr>
+        <w:t xml:space="preserve">GB:</w:t>
+      </w:r>
+      <w:r>
+        <w:t xml:space="preserve"> </w:t>
+      </w:r>
+      <w:r>
+        <w:t xml:space="preserve">In the UK, a GHK-Cu serum sold for appearance is a cosmetic, and cosmetics law excludes anything injected (September 2026).</w:t>
+      </w:r>
+      <w:r>
+        <w:t xml:space="preserve"> </w:t>
+      </w:r>
+      <w:r>
+        <w:t xml:space="preserve">(Cosmetic Products Regulation 1223/2009 (Great Britain 2009 · Medicines and Healthcare products Regulatory Agency (UK) 2025)</w:t>
+      </w:r>
+      <w:r>
+        <w:t xml:space="preserve"> </w:t>
+      </w:r>
+      <w:r>
+        <w:t xml:space="preserve">-</w:t>
+      </w:r>
+      <w:r>
+        <w:t xml:space="preserve"> </w:t>
+      </w:r>
+      <w:r>
+        <w:rPr>
+          <w:i/>
+          <w:iCs/>
+        </w:rPr>
+        <w:t xml:space="preserve">EU:</w:t>
+      </w:r>
+      <w:r>
+        <w:t xml:space="preserve"> </w:t>
+      </w:r>
+      <w:r>
+        <w:t xml:space="preserve">In the EU, copper tripeptide-1 is listed in the Commission's CosIng inventory with a skin-conditioning function (read 25 September 2026). No centrally authorised medicine containing GHK-Cu was found in the Union Register or in EMA's data on authorised, refused and withdrawn medicines (searched 25 September 2026).</w:t>
+      </w:r>
+      <w:r>
+        <w:t xml:space="preserve"> </w:t>
+      </w:r>
+      <w:r>
+        <w:t xml:space="preserve">(eu-cosing-copper-tripeptide-1 · eu-cosing-home · eu-ema-medicines-data · eu-union-register)</w:t>
+      </w:r>
+      <w:r>
+        <w:t xml:space="preserve"> </w:t>
+      </w:r>
+      <w:r>
+        <w:t xml:space="preserve">-</w:t>
+      </w:r>
+      <w:r>
+        <w:t xml:space="preserve"> </w:t>
+      </w:r>
+      <w:r>
+        <w:rPr>
+          <w:i/>
+          <w:iCs/>
+        </w:rPr>
+        <w:t xml:space="preserve">PT:</w:t>
+      </w:r>
+      <w:r>
+        <w:t xml:space="preserve"> </w:t>
+      </w:r>
+      <w:r>
+        <w:t xml:space="preserve">In Portugal, no medicine containing GHK-Cu is listed in INFARMED's Infomed register, which includes authorised, lapsed and revoked products (searched 25 September 2026).</w:t>
+      </w:r>
+      <w:r>
+        <w:t xml:space="preserve"> </w:t>
+      </w:r>
+      <w:r>
+        <w:t xml:space="preserve">(pt-infomed)</w:t>
+      </w:r>
+      <w:r>
+        <w:t xml:space="preserve"> </w:t>
+      </w:r>
+      <w:r>
+        <w:t xml:space="preserve">-</w:t>
+      </w:r>
+      <w:r>
+        <w:t xml:space="preserve"> </w:t>
+      </w:r>
+      <w:r>
+        <w:rPr>
+          <w:i/>
+          <w:iCs/>
+        </w:rPr>
+        <w:t xml:space="preserve">BR:</w:t>
+      </w:r>
+      <w:r>
+        <w:t xml:space="preserve"> </w:t>
+      </w:r>
+      <w:r>
+        <w:t xml:space="preserve">In Brazil, ANVISA stated on 2 July 2026 that products presented as peptides called GHK-Cu that promise aesthetic effects or improvement in health conditions are not registered with Anvisa.</w:t>
+      </w:r>
+      <w:r>
+        <w:t xml:space="preserve"> </w:t>
+      </w:r>
+      <w:r>
+        <w:t xml:space="preserve">(br-anvisa-peptides-2026)</w:t>
+      </w:r>
+      <w:r>
+        <w:t xml:space="preserve"> </w:t>
+      </w:r>
+      <w:r>
+        <w:t xml:space="preserve">-</w:t>
+      </w:r>
+      <w:r>
+        <w:t xml:space="preserve"> </w:t>
+      </w:r>
+      <w:r>
+        <w:rPr>
+          <w:i/>
+          <w:iCs/>
+        </w:rPr>
+        <w:t xml:space="preserve">AE:</w:t>
+      </w:r>
+      <w:r>
+        <w:t xml:space="preserve"> </w:t>
+      </w:r>
+      <w:r>
+        <w:t xml:space="preserve">In the UAE, the Emirates Drug Establishment (EDE) has held medicines registration since Federal Decree-Law 28/2023, and no registered medical product matching GHK, prezatide, copper tripeptide or copper peptide was found in the EDE register (25 September 2026). In Dubai, the DHA's rules for health facilities prohibit circulating, prescribing, dispensing, administering or using any peptide product unless it is registered or licensed with the EDE (29 July 2026); in Abu Dhabi, the DoH classes topical cosmetic peptides with no systemic effect as low-risk products that stay under existing regulatory pathways, while systemic, regenerative or weakly evidenced peptides face enhanced controls (31 July 2026).</w:t>
+      </w:r>
+      <w:r>
+        <w:t xml:space="preserve"> </w:t>
+      </w:r>
+      <w:r>
+        <w:t xml:space="preserve">(ae-fdl-28-2023 · ae-ede-register · ae-dha-cir-peptides-2026 · ae-doh-cir-148-2026)</w:t>
+      </w:r>
+    </w:p>
+    <w:p>
+      <w:pPr>
+        <w:pStyle w:val="BodyText"/>
+      </w:pPr>
+      <w:r>
+        <w:t xml:space="preserve">Sources: Pickart L 2015 · Miller TR 2006 · Hostynek JJ 2010 · Ogórek K 2025 · US Food and Drug Administration 2026 · US Food and Drug Administration 2026 · The Peptide Pocket Guide — 2026 Edition · Clinical Reference (seventy-two entries) 2026 · Aesthetic &amp; Regenerative Endocrinology — A Clinician's Pocket Guide 2026 · Mazurowska L 2008</w:t>
       </w:r>
     </w:p>
     <w:bookmarkEnd w:id="91"/>
@@ -14717,7 +16452,7 @@
         <w:pStyle w:val="BodyText"/>
       </w:pPr>
       <w:r>
-        <w:t xml:space="preserve">Topical GHK-Cu is a reasonable cosmetic conversation at GRADE C. Injected GHK-Cu is a different product: no randomized trials, injection-site pain and rash are common because copper irritates tissue, and in the US the injectable route sits outside the Category 1 listing. In the UK, anything injected falls outside cosmetics law, and MHRA decides whether it is a medicine from its claims, form and use.</w:t>
+        <w:t xml:space="preserve">Topical GHK-Cu is a reasonable cosmetic conversation at GRADE C. Injected GHK-Cu is a different product: no randomized trials, injection-site pain and rash are common because copper irritates tissue, and in the US the injectable route sits outside the Category 1 listing.</w:t>
       </w:r>
     </w:p>
     <w:p>
@@ -14787,7 +16522,7 @@
         <w:t xml:space="preserve"> </w:t>
       </w:r>
       <w:r>
-        <w:t xml:space="preserve">In the US, before prescribing a compounded topical, confirm the substance's current 503A status and that the pharmacy is working within it; in the UK, a GHK-Cu serum presented for appearance is a cosmetic, so there is nothing to prescribe. Do not prescribe GHK-Cu for injection. Record that you discussed a product with small-trial evidence and the patient's reasons for choosing it.</w:t>
+        <w:t xml:space="preserve">In the US, before prescribing a compounded topical, confirm the substance's current 503A status and that the pharmacy is working within it. Do not prescribe GHK-Cu for injection. Record that you discussed a product with small-trial evidence and the patient's reasons for choosing it.</w:t>
       </w:r>
       <w:r>
         <w:t xml:space="preserve"> </w:t>
@@ -14839,6 +16574,158 @@
         <w:pStyle w:val="BodyText"/>
       </w:pPr>
       <w:r>
+        <w:rPr>
+          <w:b/>
+          <w:bCs/>
+        </w:rPr>
+        <w:t xml:space="preserve">Regulatory status by jurisdiction</w:t>
+      </w:r>
+      <w:r>
+        <w:t xml:space="preserve"> </w:t>
+      </w:r>
+      <w:r>
+        <w:t xml:space="preserve">-</w:t>
+      </w:r>
+      <w:r>
+        <w:t xml:space="preserve"> </w:t>
+      </w:r>
+      <w:r>
+        <w:rPr>
+          <w:i/>
+          <w:iCs/>
+        </w:rPr>
+        <w:t xml:space="preserve">GB:</w:t>
+      </w:r>
+      <w:r>
+        <w:t xml:space="preserve"> </w:t>
+      </w:r>
+      <w:r>
+        <w:t xml:space="preserve">In the UK, anything injected falls outside cosmetics law, and MHRA decides whether it is a medicine from its claims, form and use. In the UK, a GHK-Cu serum presented for appearance is a cosmetic, so there is nothing to prescribe.</w:t>
+      </w:r>
+      <w:r>
+        <w:t xml:space="preserve"> </w:t>
+      </w:r>
+      <w:r>
+        <w:t xml:space="preserve">(Cosmetic Products Regulation 1223/2009 (Great Britain 2009 · Medicines and Healthcare products Regulatory Agency (UK) 2025)</w:t>
+      </w:r>
+      <w:r>
+        <w:t xml:space="preserve"> </w:t>
+      </w:r>
+      <w:r>
+        <w:t xml:space="preserve">-</w:t>
+      </w:r>
+      <w:r>
+        <w:t xml:space="preserve"> </w:t>
+      </w:r>
+      <w:r>
+        <w:rPr>
+          <w:i/>
+          <w:iCs/>
+        </w:rPr>
+        <w:t xml:space="preserve">EU:</w:t>
+      </w:r>
+      <w:r>
+        <w:t xml:space="preserve"> </w:t>
+      </w:r>
+      <w:r>
+        <w:t xml:space="preserve">In the EU, a substance or mixture intended to be injected is not considered a cosmetic product (Regulation (EC) No 1223/2009, Article 2(2)); the EU borderline manual adds that a product in a vial or ampoule for use by injection cannot be considered a cosmetic product, and should not be marketed with a device that could allow injection or delivery below the epidermis. Whether a product qualifies as a cosmetic is decided case by case by national competent authorities, and the manual says an anti-wrinkle product that significantly restores, corrects or modifies physiological functions by exerting a pharmacological, immunological or metabolic action does not qualify as one (version 5.5, June 2025).</w:t>
+      </w:r>
+      <w:r>
+        <w:t xml:space="preserve"> </w:t>
+      </w:r>
+      <w:r>
+        <w:t xml:space="preserve">(eu-reg-1223-2009 · eu-ec-cosmetics-borderline-manual-2025 · eu-reg-1223-2009-oj)</w:t>
+      </w:r>
+      <w:r>
+        <w:t xml:space="preserve"> </w:t>
+      </w:r>
+      <w:r>
+        <w:t xml:space="preserve">-</w:t>
+      </w:r>
+      <w:r>
+        <w:t xml:space="preserve"> </w:t>
+      </w:r>
+      <w:r>
+        <w:rPr>
+          <w:i/>
+          <w:iCs/>
+        </w:rPr>
+        <w:t xml:space="preserve">PT:</w:t>
+      </w:r>
+      <w:r>
+        <w:t xml:space="preserve"> </w:t>
+      </w:r>
+      <w:r>
+        <w:t xml:space="preserve">In Portugal, INFARMED states that products administered by injection are not considered cosmetics (as of 25 September 2026), and medicines intended for parenteral administration are subject to medical prescription by law (Estatuto do Medicamento, Art 114(1)(d)).</w:t>
+      </w:r>
+      <w:r>
+        <w:t xml:space="preserve"> </w:t>
+      </w:r>
+      <w:r>
+        <w:t xml:space="preserve">(pt-infarmed-cosmetics-faq · pt-dl176-2006)</w:t>
+      </w:r>
+      <w:r>
+        <w:t xml:space="preserve"> </w:t>
+      </w:r>
+      <w:r>
+        <w:t xml:space="preserve">-</w:t>
+      </w:r>
+      <w:r>
+        <w:t xml:space="preserve"> </w:t>
+      </w:r>
+      <w:r>
+        <w:rPr>
+          <w:i/>
+          <w:iCs/>
+        </w:rPr>
+        <w:t xml:space="preserve">BR:</w:t>
+      </w:r>
+      <w:r>
+        <w:t xml:space="preserve"> </w:t>
+      </w:r>
+      <w:r>
+        <w:t xml:space="preserve">In Brazil, ANVISA stated on 2 July 2026 that injectable cosmetics do not exist; an injectable product offered as a cosmetic is irregular. Products with 'GHK' in the product name appear as notified cosmetics in ANVISA's public cosmetics data (221 entries, 25 September 2026), and ANVISA cancelled several GHK-Cu cosmetic processes on 29 April 2026 without published reasons (RE 1.771/2026).</w:t>
+      </w:r>
+      <w:r>
+        <w:t xml:space="preserve"> </w:t>
+      </w:r>
+      <w:r>
+        <w:t xml:space="preserve">(br-anvisa-peptides-2026 · br-anvisa-cosmetics-opendata · br-dou-re-1771-2026)</w:t>
+      </w:r>
+      <w:r>
+        <w:t xml:space="preserve"> </w:t>
+      </w:r>
+      <w:r>
+        <w:t xml:space="preserve">-</w:t>
+      </w:r>
+      <w:r>
+        <w:t xml:space="preserve"> </w:t>
+      </w:r>
+      <w:r>
+        <w:rPr>
+          <w:i/>
+          <w:iCs/>
+        </w:rPr>
+        <w:t xml:space="preserve">AE:</w:t>
+      </w:r>
+      <w:r>
+        <w:t xml:space="preserve"> </w:t>
+      </w:r>
+      <w:r>
+        <w:t xml:space="preserve">In the UAE, the medicines law (Federal Decree-Law 38 of 2024) defines cosmetics as products with a medical effect on the skin, hair or nails, and whether a product requires an Emirates Drug Establishment (EDE) marketing authorisation, and in which category, is determined by an EDE classification letter based on its presentation, composition, use and design. In Dubai, peptide products may be prescribed, dispensed or administered only by licensed, authorised professionals in a licensed health facility (DHA, 29 July 2026); in Abu Dhabi, physicians may prescribe peptide therapies only for clinical indications supported by available scientific evidence, after a documented eligibility assessment and with informed consent that covers benefits, uncertainties, risks, alternatives and the product's regulatory approval status (DoH, 31 July 2026).</w:t>
+      </w:r>
+      <w:r>
+        <w:t xml:space="preserve"> </w:t>
+      </w:r>
+      <w:r>
+        <w:t xml:space="preserve">(ae-fdl-38-2024 · ae-ede-svc-classification · ae-dha-cir-peptides-2026 · ae-doh-cir-148-2026)</w:t>
+      </w:r>
+    </w:p>
+    <w:p>
+      <w:pPr>
+        <w:pStyle w:val="BodyText"/>
+      </w:pPr>
+      <w:r>
         <w:t xml:space="preserve">Narration script</w:t>
       </w:r>
     </w:p>
@@ -14847,15 +16734,15 @@
         <w:pStyle w:val="BodyText"/>
       </w:pPr>
       <w:r>
-        <w:t xml:space="preserve">Here is what that means in the room. Topical GHK-Cu is a reasonable cosmetic conversation, as long as you describe the evidence honestly: small trials, modest effects, grade C. Injected GHK-Cu is not the same product in a stronger form. There are no randomized trials of injection, injection-site pain and rash are common because copper irritates tissue, and in the United States the injectable route sits outside the Category 1 listing that covers non-injectable use. In the United Kingdom, anything injected falls outside cosmetics law, and MHRA decides whether such a product is a medicine. Whatever your role, name the route every time you talk about this peptide.</w:t>
-      </w:r>
-    </w:p>
-    <w:p>
-      <w:pPr>
-        <w:pStyle w:val="BodyText"/>
-      </w:pPr>
-      <w:r>
-        <w:t xml:space="preserve">Sources: The Peptide Pocket Guide — 2026 Edition · Clinical Reference (seventy-two entries) 2026 · Aesthetic &amp; Regenerative Endocrinology — A Clinician's Pocket Guide 2026 · Li H 2016 · US Food and Drug Administration 2026 · Cosmetic Products Regulation 1223/2009 (Great Britain 2009 · Medicines and Healthcare products Regulatory Agency (UK) 2025</w:t>
+        <w:t xml:space="preserve">Here is what that means in the room. Topical GHK-Cu is a reasonable cosmetic conversation, as long as you describe the evidence honestly: small trials, modest effects, grade C. Injected GHK-Cu is not the same product in a stronger form. There are no randomized trials of injection, injection-site pain and rash are common because copper irritates tissue, and in the United States the injectable route sits outside the Category 1 listing that covers non-injectable use. Whatever your role, name the route every time you talk about this peptide.</w:t>
+      </w:r>
+    </w:p>
+    <w:p>
+      <w:pPr>
+        <w:pStyle w:val="BodyText"/>
+      </w:pPr>
+      <w:r>
+        <w:t xml:space="preserve">Sources: The Peptide Pocket Guide — 2026 Edition · Clinical Reference (seventy-two entries) 2026 · Aesthetic &amp; Regenerative Endocrinology — A Clinician's Pocket Guide 2026 · Li H 2016 · US Food and Drug Administration 2026</w:t>
       </w:r>
     </w:p>
     <w:bookmarkEnd w:id="92"/>
@@ -15591,7 +17478,7 @@
         <w:pStyle w:val="BodyText"/>
       </w:pPr>
       <w:r>
-        <w:t xml:space="preserve">In the US, cosmetic peptides are cosmetic ingredients, not drugs, and their safety is assessed under a cosmetics framework. Oral collagen is a dietary supplement: it may not claim to treat disease, and product quality and content vary. Neither route has to prove efficacy before sale — which is why the funding question matters. In the UK, a peptide serum is a cosmetic: its responsible person needs a safety assessment and must notify the regulator before sale, and must be able to prove its claims. Oral collagen is a food supplement: no food may claim to prevent, treat or cure disease, and only authorised health claims may be used. In May 2026 the UK advertising regulator ruled a peptide serum's 'clinically proven' lifting claim misleading because the study behind it was small and uncontrolled.</w:t>
+        <w:t xml:space="preserve">In the US, cosmetic peptides are cosmetic ingredients, not drugs, and their safety is assessed under a cosmetics framework. Oral collagen is a dietary supplement: it may not claim to treat disease, and product quality and content vary. Neither route has to prove efficacy before sale — which is why the funding question matters.</w:t>
       </w:r>
     </w:p>
     <w:p>
@@ -15713,6 +17600,158 @@
         <w:pStyle w:val="BodyText"/>
       </w:pPr>
       <w:r>
+        <w:rPr>
+          <w:b/>
+          <w:bCs/>
+        </w:rPr>
+        <w:t xml:space="preserve">Regulatory status by jurisdiction</w:t>
+      </w:r>
+      <w:r>
+        <w:t xml:space="preserve"> </w:t>
+      </w:r>
+      <w:r>
+        <w:t xml:space="preserve">-</w:t>
+      </w:r>
+      <w:r>
+        <w:t xml:space="preserve"> </w:t>
+      </w:r>
+      <w:r>
+        <w:rPr>
+          <w:i/>
+          <w:iCs/>
+        </w:rPr>
+        <w:t xml:space="preserve">GB:</w:t>
+      </w:r>
+      <w:r>
+        <w:t xml:space="preserve"> </w:t>
+      </w:r>
+      <w:r>
+        <w:t xml:space="preserve">In the UK, a peptide serum is a cosmetic: its responsible person needs a safety assessment and must notify the regulator before sale, and must be able to prove its claims. Oral collagen is a food supplement: no food may claim to prevent, treat or cure disease, and only authorised health claims may be used. In May 2026 the UK advertising regulator ruled a peptide serum's 'clinically proven' lifting claim misleading because the study behind it was small and uncontrolled.</w:t>
+      </w:r>
+      <w:r>
+        <w:t xml:space="preserve"> </w:t>
+      </w:r>
+      <w:r>
+        <w:t xml:space="preserve">(Cosmetic Products Regulation 1223/2009 (Great Britain 2009 · Cosmetic Products Regulation 1223/2009 (Great Britain 2009 · Office for Product Safety and Standards / Department for Business and Trade 2021 · Food Supplements (England) Regulations 2003 2003 · Food Information to Consumers Regulation 1169/2011 (UK 2011 · Nutrition and Health Claims Regulation 1924/2006 (UK 2006 · Medicines and Healthcare products Regulatory Agency (UK) 2025 · Advertising Standards Authority 2026)</w:t>
+      </w:r>
+      <w:r>
+        <w:t xml:space="preserve"> </w:t>
+      </w:r>
+      <w:r>
+        <w:t xml:space="preserve">-</w:t>
+      </w:r>
+      <w:r>
+        <w:t xml:space="preserve"> </w:t>
+      </w:r>
+      <w:r>
+        <w:rPr>
+          <w:i/>
+          <w:iCs/>
+        </w:rPr>
+        <w:t xml:space="preserve">EU:</w:t>
+      </w:r>
+      <w:r>
+        <w:t xml:space="preserve"> </w:t>
+      </w:r>
+      <w:r>
+        <w:t xml:space="preserve">In the EU, a peptide serum sold as a cosmetic needs a responsible person in the EU, a safety assessment with a product safety report and electronic notification to the Commission before it is placed on the market (Regulation (EC) No 1223/2009), and its claims must be supported by adequate and verifiable evidence (Regulation (EU) No 655/2013). Food labelling and advertising may not claim that a food prevents, treats or cures a disease, and health claims on foods are prohibited unless authorised: the Commission refused a claim that a collagen peptide mixture maintains skin health by increasing elasticity and reducing wrinkles, because cause and effect was not established (Regulation (EU) No 1154/2014), and the EU Register lists no authorised claim for collagen itself (searched 25 September 2026).</w:t>
+      </w:r>
+      <w:r>
+        <w:t xml:space="preserve"> </w:t>
+      </w:r>
+      <w:r>
+        <w:t xml:space="preserve">(eu-reg-1223-2009 · eu-reg-655-2013 · eu-reg-1169-2011 · eu-reg-1924-2006 · eu-reg-1154-2014 · eu-claims-register)</w:t>
+      </w:r>
+      <w:r>
+        <w:t xml:space="preserve"> </w:t>
+      </w:r>
+      <w:r>
+        <w:t xml:space="preserve">-</w:t>
+      </w:r>
+      <w:r>
+        <w:t xml:space="preserve"> </w:t>
+      </w:r>
+      <w:r>
+        <w:rPr>
+          <w:i/>
+          <w:iCs/>
+        </w:rPr>
+        <w:t xml:space="preserve">PT:</w:t>
+      </w:r>
+      <w:r>
+        <w:t xml:space="preserve"> </w:t>
+      </w:r>
+      <w:r>
+        <w:t xml:space="preserve">In Portugal, INFARMED is the competent authority for cosmetics (Decreto-Lei 23/2025), and borderline products must be assessed case by case by the Responsible Person, taking all their characteristics into account (INFARMED, as of 25 September 2026). For food supplement notification, there is no evaluation of the product or validation of labelling; control is carried out afterwards by sampling and may take place at any time (DGAV, as of 25 September 2026).</w:t>
+      </w:r>
+      <w:r>
+        <w:t xml:space="preserve"> </w:t>
+      </w:r>
+      <w:r>
+        <w:t xml:space="preserve">(pt-dl23-2025 · pt-infarmed-cosmetics-faq · pt-dgav-notification · pt-dgav-supplements)</w:t>
+      </w:r>
+      <w:r>
+        <w:t xml:space="preserve"> </w:t>
+      </w:r>
+      <w:r>
+        <w:t xml:space="preserve">-</w:t>
+      </w:r>
+      <w:r>
+        <w:t xml:space="preserve"> </w:t>
+      </w:r>
+      <w:r>
+        <w:rPr>
+          <w:i/>
+          <w:iCs/>
+        </w:rPr>
+        <w:t xml:space="preserve">BR:</w:t>
+      </w:r>
+      <w:r>
+        <w:t xml:space="preserve"> </w:t>
+      </w:r>
+      <w:r>
+        <w:t xml:space="preserve">In Brazil, cosmetic labelling must not contain trade names, brands, images, electronic links or wording that represent therapeutic claims attributed to the use of the product or its ingredients (RDC 907/2024, art. 12). Under ANVISA's January 2025 food supplement guidance, an approved claim is that bioactive hydrolysed collagen peptides with an average molecular weight of 2 kDa help maintain skin health.</w:t>
+      </w:r>
+      <w:r>
+        <w:t xml:space="preserve"> </w:t>
+      </w:r>
+      <w:r>
+        <w:t xml:space="preserve">(br-rdc-907-2024 · br-anvisa-supplements-ingredients · br-anvisa-supplements-qa-2025 · br-rdc-243-2018)</w:t>
+      </w:r>
+      <w:r>
+        <w:t xml:space="preserve"> </w:t>
+      </w:r>
+      <w:r>
+        <w:t xml:space="preserve">-</w:t>
+      </w:r>
+      <w:r>
+        <w:t xml:space="preserve"> </w:t>
+      </w:r>
+      <w:r>
+        <w:rPr>
+          <w:i/>
+          <w:iCs/>
+        </w:rPr>
+        <w:t xml:space="preserve">AE:</w:t>
+      </w:r>
+      <w:r>
+        <w:t xml:space="preserve"> </w:t>
+      </w:r>
+      <w:r>
+        <w:t xml:space="preserve">In the UAE, the medicines law (Federal Decree-Law 38 of 2024) treats food supplements, oral products that support the diet and do not treat, diagnose or prevent disease, as medical products regulated by the Emirates Drug Establishment (EDE): oral collagen products are registered with the EDE as general-sale-list health products rather than medicines, while ordinary cosmetics need a conformity certificate from the Ministry of Industry and Advanced Technology under Cabinet Resolution 18/2014. Advertising any medical product, social media included, requires EDE approval. In Dubai, the DHA's rules for health facilities ban misleading or unproven peptide claims, such as anti-ageing, cell regeneration or improved appearance, unless the use is within the product's approved status (29 July 2026); in Abu Dhabi, the DoH bars healthcare providers from promoting peptide therapies with misleading or unsubstantiated claims, or advertising them without prior approval from the DoH and relevant authorities (31 July 2026).</w:t>
+      </w:r>
+      <w:r>
+        <w:t xml:space="preserve"> </w:t>
+      </w:r>
+      <w:r>
+        <w:t xml:space="preserve">(ae-fdl-38-2024 · ae-ede-svc-healthcare-product · ae-ede-reg-collafix · ae-ede-reg-centrum-shn · ae-ede-register · ae-moiat-regulated-products · ae-moiat-ecas-service · ae-dha-cir-peptides-2026 · ae-doh-cir-148-2026)</w:t>
+      </w:r>
+    </w:p>
+    <w:p>
+      <w:pPr>
+        <w:pStyle w:val="BodyText"/>
+      </w:pPr>
+      <w:r>
         <w:t xml:space="preserve">Narration script</w:t>
       </w:r>
     </w:p>
@@ -15721,15 +17760,15 @@
         <w:pStyle w:val="BodyText"/>
       </w:pPr>
       <w:r>
-        <w:t xml:space="preserve">Now the regulatory register, stated for the United States. Cosmetic peptides are cosmetic ingredients, not drugs; their safety is assessed under a cosmetics framework, and nobody has to prove they work before they are sold. Oral collagen is sold as a dietary supplement, so it cannot claim to treat a disease, and what is in the tub varies from brand to brand. That is the whole reason the funding question matters here. When no regulator asks for efficacy, the only efficacy data are the trials someone chose to pay for. The United Kingdom works the same way in outline. A peptide serum is a cosmetic, and its responsible person must hold a safety assessment and evidence for its claims before it goes on sale. Oral collagen is a food supplement, and no food may claim to prevent, treat or cure a disease. In May 2026 the UK advertising regulator ruled against a serum's clinically proven lifting claim, built on a small study with no control group.</w:t>
-      </w:r>
-    </w:p>
-    <w:p>
-      <w:pPr>
-        <w:pStyle w:val="BodyText"/>
-      </w:pPr>
-      <w:r>
-        <w:t xml:space="preserve">Sources: Bjerke DL 2026 · Lupo MP 2007 · Aesthetic &amp; Regenerative Endocrinology — A Clinician's Pocket Guide 2026 · The Peptide Pocket Guide — 2026 Edition · Clinical Reference (seventy-two entries) 2026 · Cosmetic Products Regulation 1223/2009 (Great Britain 2009 · Cosmetic Products Regulation 1223/2009 (Great Britain 2009 · Office for Product Safety and Standards / Department for Business and Trade 2021 · Food Supplements (England) Regulations 2003 2003 · Food Information to Consumers Regulation 1169/2011 (UK 2011 · Nutrition and Health Claims Regulation 1924/2006 (UK 2006 · Medicines and Healthcare products Regulatory Agency (UK) 2025 · Advertising Standards Authority 2026</w:t>
+        <w:t xml:space="preserve">Now the regulatory register, stated for the United States. Cosmetic peptides are cosmetic ingredients, not drugs; their safety is assessed under a cosmetics framework, and nobody has to prove they work before they are sold. Oral collagen is sold as a dietary supplement, so it cannot claim to treat a disease, and what is in the tub varies from brand to brand. That is the whole reason the funding question matters here. When no regulator asks for efficacy, the only efficacy data are the trials someone chose to pay for.</w:t>
+      </w:r>
+    </w:p>
+    <w:p>
+      <w:pPr>
+        <w:pStyle w:val="BodyText"/>
+      </w:pPr>
+      <w:r>
+        <w:t xml:space="preserve">Sources: Bjerke DL 2026 · Lupo MP 2007 · Aesthetic &amp; Regenerative Endocrinology — A Clinician's Pocket Guide 2026 · The Peptide Pocket Guide — 2026 Edition · Clinical Reference (seventy-two entries) 2026</w:t>
       </w:r>
     </w:p>
     <w:bookmarkEnd w:id="98"/>
@@ -16252,7 +18291,7 @@
         <w:pStyle w:val="BodyText"/>
       </w:pPr>
       <w:r>
-        <w:t xml:space="preserve">Three US categories, dated to the FDA's category list of 14 May 2026 and the advisory-committee meeting of 23–24 July 2026. The committee's votes are advice; FDA must still act through rulemaking before anything joins the bulks list. FDA has sent warning letters naming GHK-Cu and BPC-157 on exactly this basis. If you practise in the UK, the route for unlicensed medicines works differently, and lesson 7.2 sets it out.</w:t>
+        <w:t xml:space="preserve">Three US categories, dated to the FDA's category list of 14 May 2026 and the advisory-committee meeting of 23–24 July 2026. The committee's votes are advice; FDA must still act through rulemaking before anything joins the bulks list. FDA has sent warning letters naming GHK-Cu and BPC-157 on exactly this basis.</w:t>
       </w:r>
     </w:p>
     <w:tbl>
@@ -16606,7 +18645,159 @@
         <w:pStyle w:val="BodyText"/>
       </w:pPr>
       <w:r>
-        <w:t xml:space="preserve">Sources: US Food and Drug Administration 2026 · US Food and Drug Administration 2026 · US Food and Drug Administration 2026 · US Food and Drug Administration 2026 · US Food and Drug Administration 2020 · Aesthetic &amp; Regenerative Endocrinology — A Clinician's Pocket Guide 2026 · Medicines and Healthcare products Regulatory Agency (UK) 2023</w:t>
+        <w:rPr>
+          <w:b/>
+          <w:bCs/>
+        </w:rPr>
+        <w:t xml:space="preserve">Regulatory status by jurisdiction</w:t>
+      </w:r>
+      <w:r>
+        <w:t xml:space="preserve"> </w:t>
+      </w:r>
+      <w:r>
+        <w:t xml:space="preserve">-</w:t>
+      </w:r>
+      <w:r>
+        <w:t xml:space="preserve"> </w:t>
+      </w:r>
+      <w:r>
+        <w:rPr>
+          <w:i/>
+          <w:iCs/>
+        </w:rPr>
+        <w:t xml:space="preserve">GB:</w:t>
+      </w:r>
+      <w:r>
+        <w:t xml:space="preserve"> </w:t>
+      </w:r>
+      <w:r>
+        <w:t xml:space="preserve">If you practise in the UK, the route for unlicensed medicines works differently, and lesson 7.2 sets it out.</w:t>
+      </w:r>
+      <w:r>
+        <w:t xml:space="preserve"> </w:t>
+      </w:r>
+      <w:r>
+        <w:t xml:space="preserve">(Medicines and Healthcare products Regulatory Agency (UK) 2023)</w:t>
+      </w:r>
+      <w:r>
+        <w:t xml:space="preserve"> </w:t>
+      </w:r>
+      <w:r>
+        <w:t xml:space="preserve">-</w:t>
+      </w:r>
+      <w:r>
+        <w:t xml:space="preserve"> </w:t>
+      </w:r>
+      <w:r>
+        <w:rPr>
+          <w:i/>
+          <w:iCs/>
+        </w:rPr>
+        <w:t xml:space="preserve">EU:</w:t>
+      </w:r>
+      <w:r>
+        <w:t xml:space="preserve"> </w:t>
+      </w:r>
+      <w:r>
+        <w:t xml:space="preserve">In the EU, a medicine prepared in a pharmacy on prescription for an individual patient (magistral formula), or to a pharmacopoeia for the pharmacy's own patients (officinal formula), falls outside Directive 2001/83/EC and needs no marketing authorisation under it (Article 3), and each member state may, under its own law, allow an unauthorised medicine for an individual patient on a professional's bona fide unsolicited order, under that professional's direct personal responsibility (Article 5(1)). No centrally authorised medicine containing GHK-Cu, BPC-157 or TB-500 was found in the Union Register or in EMA's data on authorised, refused and withdrawn medicines (searched 25 September 2026).</w:t>
+      </w:r>
+      <w:r>
+        <w:t xml:space="preserve"> </w:t>
+      </w:r>
+      <w:r>
+        <w:t xml:space="preserve">(eu-dir-2001-83 · eu-ema-medicines-data · eu-union-register)</w:t>
+      </w:r>
+      <w:r>
+        <w:t xml:space="preserve"> </w:t>
+      </w:r>
+      <w:r>
+        <w:t xml:space="preserve">-</w:t>
+      </w:r>
+      <w:r>
+        <w:t xml:space="preserve"> </w:t>
+      </w:r>
+      <w:r>
+        <w:rPr>
+          <w:i/>
+          <w:iCs/>
+        </w:rPr>
+        <w:t xml:space="preserve">PT:</w:t>
+      </w:r>
+      <w:r>
+        <w:t xml:space="preserve"> </w:t>
+      </w:r>
+      <w:r>
+        <w:t xml:space="preserve">In Portugal, a magistral formula is a medicine prepared in a community or hospital pharmacy, under a pharmacist's responsibility, on a medical prescription that names the patient, and the prescribing physician must satisfy themselves of its safety and efficacy (Decreto-Lei 95/2004). Compounded medicines may use only raw materials listed in the Portuguese pharmacopoeia, the European pharmacopoeia or another European pharmacopoeia, or in compendial scientific documentation, and one containing any other raw material may not be prescribed.</w:t>
+      </w:r>
+      <w:r>
+        <w:t xml:space="preserve"> </w:t>
+      </w:r>
+      <w:r>
+        <w:t xml:space="preserve">(pt-dl95-2004 · pt-infarmed-manipulados)</w:t>
+      </w:r>
+      <w:r>
+        <w:t xml:space="preserve"> </w:t>
+      </w:r>
+      <w:r>
+        <w:t xml:space="preserve">-</w:t>
+      </w:r>
+      <w:r>
+        <w:t xml:space="preserve"> </w:t>
+      </w:r>
+      <w:r>
+        <w:rPr>
+          <w:i/>
+          <w:iCs/>
+        </w:rPr>
+        <w:t xml:space="preserve">BR:</w:t>
+      </w:r>
+      <w:r>
+        <w:t xml:space="preserve"> </w:t>
+      </w:r>
+      <w:r>
+        <w:t xml:space="preserve">In Brazil, ANVISA stated on 2 July 2026 that any substance must have passed efficacy and safety assessment before it can be compounded, and that compounding may only be individual, on presentation of a medical prescription, by a compounding pharmacy licensed by local health surveillance. The same notice says BPC-157 and TB-500 are not authorised as food supplements, and that products presented as peptides called GHK-CU, BPC-157, and TB-500 promising aesthetic effects or health improvements are not registered with ANVISA.</w:t>
+      </w:r>
+      <w:r>
+        <w:t xml:space="preserve"> </w:t>
+      </w:r>
+      <w:r>
+        <w:t xml:space="preserve">(br-anvisa-peptides-2026)</w:t>
+      </w:r>
+      <w:r>
+        <w:t xml:space="preserve"> </w:t>
+      </w:r>
+      <w:r>
+        <w:t xml:space="preserve">-</w:t>
+      </w:r>
+      <w:r>
+        <w:t xml:space="preserve"> </w:t>
+      </w:r>
+      <w:r>
+        <w:rPr>
+          <w:i/>
+          <w:iCs/>
+        </w:rPr>
+        <w:t xml:space="preserve">AE:</w:t>
+      </w:r>
+      <w:r>
+        <w:t xml:space="preserve"> </w:t>
+      </w:r>
+      <w:r>
+        <w:t xml:space="preserve">In the UAE, the medicines law (Federal Decree-Law 38 of 2024, in force 2 January 2025) exempts medical products compounded in licensed compounding pharmacies from the requirement for a marketing approval from the Emirates Drug Establishment (EDE). In Dubai, the DHA's rules for health facilities prohibit circulating, prescribing, dispensing, administering or using any peptide product unless it is registered or licensed with the EDE (29 July 2026); in Abu Dhabi, the DoH treats peptides as emerging, non-monographed, high-risk substances, and novel substances of unknown risk may be compounded only if monographed, a component of an approved medicine or listed on the DoH's register of compounded substances (compounding standard, August 2026).</w:t>
+      </w:r>
+      <w:r>
+        <w:t xml:space="preserve"> </w:t>
+      </w:r>
+      <w:r>
+        <w:t xml:space="preserve">(ae-fdl-38-2024 · ae-dha-cir-peptides-2026 · ae-doh-compounding-std-2026)</w:t>
+      </w:r>
+    </w:p>
+    <w:p>
+      <w:pPr>
+        <w:pStyle w:val="BodyText"/>
+      </w:pPr>
+      <w:r>
+        <w:t xml:space="preserve">Sources: US Food and Drug Administration 2026 · US Food and Drug Administration 2026 · US Food and Drug Administration 2026 · US Food and Drug Administration 2026 · US Food and Drug Administration 2020 · Aesthetic &amp; Regenerative Endocrinology — A Clinician's Pocket Guide 2026</w:t>
       </w:r>
     </w:p>
     <w:bookmarkEnd w:id="104"/>
@@ -16851,6 +19042,130 @@
       </w:r>
       <w:r>
         <w:t xml:space="preserve">You advise her to stop, keep the vial and packaging, and see a prescriber promptly; you do not suggest an alternative supplier.</w:t>
+      </w:r>
+    </w:p>
+    <w:p>
+      <w:pPr>
+        <w:pStyle w:val="BodyText"/>
+      </w:pPr>
+      <w:r>
+        <w:rPr>
+          <w:b/>
+          <w:bCs/>
+        </w:rPr>
+        <w:t xml:space="preserve">Regulatory status by jurisdiction</w:t>
+      </w:r>
+      <w:r>
+        <w:t xml:space="preserve"> </w:t>
+      </w:r>
+      <w:r>
+        <w:t xml:space="preserve">-</w:t>
+      </w:r>
+      <w:r>
+        <w:t xml:space="preserve"> </w:t>
+      </w:r>
+      <w:r>
+        <w:rPr>
+          <w:i/>
+          <w:iCs/>
+        </w:rPr>
+        <w:t xml:space="preserve">EU:</w:t>
+      </w:r>
+      <w:r>
+        <w:t xml:space="preserve"> </w:t>
+      </w:r>
+      <w:r>
+        <w:t xml:space="preserve">In the EU, a product presented as treating or preventing disease, or used to restore, correct or modify physiological functions by a pharmacological, immunological or metabolic action, is a medicine, and where a product could be both a medicine and another regulated product, medicines law applies (Directive 2001/83/EC, Articles 1(2) and 2(2)). No medicine may be placed on a member state's market without a national or EU-wide marketing authorisation (Article 6(1)), and the directive's exclusion for research concerns medicinal products intended for research and development trials (Article 3(3)).</w:t>
+      </w:r>
+      <w:r>
+        <w:t xml:space="preserve"> </w:t>
+      </w:r>
+      <w:r>
+        <w:t xml:space="preserve">(eu-dir-2001-83)</w:t>
+      </w:r>
+      <w:r>
+        <w:t xml:space="preserve"> </w:t>
+      </w:r>
+      <w:r>
+        <w:t xml:space="preserve">-</w:t>
+      </w:r>
+      <w:r>
+        <w:t xml:space="preserve"> </w:t>
+      </w:r>
+      <w:r>
+        <w:rPr>
+          <w:i/>
+          <w:iCs/>
+        </w:rPr>
+        <w:t xml:space="preserve">PT:</w:t>
+      </w:r>
+      <w:r>
+        <w:t xml:space="preserve"> </w:t>
+      </w:r>
+      <w:r>
+        <w:t xml:space="preserve">In Portugal, a medicine is defined as any substance or combination of substances presented as having properties for treating or preventing disease or used in or administered to human beings to restore, correct or modify physiological functions by exerting a pharmacological, immunological or metabolic action, and making, selling, supplying or administering a medicine without the required authorisation is an administrative offence (Estatuto do Medicamento, Arts 3 and 181). No medicine containing GHK-Cu, BPC-157 or TB-500 is listed in INFARMED's Infomed register, which includes authorised, lapsed and revoked products (searched 25 September 2026), and INFARMED does not authorise the import of medicines for personal use (Circular 148/CD, 29 July 2011).</w:t>
+      </w:r>
+      <w:r>
+        <w:t xml:space="preserve"> </w:t>
+      </w:r>
+      <w:r>
+        <w:t xml:space="preserve">(pt-dl176-2006 · pt-infomed · pt-infarmed-circ148-2011)</w:t>
+      </w:r>
+      <w:r>
+        <w:t xml:space="preserve"> </w:t>
+      </w:r>
+      <w:r>
+        <w:t xml:space="preserve">-</w:t>
+      </w:r>
+      <w:r>
+        <w:t xml:space="preserve"> </w:t>
+      </w:r>
+      <w:r>
+        <w:rPr>
+          <w:i/>
+          <w:iCs/>
+        </w:rPr>
+        <w:t xml:space="preserve">BR:</w:t>
+      </w:r>
+      <w:r>
+        <w:t xml:space="preserve"> </w:t>
+      </w:r>
+      <w:r>
+        <w:t xml:space="preserve">In Brazil, ANVISA stated on 2 July 2026 that products presented as peptides called BPC-157, TB-500 and GHK-Cu are not registered, and that some injectable peptides not regularised in any category (food, medicine, cosmetic or food supplement) are illegal for any health use, including aesthetic use. ANVISA also stated in July 2026 that an investigational medicine is used exclusively in authorised clinical research.</w:t>
+      </w:r>
+      <w:r>
+        <w:t xml:space="preserve"> </w:t>
+      </w:r>
+      <w:r>
+        <w:t xml:space="preserve">(br-anvisa-peptides-2026 · br-anvisa-medicine-types-2026)</w:t>
+      </w:r>
+      <w:r>
+        <w:t xml:space="preserve"> </w:t>
+      </w:r>
+      <w:r>
+        <w:t xml:space="preserve">-</w:t>
+      </w:r>
+      <w:r>
+        <w:t xml:space="preserve"> </w:t>
+      </w:r>
+      <w:r>
+        <w:rPr>
+          <w:i/>
+          <w:iCs/>
+        </w:rPr>
+        <w:t xml:space="preserve">AE:</w:t>
+      </w:r>
+      <w:r>
+        <w:t xml:space="preserve"> </w:t>
+      </w:r>
+      <w:r>
+        <w:t xml:space="preserve">In the UAE, the medicines law (Federal Decree-Law 38 of 2024) has, since 2 January 2025, barred importing, distributing, possessing, selling, using or manufacturing any medical product for circulation without a marketing approval from the Emirates Drug Establishment (EDE), and no registered medical product matching GHK-Cu, BPC-157 or TB-500 was found in the EDE register (25 September 2026). In Dubai, the DHA's rules for health facilities prohibit using any peptide product intended for research use on humans, or for therapeutic purposes, outside a study or clinical trial approved by the competent authority, and bar buying, accepting or using peptide products from websites, social media, individual accounts or unlicensed or unverifiable suppliers (29 July 2026). In Abu Dhabi, the DoH requires compounded peptide formulations to use only certified active ingredients imported under EDE oversight, with peptide products traceable from source to patient (31 July 2026).</w:t>
+      </w:r>
+      <w:r>
+        <w:t xml:space="preserve"> </w:t>
+      </w:r>
+      <w:r>
+        <w:t xml:space="preserve">(ae-fdl-38-2024 · ae-ede-register · ae-dha-cir-peptides-2026 · ae-doh-cir-148-2026)</w:t>
       </w:r>
     </w:p>
     <w:p>
@@ -17454,7 +19769,7 @@
         <w:pStyle w:val="BodyText"/>
       </w:pPr>
       <w:r>
-        <w:t xml:space="preserve">When immune privilege fails, the attack depends on cytokine signals that JAK inhibitors interrupt. Two randomized phase 3 trials tested oral baricitinib in 1,200 adults with severe alopecia areata. In the US, FDA approved baricitinib for adults with severe alopecia areata on 13 June 2022. The Aesthetic &amp; Regenerative Endocrinology guide grades it A. In the UK, baricitinib is licensed for severe alopecia areata in adults, and NICE did not recommend it for NHS use in October 2023, on cost-effectiveness.</w:t>
+        <w:t xml:space="preserve">When immune privilege fails, the attack depends on cytokine signals that JAK inhibitors interrupt. Two randomized phase 3 trials tested oral baricitinib in 1,200 adults with severe alopecia areata. In the US, FDA approved baricitinib for adults with severe alopecia areata on 13 June 2022. The Aesthetic &amp; Regenerative Endocrinology guide grades it A.</w:t>
       </w:r>
     </w:p>
     <w:p>
@@ -17512,7 +19827,159 @@
         <w:pStyle w:val="BodyText"/>
       </w:pPr>
       <w:r>
-        <w:t xml:space="preserve">Sources: King B 2022 · US Food and Drug Administration 2022 · Bertolini M 2020 · Aesthetic &amp; Regenerative Endocrinology — A Clinician's Pocket Guide 2026 · Eli Lilly Nederland B.V. (marketing authorisation holder) 2024 · National Institute for Health and Care Excellence 2023</w:t>
+        <w:rPr>
+          <w:b/>
+          <w:bCs/>
+        </w:rPr>
+        <w:t xml:space="preserve">Regulatory status by jurisdiction</w:t>
+      </w:r>
+      <w:r>
+        <w:t xml:space="preserve"> </w:t>
+      </w:r>
+      <w:r>
+        <w:t xml:space="preserve">-</w:t>
+      </w:r>
+      <w:r>
+        <w:t xml:space="preserve"> </w:t>
+      </w:r>
+      <w:r>
+        <w:rPr>
+          <w:i/>
+          <w:iCs/>
+        </w:rPr>
+        <w:t xml:space="preserve">GB:</w:t>
+      </w:r>
+      <w:r>
+        <w:t xml:space="preserve"> </w:t>
+      </w:r>
+      <w:r>
+        <w:t xml:space="preserve">In the UK, baricitinib is licensed for severe alopecia areata in adults, and NICE did not recommend it for NHS use in October 2023, on cost-effectiveness.</w:t>
+      </w:r>
+      <w:r>
+        <w:t xml:space="preserve"> </w:t>
+      </w:r>
+      <w:r>
+        <w:t xml:space="preserve">(Eli Lilly Nederland B.V. (marketing authorisation holder) 2024 · National Institute for Health and Care Excellence 2023)</w:t>
+      </w:r>
+      <w:r>
+        <w:t xml:space="preserve"> </w:t>
+      </w:r>
+      <w:r>
+        <w:t xml:space="preserve">-</w:t>
+      </w:r>
+      <w:r>
+        <w:t xml:space="preserve"> </w:t>
+      </w:r>
+      <w:r>
+        <w:rPr>
+          <w:i/>
+          <w:iCs/>
+        </w:rPr>
+        <w:t xml:space="preserve">EU:</w:t>
+      </w:r>
+      <w:r>
+        <w:t xml:space="preserve"> </w:t>
+      </w:r>
+      <w:r>
+        <w:t xml:space="preserve">In the EU, baricitinib (Olumiant) has been centrally authorised since 13 February 2017; its indications include severe alopecia areata in adults and adolescents aged 12 and over, and it is prescription-only, started by a doctor experienced in the condition (EMA). Since EMA's January 2023 review, JAK inhibitors including Olumiant should be used in people aged 65 or over, at raised cardiovascular or cancer risk, or long-term smokers only if no suitable alternative exists, and this applies to alopecia areata.</w:t>
+      </w:r>
+      <w:r>
+        <w:t xml:space="preserve"> </w:t>
+      </w:r>
+      <w:r>
+        <w:t xml:space="preserve">(eu-ema-epar-olumiant · eu-ema-ref-jaki-2023)</w:t>
+      </w:r>
+      <w:r>
+        <w:t xml:space="preserve"> </w:t>
+      </w:r>
+      <w:r>
+        <w:t xml:space="preserve">-</w:t>
+      </w:r>
+      <w:r>
+        <w:t xml:space="preserve"> </w:t>
+      </w:r>
+      <w:r>
+        <w:rPr>
+          <w:i/>
+          <w:iCs/>
+        </w:rPr>
+        <w:t xml:space="preserve">PT:</w:t>
+      </w:r>
+      <w:r>
+        <w:t xml:space="preserve"> </w:t>
+      </w:r>
+      <w:r>
+        <w:t xml:space="preserve">In Portugal, Olumiant (baricitinib) is classified as a restricted-prescription medicine (MSRM restrita - Alínea a), according to INFARMED's Infomed register on 25 September 2026.</w:t>
+      </w:r>
+      <w:r>
+        <w:t xml:space="preserve"> </w:t>
+      </w:r>
+      <w:r>
+        <w:t xml:space="preserve">(pt-infomed · pt-dl176-2006)</w:t>
+      </w:r>
+      <w:r>
+        <w:t xml:space="preserve"> </w:t>
+      </w:r>
+      <w:r>
+        <w:t xml:space="preserve">-</w:t>
+      </w:r>
+      <w:r>
+        <w:t xml:space="preserve"> </w:t>
+      </w:r>
+      <w:r>
+        <w:rPr>
+          <w:i/>
+          <w:iCs/>
+        </w:rPr>
+        <w:t xml:space="preserve">BR:</w:t>
+      </w:r>
+      <w:r>
+        <w:t xml:space="preserve"> </w:t>
+      </w:r>
+      <w:r>
+        <w:t xml:space="preserve">In Brazil, baricitinib (Olumiant) has been registered by ANVISA since 26 November 2018, and its current label includes severe alopecia areata in adults and adolescents aged 12 or over weighing at least 30 kg (checked 25 September 2026).</w:t>
+      </w:r>
+      <w:r>
+        <w:t xml:space="preserve"> </w:t>
+      </w:r>
+      <w:r>
+        <w:t xml:space="preserve">(br-label-olumiant · br-anvisa-register-opendata)</w:t>
+      </w:r>
+      <w:r>
+        <w:t xml:space="preserve"> </w:t>
+      </w:r>
+      <w:r>
+        <w:t xml:space="preserve">-</w:t>
+      </w:r>
+      <w:r>
+        <w:t xml:space="preserve"> </w:t>
+      </w:r>
+      <w:r>
+        <w:rPr>
+          <w:i/>
+          <w:iCs/>
+        </w:rPr>
+        <w:t xml:space="preserve">AE:</w:t>
+      </w:r>
+      <w:r>
+        <w:t xml:space="preserve"> </w:t>
+      </w:r>
+      <w:r>
+        <w:t xml:space="preserve">In the UAE, the Emirates Drug Establishment (EDE) has held medicines registration since Federal Decree-Law 28/2023, and the medicines law is Federal Decree-Law 38 of 2024. The EDE register lists Olumiant (baricitinib) tablets, registered since 8 June 2017, as Prescription Only and files them under rheumatic diseases; it does not show whether alopecia areata is an approved UAE indication (25 September 2026).</w:t>
+      </w:r>
+      <w:r>
+        <w:t xml:space="preserve"> </w:t>
+      </w:r>
+      <w:r>
+        <w:t xml:space="preserve">(ae-fdl-28-2023 · ae-fdl-38-2024 · ae-ede-reg-olumiant)</w:t>
+      </w:r>
+    </w:p>
+    <w:p>
+      <w:pPr>
+        <w:pStyle w:val="BodyText"/>
+      </w:pPr>
+      <w:r>
+        <w:t xml:space="preserve">Sources: King B 2022 · US Food and Drug Administration 2022 · Bertolini M 2020 · Aesthetic &amp; Regenerative Endocrinology — A Clinician's Pocket Guide 2026</w:t>
       </w:r>
     </w:p>
     <w:bookmarkEnd w:id="113"/>
@@ -17996,7 +20463,7 @@
         <w:pStyle w:val="BodyText"/>
       </w:pPr>
       <w:r>
-        <w:t xml:space="preserve">Pattern, trigger, patches and androgens decide the treatment. Pooled randomized trials support topical minoxidil in men and women and finasteride in men. In the US, as of September 2026, topical minoxidil is FDA-approved and sold over the counter, finasteride for pattern hair loss is a prescription drug, and baricitinib is approved for adults with severe alopecia areata. In the UK, topical minoxidil is licensed and a men's foam is on general sale, finasteride for hair loss is available only on private prescription, and baricitinib is licensed for severe alopecia areata in adults. In May 2026 MHRA strengthened its warnings that finasteride is associated with depression, suicidal thoughts and sexual dysfunction that may persist after stopping.</w:t>
+        <w:t xml:space="preserve">Pattern, trigger, patches and androgens decide the treatment. Pooled randomized trials support topical minoxidil in men and women and finasteride in men. In the US, as of September 2026, topical minoxidil is FDA-approved and sold over the counter, finasteride for pattern hair loss is a prescription drug, and baricitinib is approved for adults with severe alopecia areata.</w:t>
       </w:r>
     </w:p>
     <w:p>
@@ -18118,6 +20585,158 @@
         <w:pStyle w:val="BodyText"/>
       </w:pPr>
       <w:r>
+        <w:rPr>
+          <w:b/>
+          <w:bCs/>
+        </w:rPr>
+        <w:t xml:space="preserve">Regulatory status by jurisdiction</w:t>
+      </w:r>
+      <w:r>
+        <w:t xml:space="preserve"> </w:t>
+      </w:r>
+      <w:r>
+        <w:t xml:space="preserve">-</w:t>
+      </w:r>
+      <w:r>
+        <w:t xml:space="preserve"> </w:t>
+      </w:r>
+      <w:r>
+        <w:rPr>
+          <w:i/>
+          <w:iCs/>
+        </w:rPr>
+        <w:t xml:space="preserve">GB:</w:t>
+      </w:r>
+      <w:r>
+        <w:t xml:space="preserve"> </w:t>
+      </w:r>
+      <w:r>
+        <w:t xml:space="preserve">In the UK, topical minoxidil is licensed and a men's foam is on general sale, finasteride for hair loss is available only on private prescription, and baricitinib is licensed for severe alopecia areata in adults. In May 2026 MHRA strengthened its warnings that finasteride is associated with depression, suicidal thoughts and sexual dysfunction that may persist after stopping.</w:t>
+      </w:r>
+      <w:r>
+        <w:t xml:space="preserve"> </w:t>
+      </w:r>
+      <w:r>
+        <w:t xml:space="preserve">(McNeil Products Limited (marketing authorisation holder) 2026 · Organon Pharma (UK) Limited (marketing authorisation holder) 2026 · Medicines and Healthcare products Regulatory Agency (UK) 2026 · Eli Lilly Nederland B.V. (marketing authorisation holder) 2024)</w:t>
+      </w:r>
+      <w:r>
+        <w:t xml:space="preserve"> </w:t>
+      </w:r>
+      <w:r>
+        <w:t xml:space="preserve">-</w:t>
+      </w:r>
+      <w:r>
+        <w:t xml:space="preserve"> </w:t>
+      </w:r>
+      <w:r>
+        <w:rPr>
+          <w:i/>
+          <w:iCs/>
+        </w:rPr>
+        <w:t xml:space="preserve">EU:</w:t>
+      </w:r>
+      <w:r>
+        <w:t xml:space="preserve"> </w:t>
+      </w:r>
+      <w:r>
+        <w:t xml:space="preserve">In the EU, topical minoxidil is authorised nationally, finasteride tablets and a finasteride skin spray are authorised in various member states for early androgenetic alopecia in men aged 18 to 41 (EMA, 2025), and baricitinib (Olumiant) is centrally authorised and prescription-only, with severe alopecia areata in adults and adolescents aged 12 and over among its indications. After an EU-wide review endorsed on 19 June 2025, suicidal ideation is a confirmed side effect of finasteride tablets, and packs of the hair-loss tablets carry a patient card.</w:t>
+      </w:r>
+      <w:r>
+        <w:t xml:space="preserve"> </w:t>
+      </w:r>
+      <w:r>
+        <w:t xml:space="preserve">(eu-ema-psusa-minoxidil-2024 · eu-union-register · eu-ema-medicines-data · eu-ema-ref-finasteride-2025 · eu-ema-epar-olumiant)</w:t>
+      </w:r>
+      <w:r>
+        <w:t xml:space="preserve"> </w:t>
+      </w:r>
+      <w:r>
+        <w:t xml:space="preserve">-</w:t>
+      </w:r>
+      <w:r>
+        <w:t xml:space="preserve"> </w:t>
+      </w:r>
+      <w:r>
+        <w:rPr>
+          <w:i/>
+          <w:iCs/>
+        </w:rPr>
+        <w:t xml:space="preserve">PT:</w:t>
+      </w:r>
+      <w:r>
+        <w:t xml:space="preserve"> </w:t>
+      </w:r>
+      <w:r>
+        <w:t xml:space="preserve">In Portugal, topical minoxidil is a non-prescription medicine (MNSRM), and the label of Minox 5 solution covers alopecia areata as well as androgenetic alopecia in men and women. Finasteride for hair loss (Propecia) is prescription-only (MSRM), and baricitinib (Olumiant) is a restricted-prescription medicine (MSRM restrita – point a) (INFARMED's Infomed register, 25 September 2026).</w:t>
+      </w:r>
+      <w:r>
+        <w:t xml:space="preserve"> </w:t>
+      </w:r>
+      <w:r>
+        <w:t xml:space="preserve">(pt-infomed · pt-rcm-minox5 · pt-dl176-2006)</w:t>
+      </w:r>
+      <w:r>
+        <w:t xml:space="preserve"> </w:t>
+      </w:r>
+      <w:r>
+        <w:t xml:space="preserve">-</w:t>
+      </w:r>
+      <w:r>
+        <w:t xml:space="preserve"> </w:t>
+      </w:r>
+      <w:r>
+        <w:rPr>
+          <w:i/>
+          <w:iCs/>
+        </w:rPr>
+        <w:t xml:space="preserve">BR:</w:t>
+      </w:r>
+      <w:r>
+        <w:t xml:space="preserve"> </w:t>
+      </w:r>
+      <w:r>
+        <w:t xml:space="preserve">In Brazil, minoxidil products such as Aloxidil are indicated for androgenetic alopecia in adult men, and finasteride products such as Pro Hair are indicated for the treatment of men with male-pattern baldness (androgenetic alopecia). Baricitinib (Olumiant) is indicated for adult and adolescent patients aged 12 years or older and weighing at least 30 kg with severe alopecia areata (ANVISA, 25 September 2026).</w:t>
+      </w:r>
+      <w:r>
+        <w:t xml:space="preserve"> </w:t>
+      </w:r>
+      <w:r>
+        <w:t xml:space="preserve">(br-label-aloxidil · br-anvisa-register-opendata · br-label-prohair · br-label-olumiant)</w:t>
+      </w:r>
+      <w:r>
+        <w:t xml:space="preserve"> </w:t>
+      </w:r>
+      <w:r>
+        <w:t xml:space="preserve">-</w:t>
+      </w:r>
+      <w:r>
+        <w:t xml:space="preserve"> </w:t>
+      </w:r>
+      <w:r>
+        <w:rPr>
+          <w:i/>
+          <w:iCs/>
+        </w:rPr>
+        <w:t xml:space="preserve">AE:</w:t>
+      </w:r>
+      <w:r>
+        <w:t xml:space="preserve"> </w:t>
+      </w:r>
+      <w:r>
+        <w:t xml:space="preserve">In the UAE, the Emirates Drug Establishment (EDE) has held medicines registration since Federal Decree-Law 28/2023, and the medicines law is Federal Decree-Law 38 of 2024. The EDE register lists topical minoxidil (for example Regaine solution, a Pharmacist Only Medicine), oral finasteride (Propecia, Prescription Only), a topical finasteride spray registered in March 2025 (Fincrezo, Prescription Only) and Olumiant (baricitinib, Prescription Only), without showing whether alopecia areata is an approved UAE indication (25 September 2026).</w:t>
+      </w:r>
+      <w:r>
+        <w:t xml:space="preserve"> </w:t>
+      </w:r>
+      <w:r>
+        <w:t xml:space="preserve">(ae-fdl-28-2023 · ae-fdl-38-2024 · ae-ede-reg-regaine · ae-ede-register · ae-ede-reg-propecia · ae-ede-reg-fincrezo · ae-ede-reg-olumiant)</w:t>
+      </w:r>
+    </w:p>
+    <w:p>
+      <w:pPr>
+        <w:pStyle w:val="BodyText"/>
+      </w:pPr>
+      <w:r>
         <w:t xml:space="preserve">Narration script</w:t>
       </w:r>
     </w:p>
@@ -18126,15 +20745,15 @@
         <w:pStyle w:val="BodyText"/>
       </w:pPr>
       <w:r>
-        <w:t xml:space="preserve">Most requests for a hair peptide skip the diagnosis. Start with the pattern, ask about a trigger, look for patches and nail pitting, and look for signs of androgen excess. Check ferritin and thyroid function every time, and send a scarring pattern for biopsy. The approved options already carry strong evidence. Pooled randomized trials support topical minoxidil in men and women and finasteride in men. In the United States minoxidil is sold over the counter, while finasteride for hair loss needs a prescription. In the United Kingdom a men's minoxidil foam is on general sale, finasteride for hair loss is available only on private prescription, and in May 2026 MHRA strengthened its warnings about depression, suicidal thoughts and sexual side effects. Severe or fast-spreading alopecia areata belongs with a dermatologist, where a JAK inhibitor is an approved option for adults. Whatever your role, the workup comes before the product.</w:t>
-      </w:r>
-    </w:p>
-    <w:p>
-      <w:pPr>
-        <w:pStyle w:val="BodyText"/>
-      </w:pPr>
-      <w:r>
-        <w:t xml:space="preserve">Sources: Aesthetic &amp; Regenerative Endocrinology — A Clinician's Pocket Guide 2026 · Adil A 2017 · US Food and Drug Administration 1988 · US Food and Drug Administration 1997 · US Food and Drug Administration 2022 · McNeil Products Limited (marketing authorisation holder) 2026 · Organon Pharma (UK) Limited (marketing authorisation holder) 2026 · Medicines and Healthcare products Regulatory Agency (UK) 2026 · Eli Lilly Nederland B.V. (marketing authorisation holder) 2024</w:t>
+        <w:t xml:space="preserve">Most requests for a hair peptide skip the diagnosis. Start with the pattern, ask about a trigger, look for patches and nail pitting, and look for signs of androgen excess. Check ferritin and thyroid function every time, and send a scarring pattern for biopsy. The approved options already carry strong evidence. Pooled randomized trials support topical minoxidil in men and women and finasteride in men. In the United States minoxidil is sold over the counter, while finasteride for hair loss needs a prescription. Severe or fast-spreading alopecia areata belongs with a dermatologist, where a JAK inhibitor is an approved option for adults. Whatever your role, the workup comes before the product.</w:t>
+      </w:r>
+    </w:p>
+    <w:p>
+      <w:pPr>
+        <w:pStyle w:val="BodyText"/>
+      </w:pPr>
+      <w:r>
+        <w:t xml:space="preserve">Sources: Aesthetic &amp; Regenerative Endocrinology — A Clinician's Pocket Guide 2026 · Adil A 2017 · US Food and Drug Administration 1988 · US Food and Drug Administration 1997 · US Food and Drug Administration 2022</w:t>
       </w:r>
     </w:p>
     <w:bookmarkEnd w:id="115"/>
@@ -18464,18 +21083,18 @@
               <w:pStyle w:val="Compact"/>
             </w:pPr>
             <w:r>
-              <w:t xml:space="preserve">Afamelanotide: EU 2014, US 2019, UK licensed · Melanotan II: none</w:t>
-            </w:r>
-          </w:p>
-        </w:tc>
-        <w:tc>
-          <w:tcPr/>
-          <w:p>
-            <w:pPr>
-              <w:pStyle w:val="Compact"/>
-            </w:pPr>
-            <w:r>
-              <w:t xml:space="preserve">Afamelanotide is approved only for EPP, as the manufacturer's implant. Melanotan II is approved for no indication anywhere. In the UK, afamelanotide is licensed under exceptional circumstances and prescribed only in specialist porphyria centres, and NICE did not recommend it for NHS use (July 2023).</w:t>
+              <w:t xml:space="preserve">Afamelanotide: EU 2014, US 2019 · Melanotan II: none</w:t>
+            </w:r>
+          </w:p>
+        </w:tc>
+        <w:tc>
+          <w:tcPr/>
+          <w:p>
+            <w:pPr>
+              <w:pStyle w:val="Compact"/>
+            </w:pPr>
+            <w:r>
+              <w:t xml:space="preserve">Afamelanotide is approved only for EPP, as the manufacturer's implant. Melanotan II is approved for no indication anywhere.</w:t>
             </w:r>
           </w:p>
         </w:tc>
@@ -18539,7 +21158,159 @@
         <w:pStyle w:val="BodyText"/>
       </w:pPr>
       <w:r>
-        <w:t xml:space="preserve">Sources: Langendonk JG 2015 · European Medicines Agency 2014 · US Food and Drug Administration / Clinuvel Inc. 2024 · Dorr RT 1996 · Wessells H 1998 · Böhm M 2025 · Clinuvel 2023 · The Peptide Pocket Guide — 2026 Edition · Clinical Reference (seventy-two entries) 2026 · Aesthetic &amp; Regenerative Endocrinology — A Clinician's Pocket Guide 2026 · National Institute for Health and Care Excellence 2023</w:t>
+        <w:rPr>
+          <w:b/>
+          <w:bCs/>
+        </w:rPr>
+        <w:t xml:space="preserve">Regulatory status by jurisdiction</w:t>
+      </w:r>
+      <w:r>
+        <w:t xml:space="preserve"> </w:t>
+      </w:r>
+      <w:r>
+        <w:t xml:space="preserve">-</w:t>
+      </w:r>
+      <w:r>
+        <w:t xml:space="preserve"> </w:t>
+      </w:r>
+      <w:r>
+        <w:rPr>
+          <w:i/>
+          <w:iCs/>
+        </w:rPr>
+        <w:t xml:space="preserve">GB:</w:t>
+      </w:r>
+      <w:r>
+        <w:t xml:space="preserve"> </w:t>
+      </w:r>
+      <w:r>
+        <w:t xml:space="preserve">In the UK, afamelanotide is licensed under exceptional circumstances and prescribed only in specialist porphyria centres, and NICE did not recommend it for NHS use (July 2023).</w:t>
+      </w:r>
+      <w:r>
+        <w:t xml:space="preserve"> </w:t>
+      </w:r>
+      <w:r>
+        <w:t xml:space="preserve">(National Institute for Health and Care Excellence 2023)</w:t>
+      </w:r>
+      <w:r>
+        <w:t xml:space="preserve"> </w:t>
+      </w:r>
+      <w:r>
+        <w:t xml:space="preserve">-</w:t>
+      </w:r>
+      <w:r>
+        <w:t xml:space="preserve"> </w:t>
+      </w:r>
+      <w:r>
+        <w:rPr>
+          <w:i/>
+          <w:iCs/>
+        </w:rPr>
+        <w:t xml:space="preserve">EU:</w:t>
+      </w:r>
+      <w:r>
+        <w:t xml:space="preserve"> </w:t>
+      </w:r>
+      <w:r>
+        <w:t xml:space="preserve">In the EU, afamelanotide (Scenesse implant) is authorised for erythropoietic protoporphyria, under exceptional circumstances (European Commission, 22 December 2014), and is prescribed only by specialists in recognised EPP centres.</w:t>
+      </w:r>
+      <w:r>
+        <w:t xml:space="preserve"> </w:t>
+      </w:r>
+      <w:r>
+        <w:t xml:space="preserve">(eu-ema-epar-scenesse · eu-union-register)</w:t>
+      </w:r>
+      <w:r>
+        <w:t xml:space="preserve"> </w:t>
+      </w:r>
+      <w:r>
+        <w:t xml:space="preserve">-</w:t>
+      </w:r>
+      <w:r>
+        <w:t xml:space="preserve"> </w:t>
+      </w:r>
+      <w:r>
+        <w:rPr>
+          <w:i/>
+          <w:iCs/>
+        </w:rPr>
+        <w:t xml:space="preserve">PT:</w:t>
+      </w:r>
+      <w:r>
+        <w:t xml:space="preserve"> </w:t>
+      </w:r>
+      <w:r>
+        <w:t xml:space="preserve">In Portugal, Scenesse is authorised through the EU procedure but classified as a restricted-prescription medicine for exclusive hospital use (MSRM restrita, alínea a), and no presentation is marketed in Portugal (INFARMED's Infomed register, 25 September 2026).</w:t>
+      </w:r>
+      <w:r>
+        <w:t xml:space="preserve"> </w:t>
+      </w:r>
+      <w:r>
+        <w:t xml:space="preserve">(pt-infomed · pt-dl176-2006)</w:t>
+      </w:r>
+      <w:r>
+        <w:t xml:space="preserve"> </w:t>
+      </w:r>
+      <w:r>
+        <w:t xml:space="preserve">-</w:t>
+      </w:r>
+      <w:r>
+        <w:t xml:space="preserve"> </w:t>
+      </w:r>
+      <w:r>
+        <w:rPr>
+          <w:i/>
+          <w:iCs/>
+        </w:rPr>
+        <w:t xml:space="preserve">BR:</w:t>
+      </w:r>
+      <w:r>
+        <w:t xml:space="preserve"> </w:t>
+      </w:r>
+      <w:r>
+        <w:t xml:space="preserve">In Brazil, no registered medicine containing afamelanotide (Scenesse) was found: ANVISA's open-data register and its online medicines search returned no match on 25 September 2026, and the substance is absent from ANVISA's substance dictionary.</w:t>
+      </w:r>
+      <w:r>
+        <w:t xml:space="preserve"> </w:t>
+      </w:r>
+      <w:r>
+        <w:t xml:space="preserve">(br-anvisa-register-opendata · br-anvisa-register-dictionary · br-anvisa-consultas-medicamentos)</w:t>
+      </w:r>
+      <w:r>
+        <w:t xml:space="preserve"> </w:t>
+      </w:r>
+      <w:r>
+        <w:t xml:space="preserve">-</w:t>
+      </w:r>
+      <w:r>
+        <w:t xml:space="preserve"> </w:t>
+      </w:r>
+      <w:r>
+        <w:rPr>
+          <w:i/>
+          <w:iCs/>
+        </w:rPr>
+        <w:t xml:space="preserve">AE:</w:t>
+      </w:r>
+      <w:r>
+        <w:t xml:space="preserve"> </w:t>
+      </w:r>
+      <w:r>
+        <w:t xml:space="preserve">In the UAE, the Emirates Drug Establishment (EDE) has held medicines registration since Federal Decree-Law 28/2023, and the medicines law is Federal Decree-Law 38 of 2024. An ingredient and product-name search of the EDE register found no registered product containing afamelanotide, and none named Scenesse (25 September 2026).</w:t>
+      </w:r>
+      <w:r>
+        <w:t xml:space="preserve"> </w:t>
+      </w:r>
+      <w:r>
+        <w:t xml:space="preserve">(ae-fdl-28-2023 · ae-fdl-38-2024 · ae-ede-register)</w:t>
+      </w:r>
+    </w:p>
+    <w:p>
+      <w:pPr>
+        <w:pStyle w:val="BodyText"/>
+      </w:pPr>
+      <w:r>
+        <w:t xml:space="preserve">Sources: Langendonk JG 2015 · European Medicines Agency 2014 · US Food and Drug Administration / Clinuvel Inc. 2024 · Dorr RT 1996 · Wessells H 1998 · Böhm M 2025 · Clinuvel 2023 · The Peptide Pocket Guide — 2026 Edition · Clinical Reference (seventy-two entries) 2026 · Aesthetic &amp; Regenerative Endocrinology — A Clinician's Pocket Guide 2026</w:t>
       </w:r>
     </w:p>
     <w:bookmarkEnd w:id="119"/>
@@ -19015,7 +21786,7 @@
         <w:pStyle w:val="BodyText"/>
       </w:pPr>
       <w:r>
-        <w:t xml:space="preserve">Each statement below is dated, because regulatory status changes. None of the three regulators has approved Melanotan II, and each has put its concerns on the record. EU status is not covered in this course.</w:t>
+        <w:t xml:space="preserve">Each statement below is dated, because regulatory status changes. None of the three regulators has approved Melanotan II, and each has put its concerns on the record.</w:t>
       </w:r>
     </w:p>
     <w:tbl>
@@ -19159,6 +21930,130 @@
         <w:pStyle w:val="BodyText"/>
       </w:pPr>
       <w:r>
+        <w:rPr>
+          <w:b/>
+          <w:bCs/>
+        </w:rPr>
+        <w:t xml:space="preserve">Regulatory status by jurisdiction</w:t>
+      </w:r>
+      <w:r>
+        <w:t xml:space="preserve"> </w:t>
+      </w:r>
+      <w:r>
+        <w:t xml:space="preserve">-</w:t>
+      </w:r>
+      <w:r>
+        <w:t xml:space="preserve"> </w:t>
+      </w:r>
+      <w:r>
+        <w:rPr>
+          <w:i/>
+          <w:iCs/>
+        </w:rPr>
+        <w:t xml:space="preserve">EU:</w:t>
+      </w:r>
+      <w:r>
+        <w:t xml:space="preserve"> </w:t>
+      </w:r>
+      <w:r>
+        <w:t xml:space="preserve">In the EU, no centrally authorised medicine containing melanotan (Melanotan II) was found in the Union Register or in EMA's data on authorised, refused and withdrawn medicines (searched 25 September 2026).</w:t>
+      </w:r>
+      <w:r>
+        <w:t xml:space="preserve"> </w:t>
+      </w:r>
+      <w:r>
+        <w:t xml:space="preserve">(eu-ema-medicines-data · eu-union-register)</w:t>
+      </w:r>
+      <w:r>
+        <w:t xml:space="preserve"> </w:t>
+      </w:r>
+      <w:r>
+        <w:t xml:space="preserve">-</w:t>
+      </w:r>
+      <w:r>
+        <w:t xml:space="preserve"> </w:t>
+      </w:r>
+      <w:r>
+        <w:rPr>
+          <w:i/>
+          <w:iCs/>
+        </w:rPr>
+        <w:t xml:space="preserve">PT:</w:t>
+      </w:r>
+      <w:r>
+        <w:t xml:space="preserve"> </w:t>
+      </w:r>
+      <w:r>
+        <w:t xml:space="preserve">In Portugal, no medicine containing melanotan is listed in INFARMED's Infomed register: a substance search for 'melanot' returns only afamelanotide (Scenesse) and setmelanotide (Imcivree), and a product-name search for 'Melanotan' returns nothing (25 September 2026).</w:t>
+      </w:r>
+      <w:r>
+        <w:t xml:space="preserve"> </w:t>
+      </w:r>
+      <w:r>
+        <w:t xml:space="preserve">(pt-infomed)</w:t>
+      </w:r>
+      <w:r>
+        <w:t xml:space="preserve"> </w:t>
+      </w:r>
+      <w:r>
+        <w:t xml:space="preserve">-</w:t>
+      </w:r>
+      <w:r>
+        <w:t xml:space="preserve"> </w:t>
+      </w:r>
+      <w:r>
+        <w:rPr>
+          <w:i/>
+          <w:iCs/>
+        </w:rPr>
+        <w:t xml:space="preserve">BR:</w:t>
+      </w:r>
+      <w:r>
+        <w:t xml:space="preserve"> </w:t>
+      </w:r>
+      <w:r>
+        <w:t xml:space="preserve">In Brazil, no registered medicine containing melanotan was found in ANVISA's register (25 September 2026). Under Law 6.360/1976, no product covered by the law, including an imported one, may be manufactured, offered for sale or supplied for consumption before being registered with the Ministry of Health.</w:t>
+      </w:r>
+      <w:r>
+        <w:t xml:space="preserve"> </w:t>
+      </w:r>
+      <w:r>
+        <w:t xml:space="preserve">(br-anvisa-register-opendata · br-anvisa-register-dictionary · br-anvisa-consultas-medicamentos · br-lei-6360-1976)</w:t>
+      </w:r>
+      <w:r>
+        <w:t xml:space="preserve"> </w:t>
+      </w:r>
+      <w:r>
+        <w:t xml:space="preserve">-</w:t>
+      </w:r>
+      <w:r>
+        <w:t xml:space="preserve"> </w:t>
+      </w:r>
+      <w:r>
+        <w:rPr>
+          <w:i/>
+          <w:iCs/>
+        </w:rPr>
+        <w:t xml:space="preserve">AE:</w:t>
+      </w:r>
+      <w:r>
+        <w:t xml:space="preserve"> </w:t>
+      </w:r>
+      <w:r>
+        <w:t xml:space="preserve">In the UAE, the Emirates Drug Establishment (EDE) has held medicines registration since Federal Decree-Law 28/2023, and the medicines law is Federal Decree-Law 38 of 2024; no melanotan product was found in the EDE register (25 September 2026). In Abu Dhabi, the Department of Health (Circular 112/2025, 2 July 2025), relaying an EDE warning on Melanotan II ('Barbie drug'), requires facilities to prohibit its importation, distribution, marketing or use. In Dubai, the Dubai Health Authority (DHA) sent the Ministry of Health and Prevention's Circular 06 of 2025 on the serious safety concerns of Melanotan II to all health facilities for adherence (25 June 2025).</w:t>
+      </w:r>
+      <w:r>
+        <w:t xml:space="preserve"> </w:t>
+      </w:r>
+      <w:r>
+        <w:t xml:space="preserve">(ae-fdl-28-2023 · ae-fdl-38-2024 · ae-doh-cir-112-2025 · ae-ede-register · ae-dha-cir-melanotan-2025)</w:t>
+      </w:r>
+    </w:p>
+    <w:p>
+      <w:pPr>
+        <w:pStyle w:val="BodyText"/>
+      </w:pPr>
+      <w:r>
         <w:t xml:space="preserve">Sources: US Food and Drug Administration 2026 · Medicines and Healthcare products Regulatory Agency (UK) 2024 · Therapeutic Goods Administration (Australia) 2026 · Böhm M 2025 · Aesthetic &amp; Regenerative Endocrinology — A Clinician's Pocket Guide 2026</w:t>
       </w:r>
     </w:p>
@@ -19903,7 +22798,7 @@
         <w:pStyle w:val="BodyText"/>
       </w:pPr>
       <w:r>
-        <w:t xml:space="preserve">In the US, on FDA's category lists of 14 May 2026, thymulin acetate sits in Category 3: nominated without enough information to evaluate, and outside the enforcement discretion that Category 1 carries. PTD-DBM appears on none of the three lists, and neither substance is on the 503A bulks list. Both carry grade D evidence. In the UK, a spray made up for one patient would be an unlicensed 'special', and MHRA guidance says an unlicensed product should not be used where a UK-licensed one, such as minoxidil, could meet the patient's need. The useful conversation names the grade, returns to the workup and describes the approved options.</w:t>
+        <w:t xml:space="preserve">In the US, on FDA's category lists of 14 May 2026, thymulin acetate sits in Category 3: nominated without enough information to evaluate, and outside the enforcement discretion that Category 1 carries. PTD-DBM appears on none of the three lists, and neither substance is on the 503A bulks list. Both carry grade D evidence. The useful conversation names the grade, returns to the workup and describes the approved options.</w:t>
       </w:r>
     </w:p>
     <w:p>
@@ -20025,6 +22920,158 @@
         <w:pStyle w:val="BodyText"/>
       </w:pPr>
       <w:r>
+        <w:rPr>
+          <w:b/>
+          <w:bCs/>
+        </w:rPr>
+        <w:t xml:space="preserve">Regulatory status by jurisdiction</w:t>
+      </w:r>
+      <w:r>
+        <w:t xml:space="preserve"> </w:t>
+      </w:r>
+      <w:r>
+        <w:t xml:space="preserve">-</w:t>
+      </w:r>
+      <w:r>
+        <w:t xml:space="preserve"> </w:t>
+      </w:r>
+      <w:r>
+        <w:rPr>
+          <w:i/>
+          <w:iCs/>
+        </w:rPr>
+        <w:t xml:space="preserve">GB:</w:t>
+      </w:r>
+      <w:r>
+        <w:t xml:space="preserve"> </w:t>
+      </w:r>
+      <w:r>
+        <w:t xml:space="preserve">In the UK, a spray made up for one patient would be an unlicensed 'special', and MHRA guidance says an unlicensed product should not be used where a UK-licensed one, such as minoxidil, could meet the patient's need.</w:t>
+      </w:r>
+      <w:r>
+        <w:t xml:space="preserve"> </w:t>
+      </w:r>
+      <w:r>
+        <w:t xml:space="preserve">(Medicines and Healthcare products Regulatory Agency (UK) 2023 · McNeil Products Limited (marketing authorisation holder) 2026)</w:t>
+      </w:r>
+      <w:r>
+        <w:t xml:space="preserve"> </w:t>
+      </w:r>
+      <w:r>
+        <w:t xml:space="preserve">-</w:t>
+      </w:r>
+      <w:r>
+        <w:t xml:space="preserve"> </w:t>
+      </w:r>
+      <w:r>
+        <w:rPr>
+          <w:i/>
+          <w:iCs/>
+        </w:rPr>
+        <w:t xml:space="preserve">EU:</w:t>
+      </w:r>
+      <w:r>
+        <w:t xml:space="preserve"> </w:t>
+      </w:r>
+      <w:r>
+        <w:t xml:space="preserve">In the EU, a medicine prepared in a pharmacy for an individual patient on prescription (a magistral formula) falls outside Directive 2001/83/EC (Article 3). A search of the Union Register and EMA's medicines data found no centrally authorised medicine containing thymulin or PTD-DBM (25 September 2026).</w:t>
+      </w:r>
+      <w:r>
+        <w:t xml:space="preserve"> </w:t>
+      </w:r>
+      <w:r>
+        <w:t xml:space="preserve">(eu-dir-2001-83 · eu-ema-medicines-data · eu-union-register)</w:t>
+      </w:r>
+      <w:r>
+        <w:t xml:space="preserve"> </w:t>
+      </w:r>
+      <w:r>
+        <w:t xml:space="preserve">-</w:t>
+      </w:r>
+      <w:r>
+        <w:t xml:space="preserve"> </w:t>
+      </w:r>
+      <w:r>
+        <w:rPr>
+          <w:i/>
+          <w:iCs/>
+        </w:rPr>
+        <w:t xml:space="preserve">PT:</w:t>
+      </w:r>
+      <w:r>
+        <w:t xml:space="preserve"> </w:t>
+      </w:r>
+      <w:r>
+        <w:t xml:space="preserve">In Portugal, a magistral formula may use only raw materials listed in the Portuguese or European pharmacopoeia, another European pharmacopoeia or compendial scientific documentation, and the prescribing physician must satisfy themselves of its safety and efficacy (Decreto-Lei 95/2004). INFARMED's Infomed register lists no medicine containing thymulin or PTD-DBM (25 September 2026).</w:t>
+      </w:r>
+      <w:r>
+        <w:t xml:space="preserve"> </w:t>
+      </w:r>
+      <w:r>
+        <w:t xml:space="preserve">(pt-dl95-2004 · pt-infarmed-manipulados · pt-infomed)</w:t>
+      </w:r>
+      <w:r>
+        <w:t xml:space="preserve"> </w:t>
+      </w:r>
+      <w:r>
+        <w:t xml:space="preserve">-</w:t>
+      </w:r>
+      <w:r>
+        <w:t xml:space="preserve"> </w:t>
+      </w:r>
+      <w:r>
+        <w:rPr>
+          <w:i/>
+          <w:iCs/>
+        </w:rPr>
+        <w:t xml:space="preserve">BR:</w:t>
+      </w:r>
+      <w:r>
+        <w:t xml:space="preserve"> </w:t>
+      </w:r>
+      <w:r>
+        <w:t xml:space="preserve">In Brazil, ANVISA stated on 2 July 2026 that a substance must have passed efficacy and safety assessment before it can be compounded, and that compounding may only be individual, on prescription, by a pharmacy licensed by local health surveillance. A search of ANVISA's register found no registered medicine containing PTD-DBM or thymulin (25 September 2026), though immunomodulators such as thymomodulin are registered.</w:t>
+      </w:r>
+      <w:r>
+        <w:t xml:space="preserve"> </w:t>
+      </w:r>
+      <w:r>
+        <w:t xml:space="preserve">(br-anvisa-peptides-2026 · br-anvisa-register-opendata · br-anvisa-register-dictionary)</w:t>
+      </w:r>
+      <w:r>
+        <w:t xml:space="preserve"> </w:t>
+      </w:r>
+      <w:r>
+        <w:t xml:space="preserve">-</w:t>
+      </w:r>
+      <w:r>
+        <w:t xml:space="preserve"> </w:t>
+      </w:r>
+      <w:r>
+        <w:rPr>
+          <w:i/>
+          <w:iCs/>
+        </w:rPr>
+        <w:t xml:space="preserve">AE:</w:t>
+      </w:r>
+      <w:r>
+        <w:t xml:space="preserve"> </w:t>
+      </w:r>
+      <w:r>
+        <w:t xml:space="preserve">In the UAE, the Emirates Drug Establishment (EDE) has held medicines registration since Federal Decree-Law 28/2023; under the medicines law, Federal Decree-Law 38 of 2024, products compounded in licensed compounding pharmacies need no marketing approval, and no product containing thymulin or PTD-DBM was found in the EDE register (25 September 2026). In Dubai, the Dubai Health Authority (DHA) prohibits circulating, prescribing, dispensing or using any peptide product that is not registered or licensed with the EDE (29 July 2026). In Abu Dhabi, the Department of Health (DoH) lets compounded peptide formulations use only certified active ingredients imported under EDE oversight (31 July 2026), and its August 2026 compounding standard treats peptides as emerging, high-risk substances that may be compounded only if monographed, part of an approved medicine or listed on the DoH's register of compounded substances.</w:t>
+      </w:r>
+      <w:r>
+        <w:t xml:space="preserve"> </w:t>
+      </w:r>
+      <w:r>
+        <w:t xml:space="preserve">(ae-fdl-28-2023 · ae-fdl-38-2024 · ae-ede-register · ae-dha-cir-peptides-2026 · ae-doh-cir-148-2026 · ae-doh-compounding-std-2026)</w:t>
+      </w:r>
+    </w:p>
+    <w:p>
+      <w:pPr>
+        <w:pStyle w:val="BodyText"/>
+      </w:pPr>
+      <w:r>
         <w:t xml:space="preserve">Narration script</w:t>
       </w:r>
     </w:p>
@@ -20033,15 +23080,15 @@
         <w:pStyle w:val="BodyText"/>
       </w:pPr>
       <w:r>
-        <w:t xml:space="preserve">Stated for the United States, the regulatory picture is short. On FDA's category lists of the fourteenth of May, twenty twenty-six, thymulin acetate sits in Category 3, meaning it was nominated without enough information for FDA to evaluate, and it falls outside the enforcement discretion that Category 1 substances receive. PTD-DBM appears on none of the three lists. Neither substance is on the 503A bulks list itself. The evidence grade for both is D. So when a patient asks for a compounded hair spray, give the grade plainly, go back to the diagnosis, and describe the approved options and what they can offer. In the United Kingdom, a spray made up for one patient would be an unlicensed special, and MHRA guidance puts any licensed product that could meet the need, minoxidil included, ahead of it.</w:t>
-      </w:r>
-    </w:p>
-    <w:p>
-      <w:pPr>
-        <w:pStyle w:val="BodyText"/>
-      </w:pPr>
-      <w:r>
-        <w:t xml:space="preserve">Sources: US Food and Drug Administration 2026 · US Food and Drug Administration 2026 · US Code of Federal Regulations (eCFR) 2019 · The Peptide Pocket Guide — 2026 Edition · Clinical Reference (seventy-two entries) 2026 · Adil A 2017 · Medicines and Healthcare products Regulatory Agency (UK) 2023 · McNeil Products Limited (marketing authorisation holder) 2026</w:t>
+        <w:t xml:space="preserve">Stated for the United States, the regulatory picture is short. On FDA's category lists of the fourteenth of May, twenty twenty-six, thymulin acetate sits in Category 3, meaning it was nominated without enough information for FDA to evaluate, and it falls outside the enforcement discretion that Category 1 substances receive. PTD-DBM appears on none of the three lists. Neither substance is on the 503A bulks list itself. The evidence grade for both is D. So when a patient asks for a compounded hair spray, give the grade plainly, go back to the diagnosis, and describe the approved options and what they can offer.</w:t>
+      </w:r>
+    </w:p>
+    <w:p>
+      <w:pPr>
+        <w:pStyle w:val="BodyText"/>
+      </w:pPr>
+      <w:r>
+        <w:t xml:space="preserve">Sources: US Food and Drug Administration 2026 · US Food and Drug Administration 2026 · US Code of Federal Regulations (eCFR) 2019 · The Peptide Pocket Guide — 2026 Edition · Clinical Reference (seventy-two entries) 2026 · Adil A 2017</w:t>
       </w:r>
     </w:p>
     <w:bookmarkEnd w:id="129"/>
@@ -21198,7 +24245,7 @@
         <w:pStyle w:val="BodyText"/>
       </w:pPr>
       <w:r>
-        <w:t xml:space="preserve">In healthy older adults, randomized trials of growth hormone show small shifts in body composition, about 2 kg less fat and 2 kg more lean mass, with more oedema, joint pain, carpal tunnel syndrome and a trend towards diabetes. Strength and endurance change little. The Aesthetic &amp; Regenerative Endocrinology guide grades its advice against treatment A; graded on the trials themselves the evidence is B, and the conclusion is the same. In the US, as of September 2026, knowingly distributing growth hormone for anti-ageing is a federal offence. In the UK, somatropin is a prescription-only medicine licensed for growth hormone deficiency and specific growth disorders, and a Class C controlled drug.</w:t>
+        <w:t xml:space="preserve">In healthy older adults, randomized trials of growth hormone show small shifts in body composition, about 2 kg less fat and 2 kg more lean mass, with more oedema, joint pain, carpal tunnel syndrome and a trend towards diabetes. Strength and endurance change little. The Aesthetic &amp; Regenerative Endocrinology guide grades its advice against treatment A; graded on the trials themselves the evidence is B, and the conclusion is the same. In the US, as of September 2026, knowingly distributing growth hormone for anti-ageing is a federal offence.</w:t>
       </w:r>
     </w:p>
     <w:p>
@@ -21234,7 +24281,7 @@
         </w:numPr>
       </w:pPr>
       <w:r>
-        <w:t xml:space="preserve">US: anti-ageing distribution is a federal offence · UK: prescription-only, Class C</w:t>
+        <w:t xml:space="preserve">US: anti-ageing distribution is a federal offence</w:t>
       </w:r>
     </w:p>
     <w:p>
@@ -21320,6 +24367,158 @@
         <w:pStyle w:val="BodyText"/>
       </w:pPr>
       <w:r>
+        <w:rPr>
+          <w:b/>
+          <w:bCs/>
+        </w:rPr>
+        <w:t xml:space="preserve">Regulatory status by jurisdiction</w:t>
+      </w:r>
+      <w:r>
+        <w:t xml:space="preserve"> </w:t>
+      </w:r>
+      <w:r>
+        <w:t xml:space="preserve">-</w:t>
+      </w:r>
+      <w:r>
+        <w:t xml:space="preserve"> </w:t>
+      </w:r>
+      <w:r>
+        <w:rPr>
+          <w:i/>
+          <w:iCs/>
+        </w:rPr>
+        <w:t xml:space="preserve">GB:</w:t>
+      </w:r>
+      <w:r>
+        <w:t xml:space="preserve"> </w:t>
+      </w:r>
+      <w:r>
+        <w:t xml:space="preserve">In the UK, somatropin is a prescription-only medicine licensed for growth hormone deficiency and specific growth disorders, and a Class C controlled drug.</w:t>
+      </w:r>
+      <w:r>
+        <w:t xml:space="preserve"> </w:t>
+      </w:r>
+      <w:r>
+        <w:t xml:space="preserve">(Pfizer Limited (marketing authorisation holder) 2024 · Misuse of Drugs Act 1971 (UK) 1971)</w:t>
+      </w:r>
+      <w:r>
+        <w:t xml:space="preserve"> </w:t>
+      </w:r>
+      <w:r>
+        <w:t xml:space="preserve">-</w:t>
+      </w:r>
+      <w:r>
+        <w:t xml:space="preserve"> </w:t>
+      </w:r>
+      <w:r>
+        <w:rPr>
+          <w:i/>
+          <w:iCs/>
+        </w:rPr>
+        <w:t xml:space="preserve">EU:</w:t>
+      </w:r>
+      <w:r>
+        <w:t xml:space="preserve"> </w:t>
+      </w:r>
+      <w:r>
+        <w:t xml:space="preserve">In the EU, somatropin medicines have been authorised since the 1980s, through central and national procedures, for growth hormone replacement and for short stature in specific childhood conditions (EMA, 2012). The centrally authorised Omnitrope (since 12 April 2006) is prescription-only, and treatment is started and monitored by a doctor experienced in growth disorders.</w:t>
+      </w:r>
+      <w:r>
+        <w:t xml:space="preserve"> </w:t>
+      </w:r>
+      <w:r>
+        <w:t xml:space="preserve">(eu-ema-ref-somatropin-2012 · eu-ema-epar-omnitrope)</w:t>
+      </w:r>
+      <w:r>
+        <w:t xml:space="preserve"> </w:t>
+      </w:r>
+      <w:r>
+        <w:t xml:space="preserve">-</w:t>
+      </w:r>
+      <w:r>
+        <w:t xml:space="preserve"> </w:t>
+      </w:r>
+      <w:r>
+        <w:rPr>
+          <w:i/>
+          <w:iCs/>
+        </w:rPr>
+        <w:t xml:space="preserve">PT:</w:t>
+      </w:r>
+      <w:r>
+        <w:t xml:space="preserve"> </w:t>
+      </w:r>
+      <w:r>
+        <w:t xml:space="preserve">In Portugal, somatropin medicines are authorised as restricted-prescription medicines, reserved for conditions diagnosed only in hospital or specialised settings, and INFARMED's register gives them no narcotic classification (25 September 2026). Growth hormone is distributed free of charge through hospitals with endocrinology or paediatric services, and a national commission (CNNHC) sets the conditions for its administration.</w:t>
+      </w:r>
+      <w:r>
+        <w:t xml:space="preserve"> </w:t>
+      </w:r>
+      <w:r>
+        <w:t xml:space="preserve">(pt-infomed · pt-dl176-2006 · pt-infarmed-cnnhc · pt-portaria117-2019)</w:t>
+      </w:r>
+      <w:r>
+        <w:t xml:space="preserve"> </w:t>
+      </w:r>
+      <w:r>
+        <w:t xml:space="preserve">-</w:t>
+      </w:r>
+      <w:r>
+        <w:t xml:space="preserve"> </w:t>
+      </w:r>
+      <w:r>
+        <w:rPr>
+          <w:i/>
+          <w:iCs/>
+        </w:rPr>
+        <w:t xml:space="preserve">BR:</w:t>
+      </w:r>
+      <w:r>
+        <w:t xml:space="preserve"> </w:t>
+      </w:r>
+      <w:r>
+        <w:t xml:space="preserve">In Brazil, somatropin is registered for replacement therapy in adults with marked growth hormone deficiency, and it is a controlled substance on List C5 (anabolic substances) that needs a special-control prescription in two copies (RDC 1.036/2026). The Federal Council of Medicine's Resolution 1.999/2012, in force in September 2026, bars the use of hormones, including growth hormone, except in diagnosed deficiencies where replacement shows evidence of scientifically proven benefit.</w:t>
+      </w:r>
+      <w:r>
+        <w:t xml:space="preserve"> </w:t>
+      </w:r>
+      <w:r>
+        <w:t xml:space="preserve">(br-label-genotropin · br-anvisa-register-opendata · br-rdc-1036-2026 · br-anvisa-controlled-lists-page · br-cfm-1999-2012 · br-cfm-norms-search)</w:t>
+      </w:r>
+      <w:r>
+        <w:t xml:space="preserve"> </w:t>
+      </w:r>
+      <w:r>
+        <w:t xml:space="preserve">-</w:t>
+      </w:r>
+      <w:r>
+        <w:t xml:space="preserve"> </w:t>
+      </w:r>
+      <w:r>
+        <w:rPr>
+          <w:i/>
+          <w:iCs/>
+        </w:rPr>
+        <w:t xml:space="preserve">AE:</w:t>
+      </w:r>
+      <w:r>
+        <w:t xml:space="preserve"> </w:t>
+      </w:r>
+      <w:r>
+        <w:t xml:space="preserve">In the UAE, the Emirates Drug Establishment (EDE) has held medicines registration since Federal Decree-Law 28/2023; the medicines law is Federal Decree-Law 38 of 2024, which prohibits advertising semi-controlled products to the public. Somatropin is registered with the EDE and is on the federal list of semi-controlled medical products (MOHAP Ministerial Decision 306/2023), and every somatropin entry in the EDE register is dispensed as a semi-controlled drug (25 September 2026).</w:t>
+      </w:r>
+      <w:r>
+        <w:t xml:space="preserve"> </w:t>
+      </w:r>
+      <w:r>
+        <w:t xml:space="preserve">(ae-fdl-28-2023 · ae-fdl-38-2024 · ae-ede-reg-genotropin · ae-ede-register · ae-mohap-md-306-2023)</w:t>
+      </w:r>
+    </w:p>
+    <w:p>
+      <w:pPr>
+        <w:pStyle w:val="BodyText"/>
+      </w:pPr>
+      <w:r>
         <w:t xml:space="preserve">Narration script</w:t>
       </w:r>
     </w:p>
@@ -21328,7 +24527,7 @@
         <w:pStyle w:val="BodyText"/>
       </w:pPr>
       <w:r>
-        <w:t xml:space="preserve">Here the physiology meets the waiting room. A patient in their fifties has read that growth hormone falls with age and asks whether topping it up would help their skin. The trials in healthy older adults answer that. Pooled, they show about two kilograms less fat and two kilograms more lean mass, with more swelling, joint pain, carpal tunnel symptoms and a drift towards diabetes, while strength and stamina change little. Graded on those trials the evidence is B, consistent and independent though small, and the Aesthetic and Regenerative Endocrinology guide gives its advice against treatment an A. Both land in the same place. Growth hormone treats a diagnosed deficiency and a short list of approved conditions. In the United States, distributing it for anti-ageing is a federal offence. In the United Kingdom, somatropin is a prescription-only medicine and a Class C controlled drug. Whatever your role, name the decline for what it is, a normal part of ageing.</w:t>
+        <w:t xml:space="preserve">Here the physiology meets the waiting room. A patient in their fifties has read that growth hormone falls with age and asks whether topping it up would help their skin. The trials in healthy older adults answer that. Pooled, they show about two kilograms less fat and two kilograms more lean mass, with more swelling, joint pain, carpal tunnel symptoms and a drift towards diabetes, while strength and stamina change little. Graded on those trials the evidence is B, consistent and independent though small, and the Aesthetic and Regenerative Endocrinology guide gives its advice against treatment an A. Both land in the same place. Growth hormone treats a diagnosed deficiency and a short list of approved conditions. In the United States, distributing it for anti-ageing is a federal offence. Whatever your role, name the decline for what it is, a normal part of ageing.</w:t>
       </w:r>
     </w:p>
     <w:p>
@@ -21690,29 +24889,29 @@
               <w:pStyle w:val="Compact"/>
             </w:pPr>
             <w:r>
-              <w:t xml:space="preserve">UK status (MHRA products database, 25 September 2026)</w:t>
-            </w:r>
-          </w:p>
-        </w:tc>
-        <w:tc>
-          <w:tcPr/>
-          <w:p>
-            <w:pPr>
-              <w:pStyle w:val="Compact"/>
-            </w:pPr>
-            <w:r>
-              <w:t xml:space="preserve">No UK product information</w:t>
-            </w:r>
-          </w:p>
-        </w:tc>
-        <w:tc>
-          <w:tcPr/>
-          <w:p>
-            <w:pPr>
-              <w:pStyle w:val="Compact"/>
-            </w:pPr>
-            <w:r>
-              <w:t xml:space="preserve">A search for tesamorelin returned no summary of product characteristics, patient leaflet or assessment report.</w:t>
+              <w:t xml:space="preserve">Safety, in its own label</w:t>
+            </w:r>
+          </w:p>
+        </w:tc>
+        <w:tc>
+          <w:tcPr/>
+          <w:p>
+            <w:pPr>
+              <w:pStyle w:val="Compact"/>
+            </w:pPr>
+            <w:r>
+              <w:t xml:space="preserve">IGF-1 above +2 SD in 47% at 26 weeks</w:t>
+            </w:r>
+          </w:p>
+        </w:tc>
+        <w:tc>
+          <w:tcPr/>
+          <w:p>
+            <w:pPr>
+              <w:pStyle w:val="Compact"/>
+            </w:pPr>
+            <w:r>
+              <w:t xml:space="preserve">Diabetes-range HbA1c in 5% against 1% on placebo; fluid retention; contraindicated in active malignancy</w:t>
             </w:r>
           </w:p>
         </w:tc>
@@ -21725,41 +24924,6 @@
               <w:pStyle w:val="Compact"/>
             </w:pPr>
             <w:r>
-              <w:t xml:space="preserve">Safety, in its own label</w:t>
-            </w:r>
-          </w:p>
-        </w:tc>
-        <w:tc>
-          <w:tcPr/>
-          <w:p>
-            <w:pPr>
-              <w:pStyle w:val="Compact"/>
-            </w:pPr>
-            <w:r>
-              <w:t xml:space="preserve">IGF-1 above +2 SD in 47% at 26 weeks</w:t>
-            </w:r>
-          </w:p>
-        </w:tc>
-        <w:tc>
-          <w:tcPr/>
-          <w:p>
-            <w:pPr>
-              <w:pStyle w:val="Compact"/>
-            </w:pPr>
-            <w:r>
-              <w:t xml:space="preserve">Diabetes-range HbA1c in 5% against 1% on placebo; fluid retention; contraindicated in active malignancy</w:t>
-            </w:r>
-          </w:p>
-        </w:tc>
-      </w:tr>
-      <w:tr>
-        <w:tc>
-          <w:tcPr/>
-          <w:p>
-            <w:pPr>
-              <w:pStyle w:val="Compact"/>
-            </w:pPr>
-            <w:r>
               <w:t xml:space="preserve">Grade</w:t>
             </w:r>
           </w:p>
@@ -21804,6 +24968,130 @@
       </w:r>
       <w:r>
         <w:t xml:space="preserve">A GRADE A travels with its indication. The molecule does not carry it anywhere else.</w:t>
+      </w:r>
+    </w:p>
+    <w:p>
+      <w:pPr>
+        <w:pStyle w:val="BodyText"/>
+      </w:pPr>
+      <w:r>
+        <w:rPr>
+          <w:b/>
+          <w:bCs/>
+        </w:rPr>
+        <w:t xml:space="preserve">Regulatory status by jurisdiction</w:t>
+      </w:r>
+      <w:r>
+        <w:t xml:space="preserve"> </w:t>
+      </w:r>
+      <w:r>
+        <w:t xml:space="preserve">-</w:t>
+      </w:r>
+      <w:r>
+        <w:t xml:space="preserve"> </w:t>
+      </w:r>
+      <w:r>
+        <w:rPr>
+          <w:i/>
+          <w:iCs/>
+        </w:rPr>
+        <w:t xml:space="preserve">GB:</w:t>
+      </w:r>
+      <w:r>
+        <w:t xml:space="preserve"> </w:t>
+      </w:r>
+      <w:r>
+        <w:t xml:space="preserve">UK status (MHRA products database, 25 September 2026): no UK product information. A search for tesamorelin returned no summary of product characteristics, patient leaflet or assessment report.</w:t>
+      </w:r>
+      <w:r>
+        <w:t xml:space="preserve"> </w:t>
+      </w:r>
+      <w:r>
+        <w:t xml:space="preserve">(Medicines and Healthcare products Regulatory Agency (UK) 2026)</w:t>
+      </w:r>
+      <w:r>
+        <w:t xml:space="preserve"> </w:t>
+      </w:r>
+      <w:r>
+        <w:t xml:space="preserve">-</w:t>
+      </w:r>
+      <w:r>
+        <w:t xml:space="preserve"> </w:t>
+      </w:r>
+      <w:r>
+        <w:rPr>
+          <w:i/>
+          <w:iCs/>
+        </w:rPr>
+        <w:t xml:space="preserve">EU:</w:t>
+      </w:r>
+      <w:r>
+        <w:t xml:space="preserve"> </w:t>
+      </w:r>
+      <w:r>
+        <w:t xml:space="preserve">In the EU, tesamorelin has no marketing authorisation: the application for Egrifta (excess abdominal fat in HIV lipodystrophy) was withdrawn on 21 June 2012, when the provisional view of EMA's human-medicines committee (CHMP) was that it could not be approved, partly because raised IGF-1 was a major safety concern.</w:t>
+      </w:r>
+      <w:r>
+        <w:t xml:space="preserve"> </w:t>
+      </w:r>
+      <w:r>
+        <w:t xml:space="preserve">(eu-ema-egrifta-withdrawal · eu-union-register)</w:t>
+      </w:r>
+      <w:r>
+        <w:t xml:space="preserve"> </w:t>
+      </w:r>
+      <w:r>
+        <w:t xml:space="preserve">-</w:t>
+      </w:r>
+      <w:r>
+        <w:t xml:space="preserve"> </w:t>
+      </w:r>
+      <w:r>
+        <w:rPr>
+          <w:i/>
+          <w:iCs/>
+        </w:rPr>
+        <w:t xml:space="preserve">BR:</w:t>
+      </w:r>
+      <w:r>
+        <w:t xml:space="preserve"> </w:t>
+      </w:r>
+      <w:r>
+        <w:t xml:space="preserve">In Brazil, no registered medicine containing tesamorelin, including Egrifta, was found in ANVISA's register or online search (25 September 2026).</w:t>
+      </w:r>
+      <w:r>
+        <w:t xml:space="preserve"> </w:t>
+      </w:r>
+      <w:r>
+        <w:t xml:space="preserve">(br-anvisa-register-opendata · br-anvisa-register-dictionary · br-anvisa-consultas-medicamentos)</w:t>
+      </w:r>
+      <w:r>
+        <w:t xml:space="preserve"> </w:t>
+      </w:r>
+      <w:r>
+        <w:t xml:space="preserve">-</w:t>
+      </w:r>
+      <w:r>
+        <w:t xml:space="preserve"> </w:t>
+      </w:r>
+      <w:r>
+        <w:rPr>
+          <w:i/>
+          <w:iCs/>
+        </w:rPr>
+        <w:t xml:space="preserve">AE:</w:t>
+      </w:r>
+      <w:r>
+        <w:t xml:space="preserve"> </w:t>
+      </w:r>
+      <w:r>
+        <w:t xml:space="preserve">In the UAE, the Emirates Drug Establishment (EDE) has held medicines registration since Federal Decree-Law 28/2023; the medicines law is Federal Decree-Law 38 of 2024. No registered product containing tesamorelin, and none named Egrifta, was found in the EDE register (25 September 2026). In Dubai, the DHA prohibits prescribing, dispensing or using any peptide product that is not registered or licensed with the EDE (29 July 2026); in Abu Dhabi, physicians may prescribe peptide therapies only for clinical indications supported by available scientific evidence, after a documented eligibility assessment and with informed consent that covers the product's regulatory approval status (DoH, 31 July 2026).</w:t>
+      </w:r>
+      <w:r>
+        <w:t xml:space="preserve"> </w:t>
+      </w:r>
+      <w:r>
+        <w:t xml:space="preserve">(ae-fdl-28-2023 · ae-fdl-38-2024 · ae-ede-register · ae-dha-cir-peptides-2026 · ae-doh-cir-148-2026)</w:t>
       </w:r>
     </w:p>
     <w:p>
@@ -22734,6 +26022,130 @@
         <w:pStyle w:val="BodyText"/>
       </w:pPr>
       <w:r>
+        <w:rPr>
+          <w:b/>
+          <w:bCs/>
+        </w:rPr>
+        <w:t xml:space="preserve">Regulatory status by jurisdiction</w:t>
+      </w:r>
+      <w:r>
+        <w:t xml:space="preserve"> </w:t>
+      </w:r>
+      <w:r>
+        <w:t xml:space="preserve">-</w:t>
+      </w:r>
+      <w:r>
+        <w:t xml:space="preserve"> </w:t>
+      </w:r>
+      <w:r>
+        <w:rPr>
+          <w:i/>
+          <w:iCs/>
+        </w:rPr>
+        <w:t xml:space="preserve">EU:</w:t>
+      </w:r>
+      <w:r>
+        <w:t xml:space="preserve"> </w:t>
+      </w:r>
+      <w:r>
+        <w:t xml:space="preserve">In the EU, somatropin has been authorised since the 1980s for growth hormone replacement and short stature in specific childhood conditions, while tesamorelin has no marketing authorisation (its application was withdrawn on 21 June 2012). No centrally authorised medicine containing sermorelin, ipamorelin or CJC-1295 was found in the Union Register or EMA's data (25 September 2026), and ibutamoren (MK-677) is not an authorised medicine: its orphan designation for growth hormone deficiency (20 June 2017) is, as EMA states, not a marketing authorisation.</w:t>
+      </w:r>
+      <w:r>
+        <w:t xml:space="preserve"> </w:t>
+      </w:r>
+      <w:r>
+        <w:t xml:space="preserve">(eu-ema-ref-somatropin-2012 · eu-ema-egrifta-withdrawal · eu-union-register · eu-ema-medicines-data · eu-ema-od-ibutamoren-2017)</w:t>
+      </w:r>
+      <w:r>
+        <w:t xml:space="preserve"> </w:t>
+      </w:r>
+      <w:r>
+        <w:t xml:space="preserve">-</w:t>
+      </w:r>
+      <w:r>
+        <w:t xml:space="preserve"> </w:t>
+      </w:r>
+      <w:r>
+        <w:rPr>
+          <w:i/>
+          <w:iCs/>
+        </w:rPr>
+        <w:t xml:space="preserve">PT:</w:t>
+      </w:r>
+      <w:r>
+        <w:t xml:space="preserve"> </w:t>
+      </w:r>
+      <w:r>
+        <w:t xml:space="preserve">In Portugal, no medicine containing tesamorelin, sermorelin, ipamorelin, CJC-1295 or ibutamoren (MK-677) is listed in INFARMED's Infomed register, which includes authorised, lapsed and revoked products (25 September 2026). Compounded medicines may use only raw materials listed in the Portuguese or European pharmacopoeia, another European pharmacopoeia or compendial scientific documentation, and one containing any other raw material may not be prescribed (Decreto-Lei 95/2004).</w:t>
+      </w:r>
+      <w:r>
+        <w:t xml:space="preserve"> </w:t>
+      </w:r>
+      <w:r>
+        <w:t xml:space="preserve">(pt-infomed · pt-dl95-2004 · pt-infarmed-manipulados)</w:t>
+      </w:r>
+      <w:r>
+        <w:t xml:space="preserve"> </w:t>
+      </w:r>
+      <w:r>
+        <w:t xml:space="preserve">-</w:t>
+      </w:r>
+      <w:r>
+        <w:t xml:space="preserve"> </w:t>
+      </w:r>
+      <w:r>
+        <w:rPr>
+          <w:i/>
+          <w:iCs/>
+        </w:rPr>
+        <w:t xml:space="preserve">BR:</w:t>
+      </w:r>
+      <w:r>
+        <w:t xml:space="preserve"> </w:t>
+      </w:r>
+      <w:r>
+        <w:t xml:space="preserve">In Brazil, no registered medicine containing tesamorelin or sermorelin was found in ANVISA's register (25 September 2026), and ANVISA stated on 2 July 2026 that CJC-1295 and ipamorelin products are not registered with ANVISA and that any substance must have passed efficacy and safety assessment before it can be compounded. Ibutamoren is not a registered medicine, and ANVISA refused the clinical-trial petitions for ibutamoren mesylate on 9 June 2026.</w:t>
+      </w:r>
+      <w:r>
+        <w:t xml:space="preserve"> </w:t>
+      </w:r>
+      <w:r>
+        <w:t xml:space="preserve">(br-anvisa-register-opendata · br-anvisa-register-dictionary · br-anvisa-consultas-medicamentos · br-anvisa-peptides-2026 · br-dou-re-2318-2026)</w:t>
+      </w:r>
+      <w:r>
+        <w:t xml:space="preserve"> </w:t>
+      </w:r>
+      <w:r>
+        <w:t xml:space="preserve">-</w:t>
+      </w:r>
+      <w:r>
+        <w:t xml:space="preserve"> </w:t>
+      </w:r>
+      <w:r>
+        <w:rPr>
+          <w:i/>
+          <w:iCs/>
+        </w:rPr>
+        <w:t xml:space="preserve">AE:</w:t>
+      </w:r>
+      <w:r>
+        <w:t xml:space="preserve"> </w:t>
+      </w:r>
+      <w:r>
+        <w:t xml:space="preserve">In the UAE, the Emirates Drug Establishment (EDE) has held medicines registration since Federal Decree-Law 28/2023; the medicines law is Federal Decree-Law 38 of 2024. Somatropin is registered and dispensed as a semi-controlled drug, while no registered product containing tesamorelin, sermorelin, ipamorelin, CJC-1295 or ibutamoren was found in the EDE register (25 September 2026). In Dubai, the DHA prohibits prescribing, dispensing or using any peptide product that is not registered or licensed with the EDE (29 July 2026); in Abu Dhabi, the DoH's compounding standard treats peptides as non-monographed, high-risk substances and lets novel substances of unknown risk be compounded only if monographed, part of an approved medicine or listed on the DoH Registry for Compounded Substances (August 2026).</w:t>
+      </w:r>
+      <w:r>
+        <w:t xml:space="preserve"> </w:t>
+      </w:r>
+      <w:r>
+        <w:t xml:space="preserve">(ae-fdl-28-2023 · ae-fdl-38-2024 · ae-ede-reg-genotropin · ae-ede-register · ae-dha-cir-peptides-2026 · ae-doh-compounding-std-2026)</w:t>
+      </w:r>
+    </w:p>
+    <w:p>
+      <w:pPr>
+        <w:pStyle w:val="BodyText"/>
+      </w:pPr>
+      <w:r>
         <w:t xml:space="preserve">Sources: US Food and Drug Administration 2026 · US Food and Drug Administration 2026 · US Food and Drug Administration 2024 · Code of Federal Regulations (eCFR) 2026 · US Food and Drug Administration 2026 · US Food and Drug Administration 2013 · US Food and Drug Administration 2020 · US Food and Drug Administration 2026 · Office of the Law Revision Counsel 2026 · Theratechnologies Inc. (FDA-approved labeling) 2026 · Adunsky A 2011</w:t>
       </w:r>
     </w:p>
@@ -22764,7 +26176,7 @@
         <w:pStyle w:val="BodyText"/>
       </w:pPr>
       <w:r>
-        <w:t xml:space="preserve">When a patient asks about a growth-hormone peptide, three answers come first. Which molecule, exactly, including whether 'CJC' means with or without DAC. What stands behind it, whether approval-grade trials for one indication, hormone levels only, or nothing. And where it stands in the US today, read off the live FDA lists. In the UK, MHRA's products database holds no product information for tesamorelin, sermorelin or ipamorelin (searched 25 September 2026), so any of them would reach a patient only as an unlicensed medicine. Tesamorelin's GRADE A belongs to HIV-associated abdominal fat and transfers to nothing else.</w:t>
+        <w:t xml:space="preserve">When a patient asks about a growth-hormone peptide, three answers come first. Which molecule, exactly, including whether 'CJC' means with or without DAC. What stands behind it, whether approval-grade trials for one indication, hormone levels only, or nothing. And where it stands in the US today, read off the live FDA lists. Tesamorelin's GRADE A belongs to HIV-associated abdominal fat and transfers to nothing else.</w:t>
       </w:r>
     </w:p>
     <w:p>
@@ -22834,7 +26246,7 @@
         <w:t xml:space="preserve"> </w:t>
       </w:r>
       <w:r>
-        <w:t xml:space="preserve">Tesamorelin is the only GHRH analogue with a current FDA-approved indication, and it is not a skin treatment. Do not prescribe compounded secretagogues on the strength of a mechanism; document what the patient uses and assess or refer any sign of GH excess. In the UK, tesamorelin, sermorelin and ipamorelin have no UK product information, and an unlicensed special needs a clinical need that no licensed medicine meets.</w:t>
+        <w:t xml:space="preserve">Tesamorelin is the only GHRH analogue with a current FDA-approved indication, and it is not a skin treatment. Do not prescribe compounded secretagogues on the strength of a mechanism; document what the patient uses and assess or refer any sign of GH excess.</w:t>
       </w:r>
       <w:r>
         <w:t xml:space="preserve"> </w:t>
@@ -22886,6 +26298,158 @@
         <w:pStyle w:val="BodyText"/>
       </w:pPr>
       <w:r>
+        <w:rPr>
+          <w:b/>
+          <w:bCs/>
+        </w:rPr>
+        <w:t xml:space="preserve">Regulatory status by jurisdiction</w:t>
+      </w:r>
+      <w:r>
+        <w:t xml:space="preserve"> </w:t>
+      </w:r>
+      <w:r>
+        <w:t xml:space="preserve">-</w:t>
+      </w:r>
+      <w:r>
+        <w:t xml:space="preserve"> </w:t>
+      </w:r>
+      <w:r>
+        <w:rPr>
+          <w:i/>
+          <w:iCs/>
+        </w:rPr>
+        <w:t xml:space="preserve">GB:</w:t>
+      </w:r>
+      <w:r>
+        <w:t xml:space="preserve"> </w:t>
+      </w:r>
+      <w:r>
+        <w:t xml:space="preserve">In the UK, MHRA's products database holds no product information for tesamorelin, sermorelin or ipamorelin (searched 25 September 2026), so any of them would reach a patient only as an unlicensed medicine. An unlicensed special needs a clinical need that no licensed medicine meets.</w:t>
+      </w:r>
+      <w:r>
+        <w:t xml:space="preserve"> </w:t>
+      </w:r>
+      <w:r>
+        <w:t xml:space="preserve">(Medicines and Healthcare products Regulatory Agency (UK) 2026 · Medicines and Healthcare products Regulatory Agency (UK) 2023)</w:t>
+      </w:r>
+      <w:r>
+        <w:t xml:space="preserve"> </w:t>
+      </w:r>
+      <w:r>
+        <w:t xml:space="preserve">-</w:t>
+      </w:r>
+      <w:r>
+        <w:t xml:space="preserve"> </w:t>
+      </w:r>
+      <w:r>
+        <w:rPr>
+          <w:i/>
+          <w:iCs/>
+        </w:rPr>
+        <w:t xml:space="preserve">EU:</w:t>
+      </w:r>
+      <w:r>
+        <w:t xml:space="preserve"> </w:t>
+      </w:r>
+      <w:r>
+        <w:t xml:space="preserve">In the EU, tesamorelin has no marketing authorisation (its application was withdrawn on 21 June 2012), and no centrally authorised medicine containing sermorelin or ipamorelin was found in the Union Register or EMA's data (25 September 2026). EU law lets each member state, under its own legislation, allow an unauthorised medicine for an individual patient on a bona fide unsolicited order from an authorised health professional, under that professional's direct personal responsibility (Directive 2001/83/EC, Article 5(1)).</w:t>
+      </w:r>
+      <w:r>
+        <w:t xml:space="preserve"> </w:t>
+      </w:r>
+      <w:r>
+        <w:t xml:space="preserve">(eu-ema-egrifta-withdrawal · eu-union-register · eu-ema-medicines-data · eu-dir-2001-83)</w:t>
+      </w:r>
+      <w:r>
+        <w:t xml:space="preserve"> </w:t>
+      </w:r>
+      <w:r>
+        <w:t xml:space="preserve">-</w:t>
+      </w:r>
+      <w:r>
+        <w:t xml:space="preserve"> </w:t>
+      </w:r>
+      <w:r>
+        <w:rPr>
+          <w:i/>
+          <w:iCs/>
+        </w:rPr>
+        <w:t xml:space="preserve">PT:</w:t>
+      </w:r>
+      <w:r>
+        <w:t xml:space="preserve"> </w:t>
+      </w:r>
+      <w:r>
+        <w:t xml:space="preserve">In Portugal, no medicine containing tesamorelin, sermorelin or ipamorelin is listed in INFARMED's Infomed register, which includes authorised, lapsed and revoked products (25 September 2026). INFARMED may authorise exceptional use (AUE) of a medicine without a marketing authorisation, for example when it is clinically justified as indispensable and no authorised alternative exists (Estatuto do Medicamento).</w:t>
+      </w:r>
+      <w:r>
+        <w:t xml:space="preserve"> </w:t>
+      </w:r>
+      <w:r>
+        <w:t xml:space="preserve">(pt-infomed · pt-dl176-2006 · pt-infarmed-aue)</w:t>
+      </w:r>
+      <w:r>
+        <w:t xml:space="preserve"> </w:t>
+      </w:r>
+      <w:r>
+        <w:t xml:space="preserve">-</w:t>
+      </w:r>
+      <w:r>
+        <w:t xml:space="preserve"> </w:t>
+      </w:r>
+      <w:r>
+        <w:rPr>
+          <w:i/>
+          <w:iCs/>
+        </w:rPr>
+        <w:t xml:space="preserve">BR:</w:t>
+      </w:r>
+      <w:r>
+        <w:t xml:space="preserve"> </w:t>
+      </w:r>
+      <w:r>
+        <w:t xml:space="preserve">In Brazil, no registered medicine containing tesamorelin or sermorelin was found in ANVISA's register (25 September 2026). ANVISA stated on 2 July 2026 that products presented as peptides called ipamorelin that promise aesthetic effects or health improvements are not registered with ANVISA, and that some injectable peptides are not regularised in any category and are therefore illegal for any health use, including aesthetic use.</w:t>
+      </w:r>
+      <w:r>
+        <w:t xml:space="preserve"> </w:t>
+      </w:r>
+      <w:r>
+        <w:t xml:space="preserve">(br-anvisa-register-opendata · br-anvisa-register-dictionary · br-anvisa-consultas-medicamentos · br-anvisa-peptides-2026)</w:t>
+      </w:r>
+      <w:r>
+        <w:t xml:space="preserve"> </w:t>
+      </w:r>
+      <w:r>
+        <w:t xml:space="preserve">-</w:t>
+      </w:r>
+      <w:r>
+        <w:t xml:space="preserve"> </w:t>
+      </w:r>
+      <w:r>
+        <w:rPr>
+          <w:i/>
+          <w:iCs/>
+        </w:rPr>
+        <w:t xml:space="preserve">AE:</w:t>
+      </w:r>
+      <w:r>
+        <w:t xml:space="preserve"> </w:t>
+      </w:r>
+      <w:r>
+        <w:t xml:space="preserve">In the UAE, the Emirates Drug Establishment (EDE) has held medicines registration since Federal Decree-Law 28/2023; the medicines law is Federal Decree-Law 38 of 2024. No registered product containing tesamorelin, sermorelin or ipamorelin was found in the EDE register (25 September 2026). In Dubai, the DHA prohibits prescribing, dispensing or using any peptide product that is not registered or licensed with the EDE and bans misleading or unproven anti-ageing claims for peptides (29 July 2026); in Abu Dhabi, physicians may prescribe peptide therapies only for clinical indications supported by available scientific evidence, after a documented eligibility assessment and with informed consent that covers the product's regulatory approval status (DoH, 31 July 2026).</w:t>
+      </w:r>
+      <w:r>
+        <w:t xml:space="preserve"> </w:t>
+      </w:r>
+      <w:r>
+        <w:t xml:space="preserve">(ae-fdl-28-2023 · ae-fdl-38-2024 · ae-ede-register · ae-dha-cir-peptides-2026 · ae-doh-cir-148-2026)</w:t>
+      </w:r>
+    </w:p>
+    <w:p>
+      <w:pPr>
+        <w:pStyle w:val="BodyText"/>
+      </w:pPr>
+      <w:r>
         <w:t xml:space="preserve">Narration script</w:t>
       </w:r>
     </w:p>
@@ -22894,7 +26458,7 @@
         <w:pStyle w:val="BodyText"/>
       </w:pPr>
       <w:r>
-        <w:t xml:space="preserve">Imagine the request as it usually arrives. A patient says their clinic offers a peptide that raises growth hormone naturally, for skin and sleep, and asks what you think. Three answers come before anything else. First, which molecule, exactly, because CJC-1295 with and without its albumin-binding tail are two different products, and only the version with the tail has been tested in people. Second, what stands behind it. Tesamorelin has approval-grade trials for visceral fat in people with HIV, and the rest stop at hormone levels or have never been studied in humans. Third, where it stands in the United States today, read off FDA's live lists. As of September 2026, none of the growth-hormone secretagogues sits on the 503A bulks list. In the United Kingdom, MHRA's products database holds no product information for tesamorelin, sermorelin or ipamorelin, so any of them would be an unlicensed medicine there.</w:t>
+        <w:t xml:space="preserve">Imagine the request as it usually arrives. A patient says their clinic offers a peptide that raises growth hormone naturally, for skin and sleep, and asks what you think. Three answers come before anything else. First, which molecule, exactly, because CJC-1295 with and without its albumin-binding tail are two different products, and only the version with the tail has been tested in people. Second, what stands behind it. Tesamorelin has approval-grade trials for visceral fat in people with HIV, and the rest stop at hormone levels or have never been studied in humans. Third, where it stands in the United States today, read off FDA's live lists. As of September 2026, none of the growth-hormone secretagogues sits on the 503A bulks list.</w:t>
       </w:r>
     </w:p>
     <w:p>
@@ -24122,7 +27686,7 @@
         <w:pStyle w:val="BodyText"/>
       </w:pPr>
       <w:r>
-        <w:t xml:space="preserve">This last module turns the course into three habits. You will rate the certainty behind a claim with GRADE, read a compounding status and a certificate of analysis for what they do and do not prove, and write the consent and chart note that an unapproved product needs. The regulatory detail is given for the US and the UK: lesson 7.2 adds the UK route for unlicensed medicines and the UK rules on selling and advertising peptides. EU rules are not covered.</w:t>
+        <w:t xml:space="preserve">This last module turns the course into three habits. You will rate the certainty behind a claim with GRADE, read a compounding status and a certificate of analysis for what they do and do not prove, and write the consent and chart note that an unapproved product needs. The regulatory detail is given for the US in the lesson text, and for the UK, the EU, Portugal, Brazil and the UAE in each moment's regulatory note; lesson 7.2 covers the routes for unlicensed medicines and the rules on selling and advertising peptides outside the US.</w:t>
       </w:r>
     </w:p>
     <w:p>
@@ -25039,6 +28603,130 @@
         <w:pStyle w:val="FirstParagraph"/>
       </w:pPr>
       <w:r>
+        <w:rPr>
+          <w:b/>
+          <w:bCs/>
+        </w:rPr>
+        <w:t xml:space="preserve">Regulatory status by jurisdiction</w:t>
+      </w:r>
+      <w:r>
+        <w:t xml:space="preserve"> </w:t>
+      </w:r>
+      <w:r>
+        <w:t xml:space="preserve">-</w:t>
+      </w:r>
+      <w:r>
+        <w:t xml:space="preserve"> </w:t>
+      </w:r>
+      <w:r>
+        <w:rPr>
+          <w:i/>
+          <w:iCs/>
+        </w:rPr>
+        <w:t xml:space="preserve">EU:</w:t>
+      </w:r>
+      <w:r>
+        <w:t xml:space="preserve"> </w:t>
+      </w:r>
+      <w:r>
+        <w:t xml:space="preserve">In the EU, medicines prepared in a pharmacy on prescription for an individual patient (magistral formulas) or to a pharmacopoeia for the pharmacy's own patients (officinal formulas) are outside Directive 2001/83/EC (Article 3). Pharmacists who prepare medicines solely for retail supply in dispensing pharmacies are also exempt from manufacturing authorisation (Article 40(2)).</w:t>
+      </w:r>
+      <w:r>
+        <w:t xml:space="preserve"> </w:t>
+      </w:r>
+      <w:r>
+        <w:t xml:space="preserve">(eu-dir-2001-83)</w:t>
+      </w:r>
+      <w:r>
+        <w:t xml:space="preserve"> </w:t>
+      </w:r>
+      <w:r>
+        <w:t xml:space="preserve">-</w:t>
+      </w:r>
+      <w:r>
+        <w:t xml:space="preserve"> </w:t>
+      </w:r>
+      <w:r>
+        <w:rPr>
+          <w:i/>
+          <w:iCs/>
+        </w:rPr>
+        <w:t xml:space="preserve">PT:</w:t>
+      </w:r>
+      <w:r>
+        <w:t xml:space="preserve"> </w:t>
+      </w:r>
+      <w:r>
+        <w:t xml:space="preserve">In Portugal, a magistral formula is prepared in a community or hospital pharmacy on a medical prescription naming the patient, under a pharmacist's responsibility (Decreto-Lei 95/2004). Compounded medicines may use only raw materials listed in the Portuguese or European pharmacopoeia, another European pharmacopoeia or compendial scientific documentation, and one containing any other raw material may not be prescribed.</w:t>
+      </w:r>
+      <w:r>
+        <w:t xml:space="preserve"> </w:t>
+      </w:r>
+      <w:r>
+        <w:t xml:space="preserve">(pt-dl95-2004 · pt-infarmed-manipulados)</w:t>
+      </w:r>
+      <w:r>
+        <w:t xml:space="preserve"> </w:t>
+      </w:r>
+      <w:r>
+        <w:t xml:space="preserve">-</w:t>
+      </w:r>
+      <w:r>
+        <w:t xml:space="preserve"> </w:t>
+      </w:r>
+      <w:r>
+        <w:rPr>
+          <w:i/>
+          <w:iCs/>
+        </w:rPr>
+        <w:t xml:space="preserve">BR:</w:t>
+      </w:r>
+      <w:r>
+        <w:t xml:space="preserve"> </w:t>
+      </w:r>
+      <w:r>
+        <w:t xml:space="preserve">In Brazil, a magistral preparation is made individually by a pharmacy against a prescription from an authorised professional (RDC 96/2008). ANVISA stated on 2 July 2026 that any substance must have passed efficacy and safety assessment before it can be compounded, and that compounding may take place only individually, on a medical prescription, in a pharmacy licensed by local health surveillance.</w:t>
+      </w:r>
+      <w:r>
+        <w:t xml:space="preserve"> </w:t>
+      </w:r>
+      <w:r>
+        <w:t xml:space="preserve">(br-rdc-96-2008 · br-anvisa-voto-101-2026 · br-anvisa-peptides-2026)</w:t>
+      </w:r>
+      <w:r>
+        <w:t xml:space="preserve"> </w:t>
+      </w:r>
+      <w:r>
+        <w:t xml:space="preserve">-</w:t>
+      </w:r>
+      <w:r>
+        <w:t xml:space="preserve"> </w:t>
+      </w:r>
+      <w:r>
+        <w:rPr>
+          <w:i/>
+          <w:iCs/>
+        </w:rPr>
+        <w:t xml:space="preserve">AE:</w:t>
+      </w:r>
+      <w:r>
+        <w:t xml:space="preserve"> </w:t>
+      </w:r>
+      <w:r>
+        <w:t xml:space="preserve">In the UAE, where the Emirates Drug Establishment (EDE) has regulated medical products since Federal Decree-Law 28/2023, products compounded in licensed compounding pharmacies are exempt from marketing approval under Federal Decree-Law 38 of 2024 (Art. 5(2)), although such a pharmacy may not copy an EDE-approved product unless no commercial product can deliver the expected benefit, nor formulate products for research, development or experimentation (Art. 95). In Abu Dhabi, the DoH's compounding standard (August 2026) treats peptides as high-risk substances and lets novel substances of unknown risk be compounded only if monographed, a component of an approved medicine or listed on the DoH Registry for Compounded Substances. In Dubai, the DHA prohibits prescribing, dispensing or using any peptide product that is not registered or licensed with the EDE (29 July 2026).</w:t>
+      </w:r>
+      <w:r>
+        <w:t xml:space="preserve"> </w:t>
+      </w:r>
+      <w:r>
+        <w:t xml:space="preserve">(ae-fdl-28-2023 · ae-fdl-38-2024 · ae-doh-compounding-std-2026 · ae-dha-cir-peptides-2026)</w:t>
+      </w:r>
+    </w:p>
+    <w:p>
+      <w:pPr>
+        <w:pStyle w:val="BodyText"/>
+      </w:pPr>
+      <w:r>
         <w:t xml:space="preserve">Narration script</w:t>
       </w:r>
     </w:p>
@@ -25299,6 +28987,130 @@
         <w:pStyle w:val="BodyText"/>
       </w:pPr>
       <w:r>
+        <w:rPr>
+          <w:b/>
+          <w:bCs/>
+        </w:rPr>
+        <w:t xml:space="preserve">Regulatory status by jurisdiction</w:t>
+      </w:r>
+      <w:r>
+        <w:t xml:space="preserve"> </w:t>
+      </w:r>
+      <w:r>
+        <w:t xml:space="preserve">-</w:t>
+      </w:r>
+      <w:r>
+        <w:t xml:space="preserve"> </w:t>
+      </w:r>
+      <w:r>
+        <w:rPr>
+          <w:i/>
+          <w:iCs/>
+        </w:rPr>
+        <w:t xml:space="preserve">EU:</w:t>
+      </w:r>
+      <w:r>
+        <w:t xml:space="preserve"> </w:t>
+      </w:r>
+      <w:r>
+        <w:t xml:space="preserve">In the EU, no centrally authorised medicine containing BPC-157, TB-500, KPV, GHK-Cu, LL-37 or melanotan was found in the Union Register or in EMA's data on authorised, refused and withdrawn medicines (searched 25 September 2026). Copper tripeptide-1 (GHK-Cu) is listed in the Commission's CosIng inventory as a cosmetic ingredient with a skin-conditioning function (read 25 September 2026).</w:t>
+      </w:r>
+      <w:r>
+        <w:t xml:space="preserve"> </w:t>
+      </w:r>
+      <w:r>
+        <w:t xml:space="preserve">(eu-ema-medicines-data · eu-union-register · eu-cosing-copper-tripeptide-1 · eu-cosing-home)</w:t>
+      </w:r>
+      <w:r>
+        <w:t xml:space="preserve"> </w:t>
+      </w:r>
+      <w:r>
+        <w:t xml:space="preserve">-</w:t>
+      </w:r>
+      <w:r>
+        <w:t xml:space="preserve"> </w:t>
+      </w:r>
+      <w:r>
+        <w:rPr>
+          <w:i/>
+          <w:iCs/>
+        </w:rPr>
+        <w:t xml:space="preserve">PT:</w:t>
+      </w:r>
+      <w:r>
+        <w:t xml:space="preserve"> </w:t>
+      </w:r>
+      <w:r>
+        <w:t xml:space="preserve">In Portugal, no medicine containing BPC-157, TB-500, KPV, GHK-Cu, LL-37 or melanotan is listed in INFARMED's Infomed register, which includes authorised, lapsed and revoked products (searched 25 September 2026).</w:t>
+      </w:r>
+      <w:r>
+        <w:t xml:space="preserve"> </w:t>
+      </w:r>
+      <w:r>
+        <w:t xml:space="preserve">(pt-infomed)</w:t>
+      </w:r>
+      <w:r>
+        <w:t xml:space="preserve"> </w:t>
+      </w:r>
+      <w:r>
+        <w:t xml:space="preserve">-</w:t>
+      </w:r>
+      <w:r>
+        <w:t xml:space="preserve"> </w:t>
+      </w:r>
+      <w:r>
+        <w:rPr>
+          <w:i/>
+          <w:iCs/>
+        </w:rPr>
+        <w:t xml:space="preserve">BR:</w:t>
+      </w:r>
+      <w:r>
+        <w:t xml:space="preserve"> </w:t>
+      </w:r>
+      <w:r>
+        <w:t xml:space="preserve">In Brazil, ANVISA stated on 2 July 2026 that BPC-157 and TB-500 are not authorised as food supplements, and that peptide products such as GHK-Cu, BPC-157, and TB-500 that promise aesthetic effects or improvement in health conditions are not registered with ANVISA. No registered medicine containing KPV, LL-37 or melanotan was found in ANVISA's register (25 September 2026).</w:t>
+      </w:r>
+      <w:r>
+        <w:t xml:space="preserve"> </w:t>
+      </w:r>
+      <w:r>
+        <w:t xml:space="preserve">(br-anvisa-peptides-2026 · br-anvisa-register-opendata · br-anvisa-register-dictionary · br-anvisa-consultas-medicamentos)</w:t>
+      </w:r>
+      <w:r>
+        <w:t xml:space="preserve"> </w:t>
+      </w:r>
+      <w:r>
+        <w:t xml:space="preserve">-</w:t>
+      </w:r>
+      <w:r>
+        <w:t xml:space="preserve"> </w:t>
+      </w:r>
+      <w:r>
+        <w:rPr>
+          <w:i/>
+          <w:iCs/>
+        </w:rPr>
+        <w:t xml:space="preserve">AE:</w:t>
+      </w:r>
+      <w:r>
+        <w:t xml:space="preserve"> </w:t>
+      </w:r>
+      <w:r>
+        <w:t xml:space="preserve">In the UAE, no registered product containing BPC-157, TB-500, KPV, LL-37, GHK-Cu or melanotan was found in the register of the Emirates Drug Establishment (EDE), the federal regulator of medical products since Federal Decree-Law 28/2023 (searched 25 September 2026). In Dubai, the DHA prohibits any peptide product that is not registered or licensed with the EDE (29 July 2026). In Abu Dhabi, the DoH puts systemic, regenerative or weakly evidenced peptides under enhanced controls (31 July 2026) and requires facilities to prohibit the import, distribution, marketing or use of Melanotan II (2 July 2025).</w:t>
+      </w:r>
+      <w:r>
+        <w:t xml:space="preserve"> </w:t>
+      </w:r>
+      <w:r>
+        <w:t xml:space="preserve">(ae-fdl-28-2023 · ae-ede-register · ae-doh-cir-112-2025 · ae-dha-cir-peptides-2026 · ae-doh-cir-148-2026)</w:t>
+      </w:r>
+    </w:p>
+    <w:p>
+      <w:pPr>
+        <w:pStyle w:val="BodyText"/>
+      </w:pPr>
+      <w:r>
         <w:t xml:space="preserve">Sources: US Food and Drug Administration (Code of Federal Regulations) 2019 · US Food and Drug Administration 2026 · US Food and Drug Administration 2026 · US Food and Drug Administration 2026 · US Food and Drug Administration 2026 · US Food and Drug Administration 2026</w:t>
       </w:r>
     </w:p>
@@ -25387,17 +29199,113 @@
         <w:pStyle w:val="BodyText"/>
       </w:pPr>
       <w:r>
+        <w:rPr>
+          <w:b/>
+          <w:bCs/>
+        </w:rPr>
+        <w:t xml:space="preserve">Regulatory status by jurisdiction</w:t>
+      </w:r>
+      <w:r>
+        <w:t xml:space="preserve"> </w:t>
+      </w:r>
+      <w:r>
+        <w:t xml:space="preserve">-</w:t>
+      </w:r>
+      <w:r>
+        <w:t xml:space="preserve"> </w:t>
+      </w:r>
+      <w:r>
+        <w:rPr>
+          <w:i/>
+          <w:iCs/>
+        </w:rPr>
+        <w:t xml:space="preserve">EU:</w:t>
+      </w:r>
+      <w:r>
+        <w:t xml:space="preserve"> </w:t>
+      </w:r>
+      <w:r>
+        <w:t xml:space="preserve">In the EU, tesamorelin has no marketing authorisation: the application for Egrifta, for excess abdominal fat in HIV patients with lipodystrophy, was withdrawn on 21 June 2012, when the provisional view of EMA's human-medicines committee (CHMP) was that it could not be approved.</w:t>
+      </w:r>
+      <w:r>
+        <w:t xml:space="preserve"> </w:t>
+      </w:r>
+      <w:r>
+        <w:t xml:space="preserve">(eu-ema-egrifta-withdrawal · eu-union-register)</w:t>
+      </w:r>
+      <w:r>
+        <w:t xml:space="preserve"> </w:t>
+      </w:r>
+      <w:r>
+        <w:t xml:space="preserve">-</w:t>
+      </w:r>
+      <w:r>
+        <w:t xml:space="preserve"> </w:t>
+      </w:r>
+      <w:r>
+        <w:rPr>
+          <w:i/>
+          <w:iCs/>
+        </w:rPr>
+        <w:t xml:space="preserve">BR:</w:t>
+      </w:r>
+      <w:r>
+        <w:t xml:space="preserve"> </w:t>
+      </w:r>
+      <w:r>
+        <w:t xml:space="preserve">In Brazil, no registered medicine containing tesamorelin, including Egrifta, was found in ANVISA's register or online search (25 September 2026).</w:t>
+      </w:r>
+      <w:r>
+        <w:t xml:space="preserve"> </w:t>
+      </w:r>
+      <w:r>
+        <w:t xml:space="preserve">(br-anvisa-register-opendata · br-anvisa-register-dictionary · br-anvisa-consultas-medicamentos)</w:t>
+      </w:r>
+      <w:r>
+        <w:t xml:space="preserve"> </w:t>
+      </w:r>
+      <w:r>
+        <w:t xml:space="preserve">-</w:t>
+      </w:r>
+      <w:r>
+        <w:t xml:space="preserve"> </w:t>
+      </w:r>
+      <w:r>
+        <w:rPr>
+          <w:i/>
+          <w:iCs/>
+        </w:rPr>
+        <w:t xml:space="preserve">AE:</w:t>
+      </w:r>
+      <w:r>
+        <w:t xml:space="preserve"> </w:t>
+      </w:r>
+      <w:r>
+        <w:t xml:space="preserve">In the UAE, no registered product containing tesamorelin, and none named Egrifta, was found in the register of the Emirates Drug Establishment (EDE), the federal regulator of medical products since Federal Decree-Law 28/2023 (searched 25 September 2026).</w:t>
+      </w:r>
+      <w:r>
+        <w:t xml:space="preserve"> </w:t>
+      </w:r>
+      <w:r>
+        <w:t xml:space="preserve">(ae-fdl-28-2023 · ae-ede-register)</w:t>
+      </w:r>
+    </w:p>
+    <w:p>
+      <w:pPr>
+        <w:pStyle w:val="BodyText"/>
+      </w:pPr>
+      <w:r>
         <w:t xml:space="preserve">Sources: egrifta-wr-label-2026 · US Food and Drug Administration 2020 · US Food and Drug Administration 2020 · US Food and Drug Administration 2020 · The Peptide Pocket Guide — 2026 Edition · Clinical Reference (seventy-two entries) 2026 · US District Court 2025 · US Court of Appeals for the Seventh Circuit 2026</w:t>
       </w:r>
     </w:p>
     <w:bookmarkEnd w:id="168"/>
-    <w:bookmarkStart w:id="169" w:name="in-the-uk-specials-instead-of-503a."/>
+    <w:bookmarkStart w:id="169" w:name="outside-the-us-503a-does-not-apply."/>
     <w:p>
       <w:pPr>
         <w:pStyle w:val="Heading3"/>
       </w:pPr>
       <w:r>
-        <w:t xml:space="preserve">10 / 22 · In the UK, specials instead of 503A.</w:t>
+        <w:t xml:space="preserve">10 / 22 · Outside the US, 503A does not apply.</w:t>
       </w:r>
     </w:p>
     <w:p>
@@ -25409,15 +29317,15 @@
           <w:i/>
           <w:iCs/>
         </w:rPr>
-        <w:t xml:space="preserve">Regulatory status (UK) · tool</w:t>
-      </w:r>
-    </w:p>
-    <w:p>
-      <w:pPr>
-        <w:pStyle w:val="BodyText"/>
-      </w:pPr>
-      <w:r>
-        <w:t xml:space="preserve">The UK handles unlicensed medicines by a different route. A medicine with no UK marketing authorisation may be supplied to meet one patient's special needs, made to a prescriber's specification by a manufacturer that holds a specials licence, and it may not be advertised. Dated to the Human Medicines Regulations 2012 and MHRA guidance as read on 25 September 2026.</w:t>
+        <w:t xml:space="preserve">Regulatory status (outside the US) · tool</w:t>
+      </w:r>
+    </w:p>
+    <w:p>
+      <w:pPr>
+        <w:pStyle w:val="BodyText"/>
+      </w:pPr>
+      <w:r>
+        <w:t xml:space="preserve">FDA's 503A bulks list and its categories are US law and policy and apply only in the US. In the other jurisdictions in this course, a medicine without a marketing authorisation reaches a patient as a pharmacy preparation or an unlicensed supply made on a prescription, and the prescriber answers for that choice.</w:t>
       </w:r>
     </w:p>
     <w:tbl>
@@ -25440,29 +29348,29 @@
               <w:pStyle w:val="Compact"/>
             </w:pPr>
             <w:r>
-              <w:t xml:space="preserve">The route (regulation 167)</w:t>
-            </w:r>
-          </w:p>
-        </w:tc>
-        <w:tc>
-          <w:tcPr/>
-          <w:p>
-            <w:pPr>
-              <w:pStyle w:val="Compact"/>
-            </w:pPr>
-            <w:r>
-              <w:t xml:space="preserve">One patient, one prescriber, an unsolicited order</w:t>
-            </w:r>
-          </w:p>
-        </w:tc>
-        <w:tc>
-          <w:tcPr/>
-          <w:p>
-            <w:pPr>
-              <w:pStyle w:val="Compact"/>
-            </w:pPr>
-            <w:r>
-              <w:t xml:space="preserve">Made to the specification of a doctor, dentist, nurse or pharmacist independent prescriber or supplementary prescriber, for a patient under their direct care. No advertisement may be published.</w:t>
+              <w:t xml:space="preserve">FDA's bulks list and categories</w:t>
+            </w:r>
+          </w:p>
+        </w:tc>
+        <w:tc>
+          <w:tcPr/>
+          <w:p>
+            <w:pPr>
+              <w:pStyle w:val="Compact"/>
+            </w:pPr>
+            <w:r>
+              <w:t xml:space="preserve">US only</w:t>
+            </w:r>
+          </w:p>
+        </w:tc>
+        <w:tc>
+          <w:tcPr/>
+          <w:p>
+            <w:pPr>
+              <w:pStyle w:val="Compact"/>
+            </w:pPr>
+            <w:r>
+              <w:t xml:space="preserve">Set under US federal law and FDA policy; no other jurisdiction in this course applies them.</w:t>
             </w:r>
           </w:p>
         </w:tc>
@@ -25475,29 +29383,29 @@
               <w:pStyle w:val="Compact"/>
             </w:pPr>
             <w:r>
-              <w:t xml:space="preserve">Who makes it</w:t>
-            </w:r>
-          </w:p>
-        </w:tc>
-        <w:tc>
-          <w:tcPr/>
-          <w:p>
-            <w:pPr>
-              <w:pStyle w:val="Compact"/>
-            </w:pPr>
-            <w:r>
-              <w:t xml:space="preserve">A manufacturer with a specials licence</w:t>
-            </w:r>
-          </w:p>
-        </w:tc>
-        <w:tc>
-          <w:tcPr/>
-          <w:p>
-            <w:pPr>
-              <w:pStyle w:val="Compact"/>
-            </w:pPr>
-            <w:r>
-              <w:t xml:space="preserve">The site is inspected for good manufacturing practice; the product itself is otherwise unassessed for safety, quality and efficacy. A pharmacist may also prepare a medicine in a registered pharmacy against a prescription.</w:t>
+              <w:t xml:space="preserve">The route</w:t>
+            </w:r>
+          </w:p>
+        </w:tc>
+        <w:tc>
+          <w:tcPr/>
+          <w:p>
+            <w:pPr>
+              <w:pStyle w:val="Compact"/>
+            </w:pPr>
+            <w:r>
+              <w:t xml:space="preserve">A pharmacy preparation or an unlicensed supply</w:t>
+            </w:r>
+          </w:p>
+        </w:tc>
+        <w:tc>
+          <w:tcPr/>
+          <w:p>
+            <w:pPr>
+              <w:pStyle w:val="Compact"/>
+            </w:pPr>
+            <w:r>
+              <w:t xml:space="preserve">Made or supplied on a prescription, for a product with no marketing authorisation in that jurisdiction.</w:t>
             </w:r>
           </w:p>
         </w:tc>
@@ -25510,76 +29418,6 @@
               <w:pStyle w:val="Compact"/>
             </w:pPr>
             <w:r>
-              <w:t xml:space="preserve">Special need</w:t>
-            </w:r>
-          </w:p>
-        </w:tc>
-        <w:tc>
-          <w:tcPr/>
-          <w:p>
-            <w:pPr>
-              <w:pStyle w:val="Compact"/>
-            </w:pPr>
-            <w:r>
-              <w:t xml:space="preserve">The patient's clinical need</w:t>
-            </w:r>
-          </w:p>
-        </w:tc>
-        <w:tc>
-          <w:tcPr/>
-          <w:p>
-            <w:pPr>
-              <w:pStyle w:val="Compact"/>
-            </w:pPr>
-            <w:r>
-              <w:t xml:space="preserve">MHRA's examples include an intolerance or allergy to an ingredient, or an inability to swallow solid doses. Cost, convenience and operational needs do not count.</w:t>
-            </w:r>
-          </w:p>
-        </w:tc>
-      </w:tr>
-      <w:tr>
-        <w:tc>
-          <w:tcPr/>
-          <w:p>
-            <w:pPr>
-              <w:pStyle w:val="Compact"/>
-            </w:pPr>
-            <w:r>
-              <w:t xml:space="preserve">MHRA's order of preference</w:t>
-            </w:r>
-          </w:p>
-        </w:tc>
-        <w:tc>
-          <w:tcPr/>
-          <w:p>
-            <w:pPr>
-              <w:pStyle w:val="Compact"/>
-            </w:pPr>
-            <w:r>
-              <w:t xml:space="preserve">Licensed, then off-label, then imported, then special</w:t>
-            </w:r>
-          </w:p>
-        </w:tc>
-        <w:tc>
-          <w:tcPr/>
-          <w:p>
-            <w:pPr>
-              <w:pStyle w:val="Compact"/>
-            </w:pPr>
-            <w:r>
-              <w:t xml:space="preserve">A UK-licensed medicine comes first, even used off-label; then one licensed in its country of origin; then a UK special. Least acceptable are products that are not medicines where they are made, such as supplements.</w:t>
-            </w:r>
-          </w:p>
-        </w:tc>
-      </w:tr>
-      <w:tr>
-        <w:tc>
-          <w:tcPr/>
-          <w:p>
-            <w:pPr>
-              <w:pStyle w:val="Compact"/>
-            </w:pPr>
-            <w:r>
               <w:t xml:space="preserve">Responsibility</w:t>
             </w:r>
           </w:p>
@@ -25602,7 +29440,7 @@
               <w:pStyle w:val="Compact"/>
             </w:pPr>
             <w:r>
-              <w:t xml:space="preserve">Be satisfied the evidence supports safety and efficacy, take responsibility for the prescription and the follow-up, record your reasons, and explain them to the patient when the use is not routine. GMC, MHRA and GPhC guidance say this; nurse prescribers work within the NMC Code.</w:t>
+              <w:t xml:space="preserve">The prescriber answers for choosing a medicine without a marketing authorisation.</w:t>
             </w:r>
           </w:p>
         </w:tc>
@@ -25623,15 +29461,167 @@
         <w:t xml:space="preserve"> </w:t>
       </w:r>
       <w:r>
-        <w:t xml:space="preserve">Cost and convenience never justify a special, and a licensed option that meets the need comes first.</w:t>
-      </w:r>
-    </w:p>
-    <w:p>
-      <w:pPr>
-        <w:pStyle w:val="BodyText"/>
-      </w:pPr>
-      <w:r>
-        <w:t xml:space="preserve">Sources: Human Medicines Regulations 2012 (UK) 2012 · Human Medicines Regulations 2012 (UK) 2012 · Medicines Act 1968 (UK) 1968 · Medicines and Healthcare products Regulatory Agency (UK) 2023 · Medicines and Healthcare products Regulatory Agency (UK) 2009 · General Medical Council (UK) 2021 · General Pharmaceutical Council (UK) 2025 · Nursing and Midwifery Council (UK) 2018</w:t>
+        <w:t xml:space="preserve">A 503A category means nothing outside the US: name the route your own law provides, and check it on the day.</w:t>
+      </w:r>
+    </w:p>
+    <w:p>
+      <w:pPr>
+        <w:pStyle w:val="BodyText"/>
+      </w:pPr>
+      <w:r>
+        <w:rPr>
+          <w:b/>
+          <w:bCs/>
+        </w:rPr>
+        <w:t xml:space="preserve">Regulatory status by jurisdiction</w:t>
+      </w:r>
+      <w:r>
+        <w:t xml:space="preserve"> </w:t>
+      </w:r>
+      <w:r>
+        <w:t xml:space="preserve">-</w:t>
+      </w:r>
+      <w:r>
+        <w:t xml:space="preserve"> </w:t>
+      </w:r>
+      <w:r>
+        <w:rPr>
+          <w:i/>
+          <w:iCs/>
+        </w:rPr>
+        <w:t xml:space="preserve">GB:</w:t>
+      </w:r>
+      <w:r>
+        <w:t xml:space="preserve"> </w:t>
+      </w:r>
+      <w:r>
+        <w:t xml:space="preserve">The UK handles unlicensed medicines by a different route. A medicine with no UK marketing authorisation may be supplied to meet one patient's special needs, made to a prescriber's specification by a manufacturer that holds a specials licence, and it may not be advertised. The route (regulation 167): One patient, one prescriber, an unsolicited order. Made to the specification of a doctor, dentist, nurse or pharmacist independent prescriber or supplementary prescriber, for a patient under their direct care. No advertisement may be published. Who makes it: A manufacturer with a specials licence. The site is inspected for good manufacturing practice; the product itself is otherwise unassessed for safety, quality and efficacy. A pharmacist may also prepare a medicine in a registered pharmacy against a prescription. Special need: The patient's clinical need. MHRA's examples include an intolerance or allergy to an ingredient, or an inability to swallow solid doses. Cost, convenience and operational needs do not count. MHRA's order of preference: Licensed, then off-label, then imported, then special. A UK-licensed medicine comes first, even used off-label; then one licensed in its country of origin; then a UK special. Least acceptable are products that are not medicines where they are made, such as supplements. Responsibility: The prescriber's. Be satisfied the evidence supports safety and efficacy, take responsibility for the prescription and the follow-up, record your reasons, and explain them to the patient when the use is not routine. GMC, MHRA and GPhC guidance say this; nurse prescribers work within the NMC Code. Cost and convenience never justify a special, and a licensed option that meets the need comes first. Dated to the Human Medicines Regulations 2012 and MHRA guidance as read on 25 September 2026.</w:t>
+      </w:r>
+      <w:r>
+        <w:t xml:space="preserve"> </w:t>
+      </w:r>
+      <w:r>
+        <w:t xml:space="preserve">(Human Medicines Regulations 2012 (UK) 2012 · Human Medicines Regulations 2012 (UK) 2012 · Medicines Act 1968 (UK) 1968 · Medicines and Healthcare products Regulatory Agency (UK) 2023 · Medicines and Healthcare products Regulatory Agency (UK) 2009 · General Medical Council (UK) 2021 · General Pharmaceutical Council (UK) 2025 · Nursing and Midwifery Council (UK) 2018)</w:t>
+      </w:r>
+      <w:r>
+        <w:t xml:space="preserve"> </w:t>
+      </w:r>
+      <w:r>
+        <w:t xml:space="preserve">-</w:t>
+      </w:r>
+      <w:r>
+        <w:t xml:space="preserve"> </w:t>
+      </w:r>
+      <w:r>
+        <w:rPr>
+          <w:i/>
+          <w:iCs/>
+        </w:rPr>
+        <w:t xml:space="preserve">EU:</w:t>
+      </w:r>
+      <w:r>
+        <w:t xml:space="preserve"> </w:t>
+      </w:r>
+      <w:r>
+        <w:t xml:space="preserve">In the EU, a member state may, under its own legislation, allow an unauthorised medicine for an individual patient on a bona fide unsolicited order from an authorised health professional, under that professional's direct personal responsibility (Directive 2001/83/EC, Article 5(1)). Medicines prepared in a pharmacy on prescription for an individual patient (magistral formulas) or to a pharmacopoeia for the pharmacy's own patients (officinal formulas) are outside the Directive and need no marketing authorisation under it (Article 3).</w:t>
+      </w:r>
+      <w:r>
+        <w:t xml:space="preserve"> </w:t>
+      </w:r>
+      <w:r>
+        <w:t xml:space="preserve">(eu-dir-2001-83)</w:t>
+      </w:r>
+      <w:r>
+        <w:t xml:space="preserve"> </w:t>
+      </w:r>
+      <w:r>
+        <w:t xml:space="preserve">-</w:t>
+      </w:r>
+      <w:r>
+        <w:t xml:space="preserve"> </w:t>
+      </w:r>
+      <w:r>
+        <w:rPr>
+          <w:i/>
+          <w:iCs/>
+        </w:rPr>
+        <w:t xml:space="preserve">PT:</w:t>
+      </w:r>
+      <w:r>
+        <w:t xml:space="preserve"> </w:t>
+      </w:r>
+      <w:r>
+        <w:t xml:space="preserve">In Portugal, INFARMED does not authorise the import of medicines for personal use (Circular 148/CD, 29 July 2011), but it may authorise exceptional use (AUE) of a medicine without a marketing authorisation, for example when it is clinically justified as indispensable and no authorised alternative exists (Estatuto do Medicamento). A physician who prescribes a magistral formula must satisfy themselves of its safety and efficacy, including possible interactions (Decreto-Lei 95/2004).</w:t>
+      </w:r>
+      <w:r>
+        <w:t xml:space="preserve"> </w:t>
+      </w:r>
+      <w:r>
+        <w:t xml:space="preserve">(pt-infarmed-circ148-2011 · pt-dl176-2006 · pt-infarmed-aue · pt-dl95-2004 · pt-infarmed-manipulados)</w:t>
+      </w:r>
+      <w:r>
+        <w:t xml:space="preserve"> </w:t>
+      </w:r>
+      <w:r>
+        <w:t xml:space="preserve">-</w:t>
+      </w:r>
+      <w:r>
+        <w:t xml:space="preserve"> </w:t>
+      </w:r>
+      <w:r>
+        <w:rPr>
+          <w:i/>
+          <w:iCs/>
+        </w:rPr>
+        <w:t xml:space="preserve">BR:</w:t>
+      </w:r>
+      <w:r>
+        <w:t xml:space="preserve"> </w:t>
+      </w:r>
+      <w:r>
+        <w:t xml:space="preserve">In Brazil, unregistered medicines may be imported only exceptionally, for strictly personal use and on a medical prescription, and import by any route is suspended when ANVISA publishes a specific prohibition; ANVISA stated in September 2025 that using an unregistered imported medicine is entirely the responsibility of the patient and the prescribing physician. ANVISA also stated in November 2024 that compounded medicines should be used only when the registered industrial product is unavailable in the dose or dosage form the patient needs.</w:t>
+      </w:r>
+      <w:r>
+        <w:t xml:space="preserve"> </w:t>
+      </w:r>
+      <w:r>
+        <w:t xml:space="preserve">(br-anvisa-import-pens-2025 · br-anvisa-import-guidance-2025 · br-anvisa-implants-2024)</w:t>
+      </w:r>
+      <w:r>
+        <w:t xml:space="preserve"> </w:t>
+      </w:r>
+      <w:r>
+        <w:t xml:space="preserve">-</w:t>
+      </w:r>
+      <w:r>
+        <w:t xml:space="preserve"> </w:t>
+      </w:r>
+      <w:r>
+        <w:rPr>
+          <w:i/>
+          <w:iCs/>
+        </w:rPr>
+        <w:t xml:space="preserve">AE:</w:t>
+      </w:r>
+      <w:r>
+        <w:t xml:space="preserve"> </w:t>
+      </w:r>
+      <w:r>
+        <w:t xml:space="preserve">In the UAE, Federal Decree-Law 38 of 2024 exempts products compounded in licensed compounding pharmacies from marketing approval (Art. 5(2)) and lets a physician prescribe a product never submitted to the Emirates Drug Establishment (EDE, the federal regulator of medical products since Federal Decree-Law 28/2023) for marketing approval only when necessary, with no equivalent alternative available and with the patient's approval (Art. 42(1)). In Abu Dhabi, the DoH's compounding standard (August 2026) allows compounding only for a genuine, documented clinical need that no suitable licensed product meets, and where permitted it limits prescribing to eligible facilities and credentialed prescribers, office-stock ordering to hospitals and DoH-approved specialty clinics, and dispensing by compounding pharmacies to individual prescriptions. In Dubai, the DHA prohibits any peptide product that is not registered or licensed with the EDE (29 July 2026).</w:t>
+      </w:r>
+      <w:r>
+        <w:t xml:space="preserve"> </w:t>
+      </w:r>
+      <w:r>
+        <w:t xml:space="preserve">(ae-fdl-28-2023 · ae-fdl-38-2024 · ae-doh-compounding-std-2026 · ae-dha-cir-peptides-2026)</w:t>
+      </w:r>
+    </w:p>
+    <w:p>
+      <w:pPr>
+        <w:pStyle w:val="BodyText"/>
+      </w:pPr>
+      <w:r>
+        <w:t xml:space="preserve">Sources: Human Medicines Regulations 2012 (UK) 2012 · Human Medicines Regulations 2012 (UK) 2012 · Medicines Act 1968 (UK) 1968 · Medicines and Healthcare products Regulatory Agency (UK) 2023 · Medicines and Healthcare products Regulatory Agency (UK) 2009 · General Medical Council (UK) 2021 · General Pharmaceutical Council (UK) 2025 · Nursing and Midwifery Council (UK) 2018 · United States Code (as codified) 2026 · US Food and Drug Administration 2026 · eu-dir-2001-83 · pt-dl95-2004 · pt-infarmed-circ148-2011 · br-rdc-96-2008 · br-anvisa-peptides-2026 · br-anvisa-import-pens-2025 · br-anvisa-import-guidance-2025 · ae-fdl-38-2024</w:t>
       </w:r>
     </w:p>
     <w:bookmarkEnd w:id="169"/>
@@ -26450,6 +30440,130 @@
         <w:pStyle w:val="BodyText"/>
       </w:pPr>
       <w:r>
+        <w:rPr>
+          <w:b/>
+          <w:bCs/>
+        </w:rPr>
+        <w:t xml:space="preserve">Regulatory status by jurisdiction</w:t>
+      </w:r>
+      <w:r>
+        <w:t xml:space="preserve"> </w:t>
+      </w:r>
+      <w:r>
+        <w:t xml:space="preserve">-</w:t>
+      </w:r>
+      <w:r>
+        <w:t xml:space="preserve"> </w:t>
+      </w:r>
+      <w:r>
+        <w:rPr>
+          <w:i/>
+          <w:iCs/>
+        </w:rPr>
+        <w:t xml:space="preserve">EU:</w:t>
+      </w:r>
+      <w:r>
+        <w:t xml:space="preserve"> </w:t>
+      </w:r>
+      <w:r>
+        <w:t xml:space="preserve">In the EU, a product is a medicine by presentation (presented as treating or preventing disease) or by function (restoring, correcting or modifying physiological functions by a pharmacological, immunological or metabolic action), and where it could be both a medicine and another regulated product, medicines law applies (Directive 2001/83/EC, Articles 1(2) and 2(2)). The Directive's research exclusion covers medicinal products intended for research and development trials (Article 3(3)).</w:t>
+      </w:r>
+      <w:r>
+        <w:t xml:space="preserve"> </w:t>
+      </w:r>
+      <w:r>
+        <w:t xml:space="preserve">(eu-dir-2001-83)</w:t>
+      </w:r>
+      <w:r>
+        <w:t xml:space="preserve"> </w:t>
+      </w:r>
+      <w:r>
+        <w:t xml:space="preserve">-</w:t>
+      </w:r>
+      <w:r>
+        <w:t xml:space="preserve"> </w:t>
+      </w:r>
+      <w:r>
+        <w:rPr>
+          <w:i/>
+          <w:iCs/>
+        </w:rPr>
+        <w:t xml:space="preserve">PT:</w:t>
+      </w:r>
+      <w:r>
+        <w:t xml:space="preserve"> </w:t>
+      </w:r>
+      <w:r>
+        <w:t xml:space="preserve">In Portugal, a medicine is any substance or combination of substances presented as having properties for treating or preventing disease in human beings or its symptoms, or which may be used in or administered to human beings to make a medical diagnosis or to restore, correct or modify physiological functions by exerting a pharmacological, immunological or metabolic action (Estatuto do Medicamento). Making, selling, supplying or administering medicines without the required authorisations or registrations is an administrative offence punishable by a fine from €2,000 up to 15% of turnover or €180,000, whichever is lower.</w:t>
+      </w:r>
+      <w:r>
+        <w:t xml:space="preserve"> </w:t>
+      </w:r>
+      <w:r>
+        <w:t xml:space="preserve">(pt-dl176-2006)</w:t>
+      </w:r>
+      <w:r>
+        <w:t xml:space="preserve"> </w:t>
+      </w:r>
+      <w:r>
+        <w:t xml:space="preserve">-</w:t>
+      </w:r>
+      <w:r>
+        <w:t xml:space="preserve"> </w:t>
+      </w:r>
+      <w:r>
+        <w:rPr>
+          <w:i/>
+          <w:iCs/>
+        </w:rPr>
+        <w:t xml:space="preserve">BR:</w:t>
+      </w:r>
+      <w:r>
+        <w:t xml:space="preserve"> </w:t>
+      </w:r>
+      <w:r>
+        <w:t xml:space="preserve">In Brazil, ANVISA stated on 2 July 2026 that some injectable peptides are not regularised in any category (food, medicine, cosmetic or food supplement) and so are illegal for any health use, including aesthetic use. ANVISA also stated in July 2026 that an investigational medicine is used only in authorised clinical research.</w:t>
+      </w:r>
+      <w:r>
+        <w:t xml:space="preserve"> </w:t>
+      </w:r>
+      <w:r>
+        <w:t xml:space="preserve">(br-anvisa-peptides-2026 · br-anvisa-medicine-types-2026)</w:t>
+      </w:r>
+      <w:r>
+        <w:t xml:space="preserve"> </w:t>
+      </w:r>
+      <w:r>
+        <w:t xml:space="preserve">-</w:t>
+      </w:r>
+      <w:r>
+        <w:t xml:space="preserve"> </w:t>
+      </w:r>
+      <w:r>
+        <w:rPr>
+          <w:i/>
+          <w:iCs/>
+        </w:rPr>
+        <w:t xml:space="preserve">AE:</w:t>
+      </w:r>
+      <w:r>
+        <w:t xml:space="preserve"> </w:t>
+      </w:r>
+      <w:r>
+        <w:t xml:space="preserve">In the UAE, Federal Decree-Law 38 of 2024 has, since 2 January 2025, barred importing, distributing, possessing, selling, displaying or using any medical product without a marketing approval from the Emirates Drug Establishment (EDE), the federal regulator of medical products since Federal Decree-Law 28/2023. In Dubai, the DHA prohibits using any peptide product intended for research use on humans, or for therapeutic purposes outside an approved study or clinical trial, and bars facilities from buying peptide products from websites, social media or unverifiable suppliers (29 July 2026). In Abu Dhabi, the DoH's compounding standard (August 2026) prohibits compounding from unapproved or unknown-source substances, or from substances not on the DoH Registry for Compounded Substances, unless the DoH permits it.</w:t>
+      </w:r>
+      <w:r>
+        <w:t xml:space="preserve"> </w:t>
+      </w:r>
+      <w:r>
+        <w:t xml:space="preserve">(ae-fdl-28-2023 · ae-fdl-38-2024 · ae-dha-cir-peptides-2026 · ae-doh-compounding-std-2026)</w:t>
+      </w:r>
+    </w:p>
+    <w:p>
+      <w:pPr>
+        <w:pStyle w:val="BodyText"/>
+      </w:pPr>
+      <w:r>
         <w:t xml:space="preserve">Narration script</w:t>
       </w:r>
     </w:p>
@@ -26470,13 +30584,13 @@
       </w:r>
     </w:p>
     <w:bookmarkEnd w:id="173"/>
-    <w:bookmarkStart w:id="174" w:name="Xadd6bee9bfa63c62c0d5241a88481ba0dba87bb"/>
+    <w:bookmarkStart w:id="174" w:name="Xb0dbd75790bee89d42ad42bff8cb8b1b00d593e"/>
     <w:p>
       <w:pPr>
         <w:pStyle w:val="Heading3"/>
       </w:pPr>
       <w:r>
-        <w:t xml:space="preserve">15 / 22 · Selling and advertising peptides in the UK.</w:t>
+        <w:t xml:space="preserve">15 / 22 · Selling and advertising peptides outside the US.</w:t>
       </w:r>
     </w:p>
     <w:p>
@@ -26488,56 +30602,208 @@
           <w:i/>
           <w:iCs/>
         </w:rPr>
-        <w:t xml:space="preserve">Regulatory status (UK) · audio</w:t>
-      </w:r>
-    </w:p>
-    <w:p>
-      <w:pPr>
-        <w:pStyle w:val="BodyText"/>
-      </w:pPr>
+        <w:t xml:space="preserve">Regulatory status (outside the US) · audio</w:t>
+      </w:r>
+    </w:p>
+    <w:p>
+      <w:pPr>
+        <w:pStyle w:val="BodyText"/>
+      </w:pPr>
+      <w:r>
+        <w:t xml:space="preserve">Outside the US, whether a peptide is regulated as a medicine turns on what is claimed for it and on what it is and does, not on the category a seller chooses, and a medicine without a marketing authorisation may not be sold, supplied or advertised. Advertising a prescription-only medicine to the public is prohibited, or needs the regulator's prior approval.</w:t>
+      </w:r>
+    </w:p>
+    <w:p>
+      <w:pPr>
+        <w:pStyle w:val="Compact"/>
+        <w:numPr>
+          <w:ilvl w:val="0"/>
+          <w:numId w:val="1062"/>
+        </w:numPr>
+      </w:pPr>
+      <w:r>
+        <w:t xml:space="preserve">Medicine or not: what is claimed, and what it is and does</w:t>
+      </w:r>
+    </w:p>
+    <w:p>
+      <w:pPr>
+        <w:pStyle w:val="Compact"/>
+        <w:numPr>
+          <w:ilvl w:val="0"/>
+          <w:numId w:val="1062"/>
+        </w:numPr>
+      </w:pPr>
+      <w:r>
+        <w:t xml:space="preserve">No marketing authorisation: no sale, supply or advertising</w:t>
+      </w:r>
+    </w:p>
+    <w:p>
+      <w:pPr>
+        <w:pStyle w:val="Compact"/>
+        <w:numPr>
+          <w:ilvl w:val="0"/>
+          <w:numId w:val="1062"/>
+        </w:numPr>
+      </w:pPr>
+      <w:r>
+        <w:t xml:space="preserve">Prescription-only: public advertising banned or approved first</w:t>
+      </w:r>
+    </w:p>
+    <w:p>
+      <w:pPr>
+        <w:pStyle w:val="FirstParagraph"/>
+      </w:pPr>
+      <w:r>
+        <w:rPr>
+          <w:b/>
+          <w:bCs/>
+        </w:rPr>
+        <w:t xml:space="preserve">Regulatory status by jurisdiction</w:t>
+      </w:r>
+      <w:r>
+        <w:t xml:space="preserve"> </w:t>
+      </w:r>
+      <w:r>
+        <w:t xml:space="preserve">-</w:t>
+      </w:r>
+      <w:r>
+        <w:t xml:space="preserve"> </w:t>
+      </w:r>
+      <w:r>
+        <w:rPr>
+          <w:i/>
+          <w:iCs/>
+        </w:rPr>
+        <w:t xml:space="preserve">GB:</w:t>
+      </w:r>
+      <w:r>
+        <w:t xml:space="preserve"> </w:t>
+      </w:r>
       <w:r>
         <w:t xml:space="preserve">In the UK, MHRA decides whether a product is a medicine from its claims, including websites and social media, and from its form and the way it is used. A medicine with no UK marketing authorisation may not be sold, supplied or advertised. MHRA classes injectable melanotan products as medicines, and its largest seizure of unlicensed weight-loss medicines, in May 2026, included peptide products. Prescription-only medicines may not be advertised to the public at all: a clinic may promote 'treatment for lines and wrinkles' without naming the medicine, and in February 2026 the UK advertising regulator ruled that influencer posts tagging a weight-loss injection were adverts for a prescription-only medicine. GMC guidance requires doctors to examine a patient physically before prescribing an injectable cosmetic medicine.</w:t>
       </w:r>
-    </w:p>
-    <w:p>
-      <w:pPr>
-        <w:pStyle w:val="Compact"/>
-        <w:numPr>
-          <w:ilvl w:val="0"/>
-          <w:numId w:val="1062"/>
-        </w:numPr>
-      </w:pPr>
-      <w:r>
-        <w:t xml:space="preserve">Medicine or not: claims, form and use decide</w:t>
-      </w:r>
-    </w:p>
-    <w:p>
-      <w:pPr>
-        <w:pStyle w:val="Compact"/>
-        <w:numPr>
-          <w:ilvl w:val="0"/>
-          <w:numId w:val="1062"/>
-        </w:numPr>
-      </w:pPr>
-      <w:r>
-        <w:t xml:space="preserve">No UK licence: no sale, supply or advertising</w:t>
-      </w:r>
-    </w:p>
-    <w:p>
-      <w:pPr>
-        <w:pStyle w:val="Compact"/>
-        <w:numPr>
-          <w:ilvl w:val="0"/>
-          <w:numId w:val="1062"/>
-        </w:numPr>
-      </w:pPr>
-      <w:r>
-        <w:t xml:space="preserve">Prescription-only: never advertised to the public</w:t>
-      </w:r>
-    </w:p>
-    <w:p>
-      <w:pPr>
-        <w:pStyle w:val="FirstParagraph"/>
+      <w:r>
+        <w:t xml:space="preserve"> </w:t>
+      </w:r>
+      <w:r>
+        <w:t xml:space="preserve">(Medicines and Healthcare products Regulatory Agency (UK) 2025 · Human Medicines Regulations 2012 (UK) 2012 · Human Medicines Regulations 2012 (UK) 2012 · Medicines and Healthcare products Regulatory Agency (UK) 2024 · Medicines and Healthcare products Regulatory Agency (UK) 2026 · Human Medicines Regulations 2012 (UK) 2012 · Committee of Advertising Practice / Advertising Standards Authority 2026 · Medicines and Healthcare products Regulatory Agency (UK) 2020 · Advertising Standards Authority 2026 · General Medical Council (UK) 2016)</w:t>
+      </w:r>
+      <w:r>
+        <w:t xml:space="preserve"> </w:t>
+      </w:r>
+      <w:r>
+        <w:t xml:space="preserve">-</w:t>
+      </w:r>
+      <w:r>
+        <w:t xml:space="preserve"> </w:t>
+      </w:r>
+      <w:r>
+        <w:rPr>
+          <w:i/>
+          <w:iCs/>
+        </w:rPr>
+        <w:t xml:space="preserve">EU:</w:t>
+      </w:r>
+      <w:r>
+        <w:t xml:space="preserve"> </w:t>
+      </w:r>
+      <w:r>
+        <w:t xml:space="preserve">In the EU, member states must prohibit any advertising of a medicine that has no marketing authorisation, and any advertising of prescription-only medicines to the general public, where advertising includes any inducement designed to promote prescription, supply, sale or consumption (Directive 2001/83/EC, Articles 86 to 88). EU audiovisual law also bans audiovisual commercial communications for prescription-only medicines and medical treatment, and video-sharing platforms must apply this to advertising on their services, including advertising they do not sell themselves (Directive 2010/13/EU).</w:t>
+      </w:r>
+      <w:r>
+        <w:t xml:space="preserve"> </w:t>
+      </w:r>
+      <w:r>
+        <w:t xml:space="preserve">(eu-dir-2001-83 · eu-dir-2010-13)</w:t>
+      </w:r>
+      <w:r>
+        <w:t xml:space="preserve"> </w:t>
+      </w:r>
+      <w:r>
+        <w:t xml:space="preserve">-</w:t>
+      </w:r>
+      <w:r>
+        <w:t xml:space="preserve"> </w:t>
+      </w:r>
+      <w:r>
+        <w:rPr>
+          <w:i/>
+          <w:iCs/>
+        </w:rPr>
+        <w:t xml:space="preserve">PT:</w:t>
+      </w:r>
+      <w:r>
+        <w:t xml:space="preserve"> </w:t>
+      </w:r>
+      <w:r>
+        <w:t xml:space="preserve">In Portugal, advertising a medicine without a valid national authorisation or registration, or one authorised under Articles 92 and 93, is prohibited, prescription-only medicines may be advertised only in technical media for health professionals, and the advertiser, the agency, anyone disseminating the advertising and the owner of the medium are all liable (Estatuto do Medicamento). Health advertising practices fall under Decreto-Lei 238/2015, which bans false claims of guaranteed cure or results or of absence of side effects and is enforced by the Health Regulatory Authority (ERS).</w:t>
+      </w:r>
+      <w:r>
+        <w:t xml:space="preserve"> </w:t>
+      </w:r>
+      <w:r>
+        <w:t xml:space="preserve">(pt-dl176-2006 · pt-dl238-2015)</w:t>
+      </w:r>
+      <w:r>
+        <w:t xml:space="preserve"> </w:t>
+      </w:r>
+      <w:r>
+        <w:t xml:space="preserve">-</w:t>
+      </w:r>
+      <w:r>
+        <w:t xml:space="preserve"> </w:t>
+      </w:r>
+      <w:r>
+        <w:rPr>
+          <w:i/>
+          <w:iCs/>
+        </w:rPr>
+        <w:t xml:space="preserve">BR:</w:t>
+      </w:r>
+      <w:r>
+        <w:t xml:space="preserve"> </w:t>
+      </w:r>
+      <w:r>
+        <w:t xml:space="preserve">In Brazil, advertising of prescription-only medicines on the internet must be accessible exclusively to professionals authorised to prescribe or dispense them, through an electronic registration system (RDC 96/2008), and ANVISA restated in November 2024 that advertising compounded products to the public is not permitted. CFM Resolution 2.336/2023 forbids physicians to promote medicines not registered with ANVISA, and ANVISA stated on 2 July 2026 that some injectable peptides are not regularised in any category and so are illegal for any health use, including aesthetic use.</w:t>
+      </w:r>
+      <w:r>
+        <w:t xml:space="preserve"> </w:t>
+      </w:r>
+      <w:r>
+        <w:t xml:space="preserve">(br-rdc-96-2008 · br-anvisa-implants-2024 · br-cfm-2336-2023 · br-cfm-norms-search · br-anvisa-peptides-2026)</w:t>
+      </w:r>
+      <w:r>
+        <w:t xml:space="preserve"> </w:t>
+      </w:r>
+      <w:r>
+        <w:t xml:space="preserve">-</w:t>
+      </w:r>
+      <w:r>
+        <w:t xml:space="preserve"> </w:t>
+      </w:r>
+      <w:r>
+        <w:rPr>
+          <w:i/>
+          <w:iCs/>
+        </w:rPr>
+        <w:t xml:space="preserve">AE:</w:t>
+      </w:r>
+      <w:r>
+        <w:t xml:space="preserve"> </w:t>
+      </w:r>
+      <w:r>
+        <w:t xml:space="preserve">In the UAE, advertising or promoting any medical product by any means, social media included, needs approval from the Emirates Drug Establishment (EDE), the federal regulator of medical products since Federal Decree-Law 28/2023, and advertising controlled or semi-controlled products to the public is prohibited (Federal Decree-Law 38 of 2024, Art. 44); an EDE advertising licence requires a valid EDE marketing authorisation for the product, apart from products exempted under Article 5(3) of Federal Decree-Law 38 of 2024. In Dubai, the DHA bans misleading or unproven peptide claims, such as anti-ageing, cell regeneration or improved appearance, unless the use is approved within the product's regulatory status, and requires any promotion of unregistered materials, including through influencers, to stop (29 July 2026). In Abu Dhabi, the DoH bars advertising peptide therapies without prior approval from the DoH and relevant authorities (31 July 2026), and its compounding standard (August 2026) bars advertising emerging, non-monographed substances to patients or professionals.</w:t>
+      </w:r>
+      <w:r>
+        <w:t xml:space="preserve"> </w:t>
+      </w:r>
+      <w:r>
+        <w:t xml:space="preserve">(ae-fdl-28-2023 · ae-fdl-38-2024 · ae-ede-svc-advert · ae-dha-cir-peptides-2026 · ae-doh-cir-148-2026 · ae-doh-compounding-std-2026)</w:t>
+      </w:r>
+    </w:p>
+    <w:p>
+      <w:pPr>
+        <w:pStyle w:val="BodyText"/>
       </w:pPr>
       <w:r>
         <w:t xml:space="preserve">Narration script</w:t>
@@ -26548,15 +30814,15 @@
         <w:pStyle w:val="BodyText"/>
       </w:pPr>
       <w:r>
-        <w:t xml:space="preserve">Selling a peptide in the United Kingdom starts with one question, whether the product is a medicine, and MHRA answers it from the product as a whole. It reads every claim made for it, on a website or on social media, and looks at its form, such as an injection, and the way it is used. A medicine with no UK marketing authorisation may not be sold, supplied or advertised. MHRA classes injectable melanotan products as medicines, and in May 2026 it seized peptide products in its largest raid on unlicensed weight-loss medicines. Prescription-only medicines may not be advertised to the public at all. A clinic may promote treatment for lines and wrinkles, and it may leave the medicine unnamed. In February 2026 the advertising regulator ruled that influencer posts tagging a weight-loss injection were adverts for a prescription-only medicine. And GMC guidance requires doctors to examine a patient physically before prescribing any injectable cosmetic medicine, which rules out prescribing it by phone or online.</w:t>
-      </w:r>
-    </w:p>
-    <w:p>
-      <w:pPr>
-        <w:pStyle w:val="BodyText"/>
-      </w:pPr>
-      <w:r>
-        <w:t xml:space="preserve">Sources: Medicines and Healthcare products Regulatory Agency (UK) 2025 · Human Medicines Regulations 2012 (UK) 2012 · Human Medicines Regulations 2012 (UK) 2012 · Medicines and Healthcare products Regulatory Agency (UK) 2024 · Medicines and Healthcare products Regulatory Agency (UK) 2026 · Human Medicines Regulations 2012 (UK) 2012 · Committee of Advertising Practice / Advertising Standards Authority 2026 · Medicines and Healthcare products Regulatory Agency (UK) 2020 · Advertising Standards Authority 2026 · General Medical Council (UK) 2016</w:t>
+        <w:t xml:space="preserve">Selling a peptide outside the United States starts with one question, whether the product is a medicine, and regulators answer it from the product itself. They look at what is claimed for it and at what it is and does, so a research-use label or a cosmetic box settles nothing. A medicine without a marketing authorisation may not be sold, supplied or advertised. Advertising a prescription-only medicine to the public is prohibited, or needs the regulator's approval first, and that covers posts on social media by clinics and influencers. The details differ from country to country, so check the rules for your own jurisdiction, shown with this moment, and date what you find.</w:t>
+      </w:r>
+    </w:p>
+    <w:p>
+      <w:pPr>
+        <w:pStyle w:val="BodyText"/>
+      </w:pPr>
+      <w:r>
+        <w:t xml:space="preserve">Sources: Medicines and Healthcare products Regulatory Agency (UK) 2025 · Human Medicines Regulations 2012 (UK) 2012 · Human Medicines Regulations 2012 (UK) 2012 · Human Medicines Regulations 2012 (UK) 2012 · Committee of Advertising Practice / Advertising Standards Authority 2026 · Medicines and Healthcare products Regulatory Agency (UK) 2020 · Advertising Standards Authority 2026 · eu-dir-2001-83 · eu-dir-2010-13 · pt-dl176-2006 · pt-dl238-2015 · br-lei-6360-1976 · br-lei-9294-1996 · br-rdc-96-2008 · br-rdc-907-2024 · br-anvisa-peptides-2026 · br-cfm-2336-2023 · ae-fdl-38-2024 · ae-ede-svc-classification · ae-ede-svc-advert · ae-dha-cir-peptides-2026</w:t>
       </w:r>
     </w:p>
     <w:bookmarkEnd w:id="174"/>
@@ -26736,6 +31002,130 @@
         <w:pStyle w:val="FirstParagraph"/>
       </w:pPr>
       <w:r>
+        <w:rPr>
+          <w:b/>
+          <w:bCs/>
+        </w:rPr>
+        <w:t xml:space="preserve">Regulatory status by jurisdiction</w:t>
+      </w:r>
+      <w:r>
+        <w:t xml:space="preserve"> </w:t>
+      </w:r>
+      <w:r>
+        <w:t xml:space="preserve">-</w:t>
+      </w:r>
+      <w:r>
+        <w:t xml:space="preserve"> </w:t>
+      </w:r>
+      <w:r>
+        <w:rPr>
+          <w:i/>
+          <w:iCs/>
+        </w:rPr>
+        <w:t xml:space="preserve">EU:</w:t>
+      </w:r>
+      <w:r>
+        <w:t xml:space="preserve"> </w:t>
+      </w:r>
+      <w:r>
+        <w:t xml:space="preserve">In the EU, no medicine may be placed on a member state's market without a national marketing authorisation or an EU-wide (central) authorisation (Directive 2001/83/EC, Article 6(1)). A member state may, under its own legislation, allow an unauthorised medicine for an individual patient on a bona fide unsolicited order from an authorised health professional, under that professional's direct personal responsibility (Article 5(1)).</w:t>
+      </w:r>
+      <w:r>
+        <w:t xml:space="preserve"> </w:t>
+      </w:r>
+      <w:r>
+        <w:t xml:space="preserve">(eu-dir-2001-83)</w:t>
+      </w:r>
+      <w:r>
+        <w:t xml:space="preserve"> </w:t>
+      </w:r>
+      <w:r>
+        <w:t xml:space="preserve">-</w:t>
+      </w:r>
+      <w:r>
+        <w:t xml:space="preserve"> </w:t>
+      </w:r>
+      <w:r>
+        <w:rPr>
+          <w:i/>
+          <w:iCs/>
+        </w:rPr>
+        <w:t xml:space="preserve">PT:</w:t>
+      </w:r>
+      <w:r>
+        <w:t xml:space="preserve"> </w:t>
+      </w:r>
+      <w:r>
+        <w:t xml:space="preserve">In Portugal, marketing a medicine requires INFARMED's authorisation unless the law provides otherwise (Estatuto do Medicamento), and INFARMED may authorise exceptional use (AUE) of a medicine without a marketing authorisation, for example when it is clinically justified as indispensable and no authorised alternative exists.</w:t>
+      </w:r>
+      <w:r>
+        <w:t xml:space="preserve"> </w:t>
+      </w:r>
+      <w:r>
+        <w:t xml:space="preserve">(pt-dl176-2006 · pt-infarmed-aue)</w:t>
+      </w:r>
+      <w:r>
+        <w:t xml:space="preserve"> </w:t>
+      </w:r>
+      <w:r>
+        <w:t xml:space="preserve">-</w:t>
+      </w:r>
+      <w:r>
+        <w:t xml:space="preserve"> </w:t>
+      </w:r>
+      <w:r>
+        <w:rPr>
+          <w:i/>
+          <w:iCs/>
+        </w:rPr>
+        <w:t xml:space="preserve">BR:</w:t>
+      </w:r>
+      <w:r>
+        <w:t xml:space="preserve"> </w:t>
+      </w:r>
+      <w:r>
+        <w:t xml:space="preserve">In Brazil, ANVISA stated in April 2025 that physicians keep the right to prescribe medicines off-label when they judge that, for a given patient, benefits outweigh risks, while no medicine may be manufactured, sold or supplied before it is registered (Law 6.360/1976, art. 12). ANVISA stated on 2 July 2026 that products presented as peptides including BPC-157 and GHK-Cu that promise aesthetic effects or improvement in health conditions are not registered with ANVISA, and that BPC-157 is not authorised for use as a food supplement.</w:t>
+      </w:r>
+      <w:r>
+        <w:t xml:space="preserve"> </w:t>
+      </w:r>
+      <w:r>
+        <w:t xml:space="preserve">(br-anvisa-glp1-retention-2025 · br-lei-6360-1976 · br-anvisa-peptides-2026)</w:t>
+      </w:r>
+      <w:r>
+        <w:t xml:space="preserve"> </w:t>
+      </w:r>
+      <w:r>
+        <w:t xml:space="preserve">-</w:t>
+      </w:r>
+      <w:r>
+        <w:t xml:space="preserve"> </w:t>
+      </w:r>
+      <w:r>
+        <w:rPr>
+          <w:i/>
+          <w:iCs/>
+        </w:rPr>
+        <w:t xml:space="preserve">AE:</w:t>
+      </w:r>
+      <w:r>
+        <w:t xml:space="preserve"> </w:t>
+      </w:r>
+      <w:r>
+        <w:t xml:space="preserve">In the UAE, Federal Decree-Law 38 of 2024 lets a physician prescribe a medical product for a use not in its leaflet, or one never submitted to the Emirates Drug Establishment (EDE, the federal regulator of medical products since Federal Decree-Law 28/2023) for marketing approval, only when necessary, when no equivalent alternative is available and with the patient's approval (Art. 42(1)). In Dubai, the DHA prohibits any peptide product that is not registered or licensed with the EDE and requires registered peptide products to be used strictly within their approved indications (29 July 2026). In Abu Dhabi, the DoH allows peptide therapies only for clinical indications supported by available scientific evidence, after a documented eligibility assessment and with informed consent that covers the product's regulatory approval status (31 July 2026).</w:t>
+      </w:r>
+      <w:r>
+        <w:t xml:space="preserve"> </w:t>
+      </w:r>
+      <w:r>
+        <w:t xml:space="preserve">(ae-fdl-28-2023 · ae-fdl-38-2024 · ae-dha-cir-peptides-2026 · ae-doh-cir-148-2026)</w:t>
+      </w:r>
+    </w:p>
+    <w:p>
+      <w:pPr>
+        <w:pStyle w:val="BodyText"/>
+      </w:pPr>
+      <w:r>
         <w:t xml:space="preserve">Narration script</w:t>
       </w:r>
     </w:p>
@@ -26782,7 +31172,7 @@
         <w:pStyle w:val="BodyText"/>
       </w:pPr>
       <w:r>
-        <w:t xml:space="preserve">Route and claim decide the regime, whatever the molecule. Here is how each one treats a skin peptide in the US, as checked in September 2026. The UK sorts products the same way, by claim, form and use, into cosmetics, food and medicines; lesson 7.2 set out its route for unlicensed medicines.</w:t>
+        <w:t xml:space="preserve">Route and claim decide the regime, whatever the molecule. Here is how each one treats a skin peptide in the US, as checked in September 2026.</w:t>
       </w:r>
     </w:p>
     <w:tbl>
@@ -26996,7 +31386,159 @@
         <w:pStyle w:val="BodyText"/>
       </w:pPr>
       <w:r>
-        <w:t xml:space="preserve">Sources: US Food and Drug Administration 2024 · US Food and Drug Administration 2024 · US Food and Drug Administration 2018 · US Food and Drug Administration 2026 · United States Code (as codified) 2026 · US Food and Drug Administration (Code of Federal Regulations) 2002 · The Peptide Pocket Guide — 2026 Edition · Clinical Reference (seventy-two entries) 2026 · Aesthetic &amp; Regenerative Endocrinology — A Clinician's Pocket Guide 2026 · Medicines and Healthcare products Regulatory Agency (UK) 2025</w:t>
+        <w:rPr>
+          <w:b/>
+          <w:bCs/>
+        </w:rPr>
+        <w:t xml:space="preserve">Regulatory status by jurisdiction</w:t>
+      </w:r>
+      <w:r>
+        <w:t xml:space="preserve"> </w:t>
+      </w:r>
+      <w:r>
+        <w:t xml:space="preserve">-</w:t>
+      </w:r>
+      <w:r>
+        <w:t xml:space="preserve"> </w:t>
+      </w:r>
+      <w:r>
+        <w:rPr>
+          <w:i/>
+          <w:iCs/>
+        </w:rPr>
+        <w:t xml:space="preserve">GB:</w:t>
+      </w:r>
+      <w:r>
+        <w:t xml:space="preserve"> </w:t>
+      </w:r>
+      <w:r>
+        <w:t xml:space="preserve">The UK sorts products the same way, by claim, form and use, into cosmetics, food and medicines; lesson 7.2 set out its route for unlicensed medicines.</w:t>
+      </w:r>
+      <w:r>
+        <w:t xml:space="preserve"> </w:t>
+      </w:r>
+      <w:r>
+        <w:t xml:space="preserve">(Medicines and Healthcare products Regulatory Agency (UK) 2025)</w:t>
+      </w:r>
+      <w:r>
+        <w:t xml:space="preserve"> </w:t>
+      </w:r>
+      <w:r>
+        <w:t xml:space="preserve">-</w:t>
+      </w:r>
+      <w:r>
+        <w:t xml:space="preserve"> </w:t>
+      </w:r>
+      <w:r>
+        <w:rPr>
+          <w:i/>
+          <w:iCs/>
+        </w:rPr>
+        <w:t xml:space="preserve">EU:</w:t>
+      </w:r>
+      <w:r>
+        <w:t xml:space="preserve"> </w:t>
+      </w:r>
+      <w:r>
+        <w:t xml:space="preserve">In the EU, a product is a medicine by presentation or by pharmacological, immunological or metabolic function, and where it could also fall under another product law, medicines law applies (Directive 2001/83/EC, Articles 1(2) and 2(2)); anything intended to be ingested, inhaled, injected or implanted is not a cosmetic (Regulation (EC) No 1223/2009, Article 2(2)). Food supplements are foods, and a health claim on a food is prohibited unless it is authorised and on the EU lists of authorised claims (Directive 2002/46/EC; Regulation (EC) No 1924/2006, Article 10(1)).</w:t>
+      </w:r>
+      <w:r>
+        <w:t xml:space="preserve"> </w:t>
+      </w:r>
+      <w:r>
+        <w:t xml:space="preserve">(eu-dir-2001-83 · eu-reg-1223-2009 · eu-dir-2002-46 · eu-reg-1924-2006)</w:t>
+      </w:r>
+      <w:r>
+        <w:t xml:space="preserve"> </w:t>
+      </w:r>
+      <w:r>
+        <w:t xml:space="preserve">-</w:t>
+      </w:r>
+      <w:r>
+        <w:t xml:space="preserve"> </w:t>
+      </w:r>
+      <w:r>
+        <w:rPr>
+          <w:i/>
+          <w:iCs/>
+        </w:rPr>
+        <w:t xml:space="preserve">PT:</w:t>
+      </w:r>
+      <w:r>
+        <w:t xml:space="preserve"> </w:t>
+      </w:r>
+      <w:r>
+        <w:t xml:space="preserve">In Portugal, INFARMED is the competent authority for cosmetics and states that products administered by ingestion, inhalation, injection or implantation into the body are not cosmetics (read 25 September 2026). Food supplements are meant to maintain the body's homeostasis, not to prevent, treat or cure disease, and must be notified to DGAV before sale; DGAV warns that notification does not mean a supplement is authorised or compliant.</w:t>
+      </w:r>
+      <w:r>
+        <w:t xml:space="preserve"> </w:t>
+      </w:r>
+      <w:r>
+        <w:t xml:space="preserve">(pt-dl23-2025 · pt-infarmed-cosmetics-faq · pt-dgav-supplements · pt-dgav-notification)</w:t>
+      </w:r>
+      <w:r>
+        <w:t xml:space="preserve"> </w:t>
+      </w:r>
+      <w:r>
+        <w:t xml:space="preserve">-</w:t>
+      </w:r>
+      <w:r>
+        <w:t xml:space="preserve"> </w:t>
+      </w:r>
+      <w:r>
+        <w:rPr>
+          <w:i/>
+          <w:iCs/>
+        </w:rPr>
+        <w:t xml:space="preserve">BR:</w:t>
+      </w:r>
+      <w:r>
+        <w:t xml:space="preserve"> </w:t>
+      </w:r>
+      <w:r>
+        <w:t xml:space="preserve">In Brazil, cosmetic labelling may not carry therapeutic claims for the product or its ingredients (RDC 907/2024, art. 12), and ANVISA stated on 2 July 2026 that injectable cosmetics do not exist and that, if a product is offered in this form, it is an irregular cosmetic. A food supplement is by definition a product for oral ingestion by healthy people (RDC 243/2018), and it may use only constituents on ANVISA's authorised list (IN 28/2018).</w:t>
+      </w:r>
+      <w:r>
+        <w:t xml:space="preserve"> </w:t>
+      </w:r>
+      <w:r>
+        <w:t xml:space="preserve">(br-rdc-907-2024 · br-anvisa-peptides-2026 · br-anvisa-cosmetics-opendata · br-dou-re-1771-2026 · br-rdc-243-2018 · br-anvisa-supplements-ingredients)</w:t>
+      </w:r>
+      <w:r>
+        <w:t xml:space="preserve"> </w:t>
+      </w:r>
+      <w:r>
+        <w:t xml:space="preserve">-</w:t>
+      </w:r>
+      <w:r>
+        <w:t xml:space="preserve"> </w:t>
+      </w:r>
+      <w:r>
+        <w:rPr>
+          <w:i/>
+          <w:iCs/>
+        </w:rPr>
+        <w:t xml:space="preserve">AE:</w:t>
+      </w:r>
+      <w:r>
+        <w:t xml:space="preserve"> </w:t>
+      </w:r>
+      <w:r>
+        <w:t xml:space="preserve">In the UAE, Federal Decree-Law 38 of 2024 makes cosmetics with a medical effect on the skin, hair or nails, and food supplements, medical products regulated by the Emirates Drug Establishment (EDE, the federal regulator of medical products since Federal Decree-Law 28/2023), while ordinary cosmetics need a MoIAT conformity certificate (Cabinet Resolution 18/2014); an EDE classification letter settles whether a product needs EDE marketing authorisation and in which regulatory category. In Abu Dhabi, the DoH keeps topical cosmetic peptides with no systemic effect on existing pathways as low-risk products, while systemic, regenerative or weakly evidenced peptides face enhanced controls (31 July 2026).</w:t>
+      </w:r>
+      <w:r>
+        <w:t xml:space="preserve"> </w:t>
+      </w:r>
+      <w:r>
+        <w:t xml:space="preserve">(ae-fdl-28-2023 · ae-fdl-38-2024 · ae-moiat-regulated-products · ae-moiat-ecas-service · ae-ede-svc-classification · ae-doh-cir-148-2026)</w:t>
+      </w:r>
+    </w:p>
+    <w:p>
+      <w:pPr>
+        <w:pStyle w:val="BodyText"/>
+      </w:pPr>
+      <w:r>
+        <w:t xml:space="preserve">Sources: US Food and Drug Administration 2024 · US Food and Drug Administration 2024 · US Food and Drug Administration 2018 · US Food and Drug Administration 2026 · United States Code (as codified) 2026 · US Food and Drug Administration (Code of Federal Regulations) 2002 · The Peptide Pocket Guide — 2026 Edition · Clinical Reference (seventy-two entries) 2026 · Aesthetic &amp; Regenerative Endocrinology — A Clinician's Pocket Guide 2026</w:t>
       </w:r>
     </w:p>
     <w:bookmarkEnd w:id="178"/>
@@ -27241,6 +31783,130 @@
       </w:r>
       <w:r>
         <w:t xml:space="preserve">You explain that BPC-157 has no approval and no lawful compounding route in the US, and that decisions about her healing belong with her treating clinician.</w:t>
+      </w:r>
+    </w:p>
+    <w:p>
+      <w:pPr>
+        <w:pStyle w:val="BodyText"/>
+      </w:pPr>
+      <w:r>
+        <w:rPr>
+          <w:b/>
+          <w:bCs/>
+        </w:rPr>
+        <w:t xml:space="preserve">Regulatory status by jurisdiction</w:t>
+      </w:r>
+      <w:r>
+        <w:t xml:space="preserve"> </w:t>
+      </w:r>
+      <w:r>
+        <w:t xml:space="preserve">-</w:t>
+      </w:r>
+      <w:r>
+        <w:t xml:space="preserve"> </w:t>
+      </w:r>
+      <w:r>
+        <w:rPr>
+          <w:i/>
+          <w:iCs/>
+        </w:rPr>
+        <w:t xml:space="preserve">EU:</w:t>
+      </w:r>
+      <w:r>
+        <w:t xml:space="preserve"> </w:t>
+      </w:r>
+      <w:r>
+        <w:t xml:space="preserve">In the EU, no centrally authorised medicine containing BPC-157 was found in the Union Register or in EMA's data on authorised, refused and withdrawn medicines (searched 25 September 2026).</w:t>
+      </w:r>
+      <w:r>
+        <w:t xml:space="preserve"> </w:t>
+      </w:r>
+      <w:r>
+        <w:t xml:space="preserve">(eu-ema-medicines-data · eu-union-register)</w:t>
+      </w:r>
+      <w:r>
+        <w:t xml:space="preserve"> </w:t>
+      </w:r>
+      <w:r>
+        <w:t xml:space="preserve">-</w:t>
+      </w:r>
+      <w:r>
+        <w:t xml:space="preserve"> </w:t>
+      </w:r>
+      <w:r>
+        <w:rPr>
+          <w:i/>
+          <w:iCs/>
+        </w:rPr>
+        <w:t xml:space="preserve">PT:</w:t>
+      </w:r>
+      <w:r>
+        <w:t xml:space="preserve"> </w:t>
+      </w:r>
+      <w:r>
+        <w:t xml:space="preserve">In Portugal, no medicine containing BPC-157 is listed in INFARMED's Infomed register, which includes authorised, lapsed and revoked products (searched 25 September 2026). A compounded medicine may use only raw materials listed in the Portuguese or European pharmacopoeia, another European pharmacopoeia or compendial scientific documentation (Decreto-Lei 95/2004).</w:t>
+      </w:r>
+      <w:r>
+        <w:t xml:space="preserve"> </w:t>
+      </w:r>
+      <w:r>
+        <w:t xml:space="preserve">(pt-infomed · pt-dl95-2004 · pt-infarmed-manipulados)</w:t>
+      </w:r>
+      <w:r>
+        <w:t xml:space="preserve"> </w:t>
+      </w:r>
+      <w:r>
+        <w:t xml:space="preserve">-</w:t>
+      </w:r>
+      <w:r>
+        <w:t xml:space="preserve"> </w:t>
+      </w:r>
+      <w:r>
+        <w:rPr>
+          <w:i/>
+          <w:iCs/>
+        </w:rPr>
+        <w:t xml:space="preserve">BR:</w:t>
+      </w:r>
+      <w:r>
+        <w:t xml:space="preserve"> </w:t>
+      </w:r>
+      <w:r>
+        <w:t xml:space="preserve">In Brazil, ANVISA stated on 2 July 2026 that BPC-157 is not authorised for use as a food supplement, and that any substance must have passed efficacy and safety assessment before it can be compounded.</w:t>
+      </w:r>
+      <w:r>
+        <w:t xml:space="preserve"> </w:t>
+      </w:r>
+      <w:r>
+        <w:t xml:space="preserve">(br-anvisa-peptides-2026)</w:t>
+      </w:r>
+      <w:r>
+        <w:t xml:space="preserve"> </w:t>
+      </w:r>
+      <w:r>
+        <w:t xml:space="preserve">-</w:t>
+      </w:r>
+      <w:r>
+        <w:t xml:space="preserve"> </w:t>
+      </w:r>
+      <w:r>
+        <w:rPr>
+          <w:i/>
+          <w:iCs/>
+        </w:rPr>
+        <w:t xml:space="preserve">AE:</w:t>
+      </w:r>
+      <w:r>
+        <w:t xml:space="preserve"> </w:t>
+      </w:r>
+      <w:r>
+        <w:t xml:space="preserve">In the UAE, no registered product containing BPC-157 was found in the register of the Emirates Drug Establishment (EDE), the federal regulator of medical products since Federal Decree-Law 28/2023 (searched 25 September 2026). In Dubai, the DHA prohibits any peptide product that is not registered or licensed with the EDE (29 July 2026). In Abu Dhabi, the DoH's compounding standard (August 2026) treats peptides as high-risk substances and lets novel substances of unknown risk be compounded only if monographed, a component of an approved medicine or listed on the DoH Registry for Compounded Substances.</w:t>
+      </w:r>
+      <w:r>
+        <w:t xml:space="preserve"> </w:t>
+      </w:r>
+      <w:r>
+        <w:t xml:space="preserve">(ae-fdl-28-2023 · ae-ede-register · ae-dha-cir-peptides-2026 · ae-doh-compounding-std-2026)</w:t>
       </w:r>
     </w:p>
     <w:p>
@@ -27543,6 +32209,130 @@
         <w:pStyle w:val="BodyText"/>
       </w:pPr>
       <w:r>
+        <w:rPr>
+          <w:b/>
+          <w:bCs/>
+        </w:rPr>
+        <w:t xml:space="preserve">Regulatory status by jurisdiction</w:t>
+      </w:r>
+      <w:r>
+        <w:t xml:space="preserve"> </w:t>
+      </w:r>
+      <w:r>
+        <w:t xml:space="preserve">-</w:t>
+      </w:r>
+      <w:r>
+        <w:t xml:space="preserve"> </w:t>
+      </w:r>
+      <w:r>
+        <w:rPr>
+          <w:i/>
+          <w:iCs/>
+        </w:rPr>
+        <w:t xml:space="preserve">EU:</w:t>
+      </w:r>
+      <w:r>
+        <w:t xml:space="preserve"> </w:t>
+      </w:r>
+      <w:r>
+        <w:t xml:space="preserve">In the EU, a member state may, under its own legislation, allow an unauthorised medicine for an individual patient on a bona fide unsolicited order from an authorised health professional, under that professional's direct personal responsibility (Directive 2001/83/EC, Article 5(1)).</w:t>
+      </w:r>
+      <w:r>
+        <w:t xml:space="preserve"> </w:t>
+      </w:r>
+      <w:r>
+        <w:t xml:space="preserve">(eu-dir-2001-83)</w:t>
+      </w:r>
+      <w:r>
+        <w:t xml:space="preserve"> </w:t>
+      </w:r>
+      <w:r>
+        <w:t xml:space="preserve">-</w:t>
+      </w:r>
+      <w:r>
+        <w:t xml:space="preserve"> </w:t>
+      </w:r>
+      <w:r>
+        <w:rPr>
+          <w:i/>
+          <w:iCs/>
+        </w:rPr>
+        <w:t xml:space="preserve">PT:</w:t>
+      </w:r>
+      <w:r>
+        <w:t xml:space="preserve"> </w:t>
+      </w:r>
+      <w:r>
+        <w:t xml:space="preserve">In Portugal, a physician who prescribes a magistral formula must satisfy themselves of its safety and efficacy, including possible interactions (Decreto-Lei 95/2004), and a patient-specific exceptional-use authorisation (AUE) always needs an individual clinical justification that the medicine is indispensable (Deliberação 840/2023, 31 August 2023).</w:t>
+      </w:r>
+      <w:r>
+        <w:t xml:space="preserve"> </w:t>
+      </w:r>
+      <w:r>
+        <w:t xml:space="preserve">(pt-dl95-2004 · pt-infarmed-manipulados · pt-delib840-2023 · pt-infarmed-aue)</w:t>
+      </w:r>
+      <w:r>
+        <w:t xml:space="preserve"> </w:t>
+      </w:r>
+      <w:r>
+        <w:t xml:space="preserve">-</w:t>
+      </w:r>
+      <w:r>
+        <w:t xml:space="preserve"> </w:t>
+      </w:r>
+      <w:r>
+        <w:rPr>
+          <w:i/>
+          <w:iCs/>
+        </w:rPr>
+        <w:t xml:space="preserve">BR:</w:t>
+      </w:r>
+      <w:r>
+        <w:t xml:space="preserve"> </w:t>
+      </w:r>
+      <w:r>
+        <w:t xml:space="preserve">In Brazil, ANVISA stated in September 2025 that using an unregistered imported medicine is entirely the responsibility of the patient and the prescribing physician, and in April 2025 that off-label prescribing of a registered medicine rests on the physician's judgment that, for a given patient, benefits outweigh risks.</w:t>
+      </w:r>
+      <w:r>
+        <w:t xml:space="preserve"> </w:t>
+      </w:r>
+      <w:r>
+        <w:t xml:space="preserve">(br-anvisa-import-guidance-2025 · br-anvisa-glp1-retention-2025)</w:t>
+      </w:r>
+      <w:r>
+        <w:t xml:space="preserve"> </w:t>
+      </w:r>
+      <w:r>
+        <w:t xml:space="preserve">-</w:t>
+      </w:r>
+      <w:r>
+        <w:t xml:space="preserve"> </w:t>
+      </w:r>
+      <w:r>
+        <w:rPr>
+          <w:i/>
+          <w:iCs/>
+        </w:rPr>
+        <w:t xml:space="preserve">AE:</w:t>
+      </w:r>
+      <w:r>
+        <w:t xml:space="preserve"> </w:t>
+      </w:r>
+      <w:r>
+        <w:t xml:space="preserve">In the UAE, Federal Decree-Law 38 of 2024 allows prescribing outside a product's leaflet, or a product never submitted to the Emirates Drug Establishment (EDE, the federal regulator of medical products since Federal Decree-Law 28/2023) for marketing approval, only when necessary, with no equivalent alternative available and with the patient's approval (Art. 42(1)). In Abu Dhabi, the DoH requires a documented eligibility assessment before peptide therapy and documented informed consent covering expected benefits, uncertainties, risks, alternatives and the product's regulatory approval status (31 July 2026). In Dubai, the DHA does not permit injections or intravenous therapies for 'wellness', 'recovery', 'detoxification' or 'energy enhancement' without a documented medical indication and treatment plan (29 July 2026).</w:t>
+      </w:r>
+      <w:r>
+        <w:t xml:space="preserve"> </w:t>
+      </w:r>
+      <w:r>
+        <w:t xml:space="preserve">(ae-fdl-28-2023 · ae-fdl-38-2024 · ae-doh-cir-148-2026 · ae-dha-cir-peptides-2026)</w:t>
+      </w:r>
+    </w:p>
+    <w:p>
+      <w:pPr>
+        <w:pStyle w:val="BodyText"/>
+      </w:pPr>
+      <w:r>
         <w:t xml:space="preserve">Sources: The Peptide Pocket Guide — 2026 Edition · Clinical Reference (seventy-two entries) 2026 · Aesthetic &amp; Regenerative Endocrinology — A Clinician's Pocket Guide 2026 · US Food and Drug Administration (Code of Federal Regulations) 2026 · US Food and Drug Administration 2026 · Medicines and Healthcare products Regulatory Agency (UK) 2023 · General Medical Council (UK) 2021 · Medicines and Healthcare products Regulatory Agency (UK) 2009</w:t>
       </w:r>
     </w:p>
@@ -27703,7 +32493,7 @@
         <w:t xml:space="preserve"> </w:t>
       </w:r>
       <w:r>
-        <w:t xml:space="preserve">grade the outcome the patient wants, and name what lowers it · ask who ran and paid for the trials · check the live status with my regulator on the day (FDA or MHRA), and date the check · read a certificate for what it cannot prove · keep research-use-only products out of care · chart the regime, the grade and the consent in plain words</w:t>
+        <w:t xml:space="preserve">grade the outcome the patient wants, and name what lowers it · ask who ran and paid for the trials · check the live status with my national regulator on the day (for example FDA or MHRA), and date the check · read a certificate for what it cannot prove · keep research-use-only products out of care · chart the regime, the grade and the consent in plain words</w:t>
       </w:r>
     </w:p>
     <w:p>
